--- a/tcc-zenardi.docx
+++ b/tcc-zenardi.docx
@@ -1031,19 +1031,7 @@
         <w:rPr>
           <w:rStyle w:val="citation-708"/>
         </w:rPr>
-        <w:t>A arquitetura d</w:t>
-      </w:r>
-      <w:r>
-        <w:rPr>
-          <w:rStyle w:val="citation-708"/>
-        </w:rPr>
-        <w:t>o</w:t>
-      </w:r>
-      <w:r>
-        <w:rPr>
-          <w:rStyle w:val="citation-708"/>
-        </w:rPr>
-        <w:t xml:space="preserve"> Internal Developer Platform (IDP) será baseada no princípio de separação de responsabilidades, garantindo baixo acoplamento e alta coesão</w:t>
+        <w:t>A arquitetura do Internal Developer Platform (IDP) será baseada no princípio de separação de responsabilidades, garantindo baixo acoplamento e alta coesão</w:t>
       </w:r>
       <w:r>
         <w:t>. A plataforma será dividida em quatro camadas principais independentes:</w:t>
@@ -1255,24 +1243,14 @@
       <w:r>
         <w:t xml:space="preserve">Figura </w:t>
       </w:r>
-      <w:r>
-        <w:fldChar w:fldCharType="begin"/>
-      </w:r>
-      <w:r>
-        <w:instrText xml:space="preserve"> SEQ Figura \* ARABIC </w:instrText>
-      </w:r>
-      <w:r>
-        <w:fldChar w:fldCharType="separate"/>
-      </w:r>
-      <w:r>
-        <w:rPr>
-          <w:noProof/>
-        </w:rPr>
-        <w:t>1</w:t>
-      </w:r>
-      <w:r>
-        <w:fldChar w:fldCharType="end"/>
-      </w:r>
+      <w:fldSimple w:instr=" SEQ Figura \* ARABIC ">
+        <w:r>
+          <w:rPr>
+            <w:noProof/>
+          </w:rPr>
+          <w:t>1</w:t>
+        </w:r>
+      </w:fldSimple>
       <w:r>
         <w:t xml:space="preserve">: </w:t>
       </w:r>
@@ -2380,6 +2358,7 @@
                 <w:color w:val="839496"/>
                 <w:sz w:val="18"/>
                 <w:szCs w:val="18"/>
+                <w:lang w:val="en-US"/>
               </w:rPr>
               <w:t xml:space="preserve">        </w:t>
             </w:r>
@@ -2764,21 +2743,7 @@
           <w:b/>
           <w:bCs/>
         </w:rPr>
-        <w:t xml:space="preserve">Risco 1: </w:t>
-      </w:r>
-      <w:r>
-        <w:rPr>
-          <w:b/>
-          <w:bCs/>
-        </w:rPr>
-        <w:t>O</w:t>
-      </w:r>
-      <w:r>
-        <w:rPr>
-          <w:b/>
-          <w:bCs/>
-        </w:rPr>
-        <w:t xml:space="preserve"> IDP se tornar um Ponto Único de Falha (SPOF).</w:t>
+        <w:t>Risco 1: O IDP se tornar um Ponto Único de Falha (SPOF).</w:t>
       </w:r>
       <w:r>
         <w:t xml:space="preserve"> </w:t>
@@ -2833,13 +2798,7 @@
         <w:t>Mitigação:</w:t>
       </w:r>
       <w:r>
-        <w:t xml:space="preserve"> Tratar </w:t>
-      </w:r>
-      <w:r>
-        <w:t>o</w:t>
-      </w:r>
-      <w:r>
-        <w:t xml:space="preserve"> IDP como um produto (</w:t>
+        <w:t xml:space="preserve"> Tratar o IDP como um produto (</w:t>
       </w:r>
       <w:r>
         <w:rPr>
@@ -3887,6 +3846,7 @@
         <w:docPartUnique/>
       </w:docPartObj>
     </w:sdtPr>
+    <w:sdtEndPr/>
     <w:sdtContent>
       <w:p>
         <w:pPr>
@@ -3965,7 +3925,7 @@
         <w:noProof/>
         <w:lang w:eastAsia="pt-BR"/>
       </w:rPr>
-      <w:pict w14:anchorId="441BE1C7">
+      <w:pict w14:anchorId="65587900">
         <v:shapetype id="_x0000_t75" coordsize="21600,21600" o:spt="75" o:preferrelative="t" path="m@4@5l@4@11@9@11@9@5xe" filled="f" stroked="f">
           <v:stroke joinstyle="miter"/>
           <v:formulas>
@@ -4028,7 +3988,7 @@
         <w:noProof/>
         <w:lang w:eastAsia="pt-BR"/>
       </w:rPr>
-      <w:pict w14:anchorId="0ADB9F5B">
+      <w:pict w14:anchorId="3A69EE50">
         <v:shapetype id="_x0000_t75" coordsize="21600,21600" o:spt="75" o:preferrelative="t" path="m@4@5l@4@11@9@11@9@5xe" filled="f" stroked="f">
           <v:stroke joinstyle="miter"/>
           <v:formulas>
@@ -4966,6 +4926,7 @@
   <w:style w:type="character" w:default="1" w:styleId="DefaultParagraphFont">
     <w:name w:val="Default Paragraph Font"/>
     <w:uiPriority w:val="1"/>
+    <w:semiHidden/>
     <w:unhideWhenUsed/>
   </w:style>
   <w:style w:type="table" w:default="1" w:styleId="TableNormal">
@@ -5568,18 +5529,18 @@
 </file>
 
 <file path=customXml/item1.xml><?xml version="1.0" encoding="utf-8"?>
-<p:properties xmlns:p="http://schemas.microsoft.com/office/2006/metadata/properties" xmlns:xsi="http://www.w3.org/2001/XMLSchema-instance" xmlns:pc="http://schemas.microsoft.com/office/infopath/2007/PartnerControls">
-  <documentManagement/>
-</p:properties>
-</file>
-
-<file path=customXml/item2.xml><?xml version="1.0" encoding="utf-8"?>
 <?mso-contentType ?>
 <FormTemplates xmlns="http://schemas.microsoft.com/sharepoint/v3/contenttype/forms">
   <Display>DocumentLibraryForm</Display>
   <Edit>DocumentLibraryForm</Edit>
   <New>DocumentLibraryForm</New>
 </FormTemplates>
+</file>
+
+<file path=customXml/item2.xml><?xml version="1.0" encoding="utf-8"?>
+<p:properties xmlns:p="http://schemas.microsoft.com/office/2006/metadata/properties" xmlns:xsi="http://www.w3.org/2001/XMLSchema-instance" xmlns:pc="http://schemas.microsoft.com/office/infopath/2007/PartnerControls">
+  <documentManagement/>
+</p:properties>
 </file>
 
 <file path=customXml/item3.xml><?xml version="1.0" encoding="utf-8"?>
@@ -5800,18 +5761,18 @@
 </file>
 
 <file path=customXml/itemProps1.xml><?xml version="1.0" encoding="utf-8"?>
-<ds:datastoreItem xmlns:ds="http://schemas.openxmlformats.org/officeDocument/2006/customXml" ds:itemID="{6F6DFC47-F813-4586-A92E-F921BCC2C8CD}">
+<ds:datastoreItem xmlns:ds="http://schemas.openxmlformats.org/officeDocument/2006/customXml" ds:itemID="{A080799D-B01C-4216-9B7C-7DA6FA8AF4E8}">
   <ds:schemaRefs>
-    <ds:schemaRef ds:uri="http://schemas.microsoft.com/office/2006/metadata/properties"/>
-    <ds:schemaRef ds:uri="http://schemas.microsoft.com/office/infopath/2007/PartnerControls"/>
+    <ds:schemaRef ds:uri="http://schemas.microsoft.com/sharepoint/v3/contenttype/forms"/>
   </ds:schemaRefs>
 </ds:datastoreItem>
 </file>
 
 <file path=customXml/itemProps2.xml><?xml version="1.0" encoding="utf-8"?>
-<ds:datastoreItem xmlns:ds="http://schemas.openxmlformats.org/officeDocument/2006/customXml" ds:itemID="{A080799D-B01C-4216-9B7C-7DA6FA8AF4E8}">
+<ds:datastoreItem xmlns:ds="http://schemas.openxmlformats.org/officeDocument/2006/customXml" ds:itemID="{6F6DFC47-F813-4586-A92E-F921BCC2C8CD}">
   <ds:schemaRefs>
-    <ds:schemaRef ds:uri="http://schemas.microsoft.com/sharepoint/v3/contenttype/forms"/>
+    <ds:schemaRef ds:uri="http://schemas.microsoft.com/office/2006/metadata/properties"/>
+    <ds:schemaRef ds:uri="http://schemas.microsoft.com/office/infopath/2007/PartnerControls"/>
   </ds:schemaRefs>
 </ds:datastoreItem>
 </file>

--- a/tcc-zenardi.docx
+++ b/tcc-zenardi.docx
@@ -142,72 +142,182 @@
       <w:pPr>
         <w:spacing w:after="0" w:line="360" w:lineRule="auto"/>
         <w:jc w:val="both"/>
-      </w:pPr>
-      <w:r>
-        <w:rPr>
-          <w:rStyle w:val="citation-718"/>
+        <w:rPr>
+          <w:rFonts w:ascii="Times New Roman" w:hAnsi="Times New Roman" w:cs="Times New Roman"/>
+          <w:sz w:val="24"/>
+          <w:szCs w:val="24"/>
+        </w:rPr>
+      </w:pPr>
+      <w:r>
+        <w:rPr>
+          <w:rStyle w:val="citation-244"/>
+          <w:rFonts w:ascii="Times New Roman" w:hAnsi="Times New Roman" w:cs="Times New Roman"/>
+          <w:sz w:val="24"/>
+          <w:szCs w:val="24"/>
         </w:rPr>
         <w:t xml:space="preserve">O presente projeto propõe a arquitetura e implementação de um </w:t>
       </w:r>
       <w:r>
         <w:rPr>
-          <w:rStyle w:val="citation-718"/>
-          <w:i/>
-          <w:iCs/>
+          <w:rStyle w:val="citation-244"/>
+          <w:rFonts w:ascii="Times New Roman" w:hAnsi="Times New Roman" w:cs="Times New Roman"/>
+          <w:i/>
+          <w:iCs/>
+          <w:sz w:val="24"/>
+          <w:szCs w:val="24"/>
         </w:rPr>
         <w:t>Internal Developer Platform</w:t>
       </w:r>
       <w:r>
         <w:rPr>
-          <w:rStyle w:val="citation-718"/>
+          <w:rStyle w:val="citation-244"/>
+          <w:rFonts w:ascii="Times New Roman" w:hAnsi="Times New Roman" w:cs="Times New Roman"/>
+          <w:sz w:val="24"/>
+          <w:szCs w:val="24"/>
         </w:rPr>
         <w:t xml:space="preserve"> (IDP) para uma organização multinacional de grande porte</w:t>
       </w:r>
       <w:r>
+        <w:rPr>
+          <w:rFonts w:ascii="Times New Roman" w:hAnsi="Times New Roman" w:cs="Times New Roman"/>
+          <w:sz w:val="24"/>
+          <w:szCs w:val="24"/>
+        </w:rPr>
         <w:t xml:space="preserve">. </w:t>
       </w:r>
       <w:r>
         <w:rPr>
-          <w:rStyle w:val="citation-717"/>
+          <w:rStyle w:val="citation-243"/>
+          <w:rFonts w:ascii="Times New Roman" w:hAnsi="Times New Roman" w:cs="Times New Roman"/>
+          <w:sz w:val="24"/>
+          <w:szCs w:val="24"/>
         </w:rPr>
         <w:t xml:space="preserve">Do ponto de vista dos usuários – compostos por desenvolvedores de software, engenheiros de dados e profissionais de segurança corporativa – o sistema atua como um portal centralizado de </w:t>
       </w:r>
       <w:r>
         <w:rPr>
-          <w:rStyle w:val="citation-717"/>
-          <w:i/>
-          <w:iCs/>
+          <w:rStyle w:val="citation-243"/>
+          <w:rFonts w:ascii="Times New Roman" w:hAnsi="Times New Roman" w:cs="Times New Roman"/>
+          <w:i/>
+          <w:iCs/>
+          <w:sz w:val="24"/>
+          <w:szCs w:val="24"/>
         </w:rPr>
         <w:t>self-service</w:t>
       </w:r>
       <w:r>
         <w:rPr>
-          <w:rStyle w:val="citation-717"/>
+          <w:rStyle w:val="citation-243"/>
+          <w:rFonts w:ascii="Times New Roman" w:hAnsi="Times New Roman" w:cs="Times New Roman"/>
+          <w:sz w:val="24"/>
+          <w:szCs w:val="24"/>
         </w:rPr>
         <w:t xml:space="preserve"> para o provisionamento automatizado de infraestrutura e serviços em nuvem</w:t>
       </w:r>
       <w:r>
-        <w:t xml:space="preserve">. O sistema funcionará em um ambiente de nuvem distribuído globalmente (Microsoft Azure), servindo como a camada de abstração principal entre o código-fonte e a infraestrutura subjacente, como clusters Kubernetes (AKS) e bancos de dados. A principal função da plataforma é reduzir a carga cognitiva dos times de engenharia, oferecendo </w:t>
-      </w:r>
-      <w:r>
-        <w:rPr>
-          <w:i/>
-          <w:iCs/>
+        <w:rPr>
+          <w:rFonts w:ascii="Times New Roman" w:hAnsi="Times New Roman" w:cs="Times New Roman"/>
+          <w:sz w:val="24"/>
+          <w:szCs w:val="24"/>
+        </w:rPr>
+        <w:t xml:space="preserve">. </w:t>
+      </w:r>
+    </w:p>
+    <w:p>
+      <w:pPr>
+        <w:spacing w:after="0" w:line="360" w:lineRule="auto"/>
+        <w:jc w:val="both"/>
+        <w:rPr>
+          <w:rFonts w:ascii="Times New Roman" w:hAnsi="Times New Roman" w:cs="Times New Roman"/>
+          <w:sz w:val="24"/>
+          <w:szCs w:val="24"/>
+        </w:rPr>
+      </w:pPr>
+    </w:p>
+    <w:p>
+      <w:pPr>
+        <w:spacing w:after="0" w:line="360" w:lineRule="auto"/>
+        <w:jc w:val="both"/>
+        <w:rPr>
+          <w:rFonts w:ascii="Times New Roman" w:hAnsi="Times New Roman" w:cs="Times New Roman"/>
+          <w:sz w:val="24"/>
+          <w:szCs w:val="24"/>
+        </w:rPr>
+      </w:pPr>
+      <w:r>
+        <w:rPr>
+          <w:rStyle w:val="citation-242"/>
+          <w:rFonts w:ascii="Times New Roman" w:hAnsi="Times New Roman" w:cs="Times New Roman"/>
+          <w:sz w:val="24"/>
+          <w:szCs w:val="24"/>
+        </w:rPr>
+        <w:t>O sistema funcionará em um ambiente de nuvem distribuído globalmente (Microsoft Azure), servindo como a camada de abstração principal entre o código-fonte e a infraestrutura subjacente, como clusters Kubernetes (AKS) e bancos de dados</w:t>
+      </w:r>
+      <w:r>
+        <w:rPr>
+          <w:rFonts w:ascii="Times New Roman" w:hAnsi="Times New Roman" w:cs="Times New Roman"/>
+          <w:sz w:val="24"/>
+          <w:szCs w:val="24"/>
+        </w:rPr>
+        <w:t xml:space="preserve">. </w:t>
+      </w:r>
+      <w:r>
+        <w:rPr>
+          <w:rStyle w:val="citation-241"/>
+          <w:rFonts w:ascii="Times New Roman" w:hAnsi="Times New Roman" w:cs="Times New Roman"/>
+          <w:sz w:val="24"/>
+          <w:szCs w:val="24"/>
+        </w:rPr>
+        <w:t xml:space="preserve">A principal função da plataforma é reduzir a carga cognitiva dos times de engenharia, oferecendo </w:t>
+      </w:r>
+      <w:r>
+        <w:rPr>
+          <w:rStyle w:val="citation-241"/>
+          <w:rFonts w:ascii="Times New Roman" w:hAnsi="Times New Roman" w:cs="Times New Roman"/>
+          <w:i/>
+          <w:iCs/>
+          <w:sz w:val="24"/>
+          <w:szCs w:val="24"/>
         </w:rPr>
         <w:t>templates</w:t>
       </w:r>
       <w:r>
+        <w:rPr>
+          <w:rStyle w:val="citation-241"/>
+          <w:rFonts w:ascii="Times New Roman" w:hAnsi="Times New Roman" w:cs="Times New Roman"/>
+          <w:sz w:val="24"/>
+          <w:szCs w:val="24"/>
+        </w:rPr>
         <w:t xml:space="preserve"> de arquitetura padronizados (</w:t>
       </w:r>
       <w:r>
         <w:rPr>
-          <w:i/>
-          <w:iCs/>
+          <w:rStyle w:val="citation-241"/>
+          <w:rFonts w:ascii="Times New Roman" w:hAnsi="Times New Roman" w:cs="Times New Roman"/>
+          <w:i/>
+          <w:iCs/>
+          <w:sz w:val="24"/>
+          <w:szCs w:val="24"/>
         </w:rPr>
         <w:t>Golden Paths</w:t>
       </w:r>
       <w:r>
-        <w:t>) que já contêm as melhores práticas de Infraestrutura como Código (IaC), CI/CD, monitoramento e governança de segurança embutidas.</w:t>
+        <w:rPr>
+          <w:rStyle w:val="citation-241"/>
+          <w:rFonts w:ascii="Times New Roman" w:hAnsi="Times New Roman" w:cs="Times New Roman"/>
+          <w:sz w:val="24"/>
+          <w:szCs w:val="24"/>
+        </w:rPr>
+        <w:t>) que já contêm as melhores práticas de Infraestrutura como Código (IaC), CI/CD, monitoramento e governança de segurança embutidas</w:t>
+      </w:r>
+      <w:r>
+        <w:rPr>
+          <w:rStyle w:val="citation-241"/>
+          <w:rFonts w:ascii="Times New Roman" w:hAnsi="Times New Roman" w:cs="Times New Roman"/>
+          <w:sz w:val="24"/>
+          <w:szCs w:val="24"/>
+        </w:rPr>
+        <w:t>.</w:t>
       </w:r>
     </w:p>
     <w:p>
@@ -254,47 +364,117 @@
         <w:spacing w:after="0" w:line="360" w:lineRule="auto"/>
         <w:jc w:val="both"/>
         <w:rPr>
+          <w:rFonts w:ascii="Times New Roman" w:hAnsi="Times New Roman" w:cs="Times New Roman"/>
+          <w:sz w:val="24"/>
+          <w:szCs w:val="24"/>
+          <w:lang w:val="en-BR"/>
+        </w:rPr>
+      </w:pPr>
+      <w:r>
+        <w:rPr>
+          <w:rFonts w:ascii="Times New Roman" w:hAnsi="Times New Roman" w:cs="Times New Roman"/>
+          <w:sz w:val="24"/>
+          <w:szCs w:val="24"/>
+          <w:lang w:val="en-BR"/>
+        </w:rPr>
+        <w:t>Em ambientes corporativos de escala global, a proliferação de microsserviços e a adoção de múltiplas soluções em nuvem geram uma complexidade operacional insustentável. Atualmente, os times de desenvolvimento gastam uma parcela significativa de seu tempo configurando infraestrutura, gerenciando permissões de acesso e lidando com armazenamento de dados distribuídos, em vez de focar na entrega de valor de negócio.</w:t>
+      </w:r>
+    </w:p>
+    <w:p>
+      <w:pPr>
+        <w:spacing w:after="0" w:line="360" w:lineRule="auto"/>
+        <w:jc w:val="both"/>
+        <w:rPr>
+          <w:rFonts w:ascii="Times New Roman" w:hAnsi="Times New Roman" w:cs="Times New Roman"/>
+          <w:sz w:val="24"/>
+          <w:szCs w:val="24"/>
+          <w:lang w:val="en-BR"/>
+        </w:rPr>
+      </w:pPr>
+    </w:p>
+    <w:p>
+      <w:pPr>
+        <w:spacing w:after="0" w:line="360" w:lineRule="auto"/>
+        <w:jc w:val="both"/>
+        <w:rPr>
+          <w:rFonts w:ascii="Times New Roman" w:hAnsi="Times New Roman" w:cs="Times New Roman"/>
+          <w:sz w:val="24"/>
+          <w:szCs w:val="24"/>
+          <w:lang w:val="en-BR"/>
+        </w:rPr>
+      </w:pPr>
+      <w:r>
+        <w:rPr>
+          <w:rFonts w:ascii="Times New Roman" w:hAnsi="Times New Roman" w:cs="Times New Roman"/>
+          <w:sz w:val="24"/>
+          <w:szCs w:val="24"/>
+          <w:lang w:val="en-BR"/>
+        </w:rPr>
+        <w:t xml:space="preserve">Além da ineficiência e do gargalo operacional, essa falta de padronização arquitetural resulta em graves riscos de </w:t>
+      </w:r>
+      <w:r>
+        <w:rPr>
+          <w:rFonts w:ascii="Times New Roman" w:hAnsi="Times New Roman" w:cs="Times New Roman"/>
+          <w:sz w:val="24"/>
+          <w:szCs w:val="24"/>
+          <w:lang w:val="en-BR"/>
+        </w:rPr>
+        <w:t>s</w:t>
+      </w:r>
+      <w:r>
+        <w:rPr>
+          <w:rFonts w:ascii="Times New Roman" w:hAnsi="Times New Roman" w:cs="Times New Roman"/>
+          <w:sz w:val="24"/>
+          <w:szCs w:val="24"/>
+          <w:lang w:val="en-BR"/>
+        </w:rPr>
+        <w:t xml:space="preserve">egurança. Sem uma governança centralizada, aplicações são </w:t>
+      </w:r>
+      <w:r>
+        <w:rPr>
+          <w:rFonts w:ascii="Times New Roman" w:hAnsi="Times New Roman" w:cs="Times New Roman"/>
+          <w:sz w:val="24"/>
+          <w:szCs w:val="24"/>
+          <w:lang w:val="en-BR"/>
+        </w:rPr>
+        <w:lastRenderedPageBreak/>
+        <w:t xml:space="preserve">frequentemente implantadas com configurações de rede inadequadas, falta de rastreabilidade de logs e violações do princípio de privilégio mínimo. A ausência de um fluxo automatizado e validado dificulta a auditoria, a aplicação de </w:t>
+      </w:r>
+      <w:r>
+        <w:rPr>
+          <w:rFonts w:ascii="Times New Roman" w:hAnsi="Times New Roman" w:cs="Times New Roman"/>
+          <w:i/>
+          <w:iCs/>
+          <w:sz w:val="24"/>
+          <w:szCs w:val="24"/>
+          <w:lang w:val="en-BR"/>
+        </w:rPr>
+        <w:t>patches</w:t>
+      </w:r>
+      <w:r>
+        <w:rPr>
+          <w:rFonts w:ascii="Times New Roman" w:hAnsi="Times New Roman" w:cs="Times New Roman"/>
+          <w:sz w:val="24"/>
+          <w:szCs w:val="24"/>
+          <w:lang w:val="en-BR"/>
+        </w:rPr>
+        <w:t xml:space="preserve"> de segurança em escala e a manutenção de uma postura de nuvem resiliente contra ameaças cibernéticas.</w:t>
+      </w:r>
+    </w:p>
+    <w:p>
+      <w:pPr>
+        <w:spacing w:after="0" w:line="360" w:lineRule="auto"/>
+        <w:jc w:val="both"/>
+        <w:rPr>
           <w:rFonts w:ascii="Times New Roman" w:eastAsia="Times New Roman" w:hAnsi="Times New Roman" w:cs="Times New Roman"/>
           <w:i/>
           <w:iCs/>
           <w:color w:val="808080" w:themeColor="background1" w:themeShade="80"/>
           <w:sz w:val="24"/>
           <w:szCs w:val="24"/>
-          <w:lang w:val="pt-PT" w:eastAsia="pt-BR"/>
-        </w:rPr>
-      </w:pPr>
-      <w:r>
-        <w:rPr>
-          <w:rStyle w:val="citation-716"/>
-        </w:rPr>
-        <w:t>Em ambientes corporativos de escala global, a proliferação de microsserviços e a adoção de múltiplas soluções em nuvem geram uma complexidade operacional insustentável</w:t>
-      </w:r>
-      <w:r>
-        <w:t xml:space="preserve">. Atualmente, os times de desenvolvimento gastam uma parcela significativa de seu tempo configurando infraestrutura, gerenciando permissões de acesso e lidando com armazenamento de dados distribuídos, em vez de focar na entrega de valor de negócio. </w:t>
-      </w:r>
-      <w:r>
-        <w:rPr>
-          <w:rStyle w:val="citation-715"/>
-        </w:rPr>
-        <w:t>Além da ineficiência e do gargalo operacional, essa falta de padronização arquitetural resulta em graves riscos de Segurança da Informação</w:t>
-      </w:r>
-      <w:r>
-        <w:t xml:space="preserve">. Sem uma governança centralizada, aplicações são frequentemente implantadas com configurações de rede inadequadas, falta de rastreabilidade de logs e violações do princípio de privilégio mínimo. A ausência de um fluxo automatizado e validado dificulta a auditoria, a </w:t>
-      </w:r>
-      <w:r>
-        <w:lastRenderedPageBreak/>
-        <w:t xml:space="preserve">aplicação de </w:t>
-      </w:r>
-      <w:r>
-        <w:rPr>
-          <w:i/>
-          <w:iCs/>
-        </w:rPr>
-        <w:t>patches</w:t>
-      </w:r>
-      <w:r>
-        <w:t xml:space="preserve"> de segurança em escala e a manutenção de uma postura de nuvem resiliente contra ameaças cibernéticas.</w:t>
-      </w:r>
+          <w:lang w:val="en-BR" w:eastAsia="pt-BR"/>
+        </w:rPr>
+      </w:pPr>
     </w:p>
     <w:p>
       <w:pPr>
@@ -377,246 +557,212 @@
     </w:p>
     <w:p>
       <w:pPr>
+        <w:pStyle w:val="NormalWeb"/>
+        <w:spacing w:line="360" w:lineRule="auto"/>
+        <w:jc w:val="both"/>
+      </w:pPr>
+      <w:r>
+        <w:t xml:space="preserve">Um </w:t>
+      </w:r>
+      <w:r>
+        <w:rPr>
+          <w:i/>
+          <w:iCs/>
+        </w:rPr>
+        <w:t>Internal Developer Platform</w:t>
+      </w:r>
+      <w:r>
+        <w:t xml:space="preserve"> (IDP) é, fundamentalmente, uma camada de autoatendimento (</w:t>
+      </w:r>
+      <w:r>
+        <w:rPr>
+          <w:i/>
+          <w:iCs/>
+        </w:rPr>
+        <w:t>self-service</w:t>
+      </w:r>
+      <w:r>
+        <w:t xml:space="preserve">) construída para abstrair a complexidade operacional da infraestrutura de nuvem. Para uma organização </w:t>
+      </w:r>
+      <w:r>
+        <w:rPr>
+          <w:i/>
+          <w:iCs/>
+        </w:rPr>
+        <w:t>enterprise</w:t>
+      </w:r>
+      <w:r>
+        <w:t>, sua relevância é inestimável: ela atua como o motor central que traduz as intenções dos desenvolvedores em infraestrutura provisionada, permitindo que as equipes foquem na escrita de código de negócio em vez de gerenciar configurações de servidores, redes e permissões.</w:t>
+      </w:r>
+    </w:p>
+    <w:p>
+      <w:pPr>
+        <w:pStyle w:val="NormalWeb"/>
+        <w:spacing w:line="360" w:lineRule="auto"/>
+        <w:jc w:val="both"/>
+      </w:pPr>
+      <w:r>
+        <w:rPr>
+          <w:rStyle w:val="citation-235"/>
+        </w:rPr>
+        <w:t xml:space="preserve">A implementação dessa plataforma justifica-se pela necessidade crítica de otimizar a entrega de software e garantir a padronização em um cenário corporativo globalizado e de alta complexidade </w:t>
+      </w:r>
+      <w:r>
+        <w:t xml:space="preserve">. Atualmente, a fragmentação de ferramentas e a configuração manual geram uma alta carga cognitiva para as equipes, resultando em atrasos no </w:t>
+      </w:r>
+      <w:r>
+        <w:rPr>
+          <w:i/>
+          <w:iCs/>
+        </w:rPr>
+        <w:t>time-to-market</w:t>
+      </w:r>
+      <w:r>
+        <w:t xml:space="preserve"> de novos produtos e na elevação dos custos operacionais.</w:t>
+      </w:r>
+    </w:p>
+    <w:p>
+      <w:pPr>
+        <w:pStyle w:val="NormalWeb"/>
+        <w:spacing w:line="360" w:lineRule="auto"/>
+        <w:jc w:val="both"/>
+      </w:pPr>
+      <w:r>
+        <w:rPr>
+          <w:rStyle w:val="citation-234"/>
+        </w:rPr>
+        <w:t>Para o negócio, o impacto desta intervenção é estratégico e transformador</w:t>
+      </w:r>
+      <w:r>
+        <w:t xml:space="preserve">. </w:t>
+      </w:r>
+      <w:r>
+        <w:t>O</w:t>
+      </w:r>
+      <w:r>
+        <w:t xml:space="preserve"> IDP centraliza a governança corporativa, assegurando que todas as aplicações sigam padrões rigorosos de arquitetura e segurança desde o início do desenvolvimento (</w:t>
+      </w:r>
+      <w:r>
+        <w:rPr>
+          <w:i/>
+          <w:iCs/>
+        </w:rPr>
+        <w:t>security by design</w:t>
+      </w:r>
+      <w:r>
+        <w:t xml:space="preserve">). Além de automatizar o provisionamento em nuvem, a plataforma estabelece diretrizes claras para os ambientes de trabalho — padronizando, inclusive, o uso de assistentes de codificação baseados em inteligência artificial. Dessa forma, </w:t>
+      </w:r>
+      <w:r>
+        <w:t>o</w:t>
+      </w:r>
+      <w:r>
+        <w:t xml:space="preserve"> IDP mitiga falhas humanas, reduz vulnerabilidades sistêmicas e permite que as equipes foquem exclusivamente na inovação, impulsionando a competitividade da organização.</w:t>
+      </w:r>
+    </w:p>
+    <w:p>
+      <w:pPr>
         <w:spacing w:after="0" w:line="360" w:lineRule="auto"/>
         <w:jc w:val="both"/>
-      </w:pPr>
-      <w:r>
-        <w:rPr>
-          <w:rStyle w:val="citation-714"/>
-        </w:rPr>
-        <w:t xml:space="preserve">A implementação de um </w:t>
-      </w:r>
-      <w:r>
-        <w:rPr>
-          <w:rStyle w:val="citation-714"/>
-          <w:i/>
-          <w:iCs/>
+        <w:rPr>
+          <w:rFonts w:ascii="Times New Roman" w:eastAsia="Times New Roman" w:hAnsi="Times New Roman" w:cs="Times New Roman"/>
+          <w:bCs/>
+          <w:sz w:val="24"/>
+          <w:szCs w:val="24"/>
+          <w:lang w:val="en-BR" w:eastAsia="pt-BR"/>
+        </w:rPr>
+      </w:pPr>
+    </w:p>
+    <w:p>
+      <w:pPr>
+        <w:spacing w:after="0" w:line="360" w:lineRule="auto"/>
+        <w:jc w:val="both"/>
+        <w:rPr>
+          <w:rFonts w:ascii="Times New Roman" w:eastAsia="Times New Roman" w:hAnsi="Times New Roman" w:cs="Times New Roman"/>
+          <w:b/>
+          <w:sz w:val="24"/>
+          <w:szCs w:val="24"/>
+          <w:lang w:val="en-BR" w:eastAsia="pt-BR"/>
+        </w:rPr>
+      </w:pPr>
+      <w:r>
+        <w:rPr>
+          <w:rFonts w:ascii="Times New Roman" w:eastAsia="Times New Roman" w:hAnsi="Times New Roman" w:cs="Times New Roman"/>
+          <w:b/>
+          <w:sz w:val="24"/>
+          <w:szCs w:val="24"/>
+          <w:lang w:val="en-BR" w:eastAsia="pt-BR"/>
+        </w:rPr>
+        <w:lastRenderedPageBreak/>
+        <w:t>Objetivo Geral</w:t>
+      </w:r>
+    </w:p>
+    <w:p>
+      <w:pPr>
+        <w:spacing w:after="0" w:line="360" w:lineRule="auto"/>
+        <w:jc w:val="both"/>
+        <w:rPr>
+          <w:rFonts w:ascii="Times New Roman" w:eastAsia="Times New Roman" w:hAnsi="Times New Roman" w:cs="Times New Roman"/>
+          <w:b/>
+          <w:sz w:val="24"/>
+          <w:szCs w:val="24"/>
+          <w:lang w:val="en-BR" w:eastAsia="pt-BR"/>
+        </w:rPr>
+      </w:pPr>
+      <w:r>
+        <w:rPr>
+          <w:rStyle w:val="citation-711"/>
+          <w:rFonts w:ascii="Times New Roman" w:hAnsi="Times New Roman" w:cs="Times New Roman"/>
+          <w:sz w:val="24"/>
+          <w:szCs w:val="24"/>
+        </w:rPr>
+        <w:t xml:space="preserve">Propor a arquitetura e o modelo de implementação de um </w:t>
+      </w:r>
+      <w:r>
+        <w:rPr>
+          <w:rStyle w:val="citation-711"/>
+          <w:rFonts w:ascii="Times New Roman" w:hAnsi="Times New Roman" w:cs="Times New Roman"/>
+          <w:i/>
+          <w:iCs/>
+          <w:sz w:val="24"/>
+          <w:szCs w:val="24"/>
         </w:rPr>
         <w:t>Internal Developer Platform</w:t>
       </w:r>
       <w:r>
         <w:rPr>
-          <w:rStyle w:val="citation-714"/>
-        </w:rPr>
-        <w:t xml:space="preserve"> (IDP) justifica-se pela necessidade crítica de otimizar a entrega de software e garantir a padronização em um cenário corporativo globalizado e de alta complexidade</w:t>
-      </w:r>
-      <w:r>
-        <w:t xml:space="preserve">. </w:t>
-      </w:r>
-      <w:r>
-        <w:rPr>
-          <w:rStyle w:val="citation-713"/>
-        </w:rPr>
-        <w:t xml:space="preserve">Atualmente, a fragmentação de ferramentas e a configuração manual de infraestrutura geram uma alta carga cognitiva para as equipes, resultando em atrasos no </w:t>
-      </w:r>
-      <w:r>
-        <w:rPr>
-          <w:rStyle w:val="citation-713"/>
-          <w:i/>
-          <w:iCs/>
-        </w:rPr>
-        <w:t>time-to-market</w:t>
-      </w:r>
-      <w:r>
-        <w:rPr>
-          <w:rStyle w:val="citation-713"/>
-        </w:rPr>
-        <w:t xml:space="preserve"> de novos produtos e na elevação dos custos operacionais</w:t>
-      </w:r>
-      <w:r>
-        <w:t>.</w:t>
-      </w:r>
-    </w:p>
-    <w:p>
-      <w:pPr>
-        <w:spacing w:after="0" w:line="360" w:lineRule="auto"/>
-        <w:jc w:val="both"/>
-        <w:rPr>
-          <w:rFonts w:ascii="Times New Roman" w:eastAsia="Times New Roman" w:hAnsi="Times New Roman" w:cs="Times New Roman"/>
-          <w:bCs/>
-          <w:sz w:val="24"/>
-          <w:szCs w:val="24"/>
-          <w:lang w:val="en-BR" w:eastAsia="pt-BR"/>
-        </w:rPr>
-      </w:pPr>
-      <w:r>
-        <w:rPr>
-          <w:rFonts w:ascii="Times New Roman" w:eastAsia="Times New Roman" w:hAnsi="Times New Roman" w:cs="Times New Roman"/>
-          <w:bCs/>
-          <w:sz w:val="24"/>
-          <w:szCs w:val="24"/>
-          <w:lang w:val="en-BR" w:eastAsia="pt-BR"/>
-        </w:rPr>
-        <w:t xml:space="preserve">Para o negócio, o impacto desta intervenção é estratégico e transformador. </w:t>
-      </w:r>
-      <w:r>
-        <w:rPr>
-          <w:rFonts w:ascii="Times New Roman" w:eastAsia="Times New Roman" w:hAnsi="Times New Roman" w:cs="Times New Roman"/>
-          <w:bCs/>
-          <w:sz w:val="24"/>
-          <w:szCs w:val="24"/>
-          <w:lang w:val="en-BR" w:eastAsia="pt-BR"/>
-        </w:rPr>
-        <w:t>O</w:t>
-      </w:r>
-      <w:r>
-        <w:rPr>
-          <w:rFonts w:ascii="Times New Roman" w:eastAsia="Times New Roman" w:hAnsi="Times New Roman" w:cs="Times New Roman"/>
-          <w:bCs/>
-          <w:sz w:val="24"/>
-          <w:szCs w:val="24"/>
-          <w:lang w:val="en-BR" w:eastAsia="pt-BR"/>
-        </w:rPr>
-        <w:t xml:space="preserve"> IDP centraliza a governança corporativa, assegurando que todas as aplicações e microsserviços sigam padrões rigorosos de arquitetura e segurança desde o início do desenvolvimento (</w:t>
-      </w:r>
-      <w:r>
-        <w:rPr>
-          <w:rFonts w:ascii="Times New Roman" w:eastAsia="Times New Roman" w:hAnsi="Times New Roman" w:cs="Times New Roman"/>
-          <w:bCs/>
-          <w:i/>
-          <w:iCs/>
-          <w:sz w:val="24"/>
-          <w:szCs w:val="24"/>
-          <w:lang w:val="en-BR" w:eastAsia="pt-BR"/>
-        </w:rPr>
-        <w:t>security by design</w:t>
-      </w:r>
-      <w:r>
-        <w:rPr>
-          <w:rFonts w:ascii="Times New Roman" w:eastAsia="Times New Roman" w:hAnsi="Times New Roman" w:cs="Times New Roman"/>
-          <w:bCs/>
-          <w:sz w:val="24"/>
-          <w:szCs w:val="24"/>
-          <w:lang w:val="en-BR" w:eastAsia="pt-BR"/>
-        </w:rPr>
-        <w:t xml:space="preserve">). Além de automatizar o provisionamento em nuvem, a plataforma estabelece diretrizes claras para os ambientes de trabalho — padronizando, inclusive, o uso de assistentes de codificação baseados em inteligência artificial para garantir que o código gerado atenda aos requisitos de </w:t>
-      </w:r>
-      <w:r>
-        <w:rPr>
-          <w:rFonts w:ascii="Times New Roman" w:eastAsia="Times New Roman" w:hAnsi="Times New Roman" w:cs="Times New Roman"/>
-          <w:bCs/>
-          <w:i/>
-          <w:iCs/>
-          <w:sz w:val="24"/>
-          <w:szCs w:val="24"/>
-          <w:lang w:val="en-BR" w:eastAsia="pt-BR"/>
-        </w:rPr>
-        <w:t>compliance</w:t>
-      </w:r>
-      <w:r>
-        <w:rPr>
-          <w:rFonts w:ascii="Times New Roman" w:eastAsia="Times New Roman" w:hAnsi="Times New Roman" w:cs="Times New Roman"/>
-          <w:bCs/>
-          <w:sz w:val="24"/>
-          <w:szCs w:val="24"/>
-          <w:lang w:val="en-BR" w:eastAsia="pt-BR"/>
-        </w:rPr>
-        <w:t xml:space="preserve"> da empresa. Dessa forma, </w:t>
-      </w:r>
-      <w:r>
-        <w:rPr>
-          <w:rFonts w:ascii="Times New Roman" w:eastAsia="Times New Roman" w:hAnsi="Times New Roman" w:cs="Times New Roman"/>
-          <w:bCs/>
-          <w:sz w:val="24"/>
-          <w:szCs w:val="24"/>
-          <w:lang w:val="en-BR" w:eastAsia="pt-BR"/>
-        </w:rPr>
-        <w:t>o</w:t>
-      </w:r>
-      <w:r>
-        <w:rPr>
-          <w:rFonts w:ascii="Times New Roman" w:eastAsia="Times New Roman" w:hAnsi="Times New Roman" w:cs="Times New Roman"/>
-          <w:bCs/>
-          <w:sz w:val="24"/>
-          <w:szCs w:val="24"/>
-          <w:lang w:val="en-BR" w:eastAsia="pt-BR"/>
-        </w:rPr>
-        <w:t xml:space="preserve"> IDP mitiga falhas humanas, reduz vulnerabilidades sistêmicas e permite que as equipes foquem exclusivamente na inovação, impulsionando a competitividade da organização.</w:t>
-      </w:r>
-    </w:p>
-    <w:p>
-      <w:pPr>
-        <w:spacing w:after="0" w:line="360" w:lineRule="auto"/>
-        <w:jc w:val="both"/>
-        <w:rPr>
-          <w:rFonts w:ascii="Times New Roman" w:eastAsia="Times New Roman" w:hAnsi="Times New Roman" w:cs="Times New Roman"/>
-          <w:bCs/>
-          <w:sz w:val="24"/>
-          <w:szCs w:val="24"/>
-          <w:lang w:val="en-BR" w:eastAsia="pt-BR"/>
-        </w:rPr>
-      </w:pPr>
-    </w:p>
-    <w:p>
-      <w:pPr>
-        <w:spacing w:after="0" w:line="360" w:lineRule="auto"/>
-        <w:jc w:val="both"/>
-        <w:rPr>
-          <w:rFonts w:ascii="Times New Roman" w:eastAsia="Times New Roman" w:hAnsi="Times New Roman" w:cs="Times New Roman"/>
-          <w:b/>
-          <w:sz w:val="24"/>
-          <w:szCs w:val="24"/>
-          <w:lang w:val="en-BR" w:eastAsia="pt-BR"/>
-        </w:rPr>
-      </w:pPr>
-      <w:r>
-        <w:rPr>
-          <w:rFonts w:ascii="Times New Roman" w:eastAsia="Times New Roman" w:hAnsi="Times New Roman" w:cs="Times New Roman"/>
-          <w:b/>
-          <w:sz w:val="24"/>
-          <w:szCs w:val="24"/>
-          <w:lang w:val="en-BR" w:eastAsia="pt-BR"/>
-        </w:rPr>
-        <w:t>Objetivo Geral</w:t>
-      </w:r>
-    </w:p>
-    <w:p>
-      <w:pPr>
-        <w:spacing w:after="0" w:line="360" w:lineRule="auto"/>
-        <w:jc w:val="both"/>
-        <w:rPr>
-          <w:rFonts w:ascii="Times New Roman" w:eastAsia="Times New Roman" w:hAnsi="Times New Roman" w:cs="Times New Roman"/>
-          <w:b/>
-          <w:sz w:val="24"/>
-          <w:szCs w:val="24"/>
-          <w:lang w:val="en-BR" w:eastAsia="pt-BR"/>
-        </w:rPr>
-      </w:pPr>
-      <w:r>
-        <w:rPr>
           <w:rStyle w:val="citation-711"/>
-        </w:rPr>
-        <w:t xml:space="preserve">Propor a arquitetura e o modelo de implementação de um </w:t>
+          <w:rFonts w:ascii="Times New Roman" w:hAnsi="Times New Roman" w:cs="Times New Roman"/>
+          <w:sz w:val="24"/>
+          <w:szCs w:val="24"/>
+        </w:rPr>
+        <w:t xml:space="preserve"> (IDP) escalável e segura para o contexto de uma corporação multinacional, visando automatizar o provisionamento de infraestrutura </w:t>
       </w:r>
       <w:r>
         <w:rPr>
           <w:rStyle w:val="citation-711"/>
-          <w:i/>
-          <w:iCs/>
-        </w:rPr>
-        <w:t>Internal Developer Platform</w:t>
+          <w:rFonts w:ascii="Times New Roman" w:hAnsi="Times New Roman" w:cs="Times New Roman"/>
+          <w:i/>
+          <w:iCs/>
+          <w:sz w:val="24"/>
+          <w:szCs w:val="24"/>
+        </w:rPr>
+        <w:t>on demand</w:t>
       </w:r>
       <w:r>
         <w:rPr>
           <w:rStyle w:val="citation-711"/>
-        </w:rPr>
-        <w:t xml:space="preserve"> (IDP) escalável e segura para o contexto de uma corporação multinacional, visando automatizar o provisionamento de infraestrutura </w:t>
-      </w:r>
-      <w:r>
-        <w:rPr>
-          <w:rStyle w:val="citation-711"/>
-          <w:i/>
-          <w:iCs/>
-        </w:rPr>
-        <w:t>on demand</w:t>
-      </w:r>
-      <w:r>
-        <w:rPr>
-          <w:rStyle w:val="citation-711"/>
+          <w:rFonts w:ascii="Times New Roman" w:hAnsi="Times New Roman" w:cs="Times New Roman"/>
+          <w:sz w:val="24"/>
+          <w:szCs w:val="24"/>
         </w:rPr>
         <w:t>, centralizar a governança e reduzir a carga cognitiva dos times, garantindo segurança na entrega contínua de software</w:t>
       </w:r>
       <w:r>
+        <w:rPr>
+          <w:rFonts w:ascii="Times New Roman" w:hAnsi="Times New Roman" w:cs="Times New Roman"/>
+          <w:sz w:val="24"/>
+          <w:szCs w:val="24"/>
+        </w:rPr>
         <w:t>.</w:t>
       </w:r>
     </w:p>
@@ -703,14 +849,7 @@
         <w:rPr>
           <w:rStyle w:val="citation-710"/>
         </w:rPr>
-        <w:t xml:space="preserve"> requer a orquestração de tecnologias nativas de nuvem e ferramentas consolidadas para garantir escalabilidade, </w:t>
-      </w:r>
-      <w:r>
-        <w:rPr>
-          <w:rStyle w:val="citation-710"/>
-        </w:rPr>
-        <w:lastRenderedPageBreak/>
-        <w:t>segurança e resiliência</w:t>
+        <w:t xml:space="preserve"> requer a orquestração de tecnologias nativas de nuvem e ferramentas consolidadas para garantir escalabilidade, segurança e resiliência</w:t>
       </w:r>
       <w:r>
         <w:t xml:space="preserve">. </w:t>
@@ -737,202 +876,6 @@
       </w:r>
       <w:r>
         <w:t>:</w:t>
-      </w:r>
-    </w:p>
-    <w:p>
-      <w:pPr>
-        <w:pStyle w:val="NormalWeb"/>
-        <w:numPr>
-          <w:ilvl w:val="0"/>
-          <w:numId w:val="1"/>
-        </w:numPr>
-        <w:spacing w:line="360" w:lineRule="auto"/>
-        <w:jc w:val="both"/>
-      </w:pPr>
-      <w:r>
-        <w:rPr>
-          <w:b/>
-          <w:bCs/>
-        </w:rPr>
-        <w:t>Portal do Desenvolvedor e Catálogo de Serviços:</w:t>
-      </w:r>
-      <w:r>
-        <w:t xml:space="preserve"> O </w:t>
-      </w:r>
-      <w:r>
-        <w:rPr>
-          <w:i/>
-          <w:iCs/>
-        </w:rPr>
-        <w:t>Backstage</w:t>
-      </w:r>
-      <w:r>
-        <w:t xml:space="preserve"> atua como a interface central da plataforma. Ele unifica o catálogo de software corporativo e fornece os </w:t>
-      </w:r>
-      <w:r>
-        <w:rPr>
-          <w:i/>
-          <w:iCs/>
-        </w:rPr>
-        <w:t>Golden Paths</w:t>
-      </w:r>
-      <w:r>
-        <w:t xml:space="preserve">. Através de seus </w:t>
-      </w:r>
-      <w:r>
-        <w:rPr>
-          <w:i/>
-          <w:iCs/>
-        </w:rPr>
-        <w:t>Software Templates</w:t>
-      </w:r>
-      <w:r>
-        <w:t>, abstrai a complexidade inicial de criação de microsserviços, garantindo que novos projetos já nasçam com a arquitetura aprovada.</w:t>
-      </w:r>
-    </w:p>
-    <w:p>
-      <w:pPr>
-        <w:pStyle w:val="NormalWeb"/>
-        <w:numPr>
-          <w:ilvl w:val="0"/>
-          <w:numId w:val="1"/>
-        </w:numPr>
-        <w:spacing w:line="360" w:lineRule="auto"/>
-        <w:jc w:val="both"/>
-      </w:pPr>
-      <w:r>
-        <w:rPr>
-          <w:b/>
-          <w:bCs/>
-        </w:rPr>
-        <w:t>Nuvem Enterprise e Orquestração de Infraestrutura:</w:t>
-      </w:r>
-      <w:r>
-        <w:t xml:space="preserve"> O Microsoft Azure servirá como provedor base, com o AKS (</w:t>
-      </w:r>
-      <w:r>
-        <w:rPr>
-          <w:i/>
-          <w:iCs/>
-        </w:rPr>
-        <w:t>Azure Kubernetes Service</w:t>
-      </w:r>
-      <w:r>
-        <w:t>) como motor de orquestração de contêineres. O Crossplane é adotado como o motor de Infraestrutura como Código (IaC). Ao invés de fluxos imperativos externos, o Crossplane estende a API do Kubernetes, permitindo provisionar recursos complexos do Azure nativamente.</w:t>
-      </w:r>
-    </w:p>
-    <w:p>
-      <w:pPr>
-        <w:pStyle w:val="NormalWeb"/>
-        <w:numPr>
-          <w:ilvl w:val="0"/>
-          <w:numId w:val="1"/>
-        </w:numPr>
-        <w:spacing w:line="360" w:lineRule="auto"/>
-        <w:jc w:val="both"/>
-      </w:pPr>
-      <w:r>
-        <w:rPr>
-          <w:b/>
-          <w:bCs/>
-        </w:rPr>
-        <w:t>Automação, GitOps e Governança de IA:</w:t>
-      </w:r>
-      <w:r>
-        <w:t xml:space="preserve"> O Azure Pipelines atua como motor de CI, compilando o código, rodando testes automatizados, escaneando vulnerabilidades e publicando as imagens </w:t>
-      </w:r>
-      <w:r>
-        <w:rPr>
-          <w:i/>
-          <w:iCs/>
-        </w:rPr>
-        <w:t>distroless</w:t>
-      </w:r>
-      <w:r>
-        <w:t xml:space="preserve"> no </w:t>
-      </w:r>
-      <w:r>
-        <w:rPr>
-          <w:i/>
-          <w:iCs/>
-        </w:rPr>
-        <w:t>Azure Container Registry</w:t>
-      </w:r>
-      <w:r>
-        <w:t xml:space="preserve"> (ACR). O ArgoCD atua como motor de CD (GitOps), garantindo que o estado da infraestrutura no AKS seja idêntico ao declarado nos repositórios. A automação também injeta nativamente arquivos de instrução (como o padrão </w:t>
-      </w:r>
-      <w:r>
-        <w:rPr>
-          <w:rStyle w:val="HTMLCode"/>
-          <w:rFonts w:ascii="Times New Roman" w:hAnsi="Times New Roman" w:cs="Times New Roman"/>
-          <w:sz w:val="24"/>
-          <w:szCs w:val="24"/>
-        </w:rPr>
-        <w:t>AGENT.md</w:t>
-      </w:r>
-      <w:r>
-        <w:t>) na raiz de cada projeto, governando o uso de IA local pelos engenheiros.</w:t>
-      </w:r>
-    </w:p>
-    <w:p>
-      <w:pPr>
-        <w:pStyle w:val="NormalWeb"/>
-        <w:numPr>
-          <w:ilvl w:val="0"/>
-          <w:numId w:val="1"/>
-        </w:numPr>
-        <w:spacing w:line="360" w:lineRule="auto"/>
-        <w:jc w:val="both"/>
-      </w:pPr>
-      <w:r>
-        <w:rPr>
-          <w:b/>
-          <w:bCs/>
-        </w:rPr>
-        <w:t>Segurança (Cybersecurity):</w:t>
-      </w:r>
-      <w:r>
-        <w:t xml:space="preserve"> O Kyverno é adotado como motor de "Política como Código" (</w:t>
-      </w:r>
-      <w:r>
-        <w:rPr>
-          <w:i/>
-          <w:iCs/>
-        </w:rPr>
-        <w:t>Policy as Code</w:t>
-      </w:r>
-      <w:r>
-        <w:t xml:space="preserve">), validando recursos automaticamente e bloqueando implantações que violem padrões de segurança ou que não utilizem imagens </w:t>
-      </w:r>
-      <w:r>
-        <w:rPr>
-          <w:i/>
-          <w:iCs/>
-        </w:rPr>
-        <w:t>distroless</w:t>
-      </w:r>
-      <w:r>
-        <w:t xml:space="preserve"> aprovadas (como Chainguard). O </w:t>
-      </w:r>
-      <w:r>
-        <w:rPr>
-          <w:i/>
-          <w:iCs/>
-        </w:rPr>
-        <w:t>Azure Key Vault</w:t>
-      </w:r>
-      <w:r>
-        <w:t xml:space="preserve"> gerencia segredos de forma segura, integrado ao AKS através do </w:t>
-      </w:r>
-      <w:r>
-        <w:rPr>
-          <w:i/>
-          <w:iCs/>
-        </w:rPr>
-        <w:t>Secrets Store CSI Driver</w:t>
-      </w:r>
-      <w:r>
-        <w:t>.</w:t>
       </w:r>
     </w:p>
     <w:p>
@@ -955,6 +898,307 @@
     </w:p>
     <w:p>
       <w:pPr>
+        <w:pStyle w:val="NormalWeb"/>
+        <w:spacing w:line="360" w:lineRule="auto"/>
+        <w:jc w:val="both"/>
+      </w:pPr>
+      <w:r>
+        <w:rPr>
+          <w:b/>
+          <w:bCs/>
+        </w:rPr>
+        <w:t xml:space="preserve">Portal do Desenvolvedor, Catálogo de Serviços e </w:t>
+      </w:r>
+      <w:r>
+        <w:rPr>
+          <w:b/>
+          <w:bCs/>
+          <w:i/>
+          <w:iCs/>
+        </w:rPr>
+        <w:t>Golden Paths</w:t>
+      </w:r>
+      <w:r>
+        <w:t xml:space="preserve"> </w:t>
+      </w:r>
+    </w:p>
+    <w:p>
+      <w:pPr>
+        <w:pStyle w:val="NormalWeb"/>
+        <w:spacing w:line="360" w:lineRule="auto"/>
+        <w:jc w:val="both"/>
+      </w:pPr>
+      <w:r>
+        <w:t xml:space="preserve">O Backstage atua como a interface central da plataforma. Ele unifica o catálogo de software corporativo e fornece os </w:t>
+      </w:r>
+      <w:r>
+        <w:rPr>
+          <w:i/>
+          <w:iCs/>
+        </w:rPr>
+        <w:t>Golden Paths</w:t>
+      </w:r>
+      <w:r>
+        <w:t xml:space="preserve">. Um </w:t>
+      </w:r>
+      <w:r>
+        <w:rPr>
+          <w:i/>
+          <w:iCs/>
+        </w:rPr>
+        <w:t>Golden Path</w:t>
+      </w:r>
+      <w:r>
+        <w:t xml:space="preserve"> (caminho pavimentado) é um conjunto de práticas, </w:t>
+      </w:r>
+      <w:r>
+        <w:rPr>
+          <w:i/>
+          <w:iCs/>
+        </w:rPr>
+        <w:t>templates</w:t>
+      </w:r>
+      <w:r>
+        <w:t xml:space="preserve"> e ferramentas pré-configuradas e suportadas oficialmente pela organização para o desenvolvimento de software. Sua importância reside em reduzir a fadiga de decisão técnica. Para estabelecer esses caminhos, a engenharia de plataforma deve tratar </w:t>
+      </w:r>
+      <w:r>
+        <w:t>o</w:t>
+      </w:r>
+      <w:r>
+        <w:t xml:space="preserve"> IDP como um produto (</w:t>
+      </w:r>
+      <w:r>
+        <w:rPr>
+          <w:i/>
+          <w:iCs/>
+        </w:rPr>
+        <w:t>Platform as a Product</w:t>
+      </w:r>
+      <w:r>
+        <w:t xml:space="preserve">), colaborando continuamente com os desenvolvedores para criar </w:t>
+      </w:r>
+      <w:r>
+        <w:rPr>
+          <w:i/>
+          <w:iCs/>
+        </w:rPr>
+        <w:t>templates</w:t>
+      </w:r>
+      <w:r>
+        <w:t xml:space="preserve"> que resolvam dores reais (como a criação rápida de uma API RESTful segura). Através de seus </w:t>
+      </w:r>
+      <w:r>
+        <w:rPr>
+          <w:i/>
+          <w:iCs/>
+        </w:rPr>
+        <w:t>Software Templates</w:t>
+      </w:r>
+      <w:r>
+        <w:t>, a plataforma abstrai a complexidade inicial de criação de microsserviços.</w:t>
+      </w:r>
+    </w:p>
+    <w:p>
+      <w:pPr>
+        <w:pStyle w:val="NormalWeb"/>
+        <w:spacing w:line="360" w:lineRule="auto"/>
+        <w:jc w:val="both"/>
+      </w:pPr>
+      <w:r>
+        <w:rPr>
+          <w:b/>
+          <w:bCs/>
+        </w:rPr>
+        <w:t>Nuvem Enterprise e Orquestração de Infraestrutura</w:t>
+      </w:r>
+      <w:r>
+        <w:t xml:space="preserve"> </w:t>
+      </w:r>
+    </w:p>
+    <w:p>
+      <w:pPr>
+        <w:pStyle w:val="NormalWeb"/>
+        <w:spacing w:line="360" w:lineRule="auto"/>
+        <w:jc w:val="both"/>
+      </w:pPr>
+      <w:r>
+        <w:t>O Microsoft Azure servirá como provedor base, com o AKS (</w:t>
+      </w:r>
+      <w:r>
+        <w:rPr>
+          <w:i/>
+          <w:iCs/>
+        </w:rPr>
+        <w:t>Azure Kubernetes Service</w:t>
+      </w:r>
+      <w:r>
+        <w:t>) como motor de orquestração de contêineres. O Crossplane é adotado como o motor de Infraestrutura como Código (IaC). Ao invés de fluxos imperativos externos, o Crossplane estende a API do Kubernetes, permitindo provisionar recursos complexos do Azure nativamente.</w:t>
+      </w:r>
+    </w:p>
+    <w:p>
+      <w:pPr>
+        <w:pStyle w:val="NormalWeb"/>
+        <w:spacing w:line="360" w:lineRule="auto"/>
+        <w:jc w:val="both"/>
+      </w:pPr>
+      <w:r>
+        <w:rPr>
+          <w:b/>
+          <w:bCs/>
+        </w:rPr>
+        <w:lastRenderedPageBreak/>
+        <w:t>Automação, GitOps e Governança de IA</w:t>
+      </w:r>
+      <w:r>
+        <w:t xml:space="preserve"> </w:t>
+      </w:r>
+    </w:p>
+    <w:p>
+      <w:pPr>
+        <w:pStyle w:val="NormalWeb"/>
+        <w:spacing w:line="360" w:lineRule="auto"/>
+        <w:jc w:val="both"/>
+      </w:pPr>
+      <w:r>
+        <w:t xml:space="preserve">O Azure Pipelines atua como motor de CI, compilando o código, rodando testes automatizados, escaneando vulnerabilidades e publicando as imagens no </w:t>
+      </w:r>
+      <w:r>
+        <w:rPr>
+          <w:i/>
+          <w:iCs/>
+        </w:rPr>
+        <w:t>Azure Container Registry</w:t>
+      </w:r>
+      <w:r>
+        <w:t xml:space="preserve"> (ACR). O ArgoCD atua como motor de CD (GitOps), garantindo que o estado da infraestrutura no AKS seja idêntico ao declarado nos repositórios. A automação também injeta nativamente arquivos de instrução (como o padrão </w:t>
+      </w:r>
+      <w:r>
+        <w:rPr>
+          <w:rStyle w:val="HTMLCode"/>
+          <w:rFonts w:ascii="Times New Roman" w:hAnsi="Times New Roman" w:cs="Times New Roman"/>
+          <w:sz w:val="24"/>
+          <w:szCs w:val="24"/>
+        </w:rPr>
+        <w:t>AGENT.md</w:t>
+      </w:r>
+      <w:r>
+        <w:rPr>
+          <w:rStyle w:val="HTMLCode"/>
+          <w:rFonts w:ascii="Times New Roman" w:hAnsi="Times New Roman" w:cs="Times New Roman"/>
+          <w:sz w:val="24"/>
+          <w:szCs w:val="24"/>
+        </w:rPr>
+        <w:t xml:space="preserve"> do GitHub Copilot</w:t>
+      </w:r>
+      <w:r>
+        <w:t>) na raiz de cada projeto, governando o uso de IA local pelos engenheiros.</w:t>
+      </w:r>
+    </w:p>
+    <w:p>
+      <w:pPr>
+        <w:pStyle w:val="NormalWeb"/>
+        <w:spacing w:line="360" w:lineRule="auto"/>
+        <w:jc w:val="both"/>
+      </w:pPr>
+      <w:r>
+        <w:rPr>
+          <w:b/>
+          <w:bCs/>
+        </w:rPr>
+        <w:t>Ciclo DevSecOps e Segurança (Cybersecurity)</w:t>
+      </w:r>
+      <w:r>
+        <w:t xml:space="preserve"> </w:t>
+      </w:r>
+    </w:p>
+    <w:p>
+      <w:pPr>
+        <w:pStyle w:val="NormalWeb"/>
+        <w:spacing w:line="360" w:lineRule="auto"/>
+        <w:jc w:val="both"/>
+      </w:pPr>
+      <w:r>
+        <w:t>A adoção d</w:t>
+      </w:r>
+      <w:r>
+        <w:t>o</w:t>
+      </w:r>
+      <w:r>
+        <w:t xml:space="preserve"> IDP e dos </w:t>
+      </w:r>
+      <w:r>
+        <w:rPr>
+          <w:i/>
+          <w:iCs/>
+        </w:rPr>
+        <w:t>Golden Paths</w:t>
+      </w:r>
+      <w:r>
+        <w:t xml:space="preserve"> é o alicerce para materializar o ciclo DevSecOps. Ao invés de a segurança ser um gargalo no final do desenvolvimento, ela é injetada na origem (</w:t>
+      </w:r>
+      <w:r>
+        <w:rPr>
+          <w:i/>
+          <w:iCs/>
+        </w:rPr>
+        <w:t>Shift-Left</w:t>
+      </w:r>
+      <w:r>
+        <w:t xml:space="preserve">). Quando um time inicia um projeto via IDP, o pipeline gerado já herda validações rigorosas e políticas de conformidade automáticas. O uso obrigatório de imagens de contêiner </w:t>
+      </w:r>
+      <w:r>
+        <w:rPr>
+          <w:i/>
+          <w:iCs/>
+        </w:rPr>
+        <w:t>distroless</w:t>
+      </w:r>
+      <w:r>
+        <w:t xml:space="preserve"> da Chainguard é um exemplo prático dessa governança: os projetos já nascem livres de vulnerabilidades conhecidas (CVEs) e sem </w:t>
+      </w:r>
+      <w:r>
+        <w:rPr>
+          <w:i/>
+          <w:iCs/>
+        </w:rPr>
+        <w:t>shells</w:t>
+      </w:r>
+      <w:r>
+        <w:t xml:space="preserve">, garantindo que a postura de cibersegurança da empresa escale na mesma velocidade do desenvolvimento de software. Complementarmente, o Kyverno atua como motor de </w:t>
+      </w:r>
+      <w:r>
+        <w:rPr>
+          <w:i/>
+          <w:iCs/>
+        </w:rPr>
+        <w:t>Policy as Code</w:t>
+      </w:r>
+      <w:r>
+        <w:t xml:space="preserve">, bloqueando implantações fora do padrão, e o </w:t>
+      </w:r>
+      <w:r>
+        <w:rPr>
+          <w:i/>
+          <w:iCs/>
+        </w:rPr>
+        <w:t>Azure Key Vault</w:t>
+      </w:r>
+      <w:r>
+        <w:t xml:space="preserve"> gerencia segredos de forma segura via </w:t>
+      </w:r>
+      <w:r>
+        <w:rPr>
+          <w:i/>
+          <w:iCs/>
+        </w:rPr>
+        <w:t>CSI Driver</w:t>
+      </w:r>
+      <w:r>
+        <w:t>.</w:t>
+      </w:r>
+    </w:p>
+    <w:p>
+      <w:pPr>
         <w:tabs>
           <w:tab w:val="center" w:pos="4252"/>
           <w:tab w:val="right" w:pos="8504"/>
@@ -964,33 +1208,12 @@
         <w:jc w:val="both"/>
         <w:rPr>
           <w:rFonts w:ascii="Times New Roman" w:eastAsia="Times New Roman" w:hAnsi="Times New Roman" w:cs="Times New Roman"/>
-          <w:b/>
-          <w:sz w:val="24"/>
-          <w:szCs w:val="24"/>
-          <w:lang w:val="pt-PT" w:eastAsia="pt-BR"/>
-        </w:rPr>
-      </w:pPr>
-    </w:p>
-    <w:p>
-      <w:pPr>
-        <w:rPr>
-          <w:rFonts w:ascii="Times New Roman" w:eastAsia="Times New Roman" w:hAnsi="Times New Roman" w:cs="Times New Roman"/>
-          <w:b/>
-          <w:sz w:val="24"/>
-          <w:szCs w:val="24"/>
-          <w:lang w:val="pt-PT" w:eastAsia="pt-BR"/>
-        </w:rPr>
-      </w:pPr>
-      <w:r>
-        <w:rPr>
-          <w:rFonts w:ascii="Times New Roman" w:eastAsia="Times New Roman" w:hAnsi="Times New Roman" w:cs="Times New Roman"/>
-          <w:b/>
-          <w:sz w:val="24"/>
-          <w:szCs w:val="24"/>
-          <w:lang w:val="pt-PT" w:eastAsia="pt-BR"/>
-        </w:rPr>
-        <w:br w:type="page"/>
-      </w:r>
+          <w:color w:val="808080" w:themeColor="background1" w:themeShade="80"/>
+          <w:sz w:val="18"/>
+          <w:szCs w:val="18"/>
+          <w:lang w:val="en-BR" w:eastAsia="pt-BR"/>
+        </w:rPr>
+      </w:pPr>
     </w:p>
     <w:p>
       <w:pPr>
@@ -1009,6 +1232,45 @@
           <w:lang w:val="pt-PT" w:eastAsia="pt-BR"/>
         </w:rPr>
       </w:pPr>
+    </w:p>
+    <w:p>
+      <w:pPr>
+        <w:rPr>
+          <w:rFonts w:ascii="Times New Roman" w:eastAsia="Times New Roman" w:hAnsi="Times New Roman" w:cs="Times New Roman"/>
+          <w:b/>
+          <w:sz w:val="24"/>
+          <w:szCs w:val="24"/>
+          <w:lang w:val="pt-PT" w:eastAsia="pt-BR"/>
+        </w:rPr>
+      </w:pPr>
+      <w:r>
+        <w:rPr>
+          <w:rFonts w:ascii="Times New Roman" w:eastAsia="Times New Roman" w:hAnsi="Times New Roman" w:cs="Times New Roman"/>
+          <w:b/>
+          <w:sz w:val="24"/>
+          <w:szCs w:val="24"/>
+          <w:lang w:val="pt-PT" w:eastAsia="pt-BR"/>
+        </w:rPr>
+        <w:br w:type="page"/>
+      </w:r>
+    </w:p>
+    <w:p>
+      <w:pPr>
+        <w:tabs>
+          <w:tab w:val="center" w:pos="4252"/>
+          <w:tab w:val="right" w:pos="8504"/>
+        </w:tabs>
+        <w:spacing w:after="0" w:line="360" w:lineRule="auto"/>
+        <w:contextualSpacing/>
+        <w:jc w:val="both"/>
+        <w:rPr>
+          <w:rFonts w:ascii="Times New Roman" w:eastAsia="Times New Roman" w:hAnsi="Times New Roman" w:cs="Times New Roman"/>
+          <w:b/>
+          <w:sz w:val="24"/>
+          <w:szCs w:val="24"/>
+          <w:lang w:val="pt-PT" w:eastAsia="pt-BR"/>
+        </w:rPr>
+      </w:pPr>
       <w:r>
         <w:rPr>
           <w:rFonts w:ascii="Times New Roman" w:eastAsia="Times New Roman" w:hAnsi="Times New Roman" w:cs="Times New Roman"/>
@@ -1024,61 +1286,49 @@
     <w:p>
       <w:pPr>
         <w:pStyle w:val="NormalWeb"/>
-        <w:spacing w:line="360" w:lineRule="auto"/>
-        <w:jc w:val="both"/>
-      </w:pPr>
-      <w:r>
-        <w:rPr>
-          <w:rStyle w:val="citation-708"/>
-        </w:rPr>
-        <w:t>A arquitetura do Internal Developer Platform (IDP) será baseada no princípio de separação de responsabilidades, garantindo baixo acoplamento e alta coesão</w:t>
-      </w:r>
-      <w:r>
-        <w:t>. A plataforma será dividida em quatro camadas principais independentes:</w:t>
+        <w:spacing w:before="0" w:beforeAutospacing="0" w:line="360" w:lineRule="auto"/>
+        <w:jc w:val="both"/>
+      </w:pPr>
+      <w:r>
+        <w:rPr>
+          <w:b/>
+          <w:bCs/>
+        </w:rPr>
+        <w:t>Arquitetura Lógica da Solução</w:t>
+      </w:r>
+      <w:r>
+        <w:t xml:space="preserve"> </w:t>
       </w:r>
     </w:p>
     <w:p>
       <w:pPr>
         <w:pStyle w:val="NormalWeb"/>
-        <w:numPr>
-          <w:ilvl w:val="0"/>
-          <w:numId w:val="2"/>
-        </w:numPr>
-        <w:spacing w:line="360" w:lineRule="auto"/>
-        <w:jc w:val="both"/>
-      </w:pPr>
-      <w:r>
-        <w:rPr>
-          <w:b/>
-          <w:bCs/>
-        </w:rPr>
-        <w:t>Camada de Interação (</w:t>
-      </w:r>
-      <w:r>
-        <w:rPr>
-          <w:b/>
-          <w:bCs/>
-          <w:i/>
-          <w:iCs/>
-        </w:rPr>
-        <w:t>Developer Portal</w:t>
-      </w:r>
-      <w:r>
-        <w:rPr>
-          <w:b/>
-          <w:bCs/>
-        </w:rPr>
-        <w:t>):</w:t>
-      </w:r>
-      <w:r>
-        <w:t xml:space="preserve"> Uma interface unificada onde os desenvolvedores podem descobrir serviços, consultar documentações e solicitar o provisionamento de novos recursos por meio de </w:t>
-      </w:r>
-      <w:r>
-        <w:rPr>
-          <w:i/>
-          <w:iCs/>
-        </w:rPr>
-        <w:t>Golden Paths</w:t>
+        <w:spacing w:before="0" w:beforeAutospacing="0" w:line="360" w:lineRule="auto"/>
+        <w:jc w:val="both"/>
+      </w:pPr>
+      <w:r>
+        <w:rPr>
+          <w:rStyle w:val="citation-228"/>
+        </w:rPr>
+        <w:t>Para tornar a IDP confiável e resiliente a mudanças, a arquitetura foi desenhada com forte separação de responsabilidades</w:t>
+      </w:r>
+      <w:r>
+        <w:t xml:space="preserve">. </w:t>
+      </w:r>
+      <w:r>
+        <w:rPr>
+          <w:rStyle w:val="citation-227"/>
+        </w:rPr>
+        <w:t xml:space="preserve">Isso significa que o sistema é modular o suficiente para que cada pedaço de código tenha um escopo único, garantindo alta coesão e baixo acoplamento </w:t>
+      </w:r>
+      <w:r>
+        <w:t xml:space="preserve">. </w:t>
+      </w:r>
+      <w:r>
+        <w:rPr>
+          <w:rStyle w:val="citation-226"/>
+        </w:rPr>
+        <w:t>Essa extensibilidade permite que a organização troque módulos, altere camadas e adicione novos serviços sem quebrar os contratos de dados subjacentes das outras ferramentas, mantendo a plataforma em execução mesmo durante atualizações críticas</w:t>
       </w:r>
       <w:r>
         <w:t>.</w:t>
@@ -1087,96 +1337,11 @@
     <w:p>
       <w:pPr>
         <w:pStyle w:val="NormalWeb"/>
-        <w:numPr>
-          <w:ilvl w:val="0"/>
-          <w:numId w:val="2"/>
-        </w:numPr>
-        <w:spacing w:line="360" w:lineRule="auto"/>
-        <w:jc w:val="both"/>
-      </w:pPr>
-      <w:r>
-        <w:rPr>
-          <w:b/>
-          <w:bCs/>
-        </w:rPr>
-        <w:t>Camada de Orquestração (</w:t>
-      </w:r>
-      <w:r>
-        <w:rPr>
-          <w:b/>
-          <w:bCs/>
-          <w:i/>
-          <w:iCs/>
-        </w:rPr>
-        <w:t>Control Plane</w:t>
-      </w:r>
-      <w:r>
-        <w:rPr>
-          <w:b/>
-          <w:bCs/>
-        </w:rPr>
-        <w:t>):</w:t>
-      </w:r>
-      <w:r>
-        <w:t xml:space="preserve"> Recebe as requisições via uma estrutura RESTful, traduzindo as intenções dos desenvolvedores em comandos de automação baseados em manifestos do Kubernetes processados pelo Crossplane.</w:t>
-      </w:r>
-    </w:p>
-    <w:p>
-      <w:pPr>
-        <w:pStyle w:val="NormalWeb"/>
-        <w:numPr>
-          <w:ilvl w:val="0"/>
-          <w:numId w:val="2"/>
-        </w:numPr>
-        <w:spacing w:line="360" w:lineRule="auto"/>
-        <w:jc w:val="both"/>
-      </w:pPr>
-      <w:r>
-        <w:rPr>
-          <w:b/>
-          <w:bCs/>
-        </w:rPr>
-        <w:t>Camada de Automação e CI/CD:</w:t>
-      </w:r>
-      <w:r>
-        <w:t xml:space="preserve"> Responsável pela execução (pipelines no Azure Pipelines e sincronização via ArgoCD). Uma inovação desta camada é a injeção automatizada de padrões de IA nos repositórios gerados, padronizando as instruções locais para assistentes de codificação das equipes.</w:t>
-      </w:r>
-    </w:p>
-    <w:p>
-      <w:pPr>
-        <w:pStyle w:val="NormalWeb"/>
-        <w:numPr>
-          <w:ilvl w:val="0"/>
-          <w:numId w:val="2"/>
-        </w:numPr>
-        <w:spacing w:line="360" w:lineRule="auto"/>
-        <w:jc w:val="both"/>
-      </w:pPr>
-      <w:r>
-        <w:rPr>
-          <w:b/>
-          <w:bCs/>
-        </w:rPr>
-        <w:t>Camada de Infraestrutura e Nuvem (</w:t>
-      </w:r>
-      <w:r>
-        <w:rPr>
-          <w:b/>
-          <w:bCs/>
-          <w:i/>
-          <w:iCs/>
-        </w:rPr>
-        <w:t>On Demand</w:t>
-      </w:r>
-      <w:r>
-        <w:rPr>
-          <w:b/>
-          <w:bCs/>
-        </w:rPr>
-        <w:t>):</w:t>
-      </w:r>
-      <w:r>
-        <w:t xml:space="preserve"> Onde os recursos reais (clusters AKS, bancos de dados, redes no Azure) são provisionados dinamicamente via código, permitindo escalabilidade horizontal.</w:t>
+        <w:spacing w:before="0" w:beforeAutospacing="0" w:line="360" w:lineRule="auto"/>
+        <w:jc w:val="both"/>
+      </w:pPr>
+      <w:r>
+        <w:t>A plataforma será dividida em quatro camadas principais:</w:t>
       </w:r>
     </w:p>
     <w:p>
@@ -1184,15 +1349,15 @@
         <w:pStyle w:val="NormalWeb"/>
         <w:keepNext/>
         <w:spacing w:line="360" w:lineRule="auto"/>
+        <w:ind w:left="360"/>
         <w:jc w:val="center"/>
       </w:pPr>
       <w:r>
         <w:rPr>
           <w:noProof/>
         </w:rPr>
-        <w:lastRenderedPageBreak/>
         <w:drawing>
-          <wp:inline distT="0" distB="0" distL="0" distR="0" wp14:anchorId="3D82BCB6" wp14:editId="0140AE25">
+          <wp:inline distT="0" distB="0" distL="0" distR="0" wp14:anchorId="3F9BC34C" wp14:editId="55A01892">
             <wp:extent cx="4064000" cy="3683000"/>
             <wp:effectExtent l="0" t="0" r="0" b="0"/>
             <wp:docPr id="1310922759" name="Picture 1"/>
@@ -1238,19 +1403,33 @@
       <w:pPr>
         <w:pStyle w:val="Caption"/>
         <w:spacing w:line="360" w:lineRule="auto"/>
+        <w:ind w:left="360"/>
         <w:jc w:val="center"/>
       </w:pPr>
       <w:r>
         <w:t xml:space="preserve">Figura </w:t>
       </w:r>
-      <w:fldSimple w:instr=" SEQ Figura \* ARABIC ">
-        <w:r>
-          <w:rPr>
-            <w:noProof/>
-          </w:rPr>
-          <w:t>1</w:t>
-        </w:r>
-      </w:fldSimple>
+      <w:r>
+        <w:fldChar w:fldCharType="begin"/>
+      </w:r>
+      <w:r>
+        <w:instrText xml:space="preserve"> SEQ Figura \* ARABIC </w:instrText>
+      </w:r>
+      <w:r>
+        <w:fldChar w:fldCharType="separate"/>
+      </w:r>
+      <w:r>
+        <w:rPr>
+          <w:noProof/>
+        </w:rPr>
+        <w:t>1</w:t>
+      </w:r>
+      <w:r>
+        <w:rPr>
+          <w:noProof/>
+        </w:rPr>
+        <w:fldChar w:fldCharType="end"/>
+      </w:r>
       <w:r>
         <w:t xml:space="preserve">: </w:t>
       </w:r>
@@ -1264,1440 +1443,191 @@
     <w:p>
       <w:pPr>
         <w:pStyle w:val="NormalWeb"/>
-        <w:spacing w:line="360" w:lineRule="auto"/>
-        <w:jc w:val="both"/>
-        <w:rPr>
-          <w:b/>
-          <w:bCs/>
-        </w:rPr>
-      </w:pPr>
-      <w:r>
-        <w:rPr>
-          <w:b/>
-          <w:bCs/>
-        </w:rPr>
-        <w:t>Aplicação Prática de Segurança: Política de Imagens Distroless com Kyverno</w:t>
+        <w:numPr>
+          <w:ilvl w:val="0"/>
+          <w:numId w:val="5"/>
+        </w:numPr>
+        <w:spacing w:before="0" w:beforeAutospacing="0" w:line="360" w:lineRule="auto"/>
+        <w:jc w:val="both"/>
+      </w:pPr>
+      <w:r>
+        <w:rPr>
+          <w:b/>
+          <w:bCs/>
+        </w:rPr>
+        <w:t>Camada de Interação (</w:t>
+      </w:r>
+      <w:r>
+        <w:rPr>
+          <w:b/>
+          <w:bCs/>
+          <w:i/>
+          <w:iCs/>
+        </w:rPr>
+        <w:t>Developer Portal</w:t>
+      </w:r>
+      <w:r>
+        <w:rPr>
+          <w:b/>
+          <w:bCs/>
+        </w:rPr>
+        <w:t>):</w:t>
+      </w:r>
+      <w:r>
+        <w:t xml:space="preserve"> Uma interface unificada onde os desenvolvedores podem descobrir serviços, consultar documentações e solicitar o provisionamento de novos recursos por meio de </w:t>
+      </w:r>
+      <w:r>
+        <w:rPr>
+          <w:i/>
+          <w:iCs/>
+        </w:rPr>
+        <w:t>Golden Paths</w:t>
+      </w:r>
+      <w:r>
+        <w:t>.</w:t>
       </w:r>
     </w:p>
     <w:p>
       <w:pPr>
         <w:pStyle w:val="NormalWeb"/>
-        <w:spacing w:line="360" w:lineRule="auto"/>
-        <w:jc w:val="both"/>
-      </w:pPr>
-      <w:r>
-        <w:rPr>
-          <w:rStyle w:val="citation-756"/>
-        </w:rPr>
-        <w:t xml:space="preserve">Para ilustrar a mitigação de riscos de segurança no cluster (AKS), a plataforma utiliza o Kyverno para garantir que o princípio de </w:t>
-      </w:r>
-      <w:r>
-        <w:rPr>
-          <w:rStyle w:val="citation-756"/>
-          <w:i/>
-          <w:iCs/>
-        </w:rPr>
-        <w:t>Security by Default</w:t>
-      </w:r>
-      <w:r>
-        <w:rPr>
-          <w:rStyle w:val="citation-756"/>
-        </w:rPr>
-        <w:t xml:space="preserve"> seja respeitado</w:t>
-      </w:r>
-      <w:r>
-        <w:t xml:space="preserve">. Abaixo, apresenta-se o manifesto declarativo utilizado para bloquear qualquer implantação que não utilize as imagens </w:t>
-      </w:r>
-      <w:r>
-        <w:rPr>
-          <w:i/>
-          <w:iCs/>
-        </w:rPr>
-        <w:t>distroless</w:t>
-      </w:r>
-      <w:r>
-        <w:t xml:space="preserve"> padronizadas da Chainguard, reduzindo drasticamente a superfície de ataque e as vulnerabilidades (CVEs):</w:t>
-      </w:r>
-    </w:p>
-    <w:tbl>
-      <w:tblPr>
-        <w:tblStyle w:val="TableGrid"/>
-        <w:tblW w:w="0" w:type="auto"/>
-        <w:tblLook w:val="04A0" w:firstRow="1" w:lastRow="0" w:firstColumn="1" w:lastColumn="0" w:noHBand="0" w:noVBand="1"/>
-      </w:tblPr>
-      <w:tblGrid>
-        <w:gridCol w:w="8494"/>
-      </w:tblGrid>
-      <w:tr>
-        <w:tc>
-          <w:tcPr>
-            <w:tcW w:w="8494" w:type="dxa"/>
-          </w:tcPr>
-          <w:p>
-            <w:pPr>
-              <w:shd w:val="clear" w:color="auto" w:fill="002B36"/>
-              <w:spacing w:line="270" w:lineRule="atLeast"/>
-              <w:rPr>
-                <w:rFonts w:ascii="MesloLGS NF" w:hAnsi="MesloLGS NF" w:cs="MesloLGS NF"/>
-                <w:color w:val="839496"/>
-                <w:sz w:val="18"/>
-                <w:szCs w:val="18"/>
-                <w:lang w:val="en-US"/>
-              </w:rPr>
-            </w:pPr>
-            <w:r>
-              <w:rPr>
-                <w:rFonts w:ascii="MesloLGS NF" w:hAnsi="MesloLGS NF" w:cs="MesloLGS NF"/>
-                <w:color w:val="268BD2"/>
-                <w:sz w:val="18"/>
-                <w:szCs w:val="18"/>
-                <w:lang w:val="en-US"/>
-              </w:rPr>
-              <w:t>apiVersion</w:t>
-            </w:r>
-            <w:r>
-              <w:rPr>
-                <w:rFonts w:ascii="MesloLGS NF" w:hAnsi="MesloLGS NF" w:cs="MesloLGS NF"/>
-                <w:color w:val="839496"/>
-                <w:sz w:val="18"/>
-                <w:szCs w:val="18"/>
-                <w:lang w:val="en-US"/>
-              </w:rPr>
-              <w:t xml:space="preserve">: </w:t>
-            </w:r>
-            <w:r>
-              <w:rPr>
-                <w:rFonts w:ascii="MesloLGS NF" w:hAnsi="MesloLGS NF" w:cs="MesloLGS NF"/>
-                <w:color w:val="2AA198"/>
-                <w:sz w:val="18"/>
-                <w:szCs w:val="18"/>
-                <w:lang w:val="en-US"/>
-              </w:rPr>
-              <w:t>kyverno.io/v1</w:t>
-            </w:r>
-          </w:p>
-          <w:p>
-            <w:pPr>
-              <w:shd w:val="clear" w:color="auto" w:fill="002B36"/>
-              <w:spacing w:line="270" w:lineRule="atLeast"/>
-              <w:rPr>
-                <w:rFonts w:ascii="MesloLGS NF" w:hAnsi="MesloLGS NF" w:cs="MesloLGS NF"/>
-                <w:color w:val="839496"/>
-                <w:sz w:val="18"/>
-                <w:szCs w:val="18"/>
-                <w:lang w:val="en-US"/>
-              </w:rPr>
-            </w:pPr>
-            <w:r>
-              <w:rPr>
-                <w:rFonts w:ascii="MesloLGS NF" w:hAnsi="MesloLGS NF" w:cs="MesloLGS NF"/>
-                <w:color w:val="268BD2"/>
-                <w:sz w:val="18"/>
-                <w:szCs w:val="18"/>
-                <w:lang w:val="en-US"/>
-              </w:rPr>
-              <w:t>kind</w:t>
-            </w:r>
-            <w:r>
-              <w:rPr>
-                <w:rFonts w:ascii="MesloLGS NF" w:hAnsi="MesloLGS NF" w:cs="MesloLGS NF"/>
-                <w:color w:val="839496"/>
-                <w:sz w:val="18"/>
-                <w:szCs w:val="18"/>
-                <w:lang w:val="en-US"/>
-              </w:rPr>
-              <w:t xml:space="preserve">: </w:t>
-            </w:r>
-            <w:r>
-              <w:rPr>
-                <w:rFonts w:ascii="MesloLGS NF" w:hAnsi="MesloLGS NF" w:cs="MesloLGS NF"/>
-                <w:color w:val="2AA198"/>
-                <w:sz w:val="18"/>
-                <w:szCs w:val="18"/>
-                <w:lang w:val="en-US"/>
-              </w:rPr>
-              <w:t>ClusterPolicy</w:t>
-            </w:r>
-          </w:p>
-          <w:p>
-            <w:pPr>
-              <w:shd w:val="clear" w:color="auto" w:fill="002B36"/>
-              <w:spacing w:line="270" w:lineRule="atLeast"/>
-              <w:rPr>
-                <w:rFonts w:ascii="MesloLGS NF" w:hAnsi="MesloLGS NF" w:cs="MesloLGS NF"/>
-                <w:color w:val="839496"/>
-                <w:sz w:val="18"/>
-                <w:szCs w:val="18"/>
-                <w:lang w:val="en-US"/>
-              </w:rPr>
-            </w:pPr>
-            <w:r>
-              <w:rPr>
-                <w:rFonts w:ascii="MesloLGS NF" w:hAnsi="MesloLGS NF" w:cs="MesloLGS NF"/>
-                <w:color w:val="268BD2"/>
-                <w:sz w:val="18"/>
-                <w:szCs w:val="18"/>
-                <w:lang w:val="en-US"/>
-              </w:rPr>
-              <w:t>metadata</w:t>
-            </w:r>
-            <w:r>
-              <w:rPr>
-                <w:rFonts w:ascii="MesloLGS NF" w:hAnsi="MesloLGS NF" w:cs="MesloLGS NF"/>
-                <w:color w:val="839496"/>
-                <w:sz w:val="18"/>
-                <w:szCs w:val="18"/>
-                <w:lang w:val="en-US"/>
-              </w:rPr>
-              <w:t>:</w:t>
-            </w:r>
-          </w:p>
-          <w:p>
-            <w:pPr>
-              <w:shd w:val="clear" w:color="auto" w:fill="002B36"/>
-              <w:spacing w:line="270" w:lineRule="atLeast"/>
-              <w:rPr>
-                <w:rFonts w:ascii="MesloLGS NF" w:hAnsi="MesloLGS NF" w:cs="MesloLGS NF"/>
-                <w:color w:val="839496"/>
-                <w:sz w:val="18"/>
-                <w:szCs w:val="18"/>
-                <w:lang w:val="en-US"/>
-              </w:rPr>
-            </w:pPr>
-            <w:r>
-              <w:rPr>
-                <w:rFonts w:ascii="MesloLGS NF" w:hAnsi="MesloLGS NF" w:cs="MesloLGS NF"/>
-                <w:color w:val="839496"/>
-                <w:sz w:val="18"/>
-                <w:szCs w:val="18"/>
-                <w:lang w:val="en-US"/>
-              </w:rPr>
-              <w:t xml:space="preserve">  </w:t>
-            </w:r>
-            <w:r>
-              <w:rPr>
-                <w:rFonts w:ascii="MesloLGS NF" w:hAnsi="MesloLGS NF" w:cs="MesloLGS NF"/>
-                <w:color w:val="268BD2"/>
-                <w:sz w:val="18"/>
-                <w:szCs w:val="18"/>
-                <w:lang w:val="en-US"/>
-              </w:rPr>
-              <w:t>name</w:t>
-            </w:r>
-            <w:r>
-              <w:rPr>
-                <w:rFonts w:ascii="MesloLGS NF" w:hAnsi="MesloLGS NF" w:cs="MesloLGS NF"/>
-                <w:color w:val="839496"/>
-                <w:sz w:val="18"/>
-                <w:szCs w:val="18"/>
-                <w:lang w:val="en-US"/>
-              </w:rPr>
-              <w:t xml:space="preserve">: </w:t>
-            </w:r>
-            <w:r>
-              <w:rPr>
-                <w:rFonts w:ascii="MesloLGS NF" w:hAnsi="MesloLGS NF" w:cs="MesloLGS NF"/>
-                <w:color w:val="2AA198"/>
-                <w:sz w:val="18"/>
-                <w:szCs w:val="18"/>
-                <w:lang w:val="en-US"/>
-              </w:rPr>
-              <w:t>require-chainguard-distroless</w:t>
-            </w:r>
-          </w:p>
-          <w:p>
-            <w:pPr>
-              <w:shd w:val="clear" w:color="auto" w:fill="002B36"/>
-              <w:spacing w:line="270" w:lineRule="atLeast"/>
-              <w:rPr>
-                <w:rFonts w:ascii="MesloLGS NF" w:hAnsi="MesloLGS NF" w:cs="MesloLGS NF"/>
-                <w:color w:val="839496"/>
-                <w:sz w:val="18"/>
-                <w:szCs w:val="18"/>
-                <w:lang w:val="en-US"/>
-              </w:rPr>
-            </w:pPr>
-            <w:r>
-              <w:rPr>
-                <w:rFonts w:ascii="MesloLGS NF" w:hAnsi="MesloLGS NF" w:cs="MesloLGS NF"/>
-                <w:color w:val="839496"/>
-                <w:sz w:val="18"/>
-                <w:szCs w:val="18"/>
-                <w:lang w:val="en-US"/>
-              </w:rPr>
-              <w:t xml:space="preserve">  </w:t>
-            </w:r>
-            <w:r>
-              <w:rPr>
-                <w:rFonts w:ascii="MesloLGS NF" w:hAnsi="MesloLGS NF" w:cs="MesloLGS NF"/>
-                <w:color w:val="268BD2"/>
-                <w:sz w:val="18"/>
-                <w:szCs w:val="18"/>
-                <w:lang w:val="en-US"/>
-              </w:rPr>
-              <w:t>annotations</w:t>
-            </w:r>
-            <w:r>
-              <w:rPr>
-                <w:rFonts w:ascii="MesloLGS NF" w:hAnsi="MesloLGS NF" w:cs="MesloLGS NF"/>
-                <w:color w:val="839496"/>
-                <w:sz w:val="18"/>
-                <w:szCs w:val="18"/>
-                <w:lang w:val="en-US"/>
-              </w:rPr>
-              <w:t>:</w:t>
-            </w:r>
-          </w:p>
-          <w:p>
-            <w:pPr>
-              <w:shd w:val="clear" w:color="auto" w:fill="002B36"/>
-              <w:spacing w:line="270" w:lineRule="atLeast"/>
-              <w:rPr>
-                <w:rFonts w:ascii="MesloLGS NF" w:hAnsi="MesloLGS NF" w:cs="MesloLGS NF"/>
-                <w:color w:val="839496"/>
-                <w:sz w:val="18"/>
-                <w:szCs w:val="18"/>
-                <w:lang w:val="en-US"/>
-              </w:rPr>
-            </w:pPr>
-            <w:r>
-              <w:rPr>
-                <w:rFonts w:ascii="MesloLGS NF" w:hAnsi="MesloLGS NF" w:cs="MesloLGS NF"/>
-                <w:color w:val="839496"/>
-                <w:sz w:val="18"/>
-                <w:szCs w:val="18"/>
-                <w:lang w:val="en-US"/>
-              </w:rPr>
-              <w:t xml:space="preserve">    </w:t>
-            </w:r>
-            <w:r>
-              <w:rPr>
-                <w:rFonts w:ascii="MesloLGS NF" w:hAnsi="MesloLGS NF" w:cs="MesloLGS NF"/>
-                <w:color w:val="268BD2"/>
-                <w:sz w:val="18"/>
-                <w:szCs w:val="18"/>
-                <w:lang w:val="en-US"/>
-              </w:rPr>
-              <w:t>policies.kyverno.io/title</w:t>
-            </w:r>
-            <w:r>
-              <w:rPr>
-                <w:rFonts w:ascii="MesloLGS NF" w:hAnsi="MesloLGS NF" w:cs="MesloLGS NF"/>
-                <w:color w:val="839496"/>
-                <w:sz w:val="18"/>
-                <w:szCs w:val="18"/>
-                <w:lang w:val="en-US"/>
-              </w:rPr>
-              <w:t xml:space="preserve">: </w:t>
-            </w:r>
-            <w:r>
-              <w:rPr>
-                <w:rFonts w:ascii="MesloLGS NF" w:hAnsi="MesloLGS NF" w:cs="MesloLGS NF"/>
-                <w:color w:val="2AA198"/>
-                <w:sz w:val="18"/>
-                <w:szCs w:val="18"/>
-                <w:lang w:val="en-US"/>
-              </w:rPr>
-              <w:t>"Exigir Imagens Distroless (Chainguard)"</w:t>
-            </w:r>
-          </w:p>
-          <w:p>
-            <w:pPr>
-              <w:shd w:val="clear" w:color="auto" w:fill="002B36"/>
-              <w:spacing w:line="270" w:lineRule="atLeast"/>
-              <w:rPr>
-                <w:rFonts w:ascii="MesloLGS NF" w:hAnsi="MesloLGS NF" w:cs="MesloLGS NF"/>
-                <w:color w:val="839496"/>
-                <w:sz w:val="18"/>
-                <w:szCs w:val="18"/>
-                <w:lang w:val="en-US"/>
-              </w:rPr>
-            </w:pPr>
-            <w:r>
-              <w:rPr>
-                <w:rFonts w:ascii="MesloLGS NF" w:hAnsi="MesloLGS NF" w:cs="MesloLGS NF"/>
-                <w:color w:val="839496"/>
-                <w:sz w:val="18"/>
-                <w:szCs w:val="18"/>
-                <w:lang w:val="en-US"/>
-              </w:rPr>
-              <w:t xml:space="preserve">    </w:t>
-            </w:r>
-            <w:r>
-              <w:rPr>
-                <w:rFonts w:ascii="MesloLGS NF" w:hAnsi="MesloLGS NF" w:cs="MesloLGS NF"/>
-                <w:color w:val="268BD2"/>
-                <w:sz w:val="18"/>
-                <w:szCs w:val="18"/>
-                <w:lang w:val="en-US"/>
-              </w:rPr>
-              <w:t>policies.kyverno.io/category</w:t>
-            </w:r>
-            <w:r>
-              <w:rPr>
-                <w:rFonts w:ascii="MesloLGS NF" w:hAnsi="MesloLGS NF" w:cs="MesloLGS NF"/>
-                <w:color w:val="839496"/>
-                <w:sz w:val="18"/>
-                <w:szCs w:val="18"/>
-                <w:lang w:val="en-US"/>
-              </w:rPr>
-              <w:t xml:space="preserve">: </w:t>
-            </w:r>
-            <w:r>
-              <w:rPr>
-                <w:rFonts w:ascii="MesloLGS NF" w:hAnsi="MesloLGS NF" w:cs="MesloLGS NF"/>
-                <w:color w:val="2AA198"/>
-                <w:sz w:val="18"/>
-                <w:szCs w:val="18"/>
-                <w:lang w:val="en-US"/>
-              </w:rPr>
-              <w:t>"Pod Security / Supply Chain"</w:t>
-            </w:r>
-          </w:p>
-          <w:p>
-            <w:pPr>
-              <w:shd w:val="clear" w:color="auto" w:fill="002B36"/>
-              <w:spacing w:line="270" w:lineRule="atLeast"/>
-              <w:rPr>
-                <w:rFonts w:ascii="MesloLGS NF" w:hAnsi="MesloLGS NF" w:cs="MesloLGS NF"/>
-                <w:color w:val="839496"/>
-                <w:sz w:val="18"/>
-                <w:szCs w:val="18"/>
-                <w:lang w:val="en-US"/>
-              </w:rPr>
-            </w:pPr>
-            <w:r>
-              <w:rPr>
-                <w:rFonts w:ascii="MesloLGS NF" w:hAnsi="MesloLGS NF" w:cs="MesloLGS NF"/>
-                <w:color w:val="839496"/>
-                <w:sz w:val="18"/>
-                <w:szCs w:val="18"/>
-                <w:lang w:val="en-US"/>
-              </w:rPr>
-              <w:t xml:space="preserve">    </w:t>
-            </w:r>
-            <w:r>
-              <w:rPr>
-                <w:rFonts w:ascii="MesloLGS NF" w:hAnsi="MesloLGS NF" w:cs="MesloLGS NF"/>
-                <w:color w:val="268BD2"/>
-                <w:sz w:val="18"/>
-                <w:szCs w:val="18"/>
-                <w:lang w:val="en-US"/>
-              </w:rPr>
-              <w:t>policies.kyverno.io/severity</w:t>
-            </w:r>
-            <w:r>
-              <w:rPr>
-                <w:rFonts w:ascii="MesloLGS NF" w:hAnsi="MesloLGS NF" w:cs="MesloLGS NF"/>
-                <w:color w:val="839496"/>
-                <w:sz w:val="18"/>
-                <w:szCs w:val="18"/>
-                <w:lang w:val="en-US"/>
-              </w:rPr>
-              <w:t xml:space="preserve">: </w:t>
-            </w:r>
-            <w:r>
-              <w:rPr>
-                <w:rFonts w:ascii="MesloLGS NF" w:hAnsi="MesloLGS NF" w:cs="MesloLGS NF"/>
-                <w:color w:val="2AA198"/>
-                <w:sz w:val="18"/>
-                <w:szCs w:val="18"/>
-                <w:lang w:val="en-US"/>
-              </w:rPr>
-              <w:t>"high"</w:t>
-            </w:r>
-          </w:p>
-          <w:p>
-            <w:pPr>
-              <w:shd w:val="clear" w:color="auto" w:fill="002B36"/>
-              <w:spacing w:line="270" w:lineRule="atLeast"/>
-              <w:rPr>
-                <w:rFonts w:ascii="MesloLGS NF" w:hAnsi="MesloLGS NF" w:cs="MesloLGS NF"/>
-                <w:color w:val="839496"/>
-                <w:sz w:val="18"/>
-                <w:szCs w:val="18"/>
-              </w:rPr>
-            </w:pPr>
-            <w:r>
-              <w:rPr>
-                <w:rFonts w:ascii="MesloLGS NF" w:hAnsi="MesloLGS NF" w:cs="MesloLGS NF"/>
-                <w:color w:val="839496"/>
-                <w:sz w:val="18"/>
-                <w:szCs w:val="18"/>
-                <w:lang w:val="en-US"/>
-              </w:rPr>
-              <w:t xml:space="preserve">    </w:t>
-            </w:r>
-            <w:r>
-              <w:rPr>
-                <w:rFonts w:ascii="MesloLGS NF" w:hAnsi="MesloLGS NF" w:cs="MesloLGS NF"/>
-                <w:color w:val="268BD2"/>
-                <w:sz w:val="18"/>
-                <w:szCs w:val="18"/>
-              </w:rPr>
-              <w:t>policies.kyverno.io/description</w:t>
-            </w:r>
-            <w:r>
-              <w:rPr>
-                <w:rFonts w:ascii="MesloLGS NF" w:hAnsi="MesloLGS NF" w:cs="MesloLGS NF"/>
-                <w:color w:val="839496"/>
-                <w:sz w:val="18"/>
-                <w:szCs w:val="18"/>
-              </w:rPr>
-              <w:t xml:space="preserve">: </w:t>
-            </w:r>
-            <w:r>
-              <w:rPr>
-                <w:rFonts w:ascii="MesloLGS NF" w:hAnsi="MesloLGS NF" w:cs="MesloLGS NF"/>
-                <w:color w:val="859900"/>
-                <w:sz w:val="18"/>
-                <w:szCs w:val="18"/>
-              </w:rPr>
-              <w:t>&gt;</w:t>
-            </w:r>
-            <w:r>
-              <w:rPr>
-                <w:rFonts w:ascii="MesloLGS NF" w:hAnsi="MesloLGS NF" w:cs="MesloLGS NF"/>
-                <w:b/>
-                <w:bCs/>
-                <w:color w:val="93A1A1"/>
-                <w:sz w:val="18"/>
-                <w:szCs w:val="18"/>
-              </w:rPr>
-              <w:t>-</w:t>
-            </w:r>
-          </w:p>
-          <w:p>
-            <w:pPr>
-              <w:shd w:val="clear" w:color="auto" w:fill="002B36"/>
-              <w:spacing w:line="270" w:lineRule="atLeast"/>
-              <w:rPr>
-                <w:rFonts w:ascii="MesloLGS NF" w:hAnsi="MesloLGS NF" w:cs="MesloLGS NF"/>
-                <w:color w:val="839496"/>
-                <w:sz w:val="18"/>
-                <w:szCs w:val="18"/>
-              </w:rPr>
-            </w:pPr>
-            <w:r>
-              <w:rPr>
-                <w:rFonts w:ascii="MesloLGS NF" w:hAnsi="MesloLGS NF" w:cs="MesloLGS NF"/>
-                <w:color w:val="839496"/>
-                <w:sz w:val="18"/>
-                <w:szCs w:val="18"/>
-              </w:rPr>
-              <w:t xml:space="preserve">      </w:t>
-            </w:r>
-            <w:r>
-              <w:rPr>
-                <w:rFonts w:ascii="MesloLGS NF" w:hAnsi="MesloLGS NF" w:cs="MesloLGS NF"/>
-                <w:color w:val="2AA198"/>
-                <w:sz w:val="18"/>
-                <w:szCs w:val="18"/>
-              </w:rPr>
-              <w:t>Esta política garante que todas as cargas de trabalho no cluster</w:t>
-            </w:r>
-          </w:p>
-          <w:p>
-            <w:pPr>
-              <w:shd w:val="clear" w:color="auto" w:fill="002B36"/>
-              <w:spacing w:line="270" w:lineRule="atLeast"/>
-              <w:rPr>
-                <w:rFonts w:ascii="MesloLGS NF" w:hAnsi="MesloLGS NF" w:cs="MesloLGS NF"/>
-                <w:color w:val="839496"/>
-                <w:sz w:val="18"/>
-                <w:szCs w:val="18"/>
-              </w:rPr>
-            </w:pPr>
-            <w:r>
-              <w:rPr>
-                <w:rFonts w:ascii="MesloLGS NF" w:hAnsi="MesloLGS NF" w:cs="MesloLGS NF"/>
-                <w:color w:val="839496"/>
-                <w:sz w:val="18"/>
-                <w:szCs w:val="18"/>
-              </w:rPr>
-              <w:t xml:space="preserve">    </w:t>
-            </w:r>
-            <w:r>
-              <w:rPr>
-                <w:rFonts w:ascii="MesloLGS NF" w:hAnsi="MesloLGS NF" w:cs="MesloLGS NF"/>
-                <w:color w:val="2AA198"/>
-                <w:sz w:val="18"/>
-                <w:szCs w:val="18"/>
-              </w:rPr>
-              <w:t xml:space="preserve">  utilizem exclusivamente imagens distroless aprovadas para </w:t>
-            </w:r>
-          </w:p>
-          <w:p>
-            <w:pPr>
-              <w:shd w:val="clear" w:color="auto" w:fill="002B36"/>
-              <w:spacing w:line="270" w:lineRule="atLeast"/>
-              <w:rPr>
-                <w:rFonts w:ascii="MesloLGS NF" w:hAnsi="MesloLGS NF" w:cs="MesloLGS NF"/>
-                <w:color w:val="839496"/>
-                <w:sz w:val="18"/>
-                <w:szCs w:val="18"/>
-              </w:rPr>
-            </w:pPr>
-            <w:r>
-              <w:rPr>
-                <w:rFonts w:ascii="MesloLGS NF" w:hAnsi="MesloLGS NF" w:cs="MesloLGS NF"/>
-                <w:color w:val="839496"/>
-                <w:sz w:val="18"/>
-                <w:szCs w:val="18"/>
-              </w:rPr>
-              <w:t xml:space="preserve">    </w:t>
-            </w:r>
-            <w:r>
-              <w:rPr>
-                <w:rFonts w:ascii="MesloLGS NF" w:hAnsi="MesloLGS NF" w:cs="MesloLGS NF"/>
-                <w:color w:val="2AA198"/>
-                <w:sz w:val="18"/>
-                <w:szCs w:val="18"/>
-              </w:rPr>
-              <w:t xml:space="preserve">  minimizar vulnerabilidades e otimizar o tempo de inicialização.</w:t>
-            </w:r>
-          </w:p>
-          <w:p>
-            <w:pPr>
-              <w:shd w:val="clear" w:color="auto" w:fill="002B36"/>
-              <w:spacing w:line="270" w:lineRule="atLeast"/>
-              <w:rPr>
-                <w:rFonts w:ascii="MesloLGS NF" w:hAnsi="MesloLGS NF" w:cs="MesloLGS NF"/>
-                <w:color w:val="839496"/>
-                <w:sz w:val="18"/>
-                <w:szCs w:val="18"/>
-                <w:lang w:val="en-US"/>
-              </w:rPr>
-            </w:pPr>
-            <w:r>
-              <w:rPr>
-                <w:rFonts w:ascii="MesloLGS NF" w:hAnsi="MesloLGS NF" w:cs="MesloLGS NF"/>
-                <w:color w:val="268BD2"/>
-                <w:sz w:val="18"/>
-                <w:szCs w:val="18"/>
-                <w:lang w:val="en-US"/>
-              </w:rPr>
-              <w:t>spec</w:t>
-            </w:r>
-            <w:r>
-              <w:rPr>
-                <w:rFonts w:ascii="MesloLGS NF" w:hAnsi="MesloLGS NF" w:cs="MesloLGS NF"/>
-                <w:color w:val="839496"/>
-                <w:sz w:val="18"/>
-                <w:szCs w:val="18"/>
-                <w:lang w:val="en-US"/>
-              </w:rPr>
-              <w:t>:</w:t>
-            </w:r>
-          </w:p>
-          <w:p>
-            <w:pPr>
-              <w:shd w:val="clear" w:color="auto" w:fill="002B36"/>
-              <w:spacing w:line="270" w:lineRule="atLeast"/>
-              <w:rPr>
-                <w:rFonts w:ascii="MesloLGS NF" w:hAnsi="MesloLGS NF" w:cs="MesloLGS NF"/>
-                <w:color w:val="839496"/>
-                <w:sz w:val="18"/>
-                <w:szCs w:val="18"/>
-                <w:lang w:val="en-US"/>
-              </w:rPr>
-            </w:pPr>
-            <w:r>
-              <w:rPr>
-                <w:rFonts w:ascii="MesloLGS NF" w:hAnsi="MesloLGS NF" w:cs="MesloLGS NF"/>
-                <w:color w:val="839496"/>
-                <w:sz w:val="18"/>
-                <w:szCs w:val="18"/>
-                <w:lang w:val="en-US"/>
-              </w:rPr>
-              <w:lastRenderedPageBreak/>
-              <w:t xml:space="preserve">  </w:t>
-            </w:r>
-            <w:r>
-              <w:rPr>
-                <w:rFonts w:ascii="MesloLGS NF" w:hAnsi="MesloLGS NF" w:cs="MesloLGS NF"/>
-                <w:color w:val="268BD2"/>
-                <w:sz w:val="18"/>
-                <w:szCs w:val="18"/>
-                <w:lang w:val="en-US"/>
-              </w:rPr>
-              <w:t>validationFailureAction</w:t>
-            </w:r>
-            <w:r>
-              <w:rPr>
-                <w:rFonts w:ascii="MesloLGS NF" w:hAnsi="MesloLGS NF" w:cs="MesloLGS NF"/>
-                <w:color w:val="839496"/>
-                <w:sz w:val="18"/>
-                <w:szCs w:val="18"/>
-                <w:lang w:val="en-US"/>
-              </w:rPr>
-              <w:t xml:space="preserve">: </w:t>
-            </w:r>
-            <w:r>
-              <w:rPr>
-                <w:rFonts w:ascii="MesloLGS NF" w:hAnsi="MesloLGS NF" w:cs="MesloLGS NF"/>
-                <w:color w:val="2AA198"/>
-                <w:sz w:val="18"/>
-                <w:szCs w:val="18"/>
-                <w:lang w:val="en-US"/>
-              </w:rPr>
-              <w:t>Enforce</w:t>
-            </w:r>
-          </w:p>
-          <w:p>
-            <w:pPr>
-              <w:shd w:val="clear" w:color="auto" w:fill="002B36"/>
-              <w:spacing w:line="270" w:lineRule="atLeast"/>
-              <w:rPr>
-                <w:rFonts w:ascii="MesloLGS NF" w:hAnsi="MesloLGS NF" w:cs="MesloLGS NF"/>
-                <w:color w:val="839496"/>
-                <w:sz w:val="18"/>
-                <w:szCs w:val="18"/>
-                <w:lang w:val="en-US"/>
-              </w:rPr>
-            </w:pPr>
-            <w:r>
-              <w:rPr>
-                <w:rFonts w:ascii="MesloLGS NF" w:hAnsi="MesloLGS NF" w:cs="MesloLGS NF"/>
-                <w:color w:val="839496"/>
-                <w:sz w:val="18"/>
-                <w:szCs w:val="18"/>
-                <w:lang w:val="en-US"/>
-              </w:rPr>
-              <w:t xml:space="preserve">  </w:t>
-            </w:r>
-            <w:r>
-              <w:rPr>
-                <w:rFonts w:ascii="MesloLGS NF" w:hAnsi="MesloLGS NF" w:cs="MesloLGS NF"/>
-                <w:color w:val="268BD2"/>
-                <w:sz w:val="18"/>
-                <w:szCs w:val="18"/>
-                <w:lang w:val="en-US"/>
-              </w:rPr>
-              <w:t>background</w:t>
-            </w:r>
-            <w:r>
-              <w:rPr>
-                <w:rFonts w:ascii="MesloLGS NF" w:hAnsi="MesloLGS NF" w:cs="MesloLGS NF"/>
-                <w:color w:val="839496"/>
-                <w:sz w:val="18"/>
-                <w:szCs w:val="18"/>
-                <w:lang w:val="en-US"/>
-              </w:rPr>
-              <w:t xml:space="preserve">: </w:t>
-            </w:r>
-            <w:r>
-              <w:rPr>
-                <w:rFonts w:ascii="MesloLGS NF" w:hAnsi="MesloLGS NF" w:cs="MesloLGS NF"/>
-                <w:color w:val="B58900"/>
-                <w:sz w:val="18"/>
-                <w:szCs w:val="18"/>
-                <w:lang w:val="en-US"/>
-              </w:rPr>
-              <w:t>true</w:t>
-            </w:r>
-          </w:p>
-          <w:p>
-            <w:pPr>
-              <w:shd w:val="clear" w:color="auto" w:fill="002B36"/>
-              <w:spacing w:line="270" w:lineRule="atLeast"/>
-              <w:rPr>
-                <w:rFonts w:ascii="MesloLGS NF" w:hAnsi="MesloLGS NF" w:cs="MesloLGS NF"/>
-                <w:color w:val="839496"/>
-                <w:sz w:val="18"/>
-                <w:szCs w:val="18"/>
-                <w:lang w:val="en-US"/>
-              </w:rPr>
-            </w:pPr>
-            <w:r>
-              <w:rPr>
-                <w:rFonts w:ascii="MesloLGS NF" w:hAnsi="MesloLGS NF" w:cs="MesloLGS NF"/>
-                <w:color w:val="839496"/>
-                <w:sz w:val="18"/>
-                <w:szCs w:val="18"/>
-                <w:lang w:val="en-US"/>
-              </w:rPr>
-              <w:t xml:space="preserve">  </w:t>
-            </w:r>
-            <w:r>
-              <w:rPr>
-                <w:rFonts w:ascii="MesloLGS NF" w:hAnsi="MesloLGS NF" w:cs="MesloLGS NF"/>
-                <w:color w:val="268BD2"/>
-                <w:sz w:val="18"/>
-                <w:szCs w:val="18"/>
-                <w:lang w:val="en-US"/>
-              </w:rPr>
-              <w:t>rules</w:t>
-            </w:r>
-            <w:r>
-              <w:rPr>
-                <w:rFonts w:ascii="MesloLGS NF" w:hAnsi="MesloLGS NF" w:cs="MesloLGS NF"/>
-                <w:color w:val="839496"/>
-                <w:sz w:val="18"/>
-                <w:szCs w:val="18"/>
-                <w:lang w:val="en-US"/>
-              </w:rPr>
-              <w:t>:</w:t>
-            </w:r>
-          </w:p>
-          <w:p>
-            <w:pPr>
-              <w:shd w:val="clear" w:color="auto" w:fill="002B36"/>
-              <w:spacing w:line="270" w:lineRule="atLeast"/>
-              <w:rPr>
-                <w:rFonts w:ascii="MesloLGS NF" w:hAnsi="MesloLGS NF" w:cs="MesloLGS NF"/>
-                <w:color w:val="839496"/>
-                <w:sz w:val="18"/>
-                <w:szCs w:val="18"/>
-                <w:lang w:val="en-US"/>
-              </w:rPr>
-            </w:pPr>
-            <w:r>
-              <w:rPr>
-                <w:rFonts w:ascii="MesloLGS NF" w:hAnsi="MesloLGS NF" w:cs="MesloLGS NF"/>
-                <w:color w:val="839496"/>
-                <w:sz w:val="18"/>
-                <w:szCs w:val="18"/>
-                <w:lang w:val="en-US"/>
-              </w:rPr>
-              <w:t xml:space="preserve">    - </w:t>
-            </w:r>
-            <w:r>
-              <w:rPr>
-                <w:rFonts w:ascii="MesloLGS NF" w:hAnsi="MesloLGS NF" w:cs="MesloLGS NF"/>
-                <w:color w:val="268BD2"/>
-                <w:sz w:val="18"/>
-                <w:szCs w:val="18"/>
-                <w:lang w:val="en-US"/>
-              </w:rPr>
-              <w:t>name</w:t>
-            </w:r>
-            <w:r>
-              <w:rPr>
-                <w:rFonts w:ascii="MesloLGS NF" w:hAnsi="MesloLGS NF" w:cs="MesloLGS NF"/>
-                <w:color w:val="839496"/>
-                <w:sz w:val="18"/>
-                <w:szCs w:val="18"/>
-                <w:lang w:val="en-US"/>
-              </w:rPr>
-              <w:t xml:space="preserve">: </w:t>
-            </w:r>
-            <w:r>
-              <w:rPr>
-                <w:rFonts w:ascii="MesloLGS NF" w:hAnsi="MesloLGS NF" w:cs="MesloLGS NF"/>
-                <w:color w:val="2AA198"/>
-                <w:sz w:val="18"/>
-                <w:szCs w:val="18"/>
-                <w:lang w:val="en-US"/>
-              </w:rPr>
-              <w:t>check-image-registry</w:t>
-            </w:r>
-          </w:p>
-          <w:p>
-            <w:pPr>
-              <w:shd w:val="clear" w:color="auto" w:fill="002B36"/>
-              <w:spacing w:line="270" w:lineRule="atLeast"/>
-              <w:rPr>
-                <w:rFonts w:ascii="MesloLGS NF" w:hAnsi="MesloLGS NF" w:cs="MesloLGS NF"/>
-                <w:color w:val="839496"/>
-                <w:sz w:val="18"/>
-                <w:szCs w:val="18"/>
-                <w:lang w:val="en-US"/>
-              </w:rPr>
-            </w:pPr>
-            <w:r>
-              <w:rPr>
-                <w:rFonts w:ascii="MesloLGS NF" w:hAnsi="MesloLGS NF" w:cs="MesloLGS NF"/>
-                <w:color w:val="839496"/>
-                <w:sz w:val="18"/>
-                <w:szCs w:val="18"/>
-                <w:lang w:val="en-US"/>
-              </w:rPr>
-              <w:t xml:space="preserve">      </w:t>
-            </w:r>
-            <w:r>
-              <w:rPr>
-                <w:rFonts w:ascii="MesloLGS NF" w:hAnsi="MesloLGS NF" w:cs="MesloLGS NF"/>
-                <w:color w:val="268BD2"/>
-                <w:sz w:val="18"/>
-                <w:szCs w:val="18"/>
-                <w:lang w:val="en-US"/>
-              </w:rPr>
-              <w:t>match</w:t>
-            </w:r>
-            <w:r>
-              <w:rPr>
-                <w:rFonts w:ascii="MesloLGS NF" w:hAnsi="MesloLGS NF" w:cs="MesloLGS NF"/>
-                <w:color w:val="839496"/>
-                <w:sz w:val="18"/>
-                <w:szCs w:val="18"/>
-                <w:lang w:val="en-US"/>
-              </w:rPr>
-              <w:t>:</w:t>
-            </w:r>
-          </w:p>
-          <w:p>
-            <w:pPr>
-              <w:shd w:val="clear" w:color="auto" w:fill="002B36"/>
-              <w:spacing w:line="270" w:lineRule="atLeast"/>
-              <w:rPr>
-                <w:rFonts w:ascii="MesloLGS NF" w:hAnsi="MesloLGS NF" w:cs="MesloLGS NF"/>
-                <w:color w:val="839496"/>
-                <w:sz w:val="18"/>
-                <w:szCs w:val="18"/>
-                <w:lang w:val="en-US"/>
-              </w:rPr>
-            </w:pPr>
-            <w:r>
-              <w:rPr>
-                <w:rFonts w:ascii="MesloLGS NF" w:hAnsi="MesloLGS NF" w:cs="MesloLGS NF"/>
-                <w:color w:val="839496"/>
-                <w:sz w:val="18"/>
-                <w:szCs w:val="18"/>
-                <w:lang w:val="en-US"/>
-              </w:rPr>
-              <w:t xml:space="preserve">        </w:t>
-            </w:r>
-            <w:r>
-              <w:rPr>
-                <w:rFonts w:ascii="MesloLGS NF" w:hAnsi="MesloLGS NF" w:cs="MesloLGS NF"/>
-                <w:color w:val="268BD2"/>
-                <w:sz w:val="18"/>
-                <w:szCs w:val="18"/>
-                <w:lang w:val="en-US"/>
-              </w:rPr>
-              <w:t>any</w:t>
-            </w:r>
-            <w:r>
-              <w:rPr>
-                <w:rFonts w:ascii="MesloLGS NF" w:hAnsi="MesloLGS NF" w:cs="MesloLGS NF"/>
-                <w:color w:val="839496"/>
-                <w:sz w:val="18"/>
-                <w:szCs w:val="18"/>
-                <w:lang w:val="en-US"/>
-              </w:rPr>
-              <w:t>:</w:t>
-            </w:r>
-          </w:p>
-          <w:p>
-            <w:pPr>
-              <w:shd w:val="clear" w:color="auto" w:fill="002B36"/>
-              <w:spacing w:line="270" w:lineRule="atLeast"/>
-              <w:rPr>
-                <w:rFonts w:ascii="MesloLGS NF" w:hAnsi="MesloLGS NF" w:cs="MesloLGS NF"/>
-                <w:color w:val="839496"/>
-                <w:sz w:val="18"/>
-                <w:szCs w:val="18"/>
-                <w:lang w:val="en-US"/>
-              </w:rPr>
-            </w:pPr>
-            <w:r>
-              <w:rPr>
-                <w:rFonts w:ascii="MesloLGS NF" w:hAnsi="MesloLGS NF" w:cs="MesloLGS NF"/>
-                <w:color w:val="839496"/>
-                <w:sz w:val="18"/>
-                <w:szCs w:val="18"/>
-                <w:lang w:val="en-US"/>
-              </w:rPr>
-              <w:t xml:space="preserve">        - </w:t>
-            </w:r>
-            <w:r>
-              <w:rPr>
-                <w:rFonts w:ascii="MesloLGS NF" w:hAnsi="MesloLGS NF" w:cs="MesloLGS NF"/>
-                <w:color w:val="268BD2"/>
-                <w:sz w:val="18"/>
-                <w:szCs w:val="18"/>
-                <w:lang w:val="en-US"/>
-              </w:rPr>
-              <w:t>resources</w:t>
-            </w:r>
-            <w:r>
-              <w:rPr>
-                <w:rFonts w:ascii="MesloLGS NF" w:hAnsi="MesloLGS NF" w:cs="MesloLGS NF"/>
-                <w:color w:val="839496"/>
-                <w:sz w:val="18"/>
-                <w:szCs w:val="18"/>
-                <w:lang w:val="en-US"/>
-              </w:rPr>
-              <w:t>:</w:t>
-            </w:r>
-          </w:p>
-          <w:p>
-            <w:pPr>
-              <w:shd w:val="clear" w:color="auto" w:fill="002B36"/>
-              <w:spacing w:line="270" w:lineRule="atLeast"/>
-              <w:rPr>
-                <w:rFonts w:ascii="MesloLGS NF" w:hAnsi="MesloLGS NF" w:cs="MesloLGS NF"/>
-                <w:color w:val="839496"/>
-                <w:sz w:val="18"/>
-                <w:szCs w:val="18"/>
-                <w:lang w:val="en-US"/>
-              </w:rPr>
-            </w:pPr>
-            <w:r>
-              <w:rPr>
-                <w:rFonts w:ascii="MesloLGS NF" w:hAnsi="MesloLGS NF" w:cs="MesloLGS NF"/>
-                <w:color w:val="839496"/>
-                <w:sz w:val="18"/>
-                <w:szCs w:val="18"/>
-                <w:lang w:val="en-US"/>
-              </w:rPr>
-              <w:t xml:space="preserve">            </w:t>
-            </w:r>
-            <w:r>
-              <w:rPr>
-                <w:rFonts w:ascii="MesloLGS NF" w:hAnsi="MesloLGS NF" w:cs="MesloLGS NF"/>
-                <w:color w:val="268BD2"/>
-                <w:sz w:val="18"/>
-                <w:szCs w:val="18"/>
-                <w:lang w:val="en-US"/>
-              </w:rPr>
-              <w:t>kinds</w:t>
-            </w:r>
-            <w:r>
-              <w:rPr>
-                <w:rFonts w:ascii="MesloLGS NF" w:hAnsi="MesloLGS NF" w:cs="MesloLGS NF"/>
-                <w:color w:val="839496"/>
-                <w:sz w:val="18"/>
-                <w:szCs w:val="18"/>
-                <w:lang w:val="en-US"/>
-              </w:rPr>
-              <w:t>:</w:t>
-            </w:r>
-          </w:p>
-          <w:p>
-            <w:pPr>
-              <w:shd w:val="clear" w:color="auto" w:fill="002B36"/>
-              <w:spacing w:line="270" w:lineRule="atLeast"/>
-              <w:rPr>
-                <w:rFonts w:ascii="MesloLGS NF" w:hAnsi="MesloLGS NF" w:cs="MesloLGS NF"/>
-                <w:color w:val="839496"/>
-                <w:sz w:val="18"/>
-                <w:szCs w:val="18"/>
-                <w:lang w:val="en-US"/>
-              </w:rPr>
-            </w:pPr>
-            <w:r>
-              <w:rPr>
-                <w:rFonts w:ascii="MesloLGS NF" w:hAnsi="MesloLGS NF" w:cs="MesloLGS NF"/>
-                <w:color w:val="839496"/>
-                <w:sz w:val="18"/>
-                <w:szCs w:val="18"/>
-                <w:lang w:val="en-US"/>
-              </w:rPr>
-              <w:t xml:space="preserve">              - </w:t>
-            </w:r>
-            <w:r>
-              <w:rPr>
-                <w:rFonts w:ascii="MesloLGS NF" w:hAnsi="MesloLGS NF" w:cs="MesloLGS NF"/>
-                <w:color w:val="2AA198"/>
-                <w:sz w:val="18"/>
-                <w:szCs w:val="18"/>
-                <w:lang w:val="en-US"/>
-              </w:rPr>
-              <w:t>Pod</w:t>
-            </w:r>
-          </w:p>
-          <w:p>
-            <w:pPr>
-              <w:shd w:val="clear" w:color="auto" w:fill="002B36"/>
-              <w:spacing w:line="270" w:lineRule="atLeast"/>
-              <w:rPr>
-                <w:rFonts w:ascii="MesloLGS NF" w:hAnsi="MesloLGS NF" w:cs="MesloLGS NF"/>
-                <w:color w:val="839496"/>
-                <w:sz w:val="18"/>
-                <w:szCs w:val="18"/>
-                <w:lang w:val="en-US"/>
-              </w:rPr>
-            </w:pPr>
-            <w:r>
-              <w:rPr>
-                <w:rFonts w:ascii="MesloLGS NF" w:hAnsi="MesloLGS NF" w:cs="MesloLGS NF"/>
-                <w:color w:val="839496"/>
-                <w:sz w:val="18"/>
-                <w:szCs w:val="18"/>
-                <w:lang w:val="en-US"/>
-              </w:rPr>
-              <w:t xml:space="preserve">      </w:t>
-            </w:r>
-            <w:r>
-              <w:rPr>
-                <w:rFonts w:ascii="MesloLGS NF" w:hAnsi="MesloLGS NF" w:cs="MesloLGS NF"/>
-                <w:color w:val="268BD2"/>
-                <w:sz w:val="18"/>
-                <w:szCs w:val="18"/>
-                <w:lang w:val="en-US"/>
-              </w:rPr>
-              <w:t>validate</w:t>
-            </w:r>
-            <w:r>
-              <w:rPr>
-                <w:rFonts w:ascii="MesloLGS NF" w:hAnsi="MesloLGS NF" w:cs="MesloLGS NF"/>
-                <w:color w:val="839496"/>
-                <w:sz w:val="18"/>
-                <w:szCs w:val="18"/>
-                <w:lang w:val="en-US"/>
-              </w:rPr>
-              <w:t>:</w:t>
-            </w:r>
-          </w:p>
-          <w:p>
-            <w:pPr>
-              <w:shd w:val="clear" w:color="auto" w:fill="002B36"/>
-              <w:spacing w:line="270" w:lineRule="atLeast"/>
-              <w:rPr>
-                <w:rFonts w:ascii="MesloLGS NF" w:hAnsi="MesloLGS NF" w:cs="MesloLGS NF"/>
-                <w:color w:val="839496"/>
-                <w:sz w:val="18"/>
-                <w:szCs w:val="18"/>
-              </w:rPr>
-            </w:pPr>
-            <w:r>
-              <w:rPr>
-                <w:rFonts w:ascii="MesloLGS NF" w:hAnsi="MesloLGS NF" w:cs="MesloLGS NF"/>
-                <w:color w:val="839496"/>
-                <w:sz w:val="18"/>
-                <w:szCs w:val="18"/>
-                <w:lang w:val="en-US"/>
-              </w:rPr>
-              <w:t xml:space="preserve">        </w:t>
-            </w:r>
-            <w:r>
-              <w:rPr>
-                <w:rFonts w:ascii="MesloLGS NF" w:hAnsi="MesloLGS NF" w:cs="MesloLGS NF"/>
-                <w:color w:val="268BD2"/>
-                <w:sz w:val="18"/>
-                <w:szCs w:val="18"/>
-              </w:rPr>
-              <w:t>message</w:t>
-            </w:r>
-            <w:r>
-              <w:rPr>
-                <w:rFonts w:ascii="MesloLGS NF" w:hAnsi="MesloLGS NF" w:cs="MesloLGS NF"/>
-                <w:color w:val="839496"/>
-                <w:sz w:val="18"/>
-                <w:szCs w:val="18"/>
-              </w:rPr>
-              <w:t xml:space="preserve">: </w:t>
-            </w:r>
-            <w:r>
-              <w:rPr>
-                <w:rFonts w:ascii="MesloLGS NF" w:hAnsi="MesloLGS NF" w:cs="MesloLGS NF"/>
-                <w:color w:val="2AA198"/>
-                <w:sz w:val="18"/>
-                <w:szCs w:val="18"/>
-              </w:rPr>
-              <w:t>"Deploy bloqueado pel</w:t>
-            </w:r>
-            <w:r>
-              <w:rPr>
-                <w:rFonts w:ascii="MesloLGS NF" w:hAnsi="MesloLGS NF" w:cs="MesloLGS NF"/>
-                <w:color w:val="2AA198"/>
-                <w:sz w:val="18"/>
-                <w:szCs w:val="18"/>
-              </w:rPr>
-              <w:t>o</w:t>
-            </w:r>
-            <w:r>
-              <w:rPr>
-                <w:rFonts w:ascii="MesloLGS NF" w:hAnsi="MesloLGS NF" w:cs="MesloLGS NF"/>
-                <w:color w:val="2AA198"/>
-                <w:sz w:val="18"/>
-                <w:szCs w:val="18"/>
-              </w:rPr>
-              <w:t xml:space="preserve"> IDP: Apenas imagens distroless aprovadas (cgr.dev/chainguard/*) são permitidas neste ambiente."</w:t>
-            </w:r>
-          </w:p>
-          <w:p>
-            <w:pPr>
-              <w:shd w:val="clear" w:color="auto" w:fill="002B36"/>
-              <w:spacing w:line="270" w:lineRule="atLeast"/>
-              <w:rPr>
-                <w:rFonts w:ascii="MesloLGS NF" w:hAnsi="MesloLGS NF" w:cs="MesloLGS NF"/>
-                <w:color w:val="839496"/>
-                <w:sz w:val="18"/>
-                <w:szCs w:val="18"/>
-                <w:lang w:val="en-US"/>
-              </w:rPr>
-            </w:pPr>
-            <w:r>
-              <w:rPr>
-                <w:rFonts w:ascii="MesloLGS NF" w:hAnsi="MesloLGS NF" w:cs="MesloLGS NF"/>
-                <w:color w:val="839496"/>
-                <w:sz w:val="18"/>
-                <w:szCs w:val="18"/>
-              </w:rPr>
-              <w:t xml:space="preserve">        </w:t>
-            </w:r>
-            <w:r>
-              <w:rPr>
-                <w:rFonts w:ascii="MesloLGS NF" w:hAnsi="MesloLGS NF" w:cs="MesloLGS NF"/>
-                <w:color w:val="268BD2"/>
-                <w:sz w:val="18"/>
-                <w:szCs w:val="18"/>
-                <w:lang w:val="en-US"/>
-              </w:rPr>
-              <w:t>pattern</w:t>
-            </w:r>
-            <w:r>
-              <w:rPr>
-                <w:rFonts w:ascii="MesloLGS NF" w:hAnsi="MesloLGS NF" w:cs="MesloLGS NF"/>
-                <w:color w:val="839496"/>
-                <w:sz w:val="18"/>
-                <w:szCs w:val="18"/>
-                <w:lang w:val="en-US"/>
-              </w:rPr>
-              <w:t>:</w:t>
-            </w:r>
-          </w:p>
-          <w:p>
-            <w:pPr>
-              <w:shd w:val="clear" w:color="auto" w:fill="002B36"/>
-              <w:spacing w:line="270" w:lineRule="atLeast"/>
-              <w:rPr>
-                <w:rFonts w:ascii="MesloLGS NF" w:hAnsi="MesloLGS NF" w:cs="MesloLGS NF"/>
-                <w:color w:val="839496"/>
-                <w:sz w:val="18"/>
-                <w:szCs w:val="18"/>
-                <w:lang w:val="en-US"/>
-              </w:rPr>
-            </w:pPr>
-            <w:r>
-              <w:rPr>
-                <w:rFonts w:ascii="MesloLGS NF" w:hAnsi="MesloLGS NF" w:cs="MesloLGS NF"/>
-                <w:color w:val="839496"/>
-                <w:sz w:val="18"/>
-                <w:szCs w:val="18"/>
-                <w:lang w:val="en-US"/>
-              </w:rPr>
-              <w:t xml:space="preserve">          </w:t>
-            </w:r>
-            <w:r>
-              <w:rPr>
-                <w:rFonts w:ascii="MesloLGS NF" w:hAnsi="MesloLGS NF" w:cs="MesloLGS NF"/>
-                <w:color w:val="268BD2"/>
-                <w:sz w:val="18"/>
-                <w:szCs w:val="18"/>
-                <w:lang w:val="en-US"/>
-              </w:rPr>
-              <w:t>spec</w:t>
-            </w:r>
-            <w:r>
-              <w:rPr>
-                <w:rFonts w:ascii="MesloLGS NF" w:hAnsi="MesloLGS NF" w:cs="MesloLGS NF"/>
-                <w:color w:val="839496"/>
-                <w:sz w:val="18"/>
-                <w:szCs w:val="18"/>
-                <w:lang w:val="en-US"/>
-              </w:rPr>
-              <w:t>:</w:t>
-            </w:r>
-          </w:p>
-          <w:p>
-            <w:pPr>
-              <w:shd w:val="clear" w:color="auto" w:fill="002B36"/>
-              <w:spacing w:line="270" w:lineRule="atLeast"/>
-              <w:rPr>
-                <w:rFonts w:ascii="MesloLGS NF" w:hAnsi="MesloLGS NF" w:cs="MesloLGS NF"/>
-                <w:color w:val="839496"/>
-                <w:sz w:val="18"/>
-                <w:szCs w:val="18"/>
-                <w:lang w:val="en-US"/>
-              </w:rPr>
-            </w:pPr>
-            <w:r>
-              <w:rPr>
-                <w:rFonts w:ascii="MesloLGS NF" w:hAnsi="MesloLGS NF" w:cs="MesloLGS NF"/>
-                <w:color w:val="839496"/>
-                <w:sz w:val="18"/>
-                <w:szCs w:val="18"/>
-                <w:lang w:val="en-US"/>
-              </w:rPr>
-              <w:t xml:space="preserve">            </w:t>
-            </w:r>
-            <w:r>
-              <w:rPr>
-                <w:rFonts w:ascii="MesloLGS NF" w:hAnsi="MesloLGS NF" w:cs="MesloLGS NF"/>
-                <w:color w:val="268BD2"/>
-                <w:sz w:val="18"/>
-                <w:szCs w:val="18"/>
-                <w:lang w:val="en-US"/>
-              </w:rPr>
-              <w:t>containers</w:t>
-            </w:r>
-            <w:r>
-              <w:rPr>
-                <w:rFonts w:ascii="MesloLGS NF" w:hAnsi="MesloLGS NF" w:cs="MesloLGS NF"/>
-                <w:color w:val="839496"/>
-                <w:sz w:val="18"/>
-                <w:szCs w:val="18"/>
-                <w:lang w:val="en-US"/>
-              </w:rPr>
-              <w:t>:</w:t>
-            </w:r>
-          </w:p>
-          <w:p>
-            <w:pPr>
-              <w:shd w:val="clear" w:color="auto" w:fill="002B36"/>
-              <w:spacing w:line="270" w:lineRule="atLeast"/>
-              <w:rPr>
-                <w:rFonts w:ascii="MesloLGS NF" w:hAnsi="MesloLGS NF" w:cs="MesloLGS NF"/>
-                <w:color w:val="839496"/>
-                <w:sz w:val="18"/>
-                <w:szCs w:val="18"/>
-                <w:lang w:val="en-US"/>
-              </w:rPr>
-            </w:pPr>
-            <w:r>
-              <w:rPr>
-                <w:rFonts w:ascii="MesloLGS NF" w:hAnsi="MesloLGS NF" w:cs="MesloLGS NF"/>
-                <w:color w:val="839496"/>
-                <w:sz w:val="18"/>
-                <w:szCs w:val="18"/>
-                <w:lang w:val="en-US"/>
-              </w:rPr>
-              <w:t xml:space="preserve">              - </w:t>
-            </w:r>
-            <w:r>
-              <w:rPr>
-                <w:rFonts w:ascii="MesloLGS NF" w:hAnsi="MesloLGS NF" w:cs="MesloLGS NF"/>
-                <w:color w:val="268BD2"/>
-                <w:sz w:val="18"/>
-                <w:szCs w:val="18"/>
-                <w:lang w:val="en-US"/>
-              </w:rPr>
-              <w:t>image</w:t>
-            </w:r>
-            <w:r>
-              <w:rPr>
-                <w:rFonts w:ascii="MesloLGS NF" w:hAnsi="MesloLGS NF" w:cs="MesloLGS NF"/>
-                <w:color w:val="839496"/>
-                <w:sz w:val="18"/>
-                <w:szCs w:val="18"/>
-                <w:lang w:val="en-US"/>
-              </w:rPr>
-              <w:t xml:space="preserve">: </w:t>
-            </w:r>
-            <w:r>
-              <w:rPr>
-                <w:rFonts w:ascii="MesloLGS NF" w:hAnsi="MesloLGS NF" w:cs="MesloLGS NF"/>
-                <w:color w:val="2AA198"/>
-                <w:sz w:val="18"/>
-                <w:szCs w:val="18"/>
-                <w:lang w:val="en-US"/>
-              </w:rPr>
-              <w:t>"cgr.dev/chainguard/*"</w:t>
-            </w:r>
-          </w:p>
-          <w:p>
-            <w:pPr>
-              <w:shd w:val="clear" w:color="auto" w:fill="002B36"/>
-              <w:spacing w:line="270" w:lineRule="atLeast"/>
-              <w:rPr>
-                <w:rFonts w:ascii="MesloLGS NF" w:hAnsi="MesloLGS NF" w:cs="MesloLGS NF"/>
-                <w:color w:val="839496"/>
-                <w:sz w:val="18"/>
-                <w:szCs w:val="18"/>
-                <w:lang w:val="en-US"/>
-              </w:rPr>
-            </w:pPr>
-            <w:r>
-              <w:rPr>
-                <w:rFonts w:ascii="MesloLGS NF" w:hAnsi="MesloLGS NF" w:cs="MesloLGS NF"/>
-                <w:color w:val="839496"/>
-                <w:sz w:val="18"/>
-                <w:szCs w:val="18"/>
-                <w:lang w:val="en-US"/>
-              </w:rPr>
-              <w:t xml:space="preserve">            </w:t>
-            </w:r>
-            <w:r>
-              <w:rPr>
-                <w:rFonts w:ascii="MesloLGS NF" w:hAnsi="MesloLGS NF" w:cs="MesloLGS NF"/>
-                <w:color w:val="268BD2"/>
-                <w:sz w:val="18"/>
-                <w:szCs w:val="18"/>
-                <w:lang w:val="en-US"/>
-              </w:rPr>
-              <w:t>=(initContainers)</w:t>
-            </w:r>
-            <w:r>
-              <w:rPr>
-                <w:rFonts w:ascii="MesloLGS NF" w:hAnsi="MesloLGS NF" w:cs="MesloLGS NF"/>
-                <w:color w:val="839496"/>
-                <w:sz w:val="18"/>
-                <w:szCs w:val="18"/>
-                <w:lang w:val="en-US"/>
-              </w:rPr>
-              <w:t>:</w:t>
-            </w:r>
-          </w:p>
-          <w:p>
-            <w:pPr>
-              <w:shd w:val="clear" w:color="auto" w:fill="002B36"/>
-              <w:spacing w:line="270" w:lineRule="atLeast"/>
-              <w:rPr>
-                <w:rFonts w:ascii="MesloLGS NF" w:hAnsi="MesloLGS NF" w:cs="MesloLGS NF"/>
-                <w:color w:val="839496"/>
-                <w:sz w:val="18"/>
-                <w:szCs w:val="18"/>
-                <w:lang w:val="en-US"/>
-              </w:rPr>
-            </w:pPr>
-            <w:r>
-              <w:rPr>
-                <w:rFonts w:ascii="MesloLGS NF" w:hAnsi="MesloLGS NF" w:cs="MesloLGS NF"/>
-                <w:color w:val="839496"/>
-                <w:sz w:val="18"/>
-                <w:szCs w:val="18"/>
-                <w:lang w:val="en-US"/>
-              </w:rPr>
-              <w:t xml:space="preserve">              - </w:t>
-            </w:r>
-            <w:r>
-              <w:rPr>
-                <w:rFonts w:ascii="MesloLGS NF" w:hAnsi="MesloLGS NF" w:cs="MesloLGS NF"/>
-                <w:color w:val="268BD2"/>
-                <w:sz w:val="18"/>
-                <w:szCs w:val="18"/>
-                <w:lang w:val="en-US"/>
-              </w:rPr>
-              <w:t>image</w:t>
-            </w:r>
-            <w:r>
-              <w:rPr>
-                <w:rFonts w:ascii="MesloLGS NF" w:hAnsi="MesloLGS NF" w:cs="MesloLGS NF"/>
-                <w:color w:val="839496"/>
-                <w:sz w:val="18"/>
-                <w:szCs w:val="18"/>
-                <w:lang w:val="en-US"/>
-              </w:rPr>
-              <w:t xml:space="preserve">: </w:t>
-            </w:r>
-            <w:r>
-              <w:rPr>
-                <w:rFonts w:ascii="MesloLGS NF" w:hAnsi="MesloLGS NF" w:cs="MesloLGS NF"/>
-                <w:color w:val="2AA198"/>
-                <w:sz w:val="18"/>
-                <w:szCs w:val="18"/>
-                <w:lang w:val="en-US"/>
-              </w:rPr>
-              <w:t>"cgr.dev/chainguard/*"</w:t>
-            </w:r>
-          </w:p>
-        </w:tc>
-      </w:tr>
-    </w:tbl>
+        <w:numPr>
+          <w:ilvl w:val="0"/>
+          <w:numId w:val="5"/>
+        </w:numPr>
+        <w:spacing w:before="0" w:beforeAutospacing="0" w:line="360" w:lineRule="auto"/>
+        <w:jc w:val="both"/>
+      </w:pPr>
+      <w:r>
+        <w:rPr>
+          <w:b/>
+          <w:bCs/>
+        </w:rPr>
+        <w:lastRenderedPageBreak/>
+        <w:t>Camada de Automação e CI/CD:</w:t>
+      </w:r>
+      <w:r>
+        <w:t xml:space="preserve"> Responsável pela execução (pipelines no Azure Pipelines e sincronização via ArgoCD).</w:t>
+      </w:r>
+    </w:p>
     <w:p>
       <w:pPr>
         <w:pStyle w:val="NormalWeb"/>
-        <w:spacing w:line="360" w:lineRule="auto"/>
-        <w:jc w:val="both"/>
-        <w:rPr>
-          <w:b/>
-          <w:bCs/>
-        </w:rPr>
-      </w:pPr>
+        <w:numPr>
+          <w:ilvl w:val="0"/>
+          <w:numId w:val="5"/>
+        </w:numPr>
+        <w:spacing w:before="0" w:beforeAutospacing="0" w:line="360" w:lineRule="auto"/>
+        <w:jc w:val="both"/>
+      </w:pPr>
+      <w:r>
+        <w:rPr>
+          <w:rStyle w:val="citation-225"/>
+          <w:b/>
+          <w:bCs/>
+        </w:rPr>
+        <w:t>Camada de Orquestração (</w:t>
+      </w:r>
+      <w:r>
+        <w:rPr>
+          <w:rStyle w:val="citation-225"/>
+          <w:b/>
+          <w:bCs/>
+          <w:i/>
+          <w:iCs/>
+        </w:rPr>
+        <w:t>Control Plane</w:t>
+      </w:r>
+      <w:r>
+        <w:rPr>
+          <w:rStyle w:val="citation-225"/>
+          <w:b/>
+          <w:bCs/>
+        </w:rPr>
+        <w:t>):</w:t>
+      </w:r>
+      <w:r>
+        <w:rPr>
+          <w:rStyle w:val="citation-225"/>
+        </w:rPr>
+        <w:t xml:space="preserve"> A decisão de hospedar </w:t>
+      </w:r>
+      <w:r>
+        <w:rPr>
+          <w:rStyle w:val="citation-225"/>
+        </w:rPr>
+        <w:t>o</w:t>
+      </w:r>
+      <w:r>
+        <w:rPr>
+          <w:rStyle w:val="citation-225"/>
+        </w:rPr>
+        <w:t xml:space="preserve"> própria IDP de forma nativa no Kubernetes (AKS) garante uma escalabilidade ímpar para a plataforma</w:t>
+      </w:r>
+      <w:r>
+        <w:t xml:space="preserve">. O Kubernetes permite que a arquitetura seja dimensionada horizontalmente, adicionando automaticamente novos </w:t>
+      </w:r>
+      <w:r>
+        <w:rPr>
+          <w:i/>
+          <w:iCs/>
+        </w:rPr>
+        <w:t>pods</w:t>
+      </w:r>
+      <w:r>
+        <w:t xml:space="preserve"> e réplicas dos serviços d</w:t>
+      </w:r>
+      <w:r>
+        <w:t>o</w:t>
+      </w:r>
+      <w:r>
+        <w:t xml:space="preserve"> IDP nos horários de pico. Recebe as requisições via uma estrutura RESTful e traduz em comandos de automação baseados em manifestos processados pelo Crossplane.</w:t>
+      </w:r>
+    </w:p>
+    <w:p>
+      <w:pPr>
+        <w:pStyle w:val="NormalWeb"/>
+        <w:numPr>
+          <w:ilvl w:val="0"/>
+          <w:numId w:val="5"/>
+        </w:numPr>
+        <w:spacing w:before="0" w:beforeAutospacing="0" w:line="360" w:lineRule="auto"/>
+        <w:jc w:val="both"/>
+      </w:pPr>
+      <w:r>
+        <w:rPr>
+          <w:rStyle w:val="citation-224"/>
+          <w:b/>
+          <w:bCs/>
+        </w:rPr>
+        <w:t>Camada de Infraestrutura e Nuvem (</w:t>
+      </w:r>
+      <w:r>
+        <w:rPr>
+          <w:rStyle w:val="citation-224"/>
+          <w:b/>
+          <w:bCs/>
+          <w:i/>
+          <w:iCs/>
+        </w:rPr>
+        <w:t>On Demand</w:t>
+      </w:r>
+      <w:r>
+        <w:rPr>
+          <w:rStyle w:val="citation-224"/>
+          <w:b/>
+          <w:bCs/>
+        </w:rPr>
+        <w:t>):</w:t>
+      </w:r>
+      <w:r>
+        <w:rPr>
+          <w:rStyle w:val="citation-224"/>
+        </w:rPr>
+        <w:t xml:space="preserve"> Onde os recursos reais são provisionados dinamicamente via código, permitindo escalabilidade</w:t>
+      </w:r>
+      <w:r>
+        <w:t>.</w:t>
+      </w:r>
     </w:p>
     <w:p>
       <w:pPr>
@@ -2927,438 +1857,200 @@
     </w:p>
     <w:p>
       <w:pPr>
-        <w:tabs>
-          <w:tab w:val="center" w:pos="4252"/>
-          <w:tab w:val="right" w:pos="8504"/>
-        </w:tabs>
-        <w:spacing w:after="0" w:line="360" w:lineRule="auto"/>
-        <w:contextualSpacing/>
-        <w:jc w:val="both"/>
-        <w:rPr>
-          <w:rFonts w:ascii="Times New Roman" w:eastAsia="Times New Roman" w:hAnsi="Times New Roman" w:cs="Times New Roman"/>
-          <w:color w:val="000000" w:themeColor="text1"/>
-          <w:sz w:val="24"/>
-          <w:szCs w:val="24"/>
-          <w:lang w:val="en-BR" w:eastAsia="pt-BR"/>
-        </w:rPr>
-      </w:pPr>
-      <w:r>
-        <w:rPr>
-          <w:rFonts w:ascii="Times New Roman" w:eastAsia="Times New Roman" w:hAnsi="Times New Roman" w:cs="Times New Roman"/>
-          <w:color w:val="000000" w:themeColor="text1"/>
-          <w:sz w:val="24"/>
-          <w:szCs w:val="24"/>
-          <w:lang w:val="en-BR" w:eastAsia="pt-BR"/>
+        <w:pStyle w:val="NormalWeb"/>
+        <w:spacing w:line="360" w:lineRule="auto"/>
+        <w:jc w:val="both"/>
+      </w:pPr>
+      <w:r>
+        <w:rPr>
+          <w:rStyle w:val="citation-221"/>
         </w:rPr>
         <w:t>A implementação d</w:t>
       </w:r>
       <w:r>
         <w:rPr>
-          <w:rFonts w:ascii="Times New Roman" w:eastAsia="Times New Roman" w:hAnsi="Times New Roman" w:cs="Times New Roman"/>
-          <w:color w:val="000000" w:themeColor="text1"/>
-          <w:sz w:val="24"/>
-          <w:szCs w:val="24"/>
-          <w:lang w:val="en-BR" w:eastAsia="pt-BR"/>
+          <w:rStyle w:val="citation-221"/>
         </w:rPr>
         <w:t>o</w:t>
       </w:r>
       <w:r>
         <w:rPr>
-          <w:rFonts w:ascii="Times New Roman" w:eastAsia="Times New Roman" w:hAnsi="Times New Roman" w:cs="Times New Roman"/>
-          <w:color w:val="000000" w:themeColor="text1"/>
-          <w:sz w:val="24"/>
-          <w:szCs w:val="24"/>
-          <w:lang w:val="en-BR" w:eastAsia="pt-BR"/>
-        </w:rPr>
-        <w:t xml:space="preserve"> </w:t>
-      </w:r>
-      <w:r>
-        <w:rPr>
-          <w:rFonts w:ascii="Times New Roman" w:eastAsia="Times New Roman" w:hAnsi="Times New Roman" w:cs="Times New Roman"/>
-          <w:i/>
-          <w:iCs/>
-          <w:color w:val="000000" w:themeColor="text1"/>
-          <w:sz w:val="24"/>
-          <w:szCs w:val="24"/>
-          <w:lang w:val="en-BR" w:eastAsia="pt-BR"/>
-        </w:rPr>
-        <w:t>Internal Developer Platform</w:t>
-      </w:r>
-      <w:r>
-        <w:rPr>
-          <w:rFonts w:ascii="Times New Roman" w:eastAsia="Times New Roman" w:hAnsi="Times New Roman" w:cs="Times New Roman"/>
-          <w:color w:val="000000" w:themeColor="text1"/>
-          <w:sz w:val="24"/>
-          <w:szCs w:val="24"/>
-          <w:lang w:val="en-BR" w:eastAsia="pt-BR"/>
-        </w:rPr>
-        <w:t xml:space="preserve"> (IDP) deverá promover uma transformação na cultura de engenharia, na postura de segurança e na eficiência financeira da organização. Espera-se alcançar os seguintes resultados:</w:t>
-      </w:r>
-    </w:p>
-    <w:p>
-      <w:pPr>
+          <w:rStyle w:val="citation-221"/>
+        </w:rPr>
+        <w:t xml:space="preserve"> Internal Developer Platform (IDP) deverá promover uma transformação na cultura de engenharia, na postura de segurança e na eficiência financeira da organização </w:t>
+      </w:r>
+      <w:r>
+        <w:t>. Espera-se alcançar os seguintes resultados:</w:t>
+      </w:r>
+    </w:p>
+    <w:p>
+      <w:pPr>
+        <w:pStyle w:val="NormalWeb"/>
         <w:numPr>
           <w:ilvl w:val="0"/>
           <w:numId w:val="4"/>
         </w:numPr>
-        <w:tabs>
-          <w:tab w:val="center" w:pos="4252"/>
-          <w:tab w:val="right" w:pos="8504"/>
-        </w:tabs>
-        <w:spacing w:after="0" w:line="360" w:lineRule="auto"/>
-        <w:contextualSpacing/>
-        <w:jc w:val="both"/>
-        <w:rPr>
-          <w:rFonts w:ascii="Times New Roman" w:eastAsia="Times New Roman" w:hAnsi="Times New Roman" w:cs="Times New Roman"/>
-          <w:color w:val="000000" w:themeColor="text1"/>
-          <w:sz w:val="24"/>
-          <w:szCs w:val="24"/>
-          <w:lang w:val="en-BR" w:eastAsia="pt-BR"/>
-        </w:rPr>
-      </w:pPr>
-      <w:r>
-        <w:rPr>
-          <w:rFonts w:ascii="Times New Roman" w:eastAsia="Times New Roman" w:hAnsi="Times New Roman" w:cs="Times New Roman"/>
-          <w:b/>
-          <w:bCs/>
-          <w:color w:val="000000" w:themeColor="text1"/>
-          <w:sz w:val="24"/>
-          <w:szCs w:val="24"/>
-          <w:lang w:val="en-BR" w:eastAsia="pt-BR"/>
-        </w:rPr>
-        <w:t xml:space="preserve">Padronização e Aceleração via </w:t>
-      </w:r>
-      <w:r>
-        <w:rPr>
-          <w:rFonts w:ascii="Times New Roman" w:eastAsia="Times New Roman" w:hAnsi="Times New Roman" w:cs="Times New Roman"/>
-          <w:b/>
-          <w:bCs/>
-          <w:i/>
-          <w:iCs/>
-          <w:color w:val="000000" w:themeColor="text1"/>
-          <w:sz w:val="24"/>
-          <w:szCs w:val="24"/>
-          <w:lang w:val="en-BR" w:eastAsia="pt-BR"/>
+        <w:spacing w:line="360" w:lineRule="auto"/>
+        <w:jc w:val="both"/>
+      </w:pPr>
+      <w:r>
+        <w:rPr>
+          <w:b/>
+          <w:bCs/>
+        </w:rPr>
+        <w:t>Métricas de Aceleração de Entrega:</w:t>
+      </w:r>
+      <w:r>
+        <w:t xml:space="preserve"> Com o provisionamento automatizado de infraestrutura e a adoção dos </w:t>
+      </w:r>
+      <w:r>
+        <w:rPr>
+          <w:i/>
+          <w:iCs/>
         </w:rPr>
         <w:t>Golden Paths</w:t>
       </w:r>
       <w:r>
-        <w:rPr>
-          <w:rFonts w:ascii="Times New Roman" w:eastAsia="Times New Roman" w:hAnsi="Times New Roman" w:cs="Times New Roman"/>
-          <w:b/>
-          <w:bCs/>
-          <w:color w:val="000000" w:themeColor="text1"/>
-          <w:sz w:val="24"/>
-          <w:szCs w:val="24"/>
-          <w:lang w:val="en-BR" w:eastAsia="pt-BR"/>
-        </w:rPr>
-        <w:t>:</w:t>
-      </w:r>
-      <w:r>
-        <w:rPr>
-          <w:rFonts w:ascii="Times New Roman" w:eastAsia="Times New Roman" w:hAnsi="Times New Roman" w:cs="Times New Roman"/>
-          <w:color w:val="000000" w:themeColor="text1"/>
-          <w:sz w:val="24"/>
-          <w:szCs w:val="24"/>
-          <w:lang w:val="en-BR" w:eastAsia="pt-BR"/>
-        </w:rPr>
-        <w:t xml:space="preserve"> A adoção de "caminhos pavimentados" reduzirá a carga cognitiva dos times. Ao iniciar novos microsserviços a partir de </w:t>
-      </w:r>
-      <w:r>
-        <w:rPr>
-          <w:rFonts w:ascii="Times New Roman" w:eastAsia="Times New Roman" w:hAnsi="Times New Roman" w:cs="Times New Roman"/>
-          <w:i/>
-          <w:iCs/>
-          <w:color w:val="000000" w:themeColor="text1"/>
-          <w:sz w:val="24"/>
-          <w:szCs w:val="24"/>
-          <w:lang w:val="en-BR" w:eastAsia="pt-BR"/>
-        </w:rPr>
-        <w:t>templates</w:t>
-      </w:r>
-      <w:r>
-        <w:rPr>
-          <w:rFonts w:ascii="Times New Roman" w:eastAsia="Times New Roman" w:hAnsi="Times New Roman" w:cs="Times New Roman"/>
-          <w:color w:val="000000" w:themeColor="text1"/>
-          <w:sz w:val="24"/>
-          <w:szCs w:val="24"/>
-          <w:lang w:val="en-BR" w:eastAsia="pt-BR"/>
-        </w:rPr>
-        <w:t xml:space="preserve"> validados, projeta-se uma redução no </w:t>
-      </w:r>
-      <w:r>
-        <w:rPr>
-          <w:rFonts w:ascii="Times New Roman" w:eastAsia="Times New Roman" w:hAnsi="Times New Roman" w:cs="Times New Roman"/>
-          <w:i/>
-          <w:iCs/>
-          <w:color w:val="000000" w:themeColor="text1"/>
-          <w:sz w:val="24"/>
-          <w:szCs w:val="24"/>
-          <w:lang w:val="en-BR" w:eastAsia="pt-BR"/>
+        <w:t>, estima-se um ganho operacional sistêmico. Projeta-se que a implementação d</w:t>
+      </w:r>
+      <w:r>
+        <w:t>o</w:t>
+      </w:r>
+      <w:r>
+        <w:t xml:space="preserve"> IDP resulte em uma aceleração de até 30% no </w:t>
+      </w:r>
+      <w:r>
+        <w:rPr>
+          <w:i/>
+          <w:iCs/>
         </w:rPr>
         <w:t>lead time</w:t>
       </w:r>
       <w:r>
-        <w:rPr>
-          <w:rFonts w:ascii="Times New Roman" w:eastAsia="Times New Roman" w:hAnsi="Times New Roman" w:cs="Times New Roman"/>
-          <w:color w:val="000000" w:themeColor="text1"/>
-          <w:sz w:val="24"/>
-          <w:szCs w:val="24"/>
-          <w:lang w:val="en-BR" w:eastAsia="pt-BR"/>
-        </w:rPr>
-        <w:t xml:space="preserve"> e um aumento na frequência de </w:t>
-      </w:r>
-      <w:r>
-        <w:rPr>
-          <w:rFonts w:ascii="Times New Roman" w:eastAsia="Times New Roman" w:hAnsi="Times New Roman" w:cs="Times New Roman"/>
-          <w:i/>
-          <w:iCs/>
-          <w:color w:val="000000" w:themeColor="text1"/>
-          <w:sz w:val="24"/>
-          <w:szCs w:val="24"/>
-          <w:lang w:val="en-BR" w:eastAsia="pt-BR"/>
-        </w:rPr>
-        <w:t>deploys</w:t>
-      </w:r>
-      <w:r>
-        <w:rPr>
-          <w:rFonts w:ascii="Times New Roman" w:eastAsia="Times New Roman" w:hAnsi="Times New Roman" w:cs="Times New Roman"/>
-          <w:color w:val="000000" w:themeColor="text1"/>
-          <w:sz w:val="24"/>
-          <w:szCs w:val="24"/>
-          <w:lang w:val="en-BR" w:eastAsia="pt-BR"/>
-        </w:rPr>
-        <w:t>. A padronização abrange desde a infraestrutura até as instruções locais para assistentes de codificação de IA.</w:t>
-      </w:r>
-    </w:p>
-    <w:p>
-      <w:pPr>
+        <w:t xml:space="preserve"> para a entrega de novos projetos e funcionalidades, eliminando as semanas de espera tradicionais associadas à abertura de chamados (tickets) para operações.</w:t>
+      </w:r>
+    </w:p>
+    <w:p>
+      <w:pPr>
+        <w:pStyle w:val="NormalWeb"/>
         <w:numPr>
           <w:ilvl w:val="0"/>
           <w:numId w:val="4"/>
         </w:numPr>
-        <w:tabs>
-          <w:tab w:val="center" w:pos="4252"/>
-          <w:tab w:val="right" w:pos="8504"/>
-        </w:tabs>
-        <w:spacing w:after="0" w:line="360" w:lineRule="auto"/>
-        <w:contextualSpacing/>
-        <w:jc w:val="both"/>
-        <w:rPr>
-          <w:rFonts w:ascii="Times New Roman" w:eastAsia="Times New Roman" w:hAnsi="Times New Roman" w:cs="Times New Roman"/>
-          <w:color w:val="000000" w:themeColor="text1"/>
-          <w:sz w:val="24"/>
-          <w:szCs w:val="24"/>
-          <w:lang w:val="en-BR" w:eastAsia="pt-BR"/>
-        </w:rPr>
-      </w:pPr>
-      <w:r>
-        <w:rPr>
-          <w:rFonts w:ascii="Times New Roman" w:eastAsia="Times New Roman" w:hAnsi="Times New Roman" w:cs="Times New Roman"/>
-          <w:b/>
-          <w:bCs/>
-          <w:color w:val="000000" w:themeColor="text1"/>
-          <w:sz w:val="24"/>
-          <w:szCs w:val="24"/>
-          <w:lang w:val="en-BR" w:eastAsia="pt-BR"/>
-        </w:rPr>
-        <w:t xml:space="preserve">Maximização da Segurança com Imagens </w:t>
-      </w:r>
-      <w:r>
-        <w:rPr>
-          <w:rFonts w:ascii="Times New Roman" w:eastAsia="Times New Roman" w:hAnsi="Times New Roman" w:cs="Times New Roman"/>
-          <w:b/>
-          <w:bCs/>
-          <w:i/>
-          <w:iCs/>
-          <w:color w:val="000000" w:themeColor="text1"/>
-          <w:sz w:val="24"/>
-          <w:szCs w:val="24"/>
-          <w:lang w:val="en-BR" w:eastAsia="pt-BR"/>
-        </w:rPr>
-        <w:t>Distroless</w:t>
-      </w:r>
-      <w:r>
-        <w:rPr>
-          <w:rFonts w:ascii="Times New Roman" w:eastAsia="Times New Roman" w:hAnsi="Times New Roman" w:cs="Times New Roman"/>
-          <w:b/>
-          <w:bCs/>
-          <w:color w:val="000000" w:themeColor="text1"/>
-          <w:sz w:val="24"/>
-          <w:szCs w:val="24"/>
-          <w:lang w:val="en-BR" w:eastAsia="pt-BR"/>
-        </w:rPr>
-        <w:t>:</w:t>
-      </w:r>
-      <w:r>
-        <w:rPr>
-          <w:rFonts w:ascii="Times New Roman" w:eastAsia="Times New Roman" w:hAnsi="Times New Roman" w:cs="Times New Roman"/>
-          <w:color w:val="000000" w:themeColor="text1"/>
-          <w:sz w:val="24"/>
-          <w:szCs w:val="24"/>
-          <w:lang w:val="en-BR" w:eastAsia="pt-BR"/>
-        </w:rPr>
-        <w:t xml:space="preserve"> A padronização das esteiras de CI/CD para utilizar exclusivamente imagens </w:t>
-      </w:r>
-      <w:r>
-        <w:rPr>
-          <w:rFonts w:ascii="Times New Roman" w:eastAsia="Times New Roman" w:hAnsi="Times New Roman" w:cs="Times New Roman"/>
-          <w:i/>
-          <w:iCs/>
-          <w:color w:val="000000" w:themeColor="text1"/>
-          <w:sz w:val="24"/>
-          <w:szCs w:val="24"/>
-          <w:lang w:val="en-BR" w:eastAsia="pt-BR"/>
-        </w:rPr>
-        <w:t>distroless</w:t>
-      </w:r>
-      <w:r>
-        <w:rPr>
-          <w:rFonts w:ascii="Times New Roman" w:eastAsia="Times New Roman" w:hAnsi="Times New Roman" w:cs="Times New Roman"/>
-          <w:color w:val="000000" w:themeColor="text1"/>
-          <w:sz w:val="24"/>
-          <w:szCs w:val="24"/>
-          <w:lang w:val="en-BR" w:eastAsia="pt-BR"/>
-        </w:rPr>
-        <w:t xml:space="preserve"> (como </w:t>
-      </w:r>
-      <w:r>
-        <w:rPr>
-          <w:rFonts w:ascii="Times New Roman" w:eastAsia="Times New Roman" w:hAnsi="Times New Roman" w:cs="Times New Roman"/>
-          <w:i/>
-          <w:iCs/>
-          <w:color w:val="000000" w:themeColor="text1"/>
-          <w:sz w:val="24"/>
-          <w:szCs w:val="24"/>
-          <w:lang w:val="en-BR" w:eastAsia="pt-BR"/>
-        </w:rPr>
-        <w:t>Chainguard</w:t>
-      </w:r>
-      <w:r>
-        <w:rPr>
-          <w:rFonts w:ascii="Times New Roman" w:eastAsia="Times New Roman" w:hAnsi="Times New Roman" w:cs="Times New Roman"/>
-          <w:color w:val="000000" w:themeColor="text1"/>
-          <w:sz w:val="24"/>
-          <w:szCs w:val="24"/>
-          <w:lang w:val="en-BR" w:eastAsia="pt-BR"/>
-        </w:rPr>
-        <w:t xml:space="preserve">) garantirá aplicações </w:t>
-      </w:r>
-      <w:r>
-        <w:rPr>
-          <w:rFonts w:ascii="Times New Roman" w:eastAsia="Times New Roman" w:hAnsi="Times New Roman" w:cs="Times New Roman"/>
-          <w:i/>
-          <w:iCs/>
-          <w:color w:val="000000" w:themeColor="text1"/>
-          <w:sz w:val="24"/>
-          <w:szCs w:val="24"/>
-          <w:lang w:val="en-BR" w:eastAsia="pt-BR"/>
-        </w:rPr>
-        <w:t>secure by default</w:t>
-      </w:r>
-      <w:r>
-        <w:rPr>
-          <w:rFonts w:ascii="Times New Roman" w:eastAsia="Times New Roman" w:hAnsi="Times New Roman" w:cs="Times New Roman"/>
-          <w:color w:val="000000" w:themeColor="text1"/>
-          <w:sz w:val="24"/>
-          <w:szCs w:val="24"/>
-          <w:lang w:val="en-BR" w:eastAsia="pt-BR"/>
-        </w:rPr>
-        <w:t>. Espera-se uma redução drástica na superfície de ataque e mitigação de vulnerabilidades (CVEs). A redução do tamanho das imagens otimizará o tráfego de rede e acelerará a escalabilidade horizontal.</w:t>
-      </w:r>
-    </w:p>
-    <w:p>
-      <w:pPr>
+        <w:spacing w:line="360" w:lineRule="auto"/>
+        <w:jc w:val="both"/>
+      </w:pPr>
+      <w:r>
+        <w:rPr>
+          <w:b/>
+          <w:bCs/>
+        </w:rPr>
+        <w:t>Catálogo Unificado e Economia Financeira:</w:t>
+      </w:r>
+      <w:r>
+        <w:t xml:space="preserve"> O módulo de catálogo do Backstage fornecerá uma visibilidade arquitetural centralizada do que está sendo construído em toda a </w:t>
+      </w:r>
+      <w:r>
+        <w:rPr>
+          <w:i/>
+          <w:iCs/>
+        </w:rPr>
+        <w:t>enterprise</w:t>
+      </w:r>
+      <w:r>
+        <w:t>. Isso extirpa a redundância de esforços, evitando que times distintos desenvolvam o mesmo software e compitam internamente. A mitigação desse retrabalho traduz-se diretamente em economia expressiva de orçamento de TI e maximização do valor da força de trabalho.</w:t>
+      </w:r>
+    </w:p>
+    <w:p>
+      <w:pPr>
+        <w:pStyle w:val="NormalWeb"/>
         <w:numPr>
           <w:ilvl w:val="0"/>
           <w:numId w:val="4"/>
         </w:numPr>
-        <w:tabs>
-          <w:tab w:val="center" w:pos="4252"/>
-          <w:tab w:val="right" w:pos="8504"/>
-        </w:tabs>
-        <w:spacing w:after="0" w:line="360" w:lineRule="auto"/>
-        <w:contextualSpacing/>
-        <w:jc w:val="both"/>
-        <w:rPr>
-          <w:rFonts w:ascii="Times New Roman" w:eastAsia="Times New Roman" w:hAnsi="Times New Roman" w:cs="Times New Roman"/>
-          <w:color w:val="000000" w:themeColor="text1"/>
-          <w:sz w:val="24"/>
-          <w:szCs w:val="24"/>
-          <w:lang w:val="en-BR" w:eastAsia="pt-BR"/>
-        </w:rPr>
-      </w:pPr>
-      <w:r>
-        <w:rPr>
-          <w:rFonts w:ascii="Times New Roman" w:eastAsia="Times New Roman" w:hAnsi="Times New Roman" w:cs="Times New Roman"/>
-          <w:b/>
-          <w:bCs/>
-          <w:color w:val="000000" w:themeColor="text1"/>
-          <w:sz w:val="24"/>
-          <w:szCs w:val="24"/>
-          <w:lang w:val="en-BR" w:eastAsia="pt-BR"/>
-        </w:rPr>
-        <w:t>Visibilidade Arquitetural e Prevenção de Retrabalho:</w:t>
-      </w:r>
-      <w:r>
-        <w:rPr>
-          <w:rFonts w:ascii="Times New Roman" w:eastAsia="Times New Roman" w:hAnsi="Times New Roman" w:cs="Times New Roman"/>
-          <w:color w:val="000000" w:themeColor="text1"/>
-          <w:sz w:val="24"/>
-          <w:szCs w:val="24"/>
-          <w:lang w:val="en-BR" w:eastAsia="pt-BR"/>
-        </w:rPr>
-        <w:t xml:space="preserve"> O catálogo unificado d</w:t>
-      </w:r>
-      <w:r>
-        <w:rPr>
-          <w:rFonts w:ascii="Times New Roman" w:eastAsia="Times New Roman" w:hAnsi="Times New Roman" w:cs="Times New Roman"/>
-          <w:color w:val="000000" w:themeColor="text1"/>
-          <w:sz w:val="24"/>
-          <w:szCs w:val="24"/>
-          <w:lang w:val="en-BR" w:eastAsia="pt-BR"/>
-        </w:rPr>
-        <w:t>o</w:t>
-      </w:r>
-      <w:r>
-        <w:rPr>
-          <w:rFonts w:ascii="Times New Roman" w:eastAsia="Times New Roman" w:hAnsi="Times New Roman" w:cs="Times New Roman"/>
-          <w:color w:val="000000" w:themeColor="text1"/>
-          <w:sz w:val="24"/>
-          <w:szCs w:val="24"/>
-          <w:lang w:val="en-BR" w:eastAsia="pt-BR"/>
-        </w:rPr>
-        <w:t xml:space="preserve"> IDP fornecerá uma visão clara de todo o ecossistema de software existente. Isso evitará que times distintos desenvolvam soluções redundantes, eliminando a competição interna por escopo e economizando milhares de horas de força de trabalho (</w:t>
-      </w:r>
-      <w:r>
-        <w:rPr>
-          <w:rFonts w:ascii="Times New Roman" w:eastAsia="Times New Roman" w:hAnsi="Times New Roman" w:cs="Times New Roman"/>
-          <w:i/>
-          <w:iCs/>
-          <w:color w:val="000000" w:themeColor="text1"/>
-          <w:sz w:val="24"/>
-          <w:szCs w:val="24"/>
-          <w:lang w:val="en-BR" w:eastAsia="pt-BR"/>
+        <w:spacing w:line="360" w:lineRule="auto"/>
+        <w:jc w:val="both"/>
+      </w:pPr>
+      <w:r>
+        <w:rPr>
+          <w:b/>
+          <w:bCs/>
+        </w:rPr>
+        <w:t>Governança Financeira (FinOps):</w:t>
+      </w:r>
+      <w:r>
+        <w:t xml:space="preserve"> Através do tagueamento automatizado da infraestrutura, a empresa terá uma noção exata de seus gastos (</w:t>
+      </w:r>
+      <w:r>
+        <w:rPr>
+          <w:i/>
+          <w:iCs/>
+        </w:rPr>
+        <w:t>cloud spend</w:t>
+      </w:r>
+      <w:r>
+        <w:t xml:space="preserve"> e </w:t>
+      </w:r>
+      <w:r>
+        <w:rPr>
+          <w:i/>
+          <w:iCs/>
         </w:rPr>
         <w:t>workforce</w:t>
       </w:r>
       <w:r>
-        <w:rPr>
-          <w:rFonts w:ascii="Times New Roman" w:eastAsia="Times New Roman" w:hAnsi="Times New Roman" w:cs="Times New Roman"/>
-          <w:color w:val="000000" w:themeColor="text1"/>
-          <w:sz w:val="24"/>
-          <w:szCs w:val="24"/>
-          <w:lang w:val="en-BR" w:eastAsia="pt-BR"/>
-        </w:rPr>
-        <w:t>).</w:t>
-      </w:r>
-    </w:p>
-    <w:p>
-      <w:pPr>
+        <w:t>), permitindo ajustes proativos e a eliminação de recursos ociosos.</w:t>
+      </w:r>
+    </w:p>
+    <w:p>
+      <w:pPr>
+        <w:pStyle w:val="NormalWeb"/>
         <w:numPr>
           <w:ilvl w:val="0"/>
           <w:numId w:val="4"/>
         </w:numPr>
+        <w:spacing w:line="360" w:lineRule="auto"/>
+        <w:jc w:val="both"/>
+      </w:pPr>
+      <w:r>
+        <w:rPr>
+          <w:b/>
+          <w:bCs/>
+        </w:rPr>
+        <w:t xml:space="preserve">Maximização da Segurança com Imagens </w:t>
+      </w:r>
+      <w:r>
+        <w:rPr>
+          <w:b/>
+          <w:bCs/>
+          <w:i/>
+          <w:iCs/>
+        </w:rPr>
+        <w:t>Distroless</w:t>
+      </w:r>
+      <w:r>
+        <w:rPr>
+          <w:b/>
+          <w:bCs/>
+        </w:rPr>
+        <w:t>:</w:t>
+      </w:r>
+      <w:r>
+        <w:t xml:space="preserve"> A padronização das esteiras de CI/CD garantirá aplicações </w:t>
+      </w:r>
+      <w:r>
+        <w:rPr>
+          <w:i/>
+          <w:iCs/>
+        </w:rPr>
+        <w:t>secure by default</w:t>
+      </w:r>
+      <w:r>
+        <w:t>. Espera-se uma redução drástica na superfície de ataque e otimização do tráfego de rede para rápida escalabilidade.</w:t>
+      </w:r>
+    </w:p>
+    <w:p>
+      <w:pPr>
         <w:tabs>
           <w:tab w:val="center" w:pos="4252"/>
           <w:tab w:val="right" w:pos="8504"/>
@@ -3368,77 +2060,35 @@
         <w:jc w:val="both"/>
         <w:rPr>
           <w:rFonts w:ascii="Times New Roman" w:eastAsia="Times New Roman" w:hAnsi="Times New Roman" w:cs="Times New Roman"/>
-          <w:color w:val="000000" w:themeColor="text1"/>
+          <w:color w:val="808080" w:themeColor="background1" w:themeShade="80"/>
           <w:sz w:val="24"/>
           <w:szCs w:val="24"/>
           <w:lang w:val="en-BR" w:eastAsia="pt-BR"/>
         </w:rPr>
       </w:pPr>
-      <w:r>
+    </w:p>
+    <w:p/>
+    <w:p>
+      <w:pPr>
         <w:rPr>
           <w:rFonts w:ascii="Times New Roman" w:eastAsia="Times New Roman" w:hAnsi="Times New Roman" w:cs="Times New Roman"/>
           <w:b/>
           <w:bCs/>
-          <w:color w:val="000000" w:themeColor="text1"/>
-          <w:sz w:val="24"/>
-          <w:szCs w:val="24"/>
-          <w:lang w:val="en-BR" w:eastAsia="pt-BR"/>
-        </w:rPr>
-        <w:t>Governança Financeira (FinOps):</w:t>
-      </w:r>
+          <w:sz w:val="24"/>
+          <w:szCs w:val="24"/>
+          <w:lang w:val="pt-PT" w:eastAsia="pt-BR"/>
+        </w:rPr>
+      </w:pPr>
       <w:r>
         <w:rPr>
           <w:rFonts w:ascii="Times New Roman" w:eastAsia="Times New Roman" w:hAnsi="Times New Roman" w:cs="Times New Roman"/>
-          <w:color w:val="000000" w:themeColor="text1"/>
-          <w:sz w:val="24"/>
-          <w:szCs w:val="24"/>
-          <w:lang w:val="en-BR" w:eastAsia="pt-BR"/>
-        </w:rPr>
-        <w:t xml:space="preserve"> A plataforma atuará como centralizador de telemetria de custos. Através do tagueamento automatizado da infraestrutura, a empresa terá uma noção exata de seus gastos (</w:t>
-      </w:r>
-      <w:r>
-        <w:rPr>
-          <w:rFonts w:ascii="Times New Roman" w:eastAsia="Times New Roman" w:hAnsi="Times New Roman" w:cs="Times New Roman"/>
-          <w:i/>
-          <w:iCs/>
-          <w:color w:val="000000" w:themeColor="text1"/>
-          <w:sz w:val="24"/>
-          <w:szCs w:val="24"/>
-          <w:lang w:val="en-BR" w:eastAsia="pt-BR"/>
-        </w:rPr>
-        <w:t>cloud spend</w:t>
-      </w:r>
-      <w:r>
-        <w:rPr>
-          <w:rFonts w:ascii="Times New Roman" w:eastAsia="Times New Roman" w:hAnsi="Times New Roman" w:cs="Times New Roman"/>
-          <w:color w:val="000000" w:themeColor="text1"/>
-          <w:sz w:val="24"/>
-          <w:szCs w:val="24"/>
-          <w:lang w:val="en-BR" w:eastAsia="pt-BR"/>
-        </w:rPr>
-        <w:t xml:space="preserve"> e </w:t>
-      </w:r>
-      <w:r>
-        <w:rPr>
-          <w:rFonts w:ascii="Times New Roman" w:eastAsia="Times New Roman" w:hAnsi="Times New Roman" w:cs="Times New Roman"/>
-          <w:i/>
-          <w:iCs/>
-          <w:color w:val="000000" w:themeColor="text1"/>
-          <w:sz w:val="24"/>
-          <w:szCs w:val="24"/>
-          <w:lang w:val="en-BR" w:eastAsia="pt-BR"/>
-        </w:rPr>
-        <w:t>workforce</w:t>
-      </w:r>
-      <w:r>
-        <w:rPr>
-          <w:rFonts w:ascii="Times New Roman" w:eastAsia="Times New Roman" w:hAnsi="Times New Roman" w:cs="Times New Roman"/>
-          <w:color w:val="000000" w:themeColor="text1"/>
-          <w:sz w:val="24"/>
-          <w:szCs w:val="24"/>
-          <w:lang w:val="en-BR" w:eastAsia="pt-BR"/>
-        </w:rPr>
-        <w:t>), permitindo ajustes proativos e a eliminação de recursos ociosos.</w:t>
+          <w:b/>
+          <w:bCs/>
+          <w:sz w:val="24"/>
+          <w:szCs w:val="24"/>
+          <w:lang w:val="pt-PT" w:eastAsia="pt-BR"/>
+        </w:rPr>
+        <w:br w:type="page"/>
       </w:r>
     </w:p>
     <w:p>
@@ -3452,23 +2102,14 @@
         <w:jc w:val="both"/>
         <w:rPr>
           <w:rFonts w:ascii="Times New Roman" w:eastAsia="Times New Roman" w:hAnsi="Times New Roman" w:cs="Times New Roman"/>
-          <w:color w:val="808080" w:themeColor="background1" w:themeShade="80"/>
-          <w:sz w:val="24"/>
-          <w:szCs w:val="24"/>
-          <w:lang w:val="en-BR" w:eastAsia="pt-BR"/>
-        </w:rPr>
-      </w:pPr>
-    </w:p>
-    <w:p/>
-    <w:p>
-      <w:pPr>
-        <w:tabs>
-          <w:tab w:val="center" w:pos="4252"/>
-          <w:tab w:val="right" w:pos="8504"/>
-        </w:tabs>
-        <w:spacing w:after="0" w:line="360" w:lineRule="auto"/>
-        <w:contextualSpacing/>
-        <w:jc w:val="both"/>
+          <w:b/>
+          <w:bCs/>
+          <w:sz w:val="24"/>
+          <w:szCs w:val="24"/>
+          <w:lang w:val="pt-PT" w:eastAsia="pt-BR"/>
+        </w:rPr>
+      </w:pPr>
+      <w:r>
         <w:rPr>
           <w:rFonts w:ascii="Times New Roman" w:eastAsia="Times New Roman" w:hAnsi="Times New Roman" w:cs="Times New Roman"/>
           <w:b/>
@@ -3477,16 +2118,7 @@
           <w:szCs w:val="24"/>
           <w:lang w:val="pt-PT" w:eastAsia="pt-BR"/>
         </w:rPr>
-      </w:pPr>
-      <w:r>
-        <w:rPr>
-          <w:rFonts w:ascii="Times New Roman" w:eastAsia="Times New Roman" w:hAnsi="Times New Roman" w:cs="Times New Roman"/>
-          <w:b/>
-          <w:bCs/>
-          <w:sz w:val="24"/>
-          <w:szCs w:val="24"/>
-          <w:lang w:val="pt-PT" w:eastAsia="pt-BR"/>
-        </w:rPr>
+        <w:lastRenderedPageBreak/>
         <w:t>REFERÊNCIAS</w:t>
       </w:r>
     </w:p>
@@ -3542,7 +2174,6 @@
         <w:pStyle w:val="NormalWeb"/>
       </w:pPr>
       <w:r>
-        <w:lastRenderedPageBreak/>
         <w:t xml:space="preserve">CNCF - Cloud Native Computing Foundation. </w:t>
       </w:r>
       <w:r>
@@ -3925,7 +2556,7 @@
         <w:noProof/>
         <w:lang w:eastAsia="pt-BR"/>
       </w:rPr>
-      <w:pict w14:anchorId="65587900">
+      <w:pict w14:anchorId="435EE4DB">
         <v:shapetype id="_x0000_t75" coordsize="21600,21600" o:spt="75" o:preferrelative="t" path="m@4@5l@4@11@9@11@9@5xe" filled="f" stroked="f">
           <v:stroke joinstyle="miter"/>
           <v:formulas>
@@ -3988,7 +2619,7 @@
         <w:noProof/>
         <w:lang w:eastAsia="pt-BR"/>
       </w:rPr>
-      <w:pict w14:anchorId="3A69EE50">
+      <w:pict w14:anchorId="343DD1FA">
         <v:shapetype id="_x0000_t75" coordsize="21600,21600" o:spt="75" o:preferrelative="t" path="m@4@5l@4@11@9@11@9@5xe" filled="f" stroked="f">
           <v:stroke joinstyle="miter"/>
           <v:formulas>
@@ -4170,6 +2801,119 @@
     </w:lvl>
   </w:abstractNum>
   <w:abstractNum w:abstractNumId="1" w15:restartNumberingAfterBreak="0">
+    <w:nsid w:val="4D2F3748"/>
+    <w:multiLevelType w:val="multilevel"/>
+    <w:tmpl w:val="F9A6F670"/>
+    <w:lvl w:ilvl="0">
+      <w:start w:val="1"/>
+      <w:numFmt w:val="decimal"/>
+      <w:lvlText w:val="%1."/>
+      <w:lvlJc w:val="left"/>
+      <w:pPr>
+        <w:tabs>
+          <w:tab w:val="num" w:pos="720"/>
+        </w:tabs>
+        <w:ind w:left="720" w:hanging="360"/>
+      </w:pPr>
+    </w:lvl>
+    <w:lvl w:ilvl="1" w:tentative="1">
+      <w:start w:val="1"/>
+      <w:numFmt w:val="decimal"/>
+      <w:lvlText w:val="%2."/>
+      <w:lvlJc w:val="left"/>
+      <w:pPr>
+        <w:tabs>
+          <w:tab w:val="num" w:pos="1440"/>
+        </w:tabs>
+        <w:ind w:left="1440" w:hanging="360"/>
+      </w:pPr>
+    </w:lvl>
+    <w:lvl w:ilvl="2" w:tentative="1">
+      <w:start w:val="1"/>
+      <w:numFmt w:val="decimal"/>
+      <w:lvlText w:val="%3."/>
+      <w:lvlJc w:val="left"/>
+      <w:pPr>
+        <w:tabs>
+          <w:tab w:val="num" w:pos="2160"/>
+        </w:tabs>
+        <w:ind w:left="2160" w:hanging="360"/>
+      </w:pPr>
+    </w:lvl>
+    <w:lvl w:ilvl="3" w:tentative="1">
+      <w:start w:val="1"/>
+      <w:numFmt w:val="decimal"/>
+      <w:lvlText w:val="%4."/>
+      <w:lvlJc w:val="left"/>
+      <w:pPr>
+        <w:tabs>
+          <w:tab w:val="num" w:pos="2880"/>
+        </w:tabs>
+        <w:ind w:left="2880" w:hanging="360"/>
+      </w:pPr>
+    </w:lvl>
+    <w:lvl w:ilvl="4" w:tentative="1">
+      <w:start w:val="1"/>
+      <w:numFmt w:val="decimal"/>
+      <w:lvlText w:val="%5."/>
+      <w:lvlJc w:val="left"/>
+      <w:pPr>
+        <w:tabs>
+          <w:tab w:val="num" w:pos="3600"/>
+        </w:tabs>
+        <w:ind w:left="3600" w:hanging="360"/>
+      </w:pPr>
+    </w:lvl>
+    <w:lvl w:ilvl="5" w:tentative="1">
+      <w:start w:val="1"/>
+      <w:numFmt w:val="decimal"/>
+      <w:lvlText w:val="%6."/>
+      <w:lvlJc w:val="left"/>
+      <w:pPr>
+        <w:tabs>
+          <w:tab w:val="num" w:pos="4320"/>
+        </w:tabs>
+        <w:ind w:left="4320" w:hanging="360"/>
+      </w:pPr>
+    </w:lvl>
+    <w:lvl w:ilvl="6" w:tentative="1">
+      <w:start w:val="1"/>
+      <w:numFmt w:val="decimal"/>
+      <w:lvlText w:val="%7."/>
+      <w:lvlJc w:val="left"/>
+      <w:pPr>
+        <w:tabs>
+          <w:tab w:val="num" w:pos="5040"/>
+        </w:tabs>
+        <w:ind w:left="5040" w:hanging="360"/>
+      </w:pPr>
+    </w:lvl>
+    <w:lvl w:ilvl="7" w:tentative="1">
+      <w:start w:val="1"/>
+      <w:numFmt w:val="decimal"/>
+      <w:lvlText w:val="%8."/>
+      <w:lvlJc w:val="left"/>
+      <w:pPr>
+        <w:tabs>
+          <w:tab w:val="num" w:pos="5760"/>
+        </w:tabs>
+        <w:ind w:left="5760" w:hanging="360"/>
+      </w:pPr>
+    </w:lvl>
+    <w:lvl w:ilvl="8" w:tentative="1">
+      <w:start w:val="1"/>
+      <w:numFmt w:val="decimal"/>
+      <w:lvlText w:val="%9."/>
+      <w:lvlJc w:val="left"/>
+      <w:pPr>
+        <w:tabs>
+          <w:tab w:val="num" w:pos="6480"/>
+        </w:tabs>
+        <w:ind w:left="6480" w:hanging="360"/>
+      </w:pPr>
+    </w:lvl>
+  </w:abstractNum>
+  <w:abstractNum w:abstractNumId="2" w15:restartNumberingAfterBreak="0">
     <w:nsid w:val="592363EE"/>
     <w:multiLevelType w:val="hybridMultilevel"/>
     <w:tmpl w:val="4656CE62"/>
@@ -4282,7 +3026,156 @@
       </w:rPr>
     </w:lvl>
   </w:abstractNum>
-  <w:abstractNum w:abstractNumId="2" w15:restartNumberingAfterBreak="0">
+  <w:abstractNum w:abstractNumId="3" w15:restartNumberingAfterBreak="0">
+    <w:nsid w:val="64D639B9"/>
+    <w:multiLevelType w:val="multilevel"/>
+    <w:tmpl w:val="520CF4F4"/>
+    <w:lvl w:ilvl="0">
+      <w:start w:val="1"/>
+      <w:numFmt w:val="bullet"/>
+      <w:lvlText w:val=""/>
+      <w:lvlJc w:val="left"/>
+      <w:pPr>
+        <w:tabs>
+          <w:tab w:val="num" w:pos="720"/>
+        </w:tabs>
+        <w:ind w:left="720" w:hanging="360"/>
+      </w:pPr>
+      <w:rPr>
+        <w:rFonts w:ascii="Symbol" w:hAnsi="Symbol" w:hint="default"/>
+        <w:sz w:val="20"/>
+      </w:rPr>
+    </w:lvl>
+    <w:lvl w:ilvl="1" w:tentative="1">
+      <w:start w:val="1"/>
+      <w:numFmt w:val="bullet"/>
+      <w:lvlText w:val="o"/>
+      <w:lvlJc w:val="left"/>
+      <w:pPr>
+        <w:tabs>
+          <w:tab w:val="num" w:pos="1440"/>
+        </w:tabs>
+        <w:ind w:left="1440" w:hanging="360"/>
+      </w:pPr>
+      <w:rPr>
+        <w:rFonts w:ascii="Courier New" w:hAnsi="Courier New" w:hint="default"/>
+        <w:sz w:val="20"/>
+      </w:rPr>
+    </w:lvl>
+    <w:lvl w:ilvl="2" w:tentative="1">
+      <w:start w:val="1"/>
+      <w:numFmt w:val="bullet"/>
+      <w:lvlText w:val=""/>
+      <w:lvlJc w:val="left"/>
+      <w:pPr>
+        <w:tabs>
+          <w:tab w:val="num" w:pos="2160"/>
+        </w:tabs>
+        <w:ind w:left="2160" w:hanging="360"/>
+      </w:pPr>
+      <w:rPr>
+        <w:rFonts w:ascii="Wingdings" w:hAnsi="Wingdings" w:hint="default"/>
+        <w:sz w:val="20"/>
+      </w:rPr>
+    </w:lvl>
+    <w:lvl w:ilvl="3" w:tentative="1">
+      <w:start w:val="1"/>
+      <w:numFmt w:val="bullet"/>
+      <w:lvlText w:val=""/>
+      <w:lvlJc w:val="left"/>
+      <w:pPr>
+        <w:tabs>
+          <w:tab w:val="num" w:pos="2880"/>
+        </w:tabs>
+        <w:ind w:left="2880" w:hanging="360"/>
+      </w:pPr>
+      <w:rPr>
+        <w:rFonts w:ascii="Wingdings" w:hAnsi="Wingdings" w:hint="default"/>
+        <w:sz w:val="20"/>
+      </w:rPr>
+    </w:lvl>
+    <w:lvl w:ilvl="4" w:tentative="1">
+      <w:start w:val="1"/>
+      <w:numFmt w:val="bullet"/>
+      <w:lvlText w:val=""/>
+      <w:lvlJc w:val="left"/>
+      <w:pPr>
+        <w:tabs>
+          <w:tab w:val="num" w:pos="3600"/>
+        </w:tabs>
+        <w:ind w:left="3600" w:hanging="360"/>
+      </w:pPr>
+      <w:rPr>
+        <w:rFonts w:ascii="Wingdings" w:hAnsi="Wingdings" w:hint="default"/>
+        <w:sz w:val="20"/>
+      </w:rPr>
+    </w:lvl>
+    <w:lvl w:ilvl="5" w:tentative="1">
+      <w:start w:val="1"/>
+      <w:numFmt w:val="bullet"/>
+      <w:lvlText w:val=""/>
+      <w:lvlJc w:val="left"/>
+      <w:pPr>
+        <w:tabs>
+          <w:tab w:val="num" w:pos="4320"/>
+        </w:tabs>
+        <w:ind w:left="4320" w:hanging="360"/>
+      </w:pPr>
+      <w:rPr>
+        <w:rFonts w:ascii="Wingdings" w:hAnsi="Wingdings" w:hint="default"/>
+        <w:sz w:val="20"/>
+      </w:rPr>
+    </w:lvl>
+    <w:lvl w:ilvl="6" w:tentative="1">
+      <w:start w:val="1"/>
+      <w:numFmt w:val="bullet"/>
+      <w:lvlText w:val=""/>
+      <w:lvlJc w:val="left"/>
+      <w:pPr>
+        <w:tabs>
+          <w:tab w:val="num" w:pos="5040"/>
+        </w:tabs>
+        <w:ind w:left="5040" w:hanging="360"/>
+      </w:pPr>
+      <w:rPr>
+        <w:rFonts w:ascii="Wingdings" w:hAnsi="Wingdings" w:hint="default"/>
+        <w:sz w:val="20"/>
+      </w:rPr>
+    </w:lvl>
+    <w:lvl w:ilvl="7" w:tentative="1">
+      <w:start w:val="1"/>
+      <w:numFmt w:val="bullet"/>
+      <w:lvlText w:val=""/>
+      <w:lvlJc w:val="left"/>
+      <w:pPr>
+        <w:tabs>
+          <w:tab w:val="num" w:pos="5760"/>
+        </w:tabs>
+        <w:ind w:left="5760" w:hanging="360"/>
+      </w:pPr>
+      <w:rPr>
+        <w:rFonts w:ascii="Wingdings" w:hAnsi="Wingdings" w:hint="default"/>
+        <w:sz w:val="20"/>
+      </w:rPr>
+    </w:lvl>
+    <w:lvl w:ilvl="8" w:tentative="1">
+      <w:start w:val="1"/>
+      <w:numFmt w:val="bullet"/>
+      <w:lvlText w:val=""/>
+      <w:lvlJc w:val="left"/>
+      <w:pPr>
+        <w:tabs>
+          <w:tab w:val="num" w:pos="6480"/>
+        </w:tabs>
+        <w:ind w:left="6480" w:hanging="360"/>
+      </w:pPr>
+      <w:rPr>
+        <w:rFonts w:ascii="Wingdings" w:hAnsi="Wingdings" w:hint="default"/>
+        <w:sz w:val="20"/>
+      </w:rPr>
+    </w:lvl>
+  </w:abstractNum>
+  <w:abstractNum w:abstractNumId="4" w15:restartNumberingAfterBreak="0">
     <w:nsid w:val="69967C24"/>
     <w:multiLevelType w:val="hybridMultilevel"/>
     <w:tmpl w:val="8ABE3626"/>
@@ -4395,7 +3288,7 @@
       </w:rPr>
     </w:lvl>
   </w:abstractNum>
-  <w:abstractNum w:abstractNumId="3" w15:restartNumberingAfterBreak="0">
+  <w:abstractNum w:abstractNumId="5" w15:restartNumberingAfterBreak="0">
     <w:nsid w:val="7F55225D"/>
     <w:multiLevelType w:val="multilevel"/>
     <w:tmpl w:val="2734628A"/>
@@ -4509,16 +3402,22 @@
     </w:lvl>
   </w:abstractNum>
   <w:num w:numId="1" w16cid:durableId="379213197">
-    <w:abstractNumId w:val="1"/>
+    <w:abstractNumId w:val="2"/>
   </w:num>
   <w:num w:numId="2" w16cid:durableId="1715226273">
-    <w:abstractNumId w:val="3"/>
+    <w:abstractNumId w:val="5"/>
   </w:num>
   <w:num w:numId="3" w16cid:durableId="1421291498">
-    <w:abstractNumId w:val="2"/>
+    <w:abstractNumId w:val="4"/>
   </w:num>
   <w:num w:numId="4" w16cid:durableId="2063019439">
     <w:abstractNumId w:val="0"/>
+  </w:num>
+  <w:num w:numId="5" w16cid:durableId="1623539055">
+    <w:abstractNumId w:val="1"/>
+  </w:num>
+  <w:num w:numId="6" w16cid:durableId="1881933038">
+    <w:abstractNumId w:val="3"/>
   </w:num>
 </w:numbering>
 </file>
@@ -4926,7 +3825,6 @@
   <w:style w:type="character" w:default="1" w:styleId="DefaultParagraphFont">
     <w:name w:val="Default Paragraph Font"/>
     <w:uiPriority w:val="1"/>
-    <w:semiHidden/>
     <w:unhideWhenUsed/>
   </w:style>
   <w:style w:type="table" w:default="1" w:styleId="TableNormal">
@@ -5190,7 +4088,6 @@
     <w:name w:val="Normal (Web)"/>
     <w:basedOn w:val="Normal"/>
     <w:uiPriority w:val="99"/>
-    <w:semiHidden/>
     <w:unhideWhenUsed/>
     <w:rsid w:val="00F945C9"/>
     <w:pPr>
@@ -5263,6 +4160,66 @@
         <w:insideV w:val="single" w:sz="4" w:space="0" w:color="auto"/>
       </w:tblBorders>
     </w:tblPr>
+  </w:style>
+  <w:style w:type="character" w:customStyle="1" w:styleId="citation-244">
+    <w:name w:val="citation-244"/>
+    <w:basedOn w:val="DefaultParagraphFont"/>
+    <w:rsid w:val="0080610E"/>
+  </w:style>
+  <w:style w:type="character" w:customStyle="1" w:styleId="citation-243">
+    <w:name w:val="citation-243"/>
+    <w:basedOn w:val="DefaultParagraphFont"/>
+    <w:rsid w:val="0080610E"/>
+  </w:style>
+  <w:style w:type="character" w:customStyle="1" w:styleId="citation-242">
+    <w:name w:val="citation-242"/>
+    <w:basedOn w:val="DefaultParagraphFont"/>
+    <w:rsid w:val="0080610E"/>
+  </w:style>
+  <w:style w:type="character" w:customStyle="1" w:styleId="citation-241">
+    <w:name w:val="citation-241"/>
+    <w:basedOn w:val="DefaultParagraphFont"/>
+    <w:rsid w:val="0080610E"/>
+  </w:style>
+  <w:style w:type="character" w:customStyle="1" w:styleId="citation-235">
+    <w:name w:val="citation-235"/>
+    <w:basedOn w:val="DefaultParagraphFont"/>
+    <w:rsid w:val="0080610E"/>
+  </w:style>
+  <w:style w:type="character" w:customStyle="1" w:styleId="citation-234">
+    <w:name w:val="citation-234"/>
+    <w:basedOn w:val="DefaultParagraphFont"/>
+    <w:rsid w:val="0080610E"/>
+  </w:style>
+  <w:style w:type="character" w:customStyle="1" w:styleId="citation-228">
+    <w:name w:val="citation-228"/>
+    <w:basedOn w:val="DefaultParagraphFont"/>
+    <w:rsid w:val="00943A09"/>
+  </w:style>
+  <w:style w:type="character" w:customStyle="1" w:styleId="citation-227">
+    <w:name w:val="citation-227"/>
+    <w:basedOn w:val="DefaultParagraphFont"/>
+    <w:rsid w:val="00943A09"/>
+  </w:style>
+  <w:style w:type="character" w:customStyle="1" w:styleId="citation-226">
+    <w:name w:val="citation-226"/>
+    <w:basedOn w:val="DefaultParagraphFont"/>
+    <w:rsid w:val="00943A09"/>
+  </w:style>
+  <w:style w:type="character" w:customStyle="1" w:styleId="citation-225">
+    <w:name w:val="citation-225"/>
+    <w:basedOn w:val="DefaultParagraphFont"/>
+    <w:rsid w:val="00943A09"/>
+  </w:style>
+  <w:style w:type="character" w:customStyle="1" w:styleId="citation-224">
+    <w:name w:val="citation-224"/>
+    <w:basedOn w:val="DefaultParagraphFont"/>
+    <w:rsid w:val="00943A09"/>
+  </w:style>
+  <w:style w:type="character" w:customStyle="1" w:styleId="citation-221">
+    <w:name w:val="citation-221"/>
+    <w:basedOn w:val="DefaultParagraphFont"/>
+    <w:rsid w:val="00943A09"/>
   </w:style>
 </w:styles>
 </file>
@@ -5529,18 +4486,18 @@
 </file>
 
 <file path=customXml/item1.xml><?xml version="1.0" encoding="utf-8"?>
+<p:properties xmlns:p="http://schemas.microsoft.com/office/2006/metadata/properties" xmlns:xsi="http://www.w3.org/2001/XMLSchema-instance" xmlns:pc="http://schemas.microsoft.com/office/infopath/2007/PartnerControls">
+  <documentManagement/>
+</p:properties>
+</file>
+
+<file path=customXml/item2.xml><?xml version="1.0" encoding="utf-8"?>
 <?mso-contentType ?>
 <FormTemplates xmlns="http://schemas.microsoft.com/sharepoint/v3/contenttype/forms">
   <Display>DocumentLibraryForm</Display>
   <Edit>DocumentLibraryForm</Edit>
   <New>DocumentLibraryForm</New>
 </FormTemplates>
-</file>
-
-<file path=customXml/item2.xml><?xml version="1.0" encoding="utf-8"?>
-<p:properties xmlns:p="http://schemas.microsoft.com/office/2006/metadata/properties" xmlns:xsi="http://www.w3.org/2001/XMLSchema-instance" xmlns:pc="http://schemas.microsoft.com/office/infopath/2007/PartnerControls">
-  <documentManagement/>
-</p:properties>
 </file>
 
 <file path=customXml/item3.xml><?xml version="1.0" encoding="utf-8"?>
@@ -5761,18 +4718,18 @@
 </file>
 
 <file path=customXml/itemProps1.xml><?xml version="1.0" encoding="utf-8"?>
-<ds:datastoreItem xmlns:ds="http://schemas.openxmlformats.org/officeDocument/2006/customXml" ds:itemID="{A080799D-B01C-4216-9B7C-7DA6FA8AF4E8}">
+<ds:datastoreItem xmlns:ds="http://schemas.openxmlformats.org/officeDocument/2006/customXml" ds:itemID="{6F6DFC47-F813-4586-A92E-F921BCC2C8CD}">
   <ds:schemaRefs>
-    <ds:schemaRef ds:uri="http://schemas.microsoft.com/sharepoint/v3/contenttype/forms"/>
+    <ds:schemaRef ds:uri="http://schemas.microsoft.com/office/2006/metadata/properties"/>
+    <ds:schemaRef ds:uri="http://schemas.microsoft.com/office/infopath/2007/PartnerControls"/>
   </ds:schemaRefs>
 </ds:datastoreItem>
 </file>
 
 <file path=customXml/itemProps2.xml><?xml version="1.0" encoding="utf-8"?>
-<ds:datastoreItem xmlns:ds="http://schemas.openxmlformats.org/officeDocument/2006/customXml" ds:itemID="{6F6DFC47-F813-4586-A92E-F921BCC2C8CD}">
+<ds:datastoreItem xmlns:ds="http://schemas.openxmlformats.org/officeDocument/2006/customXml" ds:itemID="{A080799D-B01C-4216-9B7C-7DA6FA8AF4E8}">
   <ds:schemaRefs>
-    <ds:schemaRef ds:uri="http://schemas.microsoft.com/office/2006/metadata/properties"/>
-    <ds:schemaRef ds:uri="http://schemas.microsoft.com/office/infopath/2007/PartnerControls"/>
+    <ds:schemaRef ds:uri="http://schemas.microsoft.com/sharepoint/v3/contenttype/forms"/>
   </ds:schemaRefs>
 </ds:datastoreItem>
 </file>

--- a/tcc-zenardi.docx
+++ b/tcc-zenardi.docx
@@ -308,16 +308,7 @@
           <w:sz w:val="24"/>
           <w:szCs w:val="24"/>
         </w:rPr>
-        <w:t>) que já contêm as melhores práticas de Infraestrutura como Código (IaC), CI/CD, monitoramento e governança de segurança embutidas</w:t>
-      </w:r>
-      <w:r>
-        <w:rPr>
-          <w:rStyle w:val="citation-241"/>
-          <w:rFonts w:ascii="Times New Roman" w:hAnsi="Times New Roman" w:cs="Times New Roman"/>
-          <w:sz w:val="24"/>
-          <w:szCs w:val="24"/>
-        </w:rPr>
-        <w:t>.</w:t>
+        <w:t>) que já contêm as melhores práticas de Infraestrutura como Código (IaC), CI/CD, monitoramento e governança de segurança embutidas.</w:t>
       </w:r>
     </w:p>
     <w:p>
@@ -410,25 +401,7 @@
           <w:szCs w:val="24"/>
           <w:lang w:val="en-BR"/>
         </w:rPr>
-        <w:t xml:space="preserve">Além da ineficiência e do gargalo operacional, essa falta de padronização arquitetural resulta em graves riscos de </w:t>
-      </w:r>
-      <w:r>
-        <w:rPr>
-          <w:rFonts w:ascii="Times New Roman" w:hAnsi="Times New Roman" w:cs="Times New Roman"/>
-          <w:sz w:val="24"/>
-          <w:szCs w:val="24"/>
-          <w:lang w:val="en-BR"/>
-        </w:rPr>
-        <w:t>s</w:t>
-      </w:r>
-      <w:r>
-        <w:rPr>
-          <w:rFonts w:ascii="Times New Roman" w:hAnsi="Times New Roman" w:cs="Times New Roman"/>
-          <w:sz w:val="24"/>
-          <w:szCs w:val="24"/>
-          <w:lang w:val="en-BR"/>
-        </w:rPr>
-        <w:t xml:space="preserve">egurança. Sem uma governança centralizada, aplicações são </w:t>
+        <w:t xml:space="preserve">Além da ineficiência e do gargalo operacional, essa falta de padronização arquitetural resulta em graves riscos de segurança. Sem uma governança centralizada, aplicações são </w:t>
       </w:r>
       <w:r>
         <w:rPr>
@@ -467,22 +440,6 @@
         <w:jc w:val="both"/>
         <w:rPr>
           <w:rFonts w:ascii="Times New Roman" w:eastAsia="Times New Roman" w:hAnsi="Times New Roman" w:cs="Times New Roman"/>
-          <w:i/>
-          <w:iCs/>
-          <w:color w:val="808080" w:themeColor="background1" w:themeShade="80"/>
-          <w:sz w:val="24"/>
-          <w:szCs w:val="24"/>
-          <w:lang w:val="en-BR" w:eastAsia="pt-BR"/>
-        </w:rPr>
-      </w:pPr>
-    </w:p>
-    <w:p>
-      <w:pPr>
-        <w:spacing w:after="0" w:line="360" w:lineRule="auto"/>
-        <w:ind w:firstLine="708"/>
-        <w:jc w:val="both"/>
-        <w:rPr>
-          <w:rFonts w:ascii="Times New Roman" w:eastAsia="Times New Roman" w:hAnsi="Times New Roman" w:cs="Times New Roman"/>
           <w:b/>
           <w:sz w:val="24"/>
           <w:szCs w:val="24"/>
@@ -522,155 +479,181 @@
         <w:contextualSpacing/>
         <w:jc w:val="both"/>
         <w:rPr>
+          <w:rFonts w:ascii="Times New Roman" w:eastAsia="Times New Roman" w:hAnsi="Times New Roman" w:cs="Times New Roman"/>
+          <w:b/>
+          <w:bCs/>
+          <w:sz w:val="24"/>
+          <w:szCs w:val="24"/>
+          <w:lang w:eastAsia="pt-BR"/>
+        </w:rPr>
+      </w:pPr>
+      <w:r>
+        <w:rPr>
           <w:rFonts w:ascii="Times New Roman" w:hAnsi="Times New Roman" w:cs="Times New Roman"/>
           <w:b/>
           <w:bCs/>
           <w:sz w:val="24"/>
           <w:szCs w:val="24"/>
         </w:rPr>
-      </w:pPr>
+        <w:t>Justificativa</w:t>
+      </w:r>
+    </w:p>
+    <w:p>
+      <w:pPr>
+        <w:pStyle w:val="NormalWeb"/>
+        <w:spacing w:before="0" w:beforeAutospacing="0" w:after="0" w:afterAutospacing="0" w:line="360" w:lineRule="auto"/>
+        <w:jc w:val="both"/>
+      </w:pPr>
+      <w:r>
+        <w:t xml:space="preserve">Um </w:t>
+      </w:r>
+      <w:r>
+        <w:rPr>
+          <w:i/>
+          <w:iCs/>
+        </w:rPr>
+        <w:t>Internal Developer Platform</w:t>
+      </w:r>
+      <w:r>
+        <w:t xml:space="preserve"> (IDP) é, fundamentalmente, uma camada de autoatendimento (</w:t>
+      </w:r>
+      <w:r>
+        <w:rPr>
+          <w:i/>
+          <w:iCs/>
+        </w:rPr>
+        <w:t>self-service</w:t>
+      </w:r>
+      <w:r>
+        <w:t xml:space="preserve">) construída para abstrair a complexidade operacional da infraestrutura de nuvem. Para uma organização </w:t>
+      </w:r>
+      <w:r>
+        <w:rPr>
+          <w:i/>
+          <w:iCs/>
+        </w:rPr>
+        <w:t>enterprise</w:t>
+      </w:r>
+      <w:r>
+        <w:t>, sua relevância é inestimável: ela atua como o motor central que traduz as intenções dos desenvolvedores em infraestrutura provisionada, permitindo que as equipes foquem na escrita de código de negócio em vez de gerenciar configurações de servidores, redes e permissões.</w:t>
+      </w:r>
+    </w:p>
+    <w:p>
+      <w:pPr>
+        <w:pStyle w:val="NormalWeb"/>
+        <w:spacing w:before="0" w:beforeAutospacing="0" w:after="0" w:afterAutospacing="0" w:line="360" w:lineRule="auto"/>
+        <w:jc w:val="both"/>
+      </w:pPr>
+    </w:p>
+    <w:p>
+      <w:pPr>
+        <w:pStyle w:val="NormalWeb"/>
+        <w:spacing w:before="0" w:beforeAutospacing="0" w:after="0" w:afterAutospacing="0" w:line="360" w:lineRule="auto"/>
+        <w:jc w:val="both"/>
+      </w:pPr>
+      <w:r>
+        <w:rPr>
+          <w:rStyle w:val="citation-235"/>
+        </w:rPr>
+        <w:t xml:space="preserve">A implementação dessa plataforma justifica-se pela necessidade crítica de otimizar a entrega de software e garantir a padronização em um cenário corporativo globalizado e de alta complexidade </w:t>
+      </w:r>
+      <w:r>
+        <w:t xml:space="preserve">. Atualmente, a fragmentação de ferramentas e a configuração manual geram uma alta carga cognitiva para as equipes, resultando em atrasos no </w:t>
+      </w:r>
+      <w:r>
+        <w:rPr>
+          <w:i/>
+          <w:iCs/>
+        </w:rPr>
+        <w:t>time-to-market</w:t>
+      </w:r>
+      <w:r>
+        <w:t xml:space="preserve"> de novos produtos e na elevação dos custos operacionais.</w:t>
+      </w:r>
+    </w:p>
+    <w:p>
+      <w:pPr>
+        <w:pStyle w:val="NormalWeb"/>
+        <w:spacing w:before="0" w:beforeAutospacing="0" w:after="0" w:afterAutospacing="0" w:line="360" w:lineRule="auto"/>
+        <w:jc w:val="both"/>
+      </w:pPr>
+    </w:p>
+    <w:p>
+      <w:pPr>
+        <w:pStyle w:val="NormalWeb"/>
+        <w:spacing w:before="0" w:beforeAutospacing="0" w:after="0" w:afterAutospacing="0" w:line="360" w:lineRule="auto"/>
+        <w:jc w:val="both"/>
+      </w:pPr>
+      <w:r>
+        <w:rPr>
+          <w:rStyle w:val="citation-234"/>
+        </w:rPr>
+        <w:t>Para o negócio, o impacto desta intervenção é estratégico e transformador</w:t>
+      </w:r>
+      <w:r>
+        <w:t>. O IDP centraliza a governança corporativa, assegurando que todas as aplicações sigam padrões rigorosos de arquitetura e segurança desde o início do desenvolvimento (</w:t>
+      </w:r>
+      <w:r>
+        <w:rPr>
+          <w:i/>
+          <w:iCs/>
+        </w:rPr>
+        <w:t>security by design</w:t>
+      </w:r>
+      <w:r>
+        <w:t xml:space="preserve">). Além de automatizar o provisionamento em nuvem, a plataforma estabelece diretrizes claras para os ambientes de trabalho — padronizando, inclusive, o uso de assistentes de codificação baseados em inteligência artificial. Dessa forma, </w:t>
+      </w:r>
+      <w:r>
+        <w:t>o</w:t>
+      </w:r>
+      <w:r>
+        <w:t xml:space="preserve"> IDP mitiga falhas humanas, reduz vulnerabilidades sistêmicas e permite que as equipes foquem exclusivamente na inovação, impulsionando a competitividade da organização.</w:t>
+      </w:r>
     </w:p>
     <w:p>
       <w:pPr>
         <w:spacing w:after="0" w:line="360" w:lineRule="auto"/>
-        <w:contextualSpacing/>
         <w:jc w:val="both"/>
         <w:rPr>
           <w:rFonts w:ascii="Times New Roman" w:eastAsia="Times New Roman" w:hAnsi="Times New Roman" w:cs="Times New Roman"/>
-          <w:b/>
-          <w:bCs/>
-          <w:sz w:val="24"/>
-          <w:szCs w:val="24"/>
-          <w:lang w:eastAsia="pt-BR"/>
-        </w:rPr>
-      </w:pPr>
-      <w:r>
-        <w:rPr>
-          <w:rFonts w:ascii="Times New Roman" w:hAnsi="Times New Roman" w:cs="Times New Roman"/>
-          <w:b/>
-          <w:bCs/>
-          <w:sz w:val="24"/>
-          <w:szCs w:val="24"/>
-        </w:rPr>
-        <w:t>Justificativa</w:t>
-      </w:r>
-    </w:p>
-    <w:p>
-      <w:pPr>
-        <w:pStyle w:val="NormalWeb"/>
-        <w:spacing w:line="360" w:lineRule="auto"/>
-        <w:jc w:val="both"/>
-      </w:pPr>
-      <w:r>
-        <w:t xml:space="preserve">Um </w:t>
-      </w:r>
-      <w:r>
-        <w:rPr>
-          <w:i/>
-          <w:iCs/>
-        </w:rPr>
-        <w:t>Internal Developer Platform</w:t>
-      </w:r>
-      <w:r>
-        <w:t xml:space="preserve"> (IDP) é, fundamentalmente, uma camada de autoatendimento (</w:t>
-      </w:r>
-      <w:r>
-        <w:rPr>
-          <w:i/>
-          <w:iCs/>
-        </w:rPr>
-        <w:t>self-service</w:t>
-      </w:r>
-      <w:r>
-        <w:t xml:space="preserve">) construída para abstrair a complexidade operacional da infraestrutura de nuvem. Para uma organização </w:t>
-      </w:r>
-      <w:r>
-        <w:rPr>
-          <w:i/>
-          <w:iCs/>
-        </w:rPr>
-        <w:t>enterprise</w:t>
-      </w:r>
-      <w:r>
-        <w:t>, sua relevância é inestimável: ela atua como o motor central que traduz as intenções dos desenvolvedores em infraestrutura provisionada, permitindo que as equipes foquem na escrita de código de negócio em vez de gerenciar configurações de servidores, redes e permissões.</w:t>
-      </w:r>
-    </w:p>
-    <w:p>
-      <w:pPr>
-        <w:pStyle w:val="NormalWeb"/>
-        <w:spacing w:line="360" w:lineRule="auto"/>
-        <w:jc w:val="both"/>
-      </w:pPr>
-      <w:r>
-        <w:rPr>
-          <w:rStyle w:val="citation-235"/>
-        </w:rPr>
-        <w:t xml:space="preserve">A implementação dessa plataforma justifica-se pela necessidade crítica de otimizar a entrega de software e garantir a padronização em um cenário corporativo globalizado e de alta complexidade </w:t>
-      </w:r>
-      <w:r>
-        <w:t xml:space="preserve">. Atualmente, a fragmentação de ferramentas e a configuração manual geram uma alta carga cognitiva para as equipes, resultando em atrasos no </w:t>
-      </w:r>
-      <w:r>
-        <w:rPr>
-          <w:i/>
-          <w:iCs/>
-        </w:rPr>
-        <w:t>time-to-market</w:t>
-      </w:r>
-      <w:r>
-        <w:t xml:space="preserve"> de novos produtos e na elevação dos custos operacionais.</w:t>
-      </w:r>
-    </w:p>
-    <w:p>
-      <w:pPr>
-        <w:pStyle w:val="NormalWeb"/>
-        <w:spacing w:line="360" w:lineRule="auto"/>
-        <w:jc w:val="both"/>
-      </w:pPr>
-      <w:r>
-        <w:rPr>
-          <w:rStyle w:val="citation-234"/>
-        </w:rPr>
-        <w:t>Para o negócio, o impacto desta intervenção é estratégico e transformador</w:t>
-      </w:r>
-      <w:r>
-        <w:t xml:space="preserve">. </w:t>
-      </w:r>
-      <w:r>
-        <w:t>O</w:t>
-      </w:r>
-      <w:r>
-        <w:t xml:space="preserve"> IDP centraliza a governança corporativa, assegurando que todas as aplicações sigam padrões rigorosos de arquitetura e segurança desde o início do desenvolvimento (</w:t>
-      </w:r>
-      <w:r>
-        <w:rPr>
-          <w:i/>
-          <w:iCs/>
-        </w:rPr>
-        <w:t>security by design</w:t>
-      </w:r>
-      <w:r>
-        <w:t xml:space="preserve">). Além de automatizar o provisionamento em nuvem, a plataforma estabelece diretrizes claras para os ambientes de trabalho — padronizando, inclusive, o uso de assistentes de codificação baseados em inteligência artificial. Dessa forma, </w:t>
-      </w:r>
-      <w:r>
-        <w:t>o</w:t>
-      </w:r>
-      <w:r>
-        <w:t xml:space="preserve"> IDP mitiga falhas humanas, reduz vulnerabilidades sistêmicas e permite que as equipes foquem exclusivamente na inovação, impulsionando a competitividade da organização.</w:t>
-      </w:r>
-    </w:p>
-    <w:p>
-      <w:pPr>
-        <w:spacing w:after="0" w:line="360" w:lineRule="auto"/>
-        <w:jc w:val="both"/>
+          <w:bCs/>
+          <w:sz w:val="24"/>
+          <w:szCs w:val="24"/>
+          <w:lang w:val="en-BR" w:eastAsia="pt-BR"/>
+        </w:rPr>
+      </w:pPr>
+    </w:p>
+    <w:p>
+      <w:pPr>
         <w:rPr>
           <w:rFonts w:ascii="Times New Roman" w:eastAsia="Times New Roman" w:hAnsi="Times New Roman" w:cs="Times New Roman"/>
-          <w:bCs/>
+          <w:b/>
           <w:sz w:val="24"/>
           <w:szCs w:val="24"/>
           <w:lang w:val="en-BR" w:eastAsia="pt-BR"/>
         </w:rPr>
       </w:pPr>
+    </w:p>
+    <w:p>
+      <w:pPr>
+        <w:rPr>
+          <w:rFonts w:ascii="Times New Roman" w:eastAsia="Times New Roman" w:hAnsi="Times New Roman" w:cs="Times New Roman"/>
+          <w:b/>
+          <w:sz w:val="24"/>
+          <w:szCs w:val="24"/>
+          <w:lang w:val="en-BR" w:eastAsia="pt-BR"/>
+        </w:rPr>
+      </w:pPr>
+      <w:r>
+        <w:rPr>
+          <w:rFonts w:ascii="Times New Roman" w:eastAsia="Times New Roman" w:hAnsi="Times New Roman" w:cs="Times New Roman"/>
+          <w:b/>
+          <w:sz w:val="24"/>
+          <w:szCs w:val="24"/>
+          <w:lang w:val="en-BR" w:eastAsia="pt-BR"/>
+        </w:rPr>
+        <w:br w:type="page"/>
+      </w:r>
     </w:p>
     <w:p>
       <w:pPr>
@@ -899,7 +882,7 @@
     <w:p>
       <w:pPr>
         <w:pStyle w:val="NormalWeb"/>
-        <w:spacing w:line="360" w:lineRule="auto"/>
+        <w:spacing w:before="0" w:beforeAutospacing="0" w:after="0" w:afterAutospacing="0" w:line="360" w:lineRule="auto"/>
         <w:jc w:val="both"/>
       </w:pPr>
       <w:r>
@@ -920,6 +903,126 @@
       </w:r>
       <w:r>
         <w:t xml:space="preserve"> </w:t>
+      </w:r>
+    </w:p>
+    <w:p>
+      <w:pPr>
+        <w:pStyle w:val="NormalWeb"/>
+        <w:spacing w:before="0" w:beforeAutospacing="0" w:after="0" w:afterAutospacing="0" w:line="360" w:lineRule="auto"/>
+        <w:jc w:val="both"/>
+      </w:pPr>
+      <w:r>
+        <w:t xml:space="preserve">O Backstage atua como a interface central da plataforma. Ele unifica o catálogo de software corporativo e fornece os </w:t>
+      </w:r>
+      <w:r>
+        <w:rPr>
+          <w:i/>
+          <w:iCs/>
+        </w:rPr>
+        <w:t>Golden Paths</w:t>
+      </w:r>
+      <w:r>
+        <w:t xml:space="preserve">. Um </w:t>
+      </w:r>
+      <w:r>
+        <w:rPr>
+          <w:i/>
+          <w:iCs/>
+        </w:rPr>
+        <w:t>Golden Path</w:t>
+      </w:r>
+      <w:r>
+        <w:t xml:space="preserve"> (caminho pavimentado) é um conjunto de práticas, </w:t>
+      </w:r>
+      <w:r>
+        <w:rPr>
+          <w:i/>
+          <w:iCs/>
+        </w:rPr>
+        <w:t>templates</w:t>
+      </w:r>
+      <w:r>
+        <w:t xml:space="preserve"> e ferramentas pré-configuradas e suportadas oficialmente pela organização para o desenvolvimento de software. Sua importância reside em reduzir a fadiga de decisão técnica. Para estabelecer esses caminhos, a engenharia de plataforma deve tratar </w:t>
+      </w:r>
+      <w:r>
+        <w:t>o</w:t>
+      </w:r>
+      <w:r>
+        <w:t xml:space="preserve"> IDP como um produto (</w:t>
+      </w:r>
+      <w:r>
+        <w:rPr>
+          <w:i/>
+          <w:iCs/>
+        </w:rPr>
+        <w:t>Platform as a Product</w:t>
+      </w:r>
+      <w:r>
+        <w:t xml:space="preserve">), colaborando continuamente com os desenvolvedores para criar </w:t>
+      </w:r>
+      <w:r>
+        <w:rPr>
+          <w:i/>
+          <w:iCs/>
+        </w:rPr>
+        <w:t>templates</w:t>
+      </w:r>
+      <w:r>
+        <w:t xml:space="preserve"> que resolvam dores reais (como a criação rápida de uma API RESTful segura). Através de seus </w:t>
+      </w:r>
+      <w:r>
+        <w:rPr>
+          <w:i/>
+          <w:iCs/>
+        </w:rPr>
+        <w:t>Software Templates</w:t>
+      </w:r>
+      <w:r>
+        <w:t>, a plataforma abstrai a complexidade inicial de criação de microsserviços.</w:t>
+      </w:r>
+    </w:p>
+    <w:p>
+      <w:pPr>
+        <w:pStyle w:val="NormalWeb"/>
+        <w:spacing w:before="0" w:beforeAutospacing="0" w:after="0" w:afterAutospacing="0" w:line="360" w:lineRule="auto"/>
+        <w:jc w:val="both"/>
+      </w:pPr>
+    </w:p>
+    <w:p>
+      <w:pPr>
+        <w:pStyle w:val="NormalWeb"/>
+        <w:spacing w:before="0" w:beforeAutospacing="0" w:after="0" w:afterAutospacing="0" w:line="360" w:lineRule="auto"/>
+        <w:jc w:val="both"/>
+      </w:pPr>
+      <w:r>
+        <w:rPr>
+          <w:b/>
+          <w:bCs/>
+        </w:rPr>
+        <w:t>Nuvem Enterprise e Orquestração de Infraestrutura</w:t>
+      </w:r>
+      <w:r>
+        <w:t xml:space="preserve"> </w:t>
+      </w:r>
+    </w:p>
+    <w:p>
+      <w:pPr>
+        <w:pStyle w:val="NormalWeb"/>
+        <w:spacing w:before="0" w:beforeAutospacing="0" w:after="0" w:afterAutospacing="0" w:line="360" w:lineRule="auto"/>
+        <w:jc w:val="both"/>
+      </w:pPr>
+      <w:r>
+        <w:t>O Microsoft Azure servirá como provedor base, com o AKS (</w:t>
+      </w:r>
+      <w:r>
+        <w:rPr>
+          <w:i/>
+          <w:iCs/>
+        </w:rPr>
+        <w:t>Azure Kubernetes Service</w:t>
+      </w:r>
+      <w:r>
+        <w:t>) como motor de orquestração de contêineres. O Crossplane é adotado como o motor de Infraestrutura como Código (IaC). Ao invés de fluxos imperativos externos, o Crossplane estende a API do Kubernetes, permitindo provisionar recursos complexos do Azure nativamente.</w:t>
       </w:r>
     </w:p>
     <w:p>
@@ -927,118 +1030,16 @@
         <w:pStyle w:val="NormalWeb"/>
         <w:spacing w:line="360" w:lineRule="auto"/>
         <w:jc w:val="both"/>
-      </w:pPr>
-      <w:r>
-        <w:t xml:space="preserve">O Backstage atua como a interface central da plataforma. Ele unifica o catálogo de software corporativo e fornece os </w:t>
-      </w:r>
-      <w:r>
-        <w:rPr>
-          <w:i/>
-          <w:iCs/>
-        </w:rPr>
-        <w:t>Golden Paths</w:t>
-      </w:r>
-      <w:r>
-        <w:t xml:space="preserve">. Um </w:t>
-      </w:r>
-      <w:r>
-        <w:rPr>
-          <w:i/>
-          <w:iCs/>
-        </w:rPr>
-        <w:t>Golden Path</w:t>
-      </w:r>
-      <w:r>
-        <w:t xml:space="preserve"> (caminho pavimentado) é um conjunto de práticas, </w:t>
-      </w:r>
-      <w:r>
-        <w:rPr>
-          <w:i/>
-          <w:iCs/>
-        </w:rPr>
-        <w:t>templates</w:t>
-      </w:r>
-      <w:r>
-        <w:t xml:space="preserve"> e ferramentas pré-configuradas e suportadas oficialmente pela organização para o desenvolvimento de software. Sua importância reside em reduzir a fadiga de decisão técnica. Para estabelecer esses caminhos, a engenharia de plataforma deve tratar </w:t>
-      </w:r>
-      <w:r>
-        <w:t>o</w:t>
-      </w:r>
-      <w:r>
-        <w:t xml:space="preserve"> IDP como um produto (</w:t>
-      </w:r>
-      <w:r>
-        <w:rPr>
-          <w:i/>
-          <w:iCs/>
-        </w:rPr>
-        <w:t>Platform as a Product</w:t>
-      </w:r>
-      <w:r>
-        <w:t xml:space="preserve">), colaborando continuamente com os desenvolvedores para criar </w:t>
-      </w:r>
-      <w:r>
-        <w:rPr>
-          <w:i/>
-          <w:iCs/>
-        </w:rPr>
-        <w:t>templates</w:t>
-      </w:r>
-      <w:r>
-        <w:t xml:space="preserve"> que resolvam dores reais (como a criação rápida de uma API RESTful segura). Através de seus </w:t>
-      </w:r>
-      <w:r>
-        <w:rPr>
-          <w:i/>
-          <w:iCs/>
-        </w:rPr>
-        <w:t>Software Templates</w:t>
-      </w:r>
-      <w:r>
-        <w:t>, a plataforma abstrai a complexidade inicial de criação de microsserviços.</w:t>
-      </w:r>
+        <w:rPr>
+          <w:b/>
+          <w:bCs/>
+        </w:rPr>
+      </w:pPr>
     </w:p>
     <w:p>
       <w:pPr>
         <w:pStyle w:val="NormalWeb"/>
-        <w:spacing w:line="360" w:lineRule="auto"/>
-        <w:jc w:val="both"/>
-      </w:pPr>
-      <w:r>
-        <w:rPr>
-          <w:b/>
-          <w:bCs/>
-        </w:rPr>
-        <w:t>Nuvem Enterprise e Orquestração de Infraestrutura</w:t>
-      </w:r>
-      <w:r>
-        <w:t xml:space="preserve"> </w:t>
-      </w:r>
-    </w:p>
-    <w:p>
-      <w:pPr>
-        <w:pStyle w:val="NormalWeb"/>
-        <w:spacing w:line="360" w:lineRule="auto"/>
-        <w:jc w:val="both"/>
-      </w:pPr>
-      <w:r>
-        <w:t>O Microsoft Azure servirá como provedor base, com o AKS (</w:t>
-      </w:r>
-      <w:r>
-        <w:rPr>
-          <w:i/>
-          <w:iCs/>
-        </w:rPr>
-        <w:t>Azure Kubernetes Service</w:t>
-      </w:r>
-      <w:r>
-        <w:t>) como motor de orquestração de contêineres. O Crossplane é adotado como o motor de Infraestrutura como Código (IaC). Ao invés de fluxos imperativos externos, o Crossplane estende a API do Kubernetes, permitindo provisionar recursos complexos do Azure nativamente.</w:t>
-      </w:r>
-    </w:p>
-    <w:p>
-      <w:pPr>
-        <w:pStyle w:val="NormalWeb"/>
-        <w:spacing w:line="360" w:lineRule="auto"/>
+        <w:spacing w:before="0" w:beforeAutospacing="0" w:after="0" w:afterAutospacing="0" w:line="360" w:lineRule="auto"/>
         <w:jc w:val="both"/>
       </w:pPr>
       <w:r>
@@ -1056,7 +1057,7 @@
     <w:p>
       <w:pPr>
         <w:pStyle w:val="NormalWeb"/>
-        <w:spacing w:line="360" w:lineRule="auto"/>
+        <w:spacing w:before="0" w:beforeAutospacing="0" w:line="360" w:lineRule="auto"/>
         <w:jc w:val="both"/>
       </w:pPr>
       <w:r>
@@ -1097,7 +1098,7 @@
     <w:p>
       <w:pPr>
         <w:pStyle w:val="NormalWeb"/>
-        <w:spacing w:line="360" w:lineRule="auto"/>
+        <w:spacing w:before="0" w:beforeAutospacing="0" w:after="0" w:afterAutospacing="0" w:line="360" w:lineRule="auto"/>
         <w:jc w:val="both"/>
       </w:pPr>
       <w:r>
@@ -1114,7 +1115,7 @@
     <w:p>
       <w:pPr>
         <w:pStyle w:val="NormalWeb"/>
-        <w:spacing w:line="360" w:lineRule="auto"/>
+        <w:spacing w:before="0" w:beforeAutospacing="0" w:after="0" w:afterAutospacing="0" w:line="360" w:lineRule="auto"/>
         <w:jc w:val="both"/>
       </w:pPr>
       <w:r>
@@ -1286,7 +1287,7 @@
     <w:p>
       <w:pPr>
         <w:pStyle w:val="NormalWeb"/>
-        <w:spacing w:before="0" w:beforeAutospacing="0" w:line="360" w:lineRule="auto"/>
+        <w:spacing w:before="0" w:beforeAutospacing="0" w:after="0" w:afterAutospacing="0" w:line="360" w:lineRule="auto"/>
         <w:jc w:val="both"/>
       </w:pPr>
       <w:r>
@@ -1303,7 +1304,7 @@
     <w:p>
       <w:pPr>
         <w:pStyle w:val="NormalWeb"/>
-        <w:spacing w:before="0" w:beforeAutospacing="0" w:line="360" w:lineRule="auto"/>
+        <w:spacing w:before="0" w:beforeAutospacing="0" w:after="0" w:afterAutospacing="0" w:line="360" w:lineRule="auto"/>
         <w:jc w:val="both"/>
       </w:pPr>
       <w:r>
@@ -1333,6 +1334,13 @@
       <w:r>
         <w:t>.</w:t>
       </w:r>
+    </w:p>
+    <w:p>
+      <w:pPr>
+        <w:pStyle w:val="NormalWeb"/>
+        <w:spacing w:before="0" w:beforeAutospacing="0" w:after="0" w:afterAutospacing="0" w:line="360" w:lineRule="auto"/>
+        <w:jc w:val="both"/>
+      </w:pPr>
     </w:p>
     <w:p>
       <w:pPr>
@@ -1409,27 +1417,14 @@
       <w:r>
         <w:t xml:space="preserve">Figura </w:t>
       </w:r>
-      <w:r>
-        <w:fldChar w:fldCharType="begin"/>
-      </w:r>
-      <w:r>
-        <w:instrText xml:space="preserve"> SEQ Figura \* ARABIC </w:instrText>
-      </w:r>
-      <w:r>
-        <w:fldChar w:fldCharType="separate"/>
-      </w:r>
-      <w:r>
-        <w:rPr>
-          <w:noProof/>
-        </w:rPr>
-        <w:t>1</w:t>
-      </w:r>
-      <w:r>
-        <w:rPr>
-          <w:noProof/>
-        </w:rPr>
-        <w:fldChar w:fldCharType="end"/>
-      </w:r>
+      <w:fldSimple w:instr=" SEQ Figura \* ARABIC ">
+        <w:r>
+          <w:rPr>
+            <w:noProof/>
+          </w:rPr>
+          <w:t>1</w:t>
+        </w:r>
+      </w:fldSimple>
       <w:r>
         <w:t xml:space="preserve">: </w:t>
       </w:r>
@@ -1494,7 +1489,7 @@
           <w:ilvl w:val="0"/>
           <w:numId w:val="5"/>
         </w:numPr>
-        <w:spacing w:before="0" w:beforeAutospacing="0" w:line="360" w:lineRule="auto"/>
+        <w:spacing w:before="0" w:beforeAutospacing="0" w:after="0" w:afterAutospacing="0" w:line="360" w:lineRule="auto"/>
         <w:jc w:val="both"/>
       </w:pPr>
       <w:r>
@@ -1590,7 +1585,7 @@
           <w:ilvl w:val="0"/>
           <w:numId w:val="5"/>
         </w:numPr>
-        <w:spacing w:before="0" w:beforeAutospacing="0" w:line="360" w:lineRule="auto"/>
+        <w:spacing w:before="0" w:beforeAutospacing="0" w:after="0" w:afterAutospacing="0" w:line="360" w:lineRule="auto"/>
         <w:jc w:val="both"/>
       </w:pPr>
       <w:r>
@@ -1655,6 +1650,48 @@
           <w:szCs w:val="24"/>
         </w:rPr>
         <w:t>Análise e Mitigação de Riscos</w:t>
+      </w:r>
+    </w:p>
+    <w:p>
+      <w:pPr>
+        <w:pStyle w:val="NormalWeb"/>
+        <w:numPr>
+          <w:ilvl w:val="0"/>
+          <w:numId w:val="3"/>
+        </w:numPr>
+        <w:spacing w:before="0" w:beforeAutospacing="0" w:after="0" w:afterAutospacing="0" w:line="360" w:lineRule="auto"/>
+        <w:ind w:left="714" w:hanging="357"/>
+        <w:jc w:val="both"/>
+      </w:pPr>
+      <w:r>
+        <w:rPr>
+          <w:b/>
+          <w:bCs/>
+        </w:rPr>
+        <w:t>Risco 1: O IDP se tornar um Ponto Único de Falha (SPOF).</w:t>
+      </w:r>
+      <w:r>
+        <w:t xml:space="preserve"> </w:t>
+      </w:r>
+      <w:r>
+        <w:rPr>
+          <w:i/>
+          <w:iCs/>
+        </w:rPr>
+        <w:t>Mitigação:</w:t>
+      </w:r>
+      <w:r>
+        <w:t xml:space="preserve"> Desenhar o </w:t>
+      </w:r>
+      <w:r>
+        <w:rPr>
+          <w:i/>
+          <w:iCs/>
+        </w:rPr>
+        <w:t>Control Plane</w:t>
+      </w:r>
+      <w:r>
+        <w:t xml:space="preserve"> em um ambiente de alta disponibilidade, utilizando múltiplos nós e zonas de disponibilidade na nuvem Azure.</w:t>
       </w:r>
     </w:p>
     <w:p>
@@ -1673,48 +1710,6 @@
           <w:b/>
           <w:bCs/>
         </w:rPr>
-        <w:t>Risco 1: O IDP se tornar um Ponto Único de Falha (SPOF).</w:t>
-      </w:r>
-      <w:r>
-        <w:t xml:space="preserve"> </w:t>
-      </w:r>
-      <w:r>
-        <w:rPr>
-          <w:i/>
-          <w:iCs/>
-        </w:rPr>
-        <w:t>Mitigação:</w:t>
-      </w:r>
-      <w:r>
-        <w:t xml:space="preserve"> Desenhar o </w:t>
-      </w:r>
-      <w:r>
-        <w:rPr>
-          <w:i/>
-          <w:iCs/>
-        </w:rPr>
-        <w:t>Control Plane</w:t>
-      </w:r>
-      <w:r>
-        <w:t xml:space="preserve"> em um ambiente de alta disponibilidade, utilizando múltiplos nós e zonas de disponibilidade na nuvem Azure.</w:t>
-      </w:r>
-    </w:p>
-    <w:p>
-      <w:pPr>
-        <w:pStyle w:val="NormalWeb"/>
-        <w:numPr>
-          <w:ilvl w:val="0"/>
-          <w:numId w:val="3"/>
-        </w:numPr>
-        <w:spacing w:line="360" w:lineRule="auto"/>
-        <w:ind w:left="714" w:hanging="357"/>
-        <w:jc w:val="both"/>
-      </w:pPr>
-      <w:r>
-        <w:rPr>
-          <w:b/>
-          <w:bCs/>
-        </w:rPr>
         <w:t>Risco 2: Rejeição dos desenvolvedores (baixa adoção).</w:t>
       </w:r>
       <w:r>
@@ -1858,29 +1853,58 @@
     <w:p>
       <w:pPr>
         <w:pStyle w:val="NormalWeb"/>
-        <w:spacing w:line="360" w:lineRule="auto"/>
+        <w:spacing w:before="0" w:beforeAutospacing="0" w:after="0" w:afterAutospacing="0" w:line="360" w:lineRule="auto"/>
         <w:jc w:val="both"/>
       </w:pPr>
       <w:r>
         <w:rPr>
           <w:rStyle w:val="citation-221"/>
         </w:rPr>
-        <w:t>A implementação d</w:t>
-      </w:r>
-      <w:r>
-        <w:rPr>
-          <w:rStyle w:val="citation-221"/>
-        </w:rPr>
-        <w:t>o</w:t>
-      </w:r>
-      <w:r>
-        <w:rPr>
-          <w:rStyle w:val="citation-221"/>
-        </w:rPr>
-        <w:t xml:space="preserve"> Internal Developer Platform (IDP) deverá promover uma transformação na cultura de engenharia, na postura de segurança e na eficiência financeira da organização </w:t>
+        <w:t xml:space="preserve">A implementação do Internal Developer Platform (IDP) deverá promover uma transformação na cultura de engenharia, na postura de segurança e na eficiência financeira da organização </w:t>
       </w:r>
       <w:r>
         <w:t>. Espera-se alcançar os seguintes resultados:</w:t>
+      </w:r>
+    </w:p>
+    <w:p>
+      <w:pPr>
+        <w:pStyle w:val="NormalWeb"/>
+        <w:numPr>
+          <w:ilvl w:val="0"/>
+          <w:numId w:val="4"/>
+        </w:numPr>
+        <w:spacing w:before="0" w:beforeAutospacing="0" w:after="0" w:afterAutospacing="0" w:line="360" w:lineRule="auto"/>
+        <w:jc w:val="both"/>
+      </w:pPr>
+      <w:r>
+        <w:rPr>
+          <w:b/>
+          <w:bCs/>
+        </w:rPr>
+        <w:t>Métricas de Aceleração de Entrega:</w:t>
+      </w:r>
+      <w:r>
+        <w:t xml:space="preserve"> Com o provisionamento automatizado de infraestrutura e a adoção dos </w:t>
+      </w:r>
+      <w:r>
+        <w:rPr>
+          <w:i/>
+          <w:iCs/>
+        </w:rPr>
+        <w:t>Golden Paths</w:t>
+      </w:r>
+      <w:r>
+        <w:t xml:space="preserve">, estima-se um ganho operacional sistêmico. Projeta-se que a implementação do IDP resulte em uma aceleração de até 30% no </w:t>
+      </w:r>
+      <w:r>
+        <w:rPr>
+          <w:i/>
+          <w:iCs/>
+        </w:rPr>
+        <w:t>lead time</w:t>
+      </w:r>
+      <w:r>
+        <w:t xml:space="preserve"> para a entrega de novos projetos e funcionalidades, eliminando as semanas de espera tradicionais associadas à abertura de chamados (tickets) para operações.</w:t>
       </w:r>
     </w:p>
     <w:p>
@@ -1898,36 +1922,20 @@
           <w:b/>
           <w:bCs/>
         </w:rPr>
-        <w:t>Métricas de Aceleração de Entrega:</w:t>
-      </w:r>
-      <w:r>
-        <w:t xml:space="preserve"> Com o provisionamento automatizado de infraestrutura e a adoção dos </w:t>
-      </w:r>
-      <w:r>
-        <w:rPr>
-          <w:i/>
-          <w:iCs/>
-        </w:rPr>
-        <w:t>Golden Paths</w:t>
-      </w:r>
-      <w:r>
-        <w:t>, estima-se um ganho operacional sistêmico. Projeta-se que a implementação d</w:t>
-      </w:r>
-      <w:r>
-        <w:t>o</w:t>
-      </w:r>
-      <w:r>
-        <w:t xml:space="preserve"> IDP resulte em uma aceleração de até 30% no </w:t>
-      </w:r>
-      <w:r>
-        <w:rPr>
-          <w:i/>
-          <w:iCs/>
-        </w:rPr>
-        <w:t>lead time</w:t>
-      </w:r>
-      <w:r>
-        <w:t xml:space="preserve"> para a entrega de novos projetos e funcionalidades, eliminando as semanas de espera tradicionais associadas à abertura de chamados (tickets) para operações.</w:t>
+        <w:t>Catálogo Unificado e Economia Financeira:</w:t>
+      </w:r>
+      <w:r>
+        <w:t xml:space="preserve"> O módulo de catálogo do Backstage fornecerá uma visibilidade arquitetural centralizada do que está sendo construído em toda a </w:t>
+      </w:r>
+      <w:r>
+        <w:rPr>
+          <w:i/>
+          <w:iCs/>
+        </w:rPr>
+        <w:t>enterprise</w:t>
+      </w:r>
+      <w:r>
+        <w:t>. Isso extirpa a redundância de esforços, evitando que times distintos desenvolvam o mesmo software e compitam internamente. A mitigação desse retrabalho traduz-se diretamente em economia expressiva de orçamento de TI e maximização do valor da força de trabalho.</w:t>
       </w:r>
     </w:p>
     <w:p>
@@ -1945,20 +1953,30 @@
           <w:b/>
           <w:bCs/>
         </w:rPr>
-        <w:t>Catálogo Unificado e Economia Financeira:</w:t>
-      </w:r>
-      <w:r>
-        <w:t xml:space="preserve"> O módulo de catálogo do Backstage fornecerá uma visibilidade arquitetural centralizada do que está sendo construído em toda a </w:t>
-      </w:r>
-      <w:r>
-        <w:rPr>
-          <w:i/>
-          <w:iCs/>
-        </w:rPr>
-        <w:t>enterprise</w:t>
-      </w:r>
-      <w:r>
-        <w:t>. Isso extirpa a redundância de esforços, evitando que times distintos desenvolvam o mesmo software e compitam internamente. A mitigação desse retrabalho traduz-se diretamente em economia expressiva de orçamento de TI e maximização do valor da força de trabalho.</w:t>
+        <w:t>Governança Financeira (FinOps):</w:t>
+      </w:r>
+      <w:r>
+        <w:t xml:space="preserve"> Através do tagueamento automatizado da infraestrutura, a empresa terá uma noção exata de seus gastos (</w:t>
+      </w:r>
+      <w:r>
+        <w:rPr>
+          <w:i/>
+          <w:iCs/>
+        </w:rPr>
+        <w:t>cloud spend</w:t>
+      </w:r>
+      <w:r>
+        <w:t xml:space="preserve"> e </w:t>
+      </w:r>
+      <w:r>
+        <w:rPr>
+          <w:i/>
+          <w:iCs/>
+        </w:rPr>
+        <w:t>workforce</w:t>
+      </w:r>
+      <w:r>
+        <w:t>), permitindo ajustes proativos e a eliminação de recursos ociosos.</w:t>
       </w:r>
     </w:p>
     <w:p>
@@ -1976,47 +1994,6 @@
           <w:b/>
           <w:bCs/>
         </w:rPr>
-        <w:t>Governança Financeira (FinOps):</w:t>
-      </w:r>
-      <w:r>
-        <w:t xml:space="preserve"> Através do tagueamento automatizado da infraestrutura, a empresa terá uma noção exata de seus gastos (</w:t>
-      </w:r>
-      <w:r>
-        <w:rPr>
-          <w:i/>
-          <w:iCs/>
-        </w:rPr>
-        <w:t>cloud spend</w:t>
-      </w:r>
-      <w:r>
-        <w:t xml:space="preserve"> e </w:t>
-      </w:r>
-      <w:r>
-        <w:rPr>
-          <w:i/>
-          <w:iCs/>
-        </w:rPr>
-        <w:t>workforce</w:t>
-      </w:r>
-      <w:r>
-        <w:t>), permitindo ajustes proativos e a eliminação de recursos ociosos.</w:t>
-      </w:r>
-    </w:p>
-    <w:p>
-      <w:pPr>
-        <w:pStyle w:val="NormalWeb"/>
-        <w:numPr>
-          <w:ilvl w:val="0"/>
-          <w:numId w:val="4"/>
-        </w:numPr>
-        <w:spacing w:line="360" w:lineRule="auto"/>
-        <w:jc w:val="both"/>
-      </w:pPr>
-      <w:r>
-        <w:rPr>
-          <w:b/>
-          <w:bCs/>
-        </w:rPr>
         <w:t xml:space="preserve">Maximização da Segurança com Imagens </w:t>
       </w:r>
       <w:r>
@@ -2125,6 +2102,7 @@
     <w:p>
       <w:pPr>
         <w:pStyle w:val="NormalWeb"/>
+        <w:spacing w:before="0" w:beforeAutospacing="0" w:after="0" w:afterAutospacing="0"/>
       </w:pPr>
       <w:r>
         <w:t xml:space="preserve">BEYER, B. et al. </w:t>
@@ -2143,6 +2121,13 @@
     <w:p>
       <w:pPr>
         <w:pStyle w:val="NormalWeb"/>
+        <w:spacing w:before="0" w:beforeAutospacing="0" w:after="0" w:afterAutospacing="0"/>
+      </w:pPr>
+    </w:p>
+    <w:p>
+      <w:pPr>
+        <w:pStyle w:val="NormalWeb"/>
+        <w:spacing w:before="0" w:beforeAutospacing="0" w:after="0" w:afterAutospacing="0"/>
       </w:pPr>
       <w:r>
         <w:t xml:space="preserve">CHAINGUARD. </w:t>
@@ -2172,6 +2157,13 @@
     <w:p>
       <w:pPr>
         <w:pStyle w:val="NormalWeb"/>
+        <w:spacing w:before="0" w:beforeAutospacing="0" w:after="0" w:afterAutospacing="0"/>
+      </w:pPr>
+    </w:p>
+    <w:p>
+      <w:pPr>
+        <w:pStyle w:val="NormalWeb"/>
+        <w:spacing w:before="0" w:beforeAutospacing="0" w:after="0" w:afterAutospacing="0"/>
       </w:pPr>
       <w:r>
         <w:t xml:space="preserve">CNCF - Cloud Native Computing Foundation. </w:t>
@@ -2201,6 +2193,13 @@
     <w:p>
       <w:pPr>
         <w:pStyle w:val="NormalWeb"/>
+        <w:spacing w:before="0" w:beforeAutospacing="0" w:after="0" w:afterAutospacing="0"/>
+      </w:pPr>
+    </w:p>
+    <w:p>
+      <w:pPr>
+        <w:pStyle w:val="NormalWeb"/>
+        <w:spacing w:before="0" w:beforeAutospacing="0" w:after="0" w:afterAutospacing="0"/>
       </w:pPr>
       <w:r>
         <w:t xml:space="preserve">CROSSPLANE. </w:t>
@@ -2230,6 +2229,13 @@
     <w:p>
       <w:pPr>
         <w:pStyle w:val="NormalWeb"/>
+        <w:spacing w:before="0" w:beforeAutospacing="0" w:after="0" w:afterAutospacing="0"/>
+      </w:pPr>
+    </w:p>
+    <w:p>
+      <w:pPr>
+        <w:pStyle w:val="NormalWeb"/>
+        <w:spacing w:before="0" w:beforeAutospacing="0" w:after="0" w:afterAutospacing="0"/>
       </w:pPr>
       <w:r>
         <w:t xml:space="preserve">KYVERNO. </w:t>
@@ -2259,6 +2265,13 @@
     <w:p>
       <w:pPr>
         <w:pStyle w:val="NormalWeb"/>
+        <w:spacing w:before="0" w:beforeAutospacing="0" w:after="0" w:afterAutospacing="0"/>
+      </w:pPr>
+    </w:p>
+    <w:p>
+      <w:pPr>
+        <w:pStyle w:val="NormalWeb"/>
+        <w:spacing w:before="0" w:beforeAutospacing="0" w:after="0" w:afterAutospacing="0"/>
       </w:pPr>
       <w:r>
         <w:t xml:space="preserve">MICROSOFT. </w:t>
@@ -2288,6 +2301,13 @@
     <w:p>
       <w:pPr>
         <w:pStyle w:val="NormalWeb"/>
+        <w:spacing w:before="0" w:beforeAutospacing="0" w:after="0" w:afterAutospacing="0"/>
+      </w:pPr>
+    </w:p>
+    <w:p>
+      <w:pPr>
+        <w:pStyle w:val="NormalWeb"/>
+        <w:spacing w:before="0" w:beforeAutospacing="0" w:after="0" w:afterAutospacing="0"/>
       </w:pPr>
       <w:r>
         <w:t xml:space="preserve">MICROSOFT. </w:t>
@@ -2317,6 +2337,13 @@
     <w:p>
       <w:pPr>
         <w:pStyle w:val="NormalWeb"/>
+        <w:spacing w:before="0" w:beforeAutospacing="0" w:after="0" w:afterAutospacing="0"/>
+      </w:pPr>
+    </w:p>
+    <w:p>
+      <w:pPr>
+        <w:pStyle w:val="NormalWeb"/>
+        <w:spacing w:before="0" w:beforeAutospacing="0" w:after="0" w:afterAutospacing="0"/>
       </w:pPr>
       <w:r>
         <w:t xml:space="preserve">SKELTON, M.; PAIS, M. </w:t>
@@ -2335,6 +2362,13 @@
     <w:p>
       <w:pPr>
         <w:pStyle w:val="NormalWeb"/>
+        <w:spacing w:before="0" w:beforeAutospacing="0" w:after="0" w:afterAutospacing="0"/>
+      </w:pPr>
+    </w:p>
+    <w:p>
+      <w:pPr>
+        <w:pStyle w:val="NormalWeb"/>
+        <w:spacing w:before="0" w:beforeAutospacing="0" w:after="0" w:afterAutospacing="0"/>
       </w:pPr>
       <w:r>
         <w:t xml:space="preserve">SPOTIFY. </w:t>
@@ -2360,66 +2394,6 @@
       <w:r>
         <w:t>. Acesso em: 9 mar. 2026.</w:t>
       </w:r>
-    </w:p>
-    <w:p>
-      <w:pPr>
-        <w:spacing w:after="0" w:line="240" w:lineRule="auto"/>
-        <w:jc w:val="both"/>
-        <w:textAlignment w:val="baseline"/>
-        <w:rPr>
-          <w:rFonts w:ascii="Segoe UI" w:eastAsia="Times New Roman" w:hAnsi="Segoe UI" w:cs="Segoe UI"/>
-          <w:i/>
-          <w:iCs/>
-          <w:sz w:val="24"/>
-          <w:szCs w:val="24"/>
-          <w:lang w:eastAsia="pt-BR"/>
-        </w:rPr>
-      </w:pPr>
-      <w:r>
-        <w:rPr>
-          <w:rFonts w:ascii="Segoe UI" w:eastAsia="Times New Roman" w:hAnsi="Segoe UI" w:cs="Segoe UI"/>
-          <w:i/>
-          <w:iCs/>
-          <w:sz w:val="24"/>
-          <w:szCs w:val="24"/>
-          <w:lang w:eastAsia="pt-BR"/>
-        </w:rPr>
-        <w:tab/>
-      </w:r>
-    </w:p>
-    <w:p>
-      <w:pPr>
-        <w:spacing w:after="0" w:line="240" w:lineRule="auto"/>
-        <w:ind w:firstLine="705"/>
-        <w:jc w:val="both"/>
-        <w:textAlignment w:val="baseline"/>
-        <w:rPr>
-          <w:rFonts w:ascii="Segoe UI" w:eastAsia="Times New Roman" w:hAnsi="Segoe UI" w:cs="Segoe UI"/>
-          <w:sz w:val="18"/>
-          <w:szCs w:val="18"/>
-          <w:lang w:eastAsia="pt-BR"/>
-        </w:rPr>
-      </w:pPr>
-      <w:r>
-        <w:rPr>
-          <w:rFonts w:ascii="Times New Roman" w:eastAsia="Times New Roman" w:hAnsi="Times New Roman" w:cs="Times New Roman"/>
-          <w:sz w:val="24"/>
-          <w:szCs w:val="24"/>
-          <w:lang w:eastAsia="pt-BR"/>
-        </w:rPr>
-        <w:t> </w:t>
-      </w:r>
-    </w:p>
-    <w:p>
-      <w:pPr>
-        <w:tabs>
-          <w:tab w:val="center" w:pos="4252"/>
-          <w:tab w:val="right" w:pos="8504"/>
-        </w:tabs>
-        <w:spacing w:after="0" w:line="360" w:lineRule="auto"/>
-        <w:contextualSpacing/>
-        <w:jc w:val="both"/>
-      </w:pPr>
     </w:p>
     <w:sectPr>
       <w:headerReference w:type="even" r:id="rId18"/>
@@ -2477,7 +2451,6 @@
         <w:docPartUnique/>
       </w:docPartObj>
     </w:sdtPr>
-    <w:sdtEndPr/>
     <w:sdtContent>
       <w:p>
         <w:pPr>
@@ -2556,7 +2529,7 @@
         <w:noProof/>
         <w:lang w:eastAsia="pt-BR"/>
       </w:rPr>
-      <w:pict w14:anchorId="435EE4DB">
+      <w:pict w14:anchorId="705603EF">
         <v:shapetype id="_x0000_t75" coordsize="21600,21600" o:spt="75" o:preferrelative="t" path="m@4@5l@4@11@9@11@9@5xe" filled="f" stroked="f">
           <v:stroke joinstyle="miter"/>
           <v:formulas>
@@ -2619,7 +2592,7 @@
         <w:noProof/>
         <w:lang w:eastAsia="pt-BR"/>
       </w:rPr>
-      <w:pict w14:anchorId="343DD1FA">
+      <w:pict w14:anchorId="769BCDD2">
         <v:shapetype id="_x0000_t75" coordsize="21600,21600" o:spt="75" o:preferrelative="t" path="m@4@5l@4@11@9@11@9@5xe" filled="f" stroked="f">
           <v:stroke joinstyle="miter"/>
           <v:formulas>
@@ -3825,6 +3798,7 @@
   <w:style w:type="character" w:default="1" w:styleId="DefaultParagraphFont">
     <w:name w:val="Default Paragraph Font"/>
     <w:uiPriority w:val="1"/>
+    <w:semiHidden/>
     <w:unhideWhenUsed/>
   </w:style>
   <w:style w:type="table" w:default="1" w:styleId="TableNormal">
@@ -4486,18 +4460,18 @@
 </file>
 
 <file path=customXml/item1.xml><?xml version="1.0" encoding="utf-8"?>
-<p:properties xmlns:p="http://schemas.microsoft.com/office/2006/metadata/properties" xmlns:xsi="http://www.w3.org/2001/XMLSchema-instance" xmlns:pc="http://schemas.microsoft.com/office/infopath/2007/PartnerControls">
-  <documentManagement/>
-</p:properties>
-</file>
-
-<file path=customXml/item2.xml><?xml version="1.0" encoding="utf-8"?>
 <?mso-contentType ?>
 <FormTemplates xmlns="http://schemas.microsoft.com/sharepoint/v3/contenttype/forms">
   <Display>DocumentLibraryForm</Display>
   <Edit>DocumentLibraryForm</Edit>
   <New>DocumentLibraryForm</New>
 </FormTemplates>
+</file>
+
+<file path=customXml/item2.xml><?xml version="1.0" encoding="utf-8"?>
+<p:properties xmlns:p="http://schemas.microsoft.com/office/2006/metadata/properties" xmlns:xsi="http://www.w3.org/2001/XMLSchema-instance" xmlns:pc="http://schemas.microsoft.com/office/infopath/2007/PartnerControls">
+  <documentManagement/>
+</p:properties>
 </file>
 
 <file path=customXml/item3.xml><?xml version="1.0" encoding="utf-8"?>
@@ -4718,18 +4692,18 @@
 </file>
 
 <file path=customXml/itemProps1.xml><?xml version="1.0" encoding="utf-8"?>
-<ds:datastoreItem xmlns:ds="http://schemas.openxmlformats.org/officeDocument/2006/customXml" ds:itemID="{6F6DFC47-F813-4586-A92E-F921BCC2C8CD}">
+<ds:datastoreItem xmlns:ds="http://schemas.openxmlformats.org/officeDocument/2006/customXml" ds:itemID="{A080799D-B01C-4216-9B7C-7DA6FA8AF4E8}">
   <ds:schemaRefs>
-    <ds:schemaRef ds:uri="http://schemas.microsoft.com/office/2006/metadata/properties"/>
-    <ds:schemaRef ds:uri="http://schemas.microsoft.com/office/infopath/2007/PartnerControls"/>
+    <ds:schemaRef ds:uri="http://schemas.microsoft.com/sharepoint/v3/contenttype/forms"/>
   </ds:schemaRefs>
 </ds:datastoreItem>
 </file>
 
 <file path=customXml/itemProps2.xml><?xml version="1.0" encoding="utf-8"?>
-<ds:datastoreItem xmlns:ds="http://schemas.openxmlformats.org/officeDocument/2006/customXml" ds:itemID="{A080799D-B01C-4216-9B7C-7DA6FA8AF4E8}">
+<ds:datastoreItem xmlns:ds="http://schemas.openxmlformats.org/officeDocument/2006/customXml" ds:itemID="{6F6DFC47-F813-4586-A92E-F921BCC2C8CD}">
   <ds:schemaRefs>
-    <ds:schemaRef ds:uri="http://schemas.microsoft.com/sharepoint/v3/contenttype/forms"/>
+    <ds:schemaRef ds:uri="http://schemas.microsoft.com/office/2006/metadata/properties"/>
+    <ds:schemaRef ds:uri="http://schemas.microsoft.com/office/infopath/2007/PartnerControls"/>
   </ds:schemaRefs>
 </ds:datastoreItem>
 </file>

--- a/tcc-zenardi.docx
+++ b/tcc-zenardi.docx
@@ -4,7 +4,6 @@
   <w:body>
     <w:p>
       <w:pPr>
-        <w:spacing w:line="360" w:lineRule="auto"/>
         <w:jc w:val="center"/>
         <w:rPr>
           <w:rFonts w:ascii="Times New Roman" w:eastAsia="Times New Roman" w:hAnsi="Times New Roman" w:cs="Times New Roman"/>
@@ -17,7 +16,6 @@
     </w:p>
     <w:p>
       <w:pPr>
-        <w:spacing w:after="0" w:line="360" w:lineRule="auto"/>
         <w:jc w:val="center"/>
         <w:rPr>
           <w:rFonts w:ascii="Times New Roman" w:eastAsia="Times New Roman" w:hAnsi="Times New Roman" w:cs="Times New Roman"/>
@@ -40,7 +38,6 @@
     </w:p>
     <w:p>
       <w:pPr>
-        <w:spacing w:after="0" w:line="360" w:lineRule="auto"/>
         <w:jc w:val="center"/>
         <w:rPr>
           <w:rFonts w:ascii="Times New Roman" w:eastAsia="Times New Roman" w:hAnsi="Times New Roman" w:cs="Times New Roman"/>
@@ -54,7 +51,6 @@
     </w:p>
     <w:p>
       <w:pPr>
-        <w:spacing w:after="0" w:line="360" w:lineRule="auto"/>
         <w:jc w:val="center"/>
         <w:rPr>
           <w:rFonts w:ascii="Times New Roman" w:eastAsia="Times New Roman" w:hAnsi="Times New Roman" w:cs="Times New Roman"/>
@@ -66,7 +62,6 @@
     </w:p>
     <w:p>
       <w:pPr>
-        <w:spacing w:after="0" w:line="360" w:lineRule="auto"/>
         <w:jc w:val="right"/>
         <w:rPr>
           <w:rFonts w:ascii="Times New Roman" w:eastAsia="Times New Roman" w:hAnsi="Times New Roman" w:cs="Times New Roman"/>
@@ -88,9 +83,7 @@
     </w:p>
     <w:p>
       <w:pPr>
-        <w:spacing w:after="0" w:line="360" w:lineRule="auto"/>
         <w:contextualSpacing/>
-        <w:jc w:val="both"/>
         <w:rPr>
           <w:rFonts w:ascii="Times New Roman" w:eastAsia="Times New Roman" w:hAnsi="Times New Roman" w:cs="Times New Roman"/>
           <w:color w:val="808080" w:themeColor="background1" w:themeShade="80"/>
@@ -102,10 +95,8 @@
     </w:p>
     <w:p>
       <w:pPr>
-        <w:spacing w:after="0" w:line="360" w:lineRule="auto"/>
         <w:ind w:firstLine="708"/>
         <w:contextualSpacing/>
-        <w:jc w:val="both"/>
         <w:rPr>
           <w:rFonts w:ascii="Times New Roman" w:eastAsia="Times New Roman" w:hAnsi="Times New Roman" w:cs="Times New Roman"/>
           <w:b/>
@@ -117,11 +108,11 @@
     </w:p>
     <w:p>
       <w:pPr>
-        <w:spacing w:after="0" w:line="360" w:lineRule="auto"/>
+        <w:ind w:firstLine="0"/>
         <w:contextualSpacing/>
-        <w:jc w:val="both"/>
-        <w:rPr>
-          <w:rFonts w:ascii="Times New Roman" w:eastAsia="Times New Roman" w:hAnsi="Times New Roman" w:cs="Times New Roman"/>
+        <w:rPr>
+          <w:rFonts w:ascii="Times New Roman" w:eastAsia="Times New Roman" w:hAnsi="Times New Roman" w:cs="Times New Roman"/>
+          <w:b/>
           <w:sz w:val="24"/>
           <w:szCs w:val="24"/>
           <w:lang w:eastAsia="pt-BR"/>
@@ -140,26 +131,34 @@
     </w:p>
     <w:p>
       <w:pPr>
-        <w:spacing w:after="0" w:line="360" w:lineRule="auto"/>
-        <w:jc w:val="both"/>
-        <w:rPr>
-          <w:rFonts w:ascii="Times New Roman" w:hAnsi="Times New Roman" w:cs="Times New Roman"/>
-          <w:sz w:val="24"/>
-          <w:szCs w:val="24"/>
-        </w:rPr>
-      </w:pPr>
-      <w:r>
-        <w:rPr>
-          <w:rStyle w:val="citation-244"/>
-          <w:rFonts w:ascii="Times New Roman" w:hAnsi="Times New Roman" w:cs="Times New Roman"/>
-          <w:sz w:val="24"/>
-          <w:szCs w:val="24"/>
-        </w:rPr>
-        <w:t xml:space="preserve">O presente projeto propõe a arquitetura e implementação de um </w:t>
-      </w:r>
-      <w:r>
-        <w:rPr>
-          <w:rStyle w:val="citation-244"/>
+        <w:ind w:firstLine="0"/>
+        <w:contextualSpacing/>
+        <w:rPr>
+          <w:rFonts w:ascii="Times New Roman" w:eastAsia="Times New Roman" w:hAnsi="Times New Roman" w:cs="Times New Roman"/>
+          <w:sz w:val="24"/>
+          <w:szCs w:val="24"/>
+          <w:lang w:eastAsia="pt-BR"/>
+        </w:rPr>
+      </w:pPr>
+    </w:p>
+    <w:p>
+      <w:pPr>
+        <w:rPr>
+          <w:rFonts w:ascii="Times New Roman" w:hAnsi="Times New Roman" w:cs="Times New Roman"/>
+          <w:sz w:val="24"/>
+          <w:szCs w:val="24"/>
+        </w:rPr>
+      </w:pPr>
+      <w:r>
+        <w:rPr>
+          <w:rFonts w:ascii="Times New Roman" w:hAnsi="Times New Roman" w:cs="Times New Roman"/>
+          <w:sz w:val="24"/>
+          <w:szCs w:val="24"/>
+        </w:rPr>
+        <w:t xml:space="preserve">O presente projeto propõe a arquitetura e implementação de uma </w:t>
+      </w:r>
+      <w:r>
+        <w:rPr>
           <w:rFonts w:ascii="Times New Roman" w:hAnsi="Times New Roman" w:cs="Times New Roman"/>
           <w:i/>
           <w:iCs/>
@@ -170,33 +169,14 @@
       </w:r>
       <w:r>
         <w:rPr>
-          <w:rStyle w:val="citation-244"/>
-          <w:rFonts w:ascii="Times New Roman" w:hAnsi="Times New Roman" w:cs="Times New Roman"/>
-          <w:sz w:val="24"/>
-          <w:szCs w:val="24"/>
-        </w:rPr>
-        <w:t xml:space="preserve"> (IDP) para uma organização multinacional de grande porte</w:t>
-      </w:r>
-      <w:r>
-        <w:rPr>
-          <w:rFonts w:ascii="Times New Roman" w:hAnsi="Times New Roman" w:cs="Times New Roman"/>
-          <w:sz w:val="24"/>
-          <w:szCs w:val="24"/>
-        </w:rPr>
-        <w:t xml:space="preserve">. </w:t>
-      </w:r>
-      <w:r>
-        <w:rPr>
-          <w:rStyle w:val="citation-243"/>
-          <w:rFonts w:ascii="Times New Roman" w:hAnsi="Times New Roman" w:cs="Times New Roman"/>
-          <w:sz w:val="24"/>
-          <w:szCs w:val="24"/>
-        </w:rPr>
-        <w:t xml:space="preserve">Do ponto de vista dos usuários – compostos por desenvolvedores de software, engenheiros de dados e profissionais de segurança corporativa – o sistema atua como um portal centralizado de </w:t>
-      </w:r>
-      <w:r>
-        <w:rPr>
-          <w:rStyle w:val="citation-243"/>
+          <w:rFonts w:ascii="Times New Roman" w:hAnsi="Times New Roman" w:cs="Times New Roman"/>
+          <w:sz w:val="24"/>
+          <w:szCs w:val="24"/>
+        </w:rPr>
+        <w:t xml:space="preserve"> (IDP) para uma organização multinacional de grande porte. Do ponto de vista dos usuários – compostos por desenvolvedores de software, engenheiros de dados e profissionais de segurança corporativa – o sistema atua como um portal centralizado de </w:t>
+      </w:r>
+      <w:r>
+        <w:rPr>
           <w:rFonts w:ascii="Times New Roman" w:hAnsi="Times New Roman" w:cs="Times New Roman"/>
           <w:i/>
           <w:iCs/>
@@ -207,72 +187,31 @@
       </w:r>
       <w:r>
         <w:rPr>
-          <w:rStyle w:val="citation-243"/>
-          <w:rFonts w:ascii="Times New Roman" w:hAnsi="Times New Roman" w:cs="Times New Roman"/>
-          <w:sz w:val="24"/>
-          <w:szCs w:val="24"/>
-        </w:rPr>
-        <w:t xml:space="preserve"> para o provisionamento automatizado de infraestrutura e serviços em nuvem</w:t>
-      </w:r>
-      <w:r>
-        <w:rPr>
-          <w:rFonts w:ascii="Times New Roman" w:hAnsi="Times New Roman" w:cs="Times New Roman"/>
-          <w:sz w:val="24"/>
-          <w:szCs w:val="24"/>
-        </w:rPr>
-        <w:t xml:space="preserve">. </w:t>
-      </w:r>
-    </w:p>
-    <w:p>
-      <w:pPr>
-        <w:spacing w:after="0" w:line="360" w:lineRule="auto"/>
-        <w:jc w:val="both"/>
-        <w:rPr>
-          <w:rFonts w:ascii="Times New Roman" w:hAnsi="Times New Roman" w:cs="Times New Roman"/>
-          <w:sz w:val="24"/>
-          <w:szCs w:val="24"/>
-        </w:rPr>
-      </w:pPr>
-    </w:p>
-    <w:p>
-      <w:pPr>
-        <w:spacing w:after="0" w:line="360" w:lineRule="auto"/>
-        <w:jc w:val="both"/>
-        <w:rPr>
-          <w:rFonts w:ascii="Times New Roman" w:hAnsi="Times New Roman" w:cs="Times New Roman"/>
-          <w:sz w:val="24"/>
-          <w:szCs w:val="24"/>
-        </w:rPr>
-      </w:pPr>
-      <w:r>
-        <w:rPr>
-          <w:rStyle w:val="citation-242"/>
-          <w:rFonts w:ascii="Times New Roman" w:hAnsi="Times New Roman" w:cs="Times New Roman"/>
-          <w:sz w:val="24"/>
-          <w:szCs w:val="24"/>
-        </w:rPr>
-        <w:t>O sistema funcionará em um ambiente de nuvem distribuído globalmente (Microsoft Azure), servindo como a camada de abstração principal entre o código-fonte e a infraestrutura subjacente, como clusters Kubernetes (AKS) e bancos de dados</w:t>
-      </w:r>
-      <w:r>
-        <w:rPr>
-          <w:rFonts w:ascii="Times New Roman" w:hAnsi="Times New Roman" w:cs="Times New Roman"/>
-          <w:sz w:val="24"/>
-          <w:szCs w:val="24"/>
-        </w:rPr>
-        <w:t xml:space="preserve">. </w:t>
-      </w:r>
-      <w:r>
-        <w:rPr>
-          <w:rStyle w:val="citation-241"/>
-          <w:rFonts w:ascii="Times New Roman" w:hAnsi="Times New Roman" w:cs="Times New Roman"/>
-          <w:sz w:val="24"/>
-          <w:szCs w:val="24"/>
-        </w:rPr>
-        <w:t xml:space="preserve">A principal função da plataforma é reduzir a carga cognitiva dos times de engenharia, oferecendo </w:t>
-      </w:r>
-      <w:r>
-        <w:rPr>
-          <w:rStyle w:val="citation-241"/>
+          <w:rFonts w:ascii="Times New Roman" w:hAnsi="Times New Roman" w:cs="Times New Roman"/>
+          <w:sz w:val="24"/>
+          <w:szCs w:val="24"/>
+        </w:rPr>
+        <w:t xml:space="preserve"> para o provisionamento automatizado de infraestrutura e serviços em nuvem. </w:t>
+      </w:r>
+    </w:p>
+    <w:p>
+      <w:pPr>
+        <w:rPr>
+          <w:rFonts w:ascii="Times New Roman" w:hAnsi="Times New Roman" w:cs="Times New Roman"/>
+          <w:sz w:val="24"/>
+          <w:szCs w:val="24"/>
+        </w:rPr>
+      </w:pPr>
+      <w:r>
+        <w:rPr>
+          <w:rFonts w:ascii="Times New Roman" w:hAnsi="Times New Roman" w:cs="Times New Roman"/>
+          <w:sz w:val="24"/>
+          <w:szCs w:val="24"/>
+        </w:rPr>
+        <w:t xml:space="preserve">O sistema funcionará em um ambiente de nuvem distribuído globalmente (Microsoft Azure), servindo como a camada de abstração principal entre o código-fonte e a infraestrutura subjacente, como clusters Kubernetes (AKS) e bancos de dados. A principal função da plataforma é reduzir a carga cognitiva dos times de engenharia, oferecendo </w:t>
+      </w:r>
+      <w:r>
+        <w:rPr>
           <w:rFonts w:ascii="Times New Roman" w:hAnsi="Times New Roman" w:cs="Times New Roman"/>
           <w:i/>
           <w:iCs/>
@@ -283,16 +222,14 @@
       </w:r>
       <w:r>
         <w:rPr>
-          <w:rStyle w:val="citation-241"/>
-          <w:rFonts w:ascii="Times New Roman" w:hAnsi="Times New Roman" w:cs="Times New Roman"/>
-          <w:sz w:val="24"/>
-          <w:szCs w:val="24"/>
-        </w:rPr>
-        <w:t xml:space="preserve"> de arquitetura padronizados (</w:t>
-      </w:r>
-      <w:r>
-        <w:rPr>
-          <w:rStyle w:val="citation-241"/>
+          <w:rFonts w:ascii="Times New Roman" w:hAnsi="Times New Roman" w:cs="Times New Roman"/>
+          <w:sz w:val="24"/>
+          <w:szCs w:val="24"/>
+        </w:rPr>
+        <w:t xml:space="preserve"> de arquitetura padronizados, ou </w:t>
+      </w:r>
+      <w:r>
+        <w:rPr>
           <w:rFonts w:ascii="Times New Roman" w:hAnsi="Times New Roman" w:cs="Times New Roman"/>
           <w:i/>
           <w:iCs/>
@@ -303,18 +240,16 @@
       </w:r>
       <w:r>
         <w:rPr>
-          <w:rStyle w:val="citation-241"/>
-          <w:rFonts w:ascii="Times New Roman" w:hAnsi="Times New Roman" w:cs="Times New Roman"/>
-          <w:sz w:val="24"/>
-          <w:szCs w:val="24"/>
-        </w:rPr>
-        <w:t>) que já contêm as melhores práticas de Infraestrutura como Código (IaC), CI/CD, monitoramento e governança de segurança embutidas.</w:t>
-      </w:r>
-    </w:p>
-    <w:p>
-      <w:pPr>
-        <w:spacing w:after="0" w:line="360" w:lineRule="auto"/>
-        <w:jc w:val="both"/>
+          <w:rFonts w:ascii="Times New Roman" w:hAnsi="Times New Roman" w:cs="Times New Roman"/>
+          <w:sz w:val="24"/>
+          <w:szCs w:val="24"/>
+        </w:rPr>
+        <w:t xml:space="preserve"> (SKELTON; PAIS, 2019), que já contêm as melhores práticas de Infraestrutura como Código (IaC), CI/CD, monitoramento e governança de segurança embutidas.</w:t>
+      </w:r>
+    </w:p>
+    <w:p>
+      <w:pPr>
+        <w:ind w:firstLine="0"/>
         <w:rPr>
           <w:rFonts w:ascii="Times New Roman" w:eastAsia="Times New Roman" w:hAnsi="Times New Roman" w:cs="Times New Roman"/>
           <w:b/>
@@ -326,9 +261,8 @@
     </w:p>
     <w:p>
       <w:pPr>
-        <w:spacing w:after="0" w:line="360" w:lineRule="auto"/>
+        <w:ind w:firstLine="0"/>
         <w:contextualSpacing/>
-        <w:jc w:val="both"/>
         <w:rPr>
           <w:rFonts w:ascii="Times New Roman" w:eastAsia="Times New Roman" w:hAnsi="Times New Roman" w:cs="Times New Roman"/>
           <w:b/>
@@ -352,66 +286,35 @@
     </w:p>
     <w:p>
       <w:pPr>
-        <w:spacing w:after="0" w:line="360" w:lineRule="auto"/>
-        <w:jc w:val="both"/>
-        <w:rPr>
-          <w:rFonts w:ascii="Times New Roman" w:hAnsi="Times New Roman" w:cs="Times New Roman"/>
-          <w:sz w:val="24"/>
-          <w:szCs w:val="24"/>
-          <w:lang w:val="en-BR"/>
-        </w:rPr>
-      </w:pPr>
-      <w:r>
-        <w:rPr>
-          <w:rFonts w:ascii="Times New Roman" w:hAnsi="Times New Roman" w:cs="Times New Roman"/>
-          <w:sz w:val="24"/>
-          <w:szCs w:val="24"/>
-          <w:lang w:val="en-BR"/>
-        </w:rPr>
-        <w:t>Em ambientes corporativos de escala global, a proliferação de microsserviços e a adoção de múltiplas soluções em nuvem geram uma complexidade operacional insustentável. Atualmente, os times de desenvolvimento gastam uma parcela significativa de seu tempo configurando infraestrutura, gerenciando permissões de acesso e lidando com armazenamento de dados distribuídos, em vez de focar na entrega de valor de negócio.</w:t>
-      </w:r>
-    </w:p>
-    <w:p>
-      <w:pPr>
-        <w:spacing w:after="0" w:line="360" w:lineRule="auto"/>
-        <w:jc w:val="both"/>
-        <w:rPr>
-          <w:rFonts w:ascii="Times New Roman" w:hAnsi="Times New Roman" w:cs="Times New Roman"/>
-          <w:sz w:val="24"/>
-          <w:szCs w:val="24"/>
-          <w:lang w:val="en-BR"/>
-        </w:rPr>
-      </w:pPr>
-    </w:p>
-    <w:p>
-      <w:pPr>
-        <w:spacing w:after="0" w:line="360" w:lineRule="auto"/>
-        <w:jc w:val="both"/>
-        <w:rPr>
-          <w:rFonts w:ascii="Times New Roman" w:hAnsi="Times New Roman" w:cs="Times New Roman"/>
-          <w:sz w:val="24"/>
-          <w:szCs w:val="24"/>
-          <w:lang w:val="en-BR"/>
-        </w:rPr>
-      </w:pPr>
-      <w:r>
-        <w:rPr>
-          <w:rFonts w:ascii="Times New Roman" w:hAnsi="Times New Roman" w:cs="Times New Roman"/>
-          <w:sz w:val="24"/>
-          <w:szCs w:val="24"/>
-          <w:lang w:val="en-BR"/>
-        </w:rPr>
-        <w:t xml:space="preserve">Além da ineficiência e do gargalo operacional, essa falta de padronização arquitetural resulta em graves riscos de segurança. Sem uma governança centralizada, aplicações são </w:t>
-      </w:r>
-      <w:r>
-        <w:rPr>
-          <w:rFonts w:ascii="Times New Roman" w:hAnsi="Times New Roman" w:cs="Times New Roman"/>
-          <w:sz w:val="24"/>
-          <w:szCs w:val="24"/>
-          <w:lang w:val="en-BR"/>
-        </w:rPr>
-        <w:lastRenderedPageBreak/>
-        <w:t xml:space="preserve">frequentemente implantadas com configurações de rede inadequadas, falta de rastreabilidade de logs e violações do princípio de privilégio mínimo. A ausência de um fluxo automatizado e validado dificulta a auditoria, a aplicação de </w:t>
+        <w:ind w:firstLine="0"/>
+        <w:contextualSpacing/>
+        <w:rPr>
+          <w:rFonts w:ascii="Times New Roman" w:eastAsia="Times New Roman" w:hAnsi="Times New Roman" w:cs="Times New Roman"/>
+          <w:b/>
+          <w:bCs/>
+          <w:sz w:val="24"/>
+          <w:szCs w:val="24"/>
+          <w:lang w:eastAsia="pt-BR"/>
+        </w:rPr>
+      </w:pPr>
+    </w:p>
+    <w:p>
+      <w:pPr>
+        <w:rPr>
+          <w:rFonts w:ascii="Times New Roman" w:hAnsi="Times New Roman" w:cs="Times New Roman"/>
+          <w:sz w:val="24"/>
+          <w:szCs w:val="24"/>
+          <w:lang w:val="en-BR"/>
+        </w:rPr>
+      </w:pPr>
+      <w:r>
+        <w:rPr>
+          <w:rFonts w:ascii="Times New Roman" w:hAnsi="Times New Roman" w:cs="Times New Roman"/>
+          <w:sz w:val="24"/>
+          <w:szCs w:val="24"/>
+          <w:lang w:val="en-BR"/>
+        </w:rPr>
+        <w:t xml:space="preserve">Em ambientes corporativos de escala global, a proliferação de microsserviços e a adoção de múltiplas soluções em nuvem geram uma complexidade operacional insustentável (BEYER </w:t>
       </w:r>
       <w:r>
         <w:rPr>
@@ -422,6 +325,46 @@
           <w:szCs w:val="24"/>
           <w:lang w:val="en-BR"/>
         </w:rPr>
+        <w:t>et al.</w:t>
+      </w:r>
+      <w:r>
+        <w:rPr>
+          <w:rFonts w:ascii="Times New Roman" w:hAnsi="Times New Roman" w:cs="Times New Roman"/>
+          <w:sz w:val="24"/>
+          <w:szCs w:val="24"/>
+          <w:lang w:val="en-BR"/>
+        </w:rPr>
+        <w:t>, 2016). Atualmente, os times de desenvolvimento gastam uma parcela significativa de seu tempo configurando infraestrutura, gerenciando permissões de acesso e lidando com armazenamento de dados distribuídos, em vez de focar na entrega de valor de negócio.</w:t>
+      </w:r>
+    </w:p>
+    <w:p>
+      <w:pPr>
+        <w:rPr>
+          <w:rFonts w:ascii="Times New Roman" w:hAnsi="Times New Roman" w:cs="Times New Roman"/>
+          <w:sz w:val="24"/>
+          <w:szCs w:val="24"/>
+          <w:lang w:val="en-BR"/>
+        </w:rPr>
+      </w:pPr>
+      <w:r>
+        <w:rPr>
+          <w:rFonts w:ascii="Times New Roman" w:hAnsi="Times New Roman" w:cs="Times New Roman"/>
+          <w:sz w:val="24"/>
+          <w:szCs w:val="24"/>
+          <w:lang w:val="en-BR"/>
+        </w:rPr>
+        <w:lastRenderedPageBreak/>
+        <w:t xml:space="preserve">Além da ineficiência e do gargalo operacional, essa falta de padronização arquitetural resulta em graves riscos de Segurança da Informação. Sem uma governança centralizada, aplicações são frequentemente implantadas com configurações de rede inadequadas, falta de rastreabilidade de logs e violações do princípio de privilégio mínimo. A ausência de um fluxo automatizado e validado dificulta a auditoria, a aplicação de </w:t>
+      </w:r>
+      <w:r>
+        <w:rPr>
+          <w:rFonts w:ascii="Times New Roman" w:hAnsi="Times New Roman" w:cs="Times New Roman"/>
+          <w:i/>
+          <w:iCs/>
+          <w:sz w:val="24"/>
+          <w:szCs w:val="24"/>
+          <w:lang w:val="en-BR"/>
+        </w:rPr>
         <w:t>patches</w:t>
       </w:r>
       <w:r>
@@ -436,22 +379,45 @@
     </w:p>
     <w:p>
       <w:pPr>
-        <w:spacing w:after="0" w:line="360" w:lineRule="auto"/>
-        <w:jc w:val="both"/>
-        <w:rPr>
-          <w:rFonts w:ascii="Times New Roman" w:eastAsia="Times New Roman" w:hAnsi="Times New Roman" w:cs="Times New Roman"/>
-          <w:b/>
+        <w:ind w:firstLine="0"/>
+        <w:rPr>
+          <w:rFonts w:ascii="Times New Roman" w:eastAsia="Times New Roman" w:hAnsi="Times New Roman" w:cs="Times New Roman"/>
+          <w:b/>
+          <w:sz w:val="24"/>
+          <w:szCs w:val="24"/>
+          <w:lang w:val="en-BR" w:eastAsia="pt-BR"/>
+        </w:rPr>
+      </w:pPr>
+    </w:p>
+    <w:p>
+      <w:pPr>
+        <w:ind w:firstLine="0"/>
+        <w:contextualSpacing/>
+        <w:rPr>
+          <w:rFonts w:ascii="Times New Roman" w:eastAsia="Times New Roman" w:hAnsi="Times New Roman" w:cs="Times New Roman"/>
+          <w:b/>
+          <w:bCs/>
           <w:sz w:val="24"/>
           <w:szCs w:val="24"/>
           <w:lang w:eastAsia="pt-BR"/>
         </w:rPr>
       </w:pPr>
-    </w:p>
-    <w:p>
-      <w:pPr>
-        <w:spacing w:after="0" w:line="360" w:lineRule="auto"/>
+      <w:r>
+        <w:rPr>
+          <w:rFonts w:ascii="Times New Roman" w:eastAsia="Times New Roman" w:hAnsi="Times New Roman" w:cs="Times New Roman"/>
+          <w:b/>
+          <w:bCs/>
+          <w:sz w:val="24"/>
+          <w:szCs w:val="24"/>
+          <w:lang w:eastAsia="pt-BR"/>
+        </w:rPr>
+        <w:t>JUSTIFICATIVA E OBJETIVO GERAL</w:t>
+      </w:r>
+    </w:p>
+    <w:p>
+      <w:pPr>
+        <w:ind w:firstLine="0"/>
         <w:contextualSpacing/>
-        <w:jc w:val="both"/>
         <w:rPr>
           <w:rFonts w:ascii="Times New Roman" w:eastAsia="Times New Roman" w:hAnsi="Times New Roman" w:cs="Times New Roman"/>
           <w:b/>
@@ -461,23 +427,11 @@
           <w:lang w:eastAsia="pt-BR"/>
         </w:rPr>
       </w:pPr>
-      <w:r>
-        <w:rPr>
-          <w:rFonts w:ascii="Times New Roman" w:eastAsia="Times New Roman" w:hAnsi="Times New Roman" w:cs="Times New Roman"/>
-          <w:b/>
-          <w:bCs/>
-          <w:sz w:val="24"/>
-          <w:szCs w:val="24"/>
-          <w:lang w:eastAsia="pt-BR"/>
-        </w:rPr>
-        <w:t>JUSTIFICATIVA E OBJETIVO GERAL</w:t>
-      </w:r>
-    </w:p>
-    <w:p>
-      <w:pPr>
-        <w:spacing w:after="0" w:line="360" w:lineRule="auto"/>
+    </w:p>
+    <w:p>
+      <w:pPr>
+        <w:ind w:firstLine="0"/>
         <w:contextualSpacing/>
-        <w:jc w:val="both"/>
         <w:rPr>
           <w:rFonts w:ascii="Times New Roman" w:eastAsia="Times New Roman" w:hAnsi="Times New Roman" w:cs="Times New Roman"/>
           <w:b/>
@@ -502,7 +456,6 @@
       <w:pPr>
         <w:pStyle w:val="NormalWeb"/>
         <w:spacing w:before="0" w:beforeAutospacing="0" w:after="0" w:afterAutospacing="0" w:line="360" w:lineRule="auto"/>
-        <w:jc w:val="both"/>
       </w:pPr>
       <w:r>
         <w:t xml:space="preserve">Um </w:t>
@@ -525,7 +478,7 @@
         <w:t>self-service</w:t>
       </w:r>
       <w:r>
-        <w:t xml:space="preserve">) construída para abstrair a complexidade operacional da infraestrutura de nuvem. Para uma organização </w:t>
+        <w:t xml:space="preserve">) construída para abstrair a complexidade operacional da infraestrutura de nuvem (CNCF, 2026). Para uma organização </w:t>
       </w:r>
       <w:r>
         <w:rPr>
@@ -542,225 +495,216 @@
       <w:pPr>
         <w:pStyle w:val="NormalWeb"/>
         <w:spacing w:before="0" w:beforeAutospacing="0" w:after="0" w:afterAutospacing="0" w:line="360" w:lineRule="auto"/>
-        <w:jc w:val="both"/>
-      </w:pPr>
+      </w:pPr>
+      <w:r>
+        <w:t xml:space="preserve">A implementação dessa plataforma justifica-se pela necessidade crítica de otimizar a entrega de software e garantir a padronização em um cenário corporativo globalizado e de alta complexidade. Atualmente, a fragmentação de ferramentas e a configuração manual geram uma alta carga cognitiva para as equipes, resultando em atrasos no </w:t>
+      </w:r>
+      <w:r>
+        <w:rPr>
+          <w:i/>
+          <w:iCs/>
+        </w:rPr>
+        <w:t>time-to-market</w:t>
+      </w:r>
+      <w:r>
+        <w:t xml:space="preserve"> de novos produtos e na elevação dos custos operacionais.</w:t>
+      </w:r>
     </w:p>
     <w:p>
       <w:pPr>
         <w:pStyle w:val="NormalWeb"/>
         <w:spacing w:before="0" w:beforeAutospacing="0" w:after="0" w:afterAutospacing="0" w:line="360" w:lineRule="auto"/>
-        <w:jc w:val="both"/>
-      </w:pPr>
-      <w:r>
-        <w:rPr>
-          <w:rStyle w:val="citation-235"/>
-        </w:rPr>
-        <w:t xml:space="preserve">A implementação dessa plataforma justifica-se pela necessidade crítica de otimizar a entrega de software e garantir a padronização em um cenário corporativo globalizado e de alta complexidade </w:t>
-      </w:r>
-      <w:r>
-        <w:t xml:space="preserve">. Atualmente, a fragmentação de ferramentas e a configuração manual geram uma alta carga cognitiva para as equipes, resultando em atrasos no </w:t>
+      </w:pPr>
+      <w:r>
+        <w:t>Para o negócio, o impacto desta intervenção é estratégico e transformador. O IDP centraliza a governança corporativa, assegurando que todas as aplicações sigam padrões rigorosos de arquitetura e segurança desde o início do desenvolvimento (</w:t>
       </w:r>
       <w:r>
         <w:rPr>
           <w:i/>
           <w:iCs/>
         </w:rPr>
-        <w:t>time-to-market</w:t>
-      </w:r>
-      <w:r>
-        <w:t xml:space="preserve"> de novos produtos e na elevação dos custos operacionais.</w:t>
-      </w:r>
-    </w:p>
-    <w:p>
-      <w:pPr>
-        <w:pStyle w:val="NormalWeb"/>
-        <w:spacing w:before="0" w:beforeAutospacing="0" w:after="0" w:afterAutospacing="0" w:line="360" w:lineRule="auto"/>
-        <w:jc w:val="both"/>
-      </w:pPr>
-    </w:p>
-    <w:p>
-      <w:pPr>
-        <w:pStyle w:val="NormalWeb"/>
-        <w:spacing w:before="0" w:beforeAutospacing="0" w:after="0" w:afterAutospacing="0" w:line="360" w:lineRule="auto"/>
-        <w:jc w:val="both"/>
-      </w:pPr>
-      <w:r>
-        <w:rPr>
-          <w:rStyle w:val="citation-234"/>
-        </w:rPr>
-        <w:t>Para o negócio, o impacto desta intervenção é estratégico e transformador</w:t>
-      </w:r>
-      <w:r>
-        <w:t>. O IDP centraliza a governança corporativa, assegurando que todas as aplicações sigam padrões rigorosos de arquitetura e segurança desde o início do desenvolvimento (</w:t>
-      </w:r>
-      <w:r>
-        <w:rPr>
+        <w:t>security by design</w:t>
+      </w:r>
+      <w:r>
+        <w:t>). Além de automatizar o provisionamento em nuvem, a plataforma estabelece diretrizes claras para os ambientes de trabalho — padronizando, inclusive, o uso de assistentes de codificação baseados em inteligência artificial. Dessa forma, o IDP mitiga falhas humanas, reduz vulnerabilidades sistêmicas e permite que as equipes foquem exclusivamente na inovação, impulsionando a competitividade da organização.</w:t>
+      </w:r>
+    </w:p>
+    <w:p>
+      <w:pPr>
+        <w:spacing w:after="160" w:line="259" w:lineRule="auto"/>
+        <w:ind w:firstLine="0"/>
+        <w:jc w:val="left"/>
+        <w:rPr>
+          <w:rFonts w:ascii="Times New Roman" w:eastAsia="Times New Roman" w:hAnsi="Times New Roman" w:cs="Times New Roman"/>
+          <w:b/>
+          <w:sz w:val="24"/>
+          <w:szCs w:val="24"/>
+          <w:lang w:val="en-BR" w:eastAsia="pt-BR"/>
+        </w:rPr>
+      </w:pPr>
+    </w:p>
+    <w:p>
+      <w:pPr>
+        <w:rPr>
+          <w:rFonts w:ascii="Times New Roman" w:eastAsia="Times New Roman" w:hAnsi="Times New Roman" w:cs="Times New Roman"/>
+          <w:b/>
+          <w:sz w:val="24"/>
+          <w:szCs w:val="24"/>
+          <w:lang w:val="en-BR" w:eastAsia="pt-BR"/>
+        </w:rPr>
+      </w:pPr>
+      <w:r>
+        <w:rPr>
+          <w:rFonts w:ascii="Times New Roman" w:eastAsia="Times New Roman" w:hAnsi="Times New Roman" w:cs="Times New Roman"/>
+          <w:b/>
+          <w:sz w:val="24"/>
+          <w:szCs w:val="24"/>
+          <w:lang w:val="en-BR" w:eastAsia="pt-BR"/>
+        </w:rPr>
+        <w:br w:type="page"/>
+      </w:r>
+    </w:p>
+    <w:p>
+      <w:pPr>
+        <w:ind w:firstLine="0"/>
+        <w:rPr>
+          <w:rFonts w:ascii="Times New Roman" w:eastAsia="Times New Roman" w:hAnsi="Times New Roman" w:cs="Times New Roman"/>
+          <w:b/>
+          <w:sz w:val="24"/>
+          <w:szCs w:val="24"/>
+          <w:lang w:val="en-BR" w:eastAsia="pt-BR"/>
+        </w:rPr>
+      </w:pPr>
+      <w:r>
+        <w:rPr>
+          <w:rFonts w:ascii="Times New Roman" w:eastAsia="Times New Roman" w:hAnsi="Times New Roman" w:cs="Times New Roman"/>
+          <w:b/>
+          <w:sz w:val="24"/>
+          <w:szCs w:val="24"/>
+          <w:lang w:val="en-BR" w:eastAsia="pt-BR"/>
+        </w:rPr>
+        <w:lastRenderedPageBreak/>
+        <w:t>Objetivo Geral</w:t>
+      </w:r>
+    </w:p>
+    <w:p>
+      <w:pPr>
+        <w:rPr>
+          <w:rStyle w:val="citation-711"/>
+          <w:rFonts w:ascii="Times New Roman" w:hAnsi="Times New Roman" w:cs="Times New Roman"/>
+          <w:sz w:val="24"/>
+          <w:szCs w:val="24"/>
+        </w:rPr>
+      </w:pPr>
+      <w:r>
+        <w:rPr>
+          <w:rStyle w:val="citation-711"/>
+          <w:rFonts w:ascii="Times New Roman" w:hAnsi="Times New Roman" w:cs="Times New Roman"/>
+          <w:sz w:val="24"/>
+          <w:szCs w:val="24"/>
+        </w:rPr>
+        <w:t>Propor a arquitetura e o modelo de implementação de uma Internal Developer Platform (IDP) escalável e segura para o contexto de uma corporação multinacional, visando automatizar o provisionamento de infraestrutura on demand, centralizar a governança e reduzir a carga cognitiva dos times, garantindo segurança na entrega contínua de software.</w:t>
+      </w:r>
+    </w:p>
+    <w:p>
+      <w:pPr>
+        <w:ind w:firstLine="0"/>
+        <w:rPr>
+          <w:rFonts w:ascii="Times New Roman" w:eastAsia="Times New Roman" w:hAnsi="Times New Roman" w:cs="Times New Roman"/>
+          <w:b/>
+          <w:sz w:val="24"/>
+          <w:szCs w:val="24"/>
+          <w:lang w:val="en-BR" w:eastAsia="pt-BR"/>
+        </w:rPr>
+      </w:pPr>
+    </w:p>
+    <w:p>
+      <w:pPr>
+        <w:tabs>
+          <w:tab w:val="center" w:pos="4252"/>
+          <w:tab w:val="right" w:pos="8504"/>
+        </w:tabs>
+        <w:ind w:firstLine="0"/>
+        <w:contextualSpacing/>
+        <w:rPr>
+          <w:rFonts w:ascii="Times New Roman" w:eastAsia="Times New Roman" w:hAnsi="Times New Roman" w:cs="Times New Roman"/>
+          <w:b/>
+          <w:sz w:val="24"/>
+          <w:szCs w:val="24"/>
+          <w:lang w:val="pt-PT" w:eastAsia="pt-BR"/>
+        </w:rPr>
+      </w:pPr>
+      <w:r>
+        <w:rPr>
+          <w:rFonts w:ascii="Times New Roman" w:eastAsia="Times New Roman" w:hAnsi="Times New Roman" w:cs="Times New Roman"/>
+          <w:b/>
+          <w:sz w:val="24"/>
+          <w:szCs w:val="24"/>
+          <w:lang w:val="pt-PT" w:eastAsia="pt-BR"/>
+        </w:rPr>
+        <w:t>FUNDAMENTAÇÃO TEÓRICA</w:t>
+      </w:r>
+    </w:p>
+    <w:p>
+      <w:pPr>
+        <w:tabs>
+          <w:tab w:val="center" w:pos="4252"/>
+          <w:tab w:val="right" w:pos="8504"/>
+        </w:tabs>
+        <w:ind w:firstLine="0"/>
+        <w:contextualSpacing/>
+        <w:rPr>
+          <w:rFonts w:ascii="Times New Roman" w:eastAsia="Times New Roman" w:hAnsi="Times New Roman" w:cs="Times New Roman"/>
+          <w:b/>
+          <w:sz w:val="24"/>
+          <w:szCs w:val="24"/>
+          <w:lang w:val="pt-PT" w:eastAsia="pt-BR"/>
+        </w:rPr>
+      </w:pPr>
+    </w:p>
+    <w:p>
+      <w:pPr>
+        <w:tabs>
+          <w:tab w:val="center" w:pos="4252"/>
+          <w:tab w:val="right" w:pos="8504"/>
+        </w:tabs>
+        <w:contextualSpacing/>
+        <w:rPr>
+          <w:rFonts w:ascii="Times New Roman" w:hAnsi="Times New Roman" w:cs="Times New Roman"/>
+          <w:sz w:val="24"/>
+          <w:szCs w:val="24"/>
+          <w:lang w:val="en-BR"/>
+        </w:rPr>
+      </w:pPr>
+      <w:r>
+        <w:rPr>
+          <w:rFonts w:ascii="Times New Roman" w:hAnsi="Times New Roman" w:cs="Times New Roman"/>
+          <w:sz w:val="24"/>
+          <w:szCs w:val="24"/>
+          <w:lang w:val="en-BR"/>
+        </w:rPr>
+        <w:t xml:space="preserve">A construção de um IDP de nível </w:t>
+      </w:r>
+      <w:r>
+        <w:rPr>
+          <w:rFonts w:ascii="Times New Roman" w:hAnsi="Times New Roman" w:cs="Times New Roman"/>
           <w:i/>
           <w:iCs/>
-        </w:rPr>
-        <w:t>security by design</w:t>
-      </w:r>
-      <w:r>
-        <w:t xml:space="preserve">). Além de automatizar o provisionamento em nuvem, a plataforma estabelece diretrizes claras para os ambientes de trabalho — padronizando, inclusive, o uso de assistentes de codificação baseados em inteligência artificial. Dessa forma, </w:t>
-      </w:r>
-      <w:r>
-        <w:t>o</w:t>
-      </w:r>
-      <w:r>
-        <w:t xml:space="preserve"> IDP mitiga falhas humanas, reduz vulnerabilidades sistêmicas e permite que as equipes foquem exclusivamente na inovação, impulsionando a competitividade da organização.</w:t>
-      </w:r>
-    </w:p>
-    <w:p>
-      <w:pPr>
-        <w:spacing w:after="0" w:line="360" w:lineRule="auto"/>
-        <w:jc w:val="both"/>
-        <w:rPr>
-          <w:rFonts w:ascii="Times New Roman" w:eastAsia="Times New Roman" w:hAnsi="Times New Roman" w:cs="Times New Roman"/>
-          <w:bCs/>
-          <w:sz w:val="24"/>
-          <w:szCs w:val="24"/>
-          <w:lang w:val="en-BR" w:eastAsia="pt-BR"/>
-        </w:rPr>
-      </w:pPr>
-    </w:p>
-    <w:p>
-      <w:pPr>
-        <w:rPr>
-          <w:rFonts w:ascii="Times New Roman" w:eastAsia="Times New Roman" w:hAnsi="Times New Roman" w:cs="Times New Roman"/>
-          <w:b/>
-          <w:sz w:val="24"/>
-          <w:szCs w:val="24"/>
-          <w:lang w:val="en-BR" w:eastAsia="pt-BR"/>
-        </w:rPr>
-      </w:pPr>
-    </w:p>
-    <w:p>
-      <w:pPr>
-        <w:rPr>
-          <w:rFonts w:ascii="Times New Roman" w:eastAsia="Times New Roman" w:hAnsi="Times New Roman" w:cs="Times New Roman"/>
-          <w:b/>
-          <w:sz w:val="24"/>
-          <w:szCs w:val="24"/>
-          <w:lang w:val="en-BR" w:eastAsia="pt-BR"/>
-        </w:rPr>
-      </w:pPr>
-      <w:r>
-        <w:rPr>
-          <w:rFonts w:ascii="Times New Roman" w:eastAsia="Times New Roman" w:hAnsi="Times New Roman" w:cs="Times New Roman"/>
-          <w:b/>
-          <w:sz w:val="24"/>
-          <w:szCs w:val="24"/>
-          <w:lang w:val="en-BR" w:eastAsia="pt-BR"/>
-        </w:rPr>
-        <w:br w:type="page"/>
-      </w:r>
-    </w:p>
-    <w:p>
-      <w:pPr>
-        <w:spacing w:after="0" w:line="360" w:lineRule="auto"/>
-        <w:jc w:val="both"/>
-        <w:rPr>
-          <w:rFonts w:ascii="Times New Roman" w:eastAsia="Times New Roman" w:hAnsi="Times New Roman" w:cs="Times New Roman"/>
-          <w:b/>
-          <w:sz w:val="24"/>
-          <w:szCs w:val="24"/>
-          <w:lang w:val="en-BR" w:eastAsia="pt-BR"/>
-        </w:rPr>
-      </w:pPr>
-      <w:r>
-        <w:rPr>
-          <w:rFonts w:ascii="Times New Roman" w:eastAsia="Times New Roman" w:hAnsi="Times New Roman" w:cs="Times New Roman"/>
-          <w:b/>
-          <w:sz w:val="24"/>
-          <w:szCs w:val="24"/>
-          <w:lang w:val="en-BR" w:eastAsia="pt-BR"/>
-        </w:rPr>
-        <w:lastRenderedPageBreak/>
-        <w:t>Objetivo Geral</w:t>
-      </w:r>
-    </w:p>
-    <w:p>
-      <w:pPr>
-        <w:spacing w:after="0" w:line="360" w:lineRule="auto"/>
-        <w:jc w:val="both"/>
-        <w:rPr>
-          <w:rFonts w:ascii="Times New Roman" w:eastAsia="Times New Roman" w:hAnsi="Times New Roman" w:cs="Times New Roman"/>
-          <w:b/>
-          <w:sz w:val="24"/>
-          <w:szCs w:val="24"/>
-          <w:lang w:val="en-BR" w:eastAsia="pt-BR"/>
-        </w:rPr>
-      </w:pPr>
-      <w:r>
-        <w:rPr>
-          <w:rStyle w:val="citation-711"/>
-          <w:rFonts w:ascii="Times New Roman" w:hAnsi="Times New Roman" w:cs="Times New Roman"/>
-          <w:sz w:val="24"/>
-          <w:szCs w:val="24"/>
-        </w:rPr>
-        <w:t xml:space="preserve">Propor a arquitetura e o modelo de implementação de um </w:t>
-      </w:r>
-      <w:r>
-        <w:rPr>
-          <w:rStyle w:val="citation-711"/>
-          <w:rFonts w:ascii="Times New Roman" w:hAnsi="Times New Roman" w:cs="Times New Roman"/>
-          <w:i/>
-          <w:iCs/>
-          <w:sz w:val="24"/>
-          <w:szCs w:val="24"/>
-        </w:rPr>
-        <w:t>Internal Developer Platform</w:t>
-      </w:r>
-      <w:r>
-        <w:rPr>
-          <w:rStyle w:val="citation-711"/>
-          <w:rFonts w:ascii="Times New Roman" w:hAnsi="Times New Roman" w:cs="Times New Roman"/>
-          <w:sz w:val="24"/>
-          <w:szCs w:val="24"/>
-        </w:rPr>
-        <w:t xml:space="preserve"> (IDP) escalável e segura para o contexto de uma corporação multinacional, visando automatizar o provisionamento de infraestrutura </w:t>
-      </w:r>
-      <w:r>
-        <w:rPr>
-          <w:rStyle w:val="citation-711"/>
-          <w:rFonts w:ascii="Times New Roman" w:hAnsi="Times New Roman" w:cs="Times New Roman"/>
-          <w:i/>
-          <w:iCs/>
-          <w:sz w:val="24"/>
-          <w:szCs w:val="24"/>
-        </w:rPr>
-        <w:t>on demand</w:t>
-      </w:r>
-      <w:r>
-        <w:rPr>
-          <w:rStyle w:val="citation-711"/>
-          <w:rFonts w:ascii="Times New Roman" w:hAnsi="Times New Roman" w:cs="Times New Roman"/>
-          <w:sz w:val="24"/>
-          <w:szCs w:val="24"/>
-        </w:rPr>
-        <w:t>, centralizar a governança e reduzir a carga cognitiva dos times, garantindo segurança na entrega contínua de software</w:t>
-      </w:r>
-      <w:r>
-        <w:rPr>
-          <w:rFonts w:ascii="Times New Roman" w:hAnsi="Times New Roman" w:cs="Times New Roman"/>
-          <w:sz w:val="24"/>
-          <w:szCs w:val="24"/>
-        </w:rPr>
-        <w:t>.</w:t>
-      </w:r>
-    </w:p>
-    <w:p>
-      <w:pPr>
-        <w:spacing w:after="0" w:line="360" w:lineRule="auto"/>
-        <w:jc w:val="both"/>
-        <w:rPr>
-          <w:rFonts w:ascii="Times New Roman" w:eastAsia="Times New Roman" w:hAnsi="Times New Roman" w:cs="Times New Roman"/>
-          <w:b/>
-          <w:sz w:val="24"/>
-          <w:szCs w:val="24"/>
-          <w:lang w:val="en-BR" w:eastAsia="pt-BR"/>
-        </w:rPr>
-      </w:pPr>
+          <w:sz w:val="24"/>
+          <w:szCs w:val="24"/>
+          <w:lang w:val="en-BR"/>
+        </w:rPr>
+        <w:t>enterprise</w:t>
+      </w:r>
+      <w:r>
+        <w:rPr>
+          <w:rFonts w:ascii="Times New Roman" w:hAnsi="Times New Roman" w:cs="Times New Roman"/>
+          <w:sz w:val="24"/>
+          <w:szCs w:val="24"/>
+          <w:lang w:val="en-BR"/>
+        </w:rPr>
+        <w:t xml:space="preserve"> requer a orquestração de tecnologias nativas de nuvem e ferramentas consolidadas para garantir escalabilidade, segurança e resiliência (CNCF, 2026). A arquitetura proposta fundamenta-se nos seguintes pilares:</w:t>
+      </w:r>
     </w:p>
     <w:p>
       <w:pPr>
@@ -768,27 +712,15 @@
           <w:tab w:val="center" w:pos="4252"/>
           <w:tab w:val="right" w:pos="8504"/>
         </w:tabs>
-        <w:spacing w:after="0" w:line="360" w:lineRule="auto"/>
+        <w:ind w:firstLine="0"/>
         <w:contextualSpacing/>
-        <w:jc w:val="both"/>
-        <w:rPr>
-          <w:rFonts w:ascii="Times New Roman" w:eastAsia="Times New Roman" w:hAnsi="Times New Roman" w:cs="Times New Roman"/>
-          <w:b/>
-          <w:sz w:val="24"/>
-          <w:szCs w:val="24"/>
-          <w:lang w:val="pt-PT" w:eastAsia="pt-BR"/>
-        </w:rPr>
-      </w:pPr>
-      <w:r>
-        <w:rPr>
-          <w:rFonts w:ascii="Times New Roman" w:eastAsia="Times New Roman" w:hAnsi="Times New Roman" w:cs="Times New Roman"/>
-          <w:b/>
-          <w:sz w:val="24"/>
-          <w:szCs w:val="24"/>
-          <w:lang w:val="pt-PT" w:eastAsia="pt-BR"/>
-        </w:rPr>
-        <w:t>FUNDAMENTAÇÃO TEÓRICA</w:t>
-      </w:r>
+        <w:rPr>
+          <w:rFonts w:ascii="Times New Roman" w:hAnsi="Times New Roman" w:cs="Times New Roman"/>
+          <w:sz w:val="24"/>
+          <w:szCs w:val="24"/>
+          <w:lang w:val="en-BR"/>
+        </w:rPr>
+      </w:pPr>
     </w:p>
     <w:p>
       <w:pPr>
@@ -796,406 +728,651 @@
           <w:tab w:val="center" w:pos="4252"/>
           <w:tab w:val="right" w:pos="8504"/>
         </w:tabs>
-        <w:spacing w:after="0" w:line="360" w:lineRule="auto"/>
+        <w:ind w:firstLine="0"/>
         <w:contextualSpacing/>
-        <w:jc w:val="both"/>
-      </w:pPr>
-      <w:r>
-        <w:rPr>
-          <w:rStyle w:val="citation-710"/>
-        </w:rPr>
-        <w:t xml:space="preserve">A construção de um </w:t>
-      </w:r>
-      <w:r>
-        <w:rPr>
-          <w:rStyle w:val="citation-710"/>
-          <w:i/>
-          <w:iCs/>
-        </w:rPr>
-        <w:t>Internal Developer Platform</w:t>
-      </w:r>
-      <w:r>
-        <w:rPr>
-          <w:rStyle w:val="citation-710"/>
-        </w:rPr>
-        <w:t xml:space="preserve"> (IDP) de nível </w:t>
-      </w:r>
-      <w:r>
-        <w:rPr>
-          <w:rStyle w:val="citation-710"/>
-          <w:i/>
-          <w:iCs/>
-        </w:rPr>
-        <w:t>enterprise</w:t>
-      </w:r>
-      <w:r>
-        <w:rPr>
-          <w:rStyle w:val="citation-710"/>
-        </w:rPr>
-        <w:t xml:space="preserve"> requer a orquestração de tecnologias nativas de nuvem e ferramentas consolidadas para garantir escalabilidade, segurança e resiliência</w:t>
-      </w:r>
-      <w:r>
-        <w:t xml:space="preserve">. </w:t>
-      </w:r>
-      <w:r>
-        <w:rPr>
-          <w:rStyle w:val="citation-709"/>
-        </w:rPr>
-        <w:t xml:space="preserve">A arquitetura proposta, focada no ecossistema Microsoft Azure e em padrões do </w:t>
-      </w:r>
-      <w:r>
-        <w:rPr>
-          <w:rStyle w:val="citation-709"/>
-          <w:i/>
-          <w:iCs/>
-        </w:rPr>
-        <w:t>Cloud Native Computing Foundation</w:t>
-      </w:r>
-      <w:r>
-        <w:rPr>
-          <w:rStyle w:val="citation-709"/>
-        </w:rPr>
-        <w:t xml:space="preserve"> (CNCF), fundamenta-se nos seguintes pilares</w:t>
-      </w:r>
-      <w:r>
-        <w:t>:</w:t>
-      </w:r>
-    </w:p>
-    <w:p>
-      <w:pPr>
-        <w:tabs>
-          <w:tab w:val="center" w:pos="4252"/>
-          <w:tab w:val="right" w:pos="8504"/>
-        </w:tabs>
-        <w:spacing w:after="0" w:line="360" w:lineRule="auto"/>
-        <w:contextualSpacing/>
-        <w:jc w:val="both"/>
-        <w:rPr>
-          <w:rFonts w:ascii="Times New Roman" w:eastAsia="Times New Roman" w:hAnsi="Times New Roman" w:cs="Times New Roman"/>
-          <w:color w:val="808080" w:themeColor="background1" w:themeShade="80"/>
-          <w:sz w:val="18"/>
-          <w:szCs w:val="18"/>
-          <w:lang w:val="en-BR" w:eastAsia="pt-BR"/>
-        </w:rPr>
-      </w:pPr>
-    </w:p>
-    <w:p>
-      <w:pPr>
-        <w:pStyle w:val="NormalWeb"/>
-        <w:spacing w:before="0" w:beforeAutospacing="0" w:after="0" w:afterAutospacing="0" w:line="360" w:lineRule="auto"/>
-        <w:jc w:val="both"/>
-      </w:pPr>
-      <w:r>
-        <w:rPr>
+        <w:rPr>
+          <w:rFonts w:ascii="Times New Roman" w:hAnsi="Times New Roman" w:cs="Times New Roman"/>
+          <w:sz w:val="24"/>
+          <w:szCs w:val="24"/>
+          <w:lang w:val="en-BR"/>
+        </w:rPr>
+      </w:pPr>
+      <w:r>
+        <w:rPr>
+          <w:rFonts w:ascii="Times New Roman" w:hAnsi="Times New Roman" w:cs="Times New Roman"/>
           <w:b/>
           <w:bCs/>
+          <w:sz w:val="24"/>
+          <w:szCs w:val="24"/>
+          <w:lang w:val="en-BR"/>
         </w:rPr>
         <w:t xml:space="preserve">Portal do Desenvolvedor, Catálogo de Serviços e </w:t>
       </w:r>
       <w:r>
         <w:rPr>
+          <w:rFonts w:ascii="Times New Roman" w:hAnsi="Times New Roman" w:cs="Times New Roman"/>
           <w:b/>
           <w:bCs/>
           <w:i/>
           <w:iCs/>
+          <w:sz w:val="24"/>
+          <w:szCs w:val="24"/>
+          <w:lang w:val="en-BR"/>
         </w:rPr>
         <w:t>Golden Paths</w:t>
       </w:r>
       <w:r>
+        <w:rPr>
+          <w:rFonts w:ascii="Times New Roman" w:hAnsi="Times New Roman" w:cs="Times New Roman"/>
+          <w:sz w:val="24"/>
+          <w:szCs w:val="24"/>
+          <w:lang w:val="en-BR"/>
+        </w:rPr>
         <w:t xml:space="preserve"> </w:t>
       </w:r>
     </w:p>
     <w:p>
       <w:pPr>
-        <w:pStyle w:val="NormalWeb"/>
-        <w:spacing w:before="0" w:beforeAutospacing="0" w:after="0" w:afterAutospacing="0" w:line="360" w:lineRule="auto"/>
-        <w:jc w:val="both"/>
-      </w:pPr>
-      <w:r>
-        <w:t xml:space="preserve">O Backstage atua como a interface central da plataforma. Ele unifica o catálogo de software corporativo e fornece os </w:t>
-      </w:r>
-      <w:r>
-        <w:rPr>
+        <w:tabs>
+          <w:tab w:val="center" w:pos="4252"/>
+          <w:tab w:val="right" w:pos="8504"/>
+        </w:tabs>
+        <w:contextualSpacing/>
+        <w:rPr>
+          <w:rFonts w:ascii="Times New Roman" w:hAnsi="Times New Roman" w:cs="Times New Roman"/>
+          <w:sz w:val="24"/>
+          <w:szCs w:val="24"/>
+          <w:lang w:val="en-BR"/>
+        </w:rPr>
+      </w:pPr>
+      <w:r>
+        <w:rPr>
+          <w:rFonts w:ascii="Times New Roman" w:hAnsi="Times New Roman" w:cs="Times New Roman"/>
+          <w:sz w:val="24"/>
+          <w:szCs w:val="24"/>
+          <w:lang w:val="en-BR"/>
+        </w:rPr>
+        <w:t xml:space="preserve">O Backstage (SPOTIFY, 2026) atua como a interface central da plataforma. Ele unifica o catálogo de software corporativo e fornece os </w:t>
+      </w:r>
+      <w:r>
+        <w:rPr>
+          <w:rFonts w:ascii="Times New Roman" w:hAnsi="Times New Roman" w:cs="Times New Roman"/>
           <w:i/>
           <w:iCs/>
+          <w:sz w:val="24"/>
+          <w:szCs w:val="24"/>
+          <w:lang w:val="en-BR"/>
         </w:rPr>
         <w:t>Golden Paths</w:t>
       </w:r>
       <w:r>
+        <w:rPr>
+          <w:rFonts w:ascii="Times New Roman" w:hAnsi="Times New Roman" w:cs="Times New Roman"/>
+          <w:sz w:val="24"/>
+          <w:szCs w:val="24"/>
+          <w:lang w:val="en-BR"/>
+        </w:rPr>
         <w:t xml:space="preserve">. Um </w:t>
       </w:r>
       <w:r>
         <w:rPr>
+          <w:rFonts w:ascii="Times New Roman" w:hAnsi="Times New Roman" w:cs="Times New Roman"/>
           <w:i/>
           <w:iCs/>
+          <w:sz w:val="24"/>
+          <w:szCs w:val="24"/>
+          <w:lang w:val="en-BR"/>
         </w:rPr>
         <w:t>Golden Path</w:t>
       </w:r>
       <w:r>
+        <w:rPr>
+          <w:rFonts w:ascii="Times New Roman" w:hAnsi="Times New Roman" w:cs="Times New Roman"/>
+          <w:sz w:val="24"/>
+          <w:szCs w:val="24"/>
+          <w:lang w:val="en-BR"/>
+        </w:rPr>
         <w:t xml:space="preserve"> (caminho pavimentado) é um conjunto de práticas, </w:t>
       </w:r>
       <w:r>
         <w:rPr>
+          <w:rFonts w:ascii="Times New Roman" w:hAnsi="Times New Roman" w:cs="Times New Roman"/>
           <w:i/>
           <w:iCs/>
+          <w:sz w:val="24"/>
+          <w:szCs w:val="24"/>
+          <w:lang w:val="en-BR"/>
         </w:rPr>
         <w:t>templates</w:t>
       </w:r>
       <w:r>
-        <w:t xml:space="preserve"> e ferramentas pré-configuradas e suportadas oficialmente pela organização para o desenvolvimento de software. Sua importância reside em reduzir a fadiga de decisão técnica. Para estabelecer esses caminhos, a engenharia de plataforma deve tratar </w:t>
-      </w:r>
-      <w:r>
-        <w:t>o</w:t>
-      </w:r>
-      <w:r>
-        <w:t xml:space="preserve"> IDP como um produto (</w:t>
-      </w:r>
-      <w:r>
-        <w:rPr>
+        <w:rPr>
+          <w:rFonts w:ascii="Times New Roman" w:hAnsi="Times New Roman" w:cs="Times New Roman"/>
+          <w:sz w:val="24"/>
+          <w:szCs w:val="24"/>
+          <w:lang w:val="en-BR"/>
+        </w:rPr>
+        <w:t xml:space="preserve"> e ferramentas pré-configuradas e suportadas oficialmente pela organização para o desenvolvimento de software (SKELTON; PAIS, 2019). Sua importância reside em reduzir a fadiga de decisão técnica. Para estabelecer esses caminhos, a engenharia de plataforma deve tratar o IDP como um produto (</w:t>
+      </w:r>
+      <w:r>
+        <w:rPr>
+          <w:rFonts w:ascii="Times New Roman" w:hAnsi="Times New Roman" w:cs="Times New Roman"/>
           <w:i/>
           <w:iCs/>
+          <w:sz w:val="24"/>
+          <w:szCs w:val="24"/>
+          <w:lang w:val="en-BR"/>
         </w:rPr>
         <w:t>Platform as a Product</w:t>
       </w:r>
       <w:r>
+        <w:rPr>
+          <w:rFonts w:ascii="Times New Roman" w:hAnsi="Times New Roman" w:cs="Times New Roman"/>
+          <w:sz w:val="24"/>
+          <w:szCs w:val="24"/>
+          <w:lang w:val="en-BR"/>
+        </w:rPr>
         <w:t xml:space="preserve">), colaborando continuamente com os desenvolvedores para criar </w:t>
       </w:r>
       <w:r>
         <w:rPr>
+          <w:rFonts w:ascii="Times New Roman" w:hAnsi="Times New Roman" w:cs="Times New Roman"/>
           <w:i/>
           <w:iCs/>
+          <w:sz w:val="24"/>
+          <w:szCs w:val="24"/>
+          <w:lang w:val="en-BR"/>
         </w:rPr>
         <w:t>templates</w:t>
       </w:r>
       <w:r>
-        <w:t xml:space="preserve"> que resolvam dores reais (como a criação rápida de uma API RESTful segura). Através de seus </w:t>
-      </w:r>
-      <w:r>
-        <w:rPr>
+        <w:rPr>
+          <w:rFonts w:ascii="Times New Roman" w:hAnsi="Times New Roman" w:cs="Times New Roman"/>
+          <w:sz w:val="24"/>
+          <w:szCs w:val="24"/>
+          <w:lang w:val="en-BR"/>
+        </w:rPr>
+        <w:t xml:space="preserve"> que resolvam dores reais.</w:t>
+      </w:r>
+    </w:p>
+    <w:p>
+      <w:pPr>
+        <w:tabs>
+          <w:tab w:val="center" w:pos="4252"/>
+          <w:tab w:val="right" w:pos="8504"/>
+        </w:tabs>
+        <w:ind w:firstLine="0"/>
+        <w:contextualSpacing/>
+        <w:rPr>
+          <w:rFonts w:ascii="Times New Roman" w:hAnsi="Times New Roman" w:cs="Times New Roman"/>
+          <w:sz w:val="24"/>
+          <w:szCs w:val="24"/>
+          <w:lang w:val="en-BR"/>
+        </w:rPr>
+      </w:pPr>
+    </w:p>
+    <w:p>
+      <w:pPr>
+        <w:tabs>
+          <w:tab w:val="center" w:pos="4252"/>
+          <w:tab w:val="right" w:pos="8504"/>
+        </w:tabs>
+        <w:ind w:firstLine="0"/>
+        <w:contextualSpacing/>
+        <w:rPr>
+          <w:rFonts w:ascii="Times New Roman" w:hAnsi="Times New Roman" w:cs="Times New Roman"/>
+          <w:sz w:val="24"/>
+          <w:szCs w:val="24"/>
+          <w:lang w:val="en-BR"/>
+        </w:rPr>
+      </w:pPr>
+      <w:r>
+        <w:rPr>
+          <w:rFonts w:ascii="Times New Roman" w:hAnsi="Times New Roman" w:cs="Times New Roman"/>
+          <w:b/>
+          <w:bCs/>
+          <w:sz w:val="24"/>
+          <w:szCs w:val="24"/>
+          <w:lang w:val="en-BR"/>
+        </w:rPr>
+        <w:t>Nuvem Enterprise e Orquestração de Infraestrutura</w:t>
+      </w:r>
+      <w:r>
+        <w:rPr>
+          <w:rFonts w:ascii="Times New Roman" w:hAnsi="Times New Roman" w:cs="Times New Roman"/>
+          <w:sz w:val="24"/>
+          <w:szCs w:val="24"/>
+          <w:lang w:val="en-BR"/>
+        </w:rPr>
+        <w:t xml:space="preserve"> </w:t>
+      </w:r>
+    </w:p>
+    <w:p>
+      <w:pPr>
+        <w:tabs>
+          <w:tab w:val="center" w:pos="4252"/>
+          <w:tab w:val="right" w:pos="8504"/>
+        </w:tabs>
+        <w:contextualSpacing/>
+        <w:rPr>
+          <w:rFonts w:ascii="Times New Roman" w:hAnsi="Times New Roman" w:cs="Times New Roman"/>
+          <w:sz w:val="24"/>
+          <w:szCs w:val="24"/>
+          <w:lang w:val="en-BR"/>
+        </w:rPr>
+      </w:pPr>
+      <w:r>
+        <w:rPr>
+          <w:rFonts w:ascii="Times New Roman" w:hAnsi="Times New Roman" w:cs="Times New Roman"/>
+          <w:sz w:val="24"/>
+          <w:szCs w:val="24"/>
+          <w:lang w:val="en-BR"/>
+        </w:rPr>
+        <w:t>O Microsoft Azure servirá como provedor base, com o AKS (</w:t>
+      </w:r>
+      <w:r>
+        <w:rPr>
+          <w:rFonts w:ascii="Times New Roman" w:hAnsi="Times New Roman" w:cs="Times New Roman"/>
           <w:i/>
           <w:iCs/>
-        </w:rPr>
-        <w:t>Software Templates</w:t>
-      </w:r>
-      <w:r>
-        <w:t>, a plataforma abstrai a complexidade inicial de criação de microsserviços.</w:t>
-      </w:r>
-    </w:p>
-    <w:p>
-      <w:pPr>
-        <w:pStyle w:val="NormalWeb"/>
-        <w:spacing w:before="0" w:beforeAutospacing="0" w:after="0" w:afterAutospacing="0" w:line="360" w:lineRule="auto"/>
-        <w:jc w:val="both"/>
-      </w:pPr>
-    </w:p>
-    <w:p>
-      <w:pPr>
-        <w:pStyle w:val="NormalWeb"/>
-        <w:spacing w:before="0" w:beforeAutospacing="0" w:after="0" w:afterAutospacing="0" w:line="360" w:lineRule="auto"/>
-        <w:jc w:val="both"/>
-      </w:pPr>
-      <w:r>
-        <w:rPr>
+          <w:sz w:val="24"/>
+          <w:szCs w:val="24"/>
+          <w:lang w:val="en-BR"/>
+        </w:rPr>
+        <w:t>Azure Kubernetes Service</w:t>
+      </w:r>
+      <w:r>
+        <w:rPr>
+          <w:rFonts w:ascii="Times New Roman" w:hAnsi="Times New Roman" w:cs="Times New Roman"/>
+          <w:sz w:val="24"/>
+          <w:szCs w:val="24"/>
+          <w:lang w:val="en-BR"/>
+        </w:rPr>
+        <w:t>) como motor de orquestração de contêineres (MICROSOFT, 2026a). O Crossplane é adotado como o motor de Infraestrutura como Código (IaC). Ao invés de fluxos imperativos externos, o Crossplane estende a API do Kubernetes, permitindo provisionar recursos complexos do Azure nativamente (CROSSPLANE, 2026).</w:t>
+      </w:r>
+    </w:p>
+    <w:p>
+      <w:pPr>
+        <w:tabs>
+          <w:tab w:val="center" w:pos="4252"/>
+          <w:tab w:val="right" w:pos="8504"/>
+        </w:tabs>
+        <w:ind w:firstLine="0"/>
+        <w:contextualSpacing/>
+        <w:rPr>
+          <w:rFonts w:ascii="Times New Roman" w:hAnsi="Times New Roman" w:cs="Times New Roman"/>
+          <w:sz w:val="24"/>
+          <w:szCs w:val="24"/>
+          <w:lang w:val="en-BR"/>
+        </w:rPr>
+      </w:pPr>
+    </w:p>
+    <w:p>
+      <w:pPr>
+        <w:rPr>
+          <w:rFonts w:ascii="Times New Roman" w:hAnsi="Times New Roman" w:cs="Times New Roman"/>
           <w:b/>
           <w:bCs/>
-        </w:rPr>
-        <w:t>Nuvem Enterprise e Orquestração de Infraestrutura</w:t>
-      </w:r>
-      <w:r>
+          <w:sz w:val="24"/>
+          <w:szCs w:val="24"/>
+          <w:lang w:val="en-BR"/>
+        </w:rPr>
+      </w:pPr>
+      <w:r>
+        <w:rPr>
+          <w:rFonts w:ascii="Times New Roman" w:hAnsi="Times New Roman" w:cs="Times New Roman"/>
+          <w:b/>
+          <w:bCs/>
+          <w:sz w:val="24"/>
+          <w:szCs w:val="24"/>
+          <w:lang w:val="en-BR"/>
+        </w:rPr>
+        <w:br w:type="page"/>
+      </w:r>
+    </w:p>
+    <w:p>
+      <w:pPr>
+        <w:tabs>
+          <w:tab w:val="center" w:pos="4252"/>
+          <w:tab w:val="right" w:pos="8504"/>
+        </w:tabs>
+        <w:ind w:firstLine="0"/>
+        <w:contextualSpacing/>
+        <w:rPr>
+          <w:rFonts w:ascii="Times New Roman" w:hAnsi="Times New Roman" w:cs="Times New Roman"/>
+          <w:sz w:val="24"/>
+          <w:szCs w:val="24"/>
+          <w:lang w:val="en-BR"/>
+        </w:rPr>
+      </w:pPr>
+      <w:r>
+        <w:rPr>
+          <w:rFonts w:ascii="Times New Roman" w:hAnsi="Times New Roman" w:cs="Times New Roman"/>
+          <w:b/>
+          <w:bCs/>
+          <w:sz w:val="24"/>
+          <w:szCs w:val="24"/>
+          <w:lang w:val="en-BR"/>
+        </w:rPr>
+        <w:lastRenderedPageBreak/>
+        <w:t>Automação, GitOps e Governança de IA</w:t>
+      </w:r>
+      <w:r>
+        <w:rPr>
+          <w:rFonts w:ascii="Times New Roman" w:hAnsi="Times New Roman" w:cs="Times New Roman"/>
+          <w:sz w:val="24"/>
+          <w:szCs w:val="24"/>
+          <w:lang w:val="en-BR"/>
+        </w:rPr>
         <w:t xml:space="preserve"> </w:t>
       </w:r>
     </w:p>
     <w:p>
       <w:pPr>
-        <w:pStyle w:val="NormalWeb"/>
-        <w:spacing w:before="0" w:beforeAutospacing="0" w:after="0" w:afterAutospacing="0" w:line="360" w:lineRule="auto"/>
-        <w:jc w:val="both"/>
-      </w:pPr>
-      <w:r>
-        <w:t>O Microsoft Azure servirá como provedor base, com o AKS (</w:t>
-      </w:r>
-      <w:r>
-        <w:rPr>
+        <w:tabs>
+          <w:tab w:val="center" w:pos="4252"/>
+          <w:tab w:val="right" w:pos="8504"/>
+        </w:tabs>
+        <w:contextualSpacing/>
+        <w:rPr>
+          <w:rFonts w:ascii="Times New Roman" w:hAnsi="Times New Roman" w:cs="Times New Roman"/>
+          <w:sz w:val="24"/>
+          <w:szCs w:val="24"/>
+          <w:lang w:val="en-BR"/>
+        </w:rPr>
+      </w:pPr>
+      <w:r>
+        <w:rPr>
+          <w:rFonts w:ascii="Times New Roman" w:hAnsi="Times New Roman" w:cs="Times New Roman"/>
+          <w:sz w:val="24"/>
+          <w:szCs w:val="24"/>
+          <w:lang w:val="en-BR"/>
+        </w:rPr>
+        <w:t xml:space="preserve">O Azure Pipelines atua como motor de CI, compilando o código, rodando testes automatizados, escaneando vulnerabilidades e publicando as imagens no </w:t>
+      </w:r>
+      <w:r>
+        <w:rPr>
+          <w:rFonts w:ascii="Times New Roman" w:hAnsi="Times New Roman" w:cs="Times New Roman"/>
           <w:i/>
           <w:iCs/>
-        </w:rPr>
-        <w:t>Azure Kubernetes Service</w:t>
-      </w:r>
-      <w:r>
-        <w:t>) como motor de orquestração de contêineres. O Crossplane é adotado como o motor de Infraestrutura como Código (IaC). Ao invés de fluxos imperativos externos, o Crossplane estende a API do Kubernetes, permitindo provisionar recursos complexos do Azure nativamente.</w:t>
-      </w:r>
-    </w:p>
-    <w:p>
-      <w:pPr>
-        <w:pStyle w:val="NormalWeb"/>
-        <w:spacing w:line="360" w:lineRule="auto"/>
-        <w:jc w:val="both"/>
-        <w:rPr>
-          <w:b/>
-          <w:bCs/>
-        </w:rPr>
-      </w:pPr>
-    </w:p>
-    <w:p>
-      <w:pPr>
-        <w:pStyle w:val="NormalWeb"/>
-        <w:spacing w:before="0" w:beforeAutospacing="0" w:after="0" w:afterAutospacing="0" w:line="360" w:lineRule="auto"/>
-        <w:jc w:val="both"/>
-      </w:pPr>
-      <w:r>
-        <w:rPr>
-          <w:b/>
-          <w:bCs/>
-        </w:rPr>
-        <w:lastRenderedPageBreak/>
-        <w:t>Automação, GitOps e Governança de IA</w:t>
-      </w:r>
-      <w:r>
-        <w:t xml:space="preserve"> </w:t>
-      </w:r>
-    </w:p>
-    <w:p>
-      <w:pPr>
-        <w:pStyle w:val="NormalWeb"/>
-        <w:spacing w:before="0" w:beforeAutospacing="0" w:line="360" w:lineRule="auto"/>
-        <w:jc w:val="both"/>
-      </w:pPr>
-      <w:r>
-        <w:t xml:space="preserve">O Azure Pipelines atua como motor de CI, compilando o código, rodando testes automatizados, escaneando vulnerabilidades e publicando as imagens no </w:t>
-      </w:r>
-      <w:r>
-        <w:rPr>
+          <w:sz w:val="24"/>
+          <w:szCs w:val="24"/>
+          <w:lang w:val="en-BR"/>
+        </w:rPr>
+        <w:t>Azure Container Registry</w:t>
+      </w:r>
+      <w:r>
+        <w:rPr>
+          <w:rFonts w:ascii="Times New Roman" w:hAnsi="Times New Roman" w:cs="Times New Roman"/>
+          <w:sz w:val="24"/>
+          <w:szCs w:val="24"/>
+          <w:lang w:val="en-BR"/>
+        </w:rPr>
+        <w:t xml:space="preserve"> (ACR). O ArgoCD atua como motor de CD (GitOps), garantindo que o estado da infraestrutura no AKS seja idêntico ao declarado nos repositórios. A automação também injeta nativamente arquivos de instrução</w:t>
+      </w:r>
+      <w:r>
+        <w:rPr>
+          <w:rFonts w:ascii="Times New Roman" w:hAnsi="Times New Roman" w:cs="Times New Roman"/>
+          <w:sz w:val="24"/>
+          <w:szCs w:val="24"/>
+          <w:lang w:val="en-BR"/>
+        </w:rPr>
+        <w:t>/</w:t>
+      </w:r>
+      <w:r>
+        <w:rPr>
+          <w:rFonts w:ascii="Times New Roman" w:hAnsi="Times New Roman" w:cs="Times New Roman"/>
           <w:i/>
           <w:iCs/>
-        </w:rPr>
-        <w:t>Azure Container Registry</w:t>
-      </w:r>
-      <w:r>
-        <w:t xml:space="preserve"> (ACR). O ArgoCD atua como motor de CD (GitOps), garantindo que o estado da infraestrutura no AKS seja idêntico ao declarado nos repositórios. A automação também injeta nativamente arquivos de instrução (como o padrão </w:t>
-      </w:r>
-      <w:r>
-        <w:rPr>
-          <w:rStyle w:val="HTMLCode"/>
-          <w:rFonts w:ascii="Times New Roman" w:hAnsi="Times New Roman" w:cs="Times New Roman"/>
-          <w:sz w:val="24"/>
-          <w:szCs w:val="24"/>
-        </w:rPr>
-        <w:t>AGENT.md</w:t>
-      </w:r>
-      <w:r>
-        <w:rPr>
-          <w:rStyle w:val="HTMLCode"/>
-          <w:rFonts w:ascii="Times New Roman" w:hAnsi="Times New Roman" w:cs="Times New Roman"/>
-          <w:sz w:val="24"/>
-          <w:szCs w:val="24"/>
-        </w:rPr>
-        <w:t xml:space="preserve"> do GitHub Copilot</w:t>
-      </w:r>
-      <w:r>
+          <w:sz w:val="24"/>
+          <w:szCs w:val="24"/>
+          <w:lang w:val="en-BR"/>
+        </w:rPr>
+        <w:t>skills</w:t>
+      </w:r>
+      <w:r>
+        <w:rPr>
+          <w:rFonts w:ascii="Times New Roman" w:hAnsi="Times New Roman" w:cs="Times New Roman"/>
+          <w:sz w:val="24"/>
+          <w:szCs w:val="24"/>
+          <w:lang w:val="en-BR"/>
+        </w:rPr>
+        <w:t xml:space="preserve"> (como o padrão AGENT.md</w:t>
+      </w:r>
+      <w:r>
+        <w:rPr>
+          <w:rFonts w:ascii="Times New Roman" w:hAnsi="Times New Roman" w:cs="Times New Roman"/>
+          <w:sz w:val="24"/>
+          <w:szCs w:val="24"/>
+          <w:lang w:val="en-BR"/>
+        </w:rPr>
+        <w:t xml:space="preserve"> ou copilot-instructions.md, do GitHub Copilot</w:t>
+      </w:r>
+      <w:r>
+        <w:rPr>
+          <w:rFonts w:ascii="Times New Roman" w:hAnsi="Times New Roman" w:cs="Times New Roman"/>
+          <w:sz w:val="24"/>
+          <w:szCs w:val="24"/>
+          <w:lang w:val="en-BR"/>
+        </w:rPr>
         <w:t>) na raiz de cada projeto, governando o uso de IA local pelos engenheiros.</w:t>
       </w:r>
     </w:p>
     <w:p>
       <w:pPr>
-        <w:pStyle w:val="NormalWeb"/>
-        <w:spacing w:before="0" w:beforeAutospacing="0" w:after="0" w:afterAutospacing="0" w:line="360" w:lineRule="auto"/>
-        <w:jc w:val="both"/>
-      </w:pPr>
-      <w:r>
-        <w:rPr>
+        <w:tabs>
+          <w:tab w:val="center" w:pos="4252"/>
+          <w:tab w:val="right" w:pos="8504"/>
+        </w:tabs>
+        <w:contextualSpacing/>
+        <w:rPr>
+          <w:rFonts w:ascii="Times New Roman" w:hAnsi="Times New Roman" w:cs="Times New Roman"/>
           <w:b/>
           <w:bCs/>
+          <w:sz w:val="24"/>
+          <w:szCs w:val="24"/>
+          <w:lang w:val="en-BR"/>
+        </w:rPr>
+      </w:pPr>
+    </w:p>
+    <w:p>
+      <w:pPr>
+        <w:tabs>
+          <w:tab w:val="center" w:pos="4252"/>
+          <w:tab w:val="right" w:pos="8504"/>
+        </w:tabs>
+        <w:ind w:firstLine="0"/>
+        <w:contextualSpacing/>
+        <w:rPr>
+          <w:rFonts w:ascii="Times New Roman" w:hAnsi="Times New Roman" w:cs="Times New Roman"/>
+          <w:sz w:val="24"/>
+          <w:szCs w:val="24"/>
+          <w:lang w:val="en-BR"/>
+        </w:rPr>
+      </w:pPr>
+      <w:r>
+        <w:rPr>
+          <w:rFonts w:ascii="Times New Roman" w:hAnsi="Times New Roman" w:cs="Times New Roman"/>
+          <w:b/>
+          <w:bCs/>
+          <w:sz w:val="24"/>
+          <w:szCs w:val="24"/>
+          <w:lang w:val="en-BR"/>
         </w:rPr>
         <w:t>Ciclo DevSecOps e Segurança (Cybersecurity)</w:t>
       </w:r>
       <w:r>
+        <w:rPr>
+          <w:rFonts w:ascii="Times New Roman" w:hAnsi="Times New Roman" w:cs="Times New Roman"/>
+          <w:sz w:val="24"/>
+          <w:szCs w:val="24"/>
+          <w:lang w:val="en-BR"/>
+        </w:rPr>
         <w:t xml:space="preserve"> </w:t>
       </w:r>
     </w:p>
     <w:p>
       <w:pPr>
-        <w:pStyle w:val="NormalWeb"/>
-        <w:spacing w:before="0" w:beforeAutospacing="0" w:after="0" w:afterAutospacing="0" w:line="360" w:lineRule="auto"/>
-        <w:jc w:val="both"/>
-      </w:pPr>
-      <w:r>
-        <w:t>A adoção d</w:t>
-      </w:r>
-      <w:r>
-        <w:t>o</w:t>
-      </w:r>
-      <w:r>
-        <w:t xml:space="preserve"> IDP e dos </w:t>
-      </w:r>
-      <w:r>
-        <w:rPr>
+        <w:tabs>
+          <w:tab w:val="center" w:pos="4252"/>
+          <w:tab w:val="right" w:pos="8504"/>
+        </w:tabs>
+        <w:contextualSpacing/>
+        <w:rPr>
+          <w:rFonts w:ascii="Times New Roman" w:hAnsi="Times New Roman" w:cs="Times New Roman"/>
+          <w:sz w:val="24"/>
+          <w:szCs w:val="24"/>
+          <w:lang w:val="en-BR"/>
+        </w:rPr>
+      </w:pPr>
+      <w:r>
+        <w:rPr>
+          <w:rFonts w:ascii="Times New Roman" w:hAnsi="Times New Roman" w:cs="Times New Roman"/>
+          <w:sz w:val="24"/>
+          <w:szCs w:val="24"/>
+          <w:lang w:val="en-BR"/>
+        </w:rPr>
+        <w:t xml:space="preserve">A adoção do IDP e dos </w:t>
+      </w:r>
+      <w:r>
+        <w:rPr>
+          <w:rFonts w:ascii="Times New Roman" w:hAnsi="Times New Roman" w:cs="Times New Roman"/>
           <w:i/>
           <w:iCs/>
+          <w:sz w:val="24"/>
+          <w:szCs w:val="24"/>
+          <w:lang w:val="en-BR"/>
         </w:rPr>
         <w:t>Golden Paths</w:t>
       </w:r>
       <w:r>
+        <w:rPr>
+          <w:rFonts w:ascii="Times New Roman" w:hAnsi="Times New Roman" w:cs="Times New Roman"/>
+          <w:sz w:val="24"/>
+          <w:szCs w:val="24"/>
+          <w:lang w:val="en-BR"/>
+        </w:rPr>
         <w:t xml:space="preserve"> é o alicerce para materializar o ciclo DevSecOps. Ao invés de a segurança ser um gargalo no final do desenvolvimento, ela é injetada na origem (</w:t>
       </w:r>
       <w:r>
         <w:rPr>
+          <w:rFonts w:ascii="Times New Roman" w:hAnsi="Times New Roman" w:cs="Times New Roman"/>
           <w:i/>
           <w:iCs/>
+          <w:sz w:val="24"/>
+          <w:szCs w:val="24"/>
+          <w:lang w:val="en-BR"/>
         </w:rPr>
         <w:t>Shift-Left</w:t>
       </w:r>
       <w:r>
-        <w:t xml:space="preserve">). Quando um time inicia um projeto via IDP, o pipeline gerado já herda validações rigorosas e políticas de conformidade automáticas. O uso obrigatório de imagens de contêiner </w:t>
-      </w:r>
-      <w:r>
-        <w:rPr>
+        <w:rPr>
+          <w:rFonts w:ascii="Times New Roman" w:hAnsi="Times New Roman" w:cs="Times New Roman"/>
+          <w:sz w:val="24"/>
+          <w:szCs w:val="24"/>
+          <w:lang w:val="en-BR"/>
+        </w:rPr>
+        <w:t xml:space="preserve">). O uso obrigatório de imagens de contêiner </w:t>
+      </w:r>
+      <w:r>
+        <w:rPr>
+          <w:rFonts w:ascii="Times New Roman" w:hAnsi="Times New Roman" w:cs="Times New Roman"/>
           <w:i/>
           <w:iCs/>
+          <w:sz w:val="24"/>
+          <w:szCs w:val="24"/>
+          <w:lang w:val="en-BR"/>
         </w:rPr>
         <w:t>distroless</w:t>
       </w:r>
       <w:r>
-        <w:t xml:space="preserve"> da Chainguard é um exemplo prático dessa governança: os projetos já nascem livres de vulnerabilidades conhecidas (CVEs) e sem </w:t>
-      </w:r>
-      <w:r>
-        <w:rPr>
+        <w:rPr>
+          <w:rFonts w:ascii="Times New Roman" w:hAnsi="Times New Roman" w:cs="Times New Roman"/>
+          <w:sz w:val="24"/>
+          <w:szCs w:val="24"/>
+          <w:lang w:val="en-BR"/>
+        </w:rPr>
+        <w:t xml:space="preserve"> da Chainguard é um exemplo prático dessa governança: os projetos já nascem livres de vulnerabilidades conhecidas e sem </w:t>
+      </w:r>
+      <w:r>
+        <w:rPr>
+          <w:rFonts w:ascii="Times New Roman" w:hAnsi="Times New Roman" w:cs="Times New Roman"/>
           <w:i/>
           <w:iCs/>
+          <w:sz w:val="24"/>
+          <w:szCs w:val="24"/>
+          <w:lang w:val="en-BR"/>
         </w:rPr>
         <w:t>shells</w:t>
       </w:r>
       <w:r>
-        <w:t xml:space="preserve">, garantindo que a postura de cibersegurança da empresa escale na mesma velocidade do desenvolvimento de software. Complementarmente, o Kyverno atua como motor de </w:t>
-      </w:r>
-      <w:r>
-        <w:rPr>
+        <w:rPr>
+          <w:rFonts w:ascii="Times New Roman" w:hAnsi="Times New Roman" w:cs="Times New Roman"/>
+          <w:sz w:val="24"/>
+          <w:szCs w:val="24"/>
+          <w:lang w:val="en-BR"/>
+        </w:rPr>
+        <w:t xml:space="preserve"> (CHAINGUARD, 2026). Complementarmente, o Kyverno atua como motor de </w:t>
+      </w:r>
+      <w:r>
+        <w:rPr>
+          <w:rFonts w:ascii="Times New Roman" w:hAnsi="Times New Roman" w:cs="Times New Roman"/>
           <w:i/>
           <w:iCs/>
+          <w:sz w:val="24"/>
+          <w:szCs w:val="24"/>
+          <w:lang w:val="en-BR"/>
         </w:rPr>
         <w:t>Policy as Code</w:t>
       </w:r>
       <w:r>
-        <w:t xml:space="preserve">, bloqueando implantações fora do padrão, e o </w:t>
-      </w:r>
-      <w:r>
-        <w:rPr>
+        <w:rPr>
+          <w:rFonts w:ascii="Times New Roman" w:hAnsi="Times New Roman" w:cs="Times New Roman"/>
+          <w:sz w:val="24"/>
+          <w:szCs w:val="24"/>
+          <w:lang w:val="en-BR"/>
+        </w:rPr>
+        <w:t xml:space="preserve">, bloqueando implantações fora do padrão (KYVERNO, 2026), e o </w:t>
+      </w:r>
+      <w:r>
+        <w:rPr>
+          <w:rFonts w:ascii="Times New Roman" w:hAnsi="Times New Roman" w:cs="Times New Roman"/>
           <w:i/>
           <w:iCs/>
+          <w:sz w:val="24"/>
+          <w:szCs w:val="24"/>
+          <w:lang w:val="en-BR"/>
         </w:rPr>
         <w:t>Azure Key Vault</w:t>
       </w:r>
       <w:r>
+        <w:rPr>
+          <w:rFonts w:ascii="Times New Roman" w:hAnsi="Times New Roman" w:cs="Times New Roman"/>
+          <w:sz w:val="24"/>
+          <w:szCs w:val="24"/>
+          <w:lang w:val="en-BR"/>
+        </w:rPr>
         <w:t xml:space="preserve"> gerencia segredos de forma segura via </w:t>
       </w:r>
       <w:r>
         <w:rPr>
+          <w:rFonts w:ascii="Times New Roman" w:hAnsi="Times New Roman" w:cs="Times New Roman"/>
           <w:i/>
           <w:iCs/>
+          <w:sz w:val="24"/>
+          <w:szCs w:val="24"/>
+          <w:lang w:val="en-BR"/>
         </w:rPr>
         <w:t>CSI Driver</w:t>
       </w:r>
       <w:r>
-        <w:t>.</w:t>
+        <w:rPr>
+          <w:rFonts w:ascii="Times New Roman" w:hAnsi="Times New Roman" w:cs="Times New Roman"/>
+          <w:sz w:val="24"/>
+          <w:szCs w:val="24"/>
+          <w:lang w:val="en-BR"/>
+        </w:rPr>
+        <w:t xml:space="preserve"> (MICROSOFT, 2026b).</w:t>
       </w:r>
     </w:p>
     <w:p>
@@ -1204,17 +1381,36 @@
           <w:tab w:val="center" w:pos="4252"/>
           <w:tab w:val="right" w:pos="8504"/>
         </w:tabs>
-        <w:spacing w:after="0" w:line="360" w:lineRule="auto"/>
         <w:contextualSpacing/>
-        <w:jc w:val="both"/>
-        <w:rPr>
-          <w:rFonts w:ascii="Times New Roman" w:eastAsia="Times New Roman" w:hAnsi="Times New Roman" w:cs="Times New Roman"/>
-          <w:color w:val="808080" w:themeColor="background1" w:themeShade="80"/>
-          <w:sz w:val="18"/>
-          <w:szCs w:val="18"/>
+        <w:rPr>
+          <w:rFonts w:ascii="Times New Roman" w:eastAsia="Times New Roman" w:hAnsi="Times New Roman" w:cs="Times New Roman"/>
+          <w:b/>
+          <w:sz w:val="24"/>
+          <w:szCs w:val="24"/>
           <w:lang w:val="en-BR" w:eastAsia="pt-BR"/>
         </w:rPr>
       </w:pPr>
+    </w:p>
+    <w:p>
+      <w:pPr>
+        <w:rPr>
+          <w:rFonts w:ascii="Times New Roman" w:eastAsia="Times New Roman" w:hAnsi="Times New Roman" w:cs="Times New Roman"/>
+          <w:b/>
+          <w:sz w:val="24"/>
+          <w:szCs w:val="24"/>
+          <w:lang w:val="pt-PT" w:eastAsia="pt-BR"/>
+        </w:rPr>
+      </w:pPr>
+      <w:r>
+        <w:rPr>
+          <w:rFonts w:ascii="Times New Roman" w:eastAsia="Times New Roman" w:hAnsi="Times New Roman" w:cs="Times New Roman"/>
+          <w:b/>
+          <w:sz w:val="24"/>
+          <w:szCs w:val="24"/>
+          <w:lang w:val="pt-PT" w:eastAsia="pt-BR"/>
+        </w:rPr>
+        <w:br w:type="page"/>
+      </w:r>
     </w:p>
     <w:p>
       <w:pPr>
@@ -1222,9 +1418,8 @@
           <w:tab w:val="center" w:pos="4252"/>
           <w:tab w:val="right" w:pos="8504"/>
         </w:tabs>
-        <w:spacing w:after="0" w:line="360" w:lineRule="auto"/>
+        <w:ind w:firstLine="0"/>
         <w:contextualSpacing/>
-        <w:jc w:val="both"/>
         <w:rPr>
           <w:rFonts w:ascii="Times New Roman" w:eastAsia="Times New Roman" w:hAnsi="Times New Roman" w:cs="Times New Roman"/>
           <w:b/>
@@ -1233,9 +1428,7 @@
           <w:lang w:val="pt-PT" w:eastAsia="pt-BR"/>
         </w:rPr>
       </w:pPr>
-    </w:p>
-    <w:p>
-      <w:pPr>
+      <w:r>
         <w:rPr>
           <w:rFonts w:ascii="Times New Roman" w:eastAsia="Times New Roman" w:hAnsi="Times New Roman" w:cs="Times New Roman"/>
           <w:b/>
@@ -1243,16 +1436,8 @@
           <w:szCs w:val="24"/>
           <w:lang w:val="pt-PT" w:eastAsia="pt-BR"/>
         </w:rPr>
-      </w:pPr>
-      <w:r>
-        <w:rPr>
-          <w:rFonts w:ascii="Times New Roman" w:eastAsia="Times New Roman" w:hAnsi="Times New Roman" w:cs="Times New Roman"/>
-          <w:b/>
-          <w:sz w:val="24"/>
-          <w:szCs w:val="24"/>
-          <w:lang w:val="pt-PT" w:eastAsia="pt-BR"/>
-        </w:rPr>
-        <w:br w:type="page"/>
+        <w:lastRenderedPageBreak/>
+        <w:t>PERCURSO METODOLÓGICO DA INTERVENÇÃO</w:t>
       </w:r>
     </w:p>
     <w:p>
@@ -1261,9 +1446,8 @@
           <w:tab w:val="center" w:pos="4252"/>
           <w:tab w:val="right" w:pos="8504"/>
         </w:tabs>
-        <w:spacing w:after="0" w:line="360" w:lineRule="auto"/>
+        <w:ind w:firstLine="0"/>
         <w:contextualSpacing/>
-        <w:jc w:val="both"/>
         <w:rPr>
           <w:rFonts w:ascii="Times New Roman" w:eastAsia="Times New Roman" w:hAnsi="Times New Roman" w:cs="Times New Roman"/>
           <w:b/>
@@ -1272,83 +1456,175 @@
           <w:lang w:val="pt-PT" w:eastAsia="pt-BR"/>
         </w:rPr>
       </w:pPr>
-      <w:r>
-        <w:rPr>
-          <w:rFonts w:ascii="Times New Roman" w:eastAsia="Times New Roman" w:hAnsi="Times New Roman" w:cs="Times New Roman"/>
-          <w:b/>
-          <w:sz w:val="24"/>
-          <w:szCs w:val="24"/>
-          <w:lang w:val="pt-PT" w:eastAsia="pt-BR"/>
-        </w:rPr>
-        <w:lastRenderedPageBreak/>
-        <w:t>PERCURSO METODOLÓGICO DA INTERVENÇÃO</w:t>
-      </w:r>
-    </w:p>
-    <w:p>
-      <w:pPr>
-        <w:pStyle w:val="NormalWeb"/>
-        <w:spacing w:before="0" w:beforeAutospacing="0" w:after="0" w:afterAutospacing="0" w:line="360" w:lineRule="auto"/>
-        <w:jc w:val="both"/>
-      </w:pPr>
-      <w:r>
-        <w:rPr>
+    </w:p>
+    <w:p>
+      <w:pPr>
+        <w:ind w:firstLine="0"/>
+        <w:rPr>
+          <w:rFonts w:ascii="Times New Roman" w:eastAsia="Times New Roman" w:hAnsi="Times New Roman" w:cs="Times New Roman"/>
+          <w:sz w:val="24"/>
+          <w:szCs w:val="24"/>
+          <w:lang w:val="en-BR"/>
+        </w:rPr>
+      </w:pPr>
+      <w:r>
+        <w:rPr>
+          <w:rFonts w:ascii="Times New Roman" w:eastAsia="Times New Roman" w:hAnsi="Times New Roman" w:cs="Times New Roman"/>
           <w:b/>
           <w:bCs/>
+          <w:sz w:val="24"/>
+          <w:szCs w:val="24"/>
+          <w:lang w:val="en-BR"/>
+        </w:rPr>
+        <w:t>Nota Metodológica sobre o uso de Inteligência Artificial</w:t>
+      </w:r>
+      <w:r>
+        <w:rPr>
+          <w:rFonts w:ascii="Times New Roman" w:eastAsia="Times New Roman" w:hAnsi="Times New Roman" w:cs="Times New Roman"/>
+          <w:sz w:val="24"/>
+          <w:szCs w:val="24"/>
+          <w:lang w:val="en-BR"/>
+        </w:rPr>
+        <w:t xml:space="preserve"> </w:t>
+      </w:r>
+    </w:p>
+    <w:p>
+      <w:pPr>
+        <w:rPr>
+          <w:rFonts w:ascii="Times New Roman" w:eastAsia="Times New Roman" w:hAnsi="Times New Roman" w:cs="Times New Roman"/>
+          <w:sz w:val="24"/>
+          <w:szCs w:val="24"/>
+          <w:lang w:val="en-BR"/>
+        </w:rPr>
+      </w:pPr>
+      <w:r>
+        <w:rPr>
+          <w:rFonts w:ascii="Times New Roman" w:eastAsia="Times New Roman" w:hAnsi="Times New Roman" w:cs="Times New Roman"/>
+          <w:sz w:val="24"/>
+          <w:szCs w:val="24"/>
+          <w:lang w:val="en-BR"/>
+        </w:rPr>
+        <w:t xml:space="preserve">Em conformidade com as diretrizes e boas práticas acadêmicas atuais, declara-se que a elaboração deste projeto contou com o apoio da ferramenta de inteligência artificial generativa Google Gemini. A IA foi utilizada exclusivamente como assistente para estruturação do escopo, </w:t>
+      </w:r>
+      <w:r>
+        <w:rPr>
+          <w:rFonts w:ascii="Times New Roman" w:eastAsia="Times New Roman" w:hAnsi="Times New Roman" w:cs="Times New Roman"/>
+          <w:i/>
+          <w:iCs/>
+          <w:sz w:val="24"/>
+          <w:szCs w:val="24"/>
+          <w:lang w:val="en-BR"/>
+        </w:rPr>
+        <w:t>brainstorming</w:t>
+      </w:r>
+      <w:r>
+        <w:rPr>
+          <w:rFonts w:ascii="Times New Roman" w:eastAsia="Times New Roman" w:hAnsi="Times New Roman" w:cs="Times New Roman"/>
+          <w:sz w:val="24"/>
+          <w:szCs w:val="24"/>
+          <w:lang w:val="en-BR"/>
+        </w:rPr>
+        <w:t xml:space="preserve"> de soluções arquiteturais e organização textual das ideias. A autoria, as decisões arquiteturais da </w:t>
+      </w:r>
+      <w:r>
+        <w:rPr>
+          <w:rFonts w:ascii="Times New Roman" w:eastAsia="Times New Roman" w:hAnsi="Times New Roman" w:cs="Times New Roman"/>
+          <w:i/>
+          <w:iCs/>
+          <w:sz w:val="24"/>
+          <w:szCs w:val="24"/>
+          <w:lang w:val="en-BR"/>
+        </w:rPr>
+        <w:t>stack</w:t>
+      </w:r>
+      <w:r>
+        <w:rPr>
+          <w:rFonts w:ascii="Times New Roman" w:eastAsia="Times New Roman" w:hAnsi="Times New Roman" w:cs="Times New Roman"/>
+          <w:sz w:val="24"/>
+          <w:szCs w:val="24"/>
+          <w:lang w:val="en-BR"/>
+        </w:rPr>
+        <w:t xml:space="preserve"> tecnológica (Azure, Crossplane, Kyverno), a curadoria do conteúdo e a validação teórica são de inteira responsabilidade do autor deste documento.</w:t>
+      </w:r>
+    </w:p>
+    <w:p>
+      <w:pPr>
+        <w:rPr>
+          <w:rFonts w:ascii="Times New Roman" w:eastAsia="Times New Roman" w:hAnsi="Times New Roman" w:cs="Times New Roman"/>
+          <w:b/>
+          <w:bCs/>
+          <w:sz w:val="24"/>
+          <w:szCs w:val="24"/>
+          <w:lang w:val="en-BR"/>
+        </w:rPr>
+      </w:pPr>
+    </w:p>
+    <w:p>
+      <w:pPr>
+        <w:ind w:firstLine="0"/>
+        <w:rPr>
+          <w:rFonts w:ascii="Times New Roman" w:eastAsia="Times New Roman" w:hAnsi="Times New Roman" w:cs="Times New Roman"/>
+          <w:sz w:val="24"/>
+          <w:szCs w:val="24"/>
+          <w:lang w:val="en-BR"/>
+        </w:rPr>
+      </w:pPr>
+      <w:r>
+        <w:rPr>
+          <w:rFonts w:ascii="Times New Roman" w:eastAsia="Times New Roman" w:hAnsi="Times New Roman" w:cs="Times New Roman"/>
+          <w:b/>
+          <w:bCs/>
+          <w:sz w:val="24"/>
+          <w:szCs w:val="24"/>
+          <w:lang w:val="en-BR"/>
         </w:rPr>
         <w:t>Arquitetura Lógica da Solução</w:t>
       </w:r>
       <w:r>
+        <w:rPr>
+          <w:rFonts w:ascii="Times New Roman" w:eastAsia="Times New Roman" w:hAnsi="Times New Roman" w:cs="Times New Roman"/>
+          <w:sz w:val="24"/>
+          <w:szCs w:val="24"/>
+          <w:lang w:val="en-BR"/>
+        </w:rPr>
         <w:t xml:space="preserve"> </w:t>
       </w:r>
     </w:p>
     <w:p>
       <w:pPr>
-        <w:pStyle w:val="NormalWeb"/>
-        <w:spacing w:before="0" w:beforeAutospacing="0" w:after="0" w:afterAutospacing="0" w:line="360" w:lineRule="auto"/>
-        <w:jc w:val="both"/>
-      </w:pPr>
-      <w:r>
-        <w:rPr>
-          <w:rStyle w:val="citation-228"/>
-        </w:rPr>
-        <w:t>Para tornar a IDP confiável e resiliente a mudanças, a arquitetura foi desenhada com forte separação de responsabilidades</w:t>
-      </w:r>
-      <w:r>
-        <w:t xml:space="preserve">. </w:t>
-      </w:r>
-      <w:r>
-        <w:rPr>
-          <w:rStyle w:val="citation-227"/>
-        </w:rPr>
-        <w:t xml:space="preserve">Isso significa que o sistema é modular o suficiente para que cada pedaço de código tenha um escopo único, garantindo alta coesão e baixo acoplamento </w:t>
-      </w:r>
-      <w:r>
-        <w:t xml:space="preserve">. </w:t>
-      </w:r>
-      <w:r>
-        <w:rPr>
-          <w:rStyle w:val="citation-226"/>
-        </w:rPr>
-        <w:t>Essa extensibilidade permite que a organização troque módulos, altere camadas e adicione novos serviços sem quebrar os contratos de dados subjacentes das outras ferramentas, mantendo a plataforma em execução mesmo durante atualizações críticas</w:t>
-      </w:r>
-      <w:r>
-        <w:t>.</w:t>
-      </w:r>
-    </w:p>
-    <w:p>
-      <w:pPr>
-        <w:pStyle w:val="NormalWeb"/>
-        <w:spacing w:before="0" w:beforeAutospacing="0" w:after="0" w:afterAutospacing="0" w:line="360" w:lineRule="auto"/>
-        <w:jc w:val="both"/>
-      </w:pPr>
-    </w:p>
-    <w:p>
-      <w:pPr>
-        <w:pStyle w:val="NormalWeb"/>
-        <w:spacing w:before="0" w:beforeAutospacing="0" w:line="360" w:lineRule="auto"/>
-        <w:jc w:val="both"/>
-      </w:pPr>
-      <w:r>
+        <w:rPr>
+          <w:rFonts w:ascii="Times New Roman" w:eastAsia="Times New Roman" w:hAnsi="Times New Roman" w:cs="Times New Roman"/>
+          <w:sz w:val="24"/>
+          <w:szCs w:val="24"/>
+          <w:lang w:val="en-BR"/>
+        </w:rPr>
+      </w:pPr>
+      <w:r>
+        <w:rPr>
+          <w:rFonts w:ascii="Times New Roman" w:eastAsia="Times New Roman" w:hAnsi="Times New Roman" w:cs="Times New Roman"/>
+          <w:sz w:val="24"/>
+          <w:szCs w:val="24"/>
+          <w:lang w:val="en-BR"/>
+        </w:rPr>
+        <w:t>Para tornar o IDP confiável e resiliente a mudanças, a arquitetura foi desenhada com forte separação de responsabilidades (SKELTON; PAIS, 2019). O sistema é modular o suficiente para que cada pedaço de código tenha um escopo único, garantindo alta coesão e baixo acoplamento.</w:t>
+      </w:r>
+    </w:p>
+    <w:p>
+      <w:pPr>
+        <w:rPr>
+          <w:rFonts w:ascii="Times New Roman" w:eastAsia="Times New Roman" w:hAnsi="Times New Roman" w:cs="Times New Roman"/>
+          <w:sz w:val="24"/>
+          <w:szCs w:val="24"/>
+          <w:lang w:val="en-BR"/>
+        </w:rPr>
+      </w:pPr>
+      <w:r>
+        <w:rPr>
+          <w:rFonts w:ascii="Times New Roman" w:eastAsia="Times New Roman" w:hAnsi="Times New Roman" w:cs="Times New Roman"/>
+          <w:sz w:val="24"/>
+          <w:szCs w:val="24"/>
+          <w:lang w:val="en-BR"/>
+        </w:rPr>
         <w:t>A plataforma será dividida em quatro camadas principais:</w:t>
       </w:r>
     </w:p>
@@ -1365,9 +1641,9 @@
           <w:noProof/>
         </w:rPr>
         <w:drawing>
-          <wp:inline distT="0" distB="0" distL="0" distR="0" wp14:anchorId="3F9BC34C" wp14:editId="55A01892">
-            <wp:extent cx="4064000" cy="3683000"/>
-            <wp:effectExtent l="0" t="0" r="0" b="0"/>
+          <wp:inline distT="0" distB="0" distL="0" distR="0" wp14:anchorId="3F9BC34C" wp14:editId="2587BB24">
+            <wp:extent cx="3563816" cy="3229708"/>
+            <wp:effectExtent l="0" t="0" r="5080" b="0"/>
             <wp:docPr id="1310922759" name="Picture 1"/>
             <wp:cNvGraphicFramePr>
               <a:graphicFrameLocks xmlns:a="http://schemas.openxmlformats.org/drawingml/2006/main" noChangeAspect="1"/>
@@ -1394,7 +1670,7 @@
                   <pic:spPr>
                     <a:xfrm>
                       <a:off x="0" y="0"/>
-                      <a:ext cx="4064000" cy="3683000"/>
+                      <a:ext cx="3594762" cy="3257753"/>
                     </a:xfrm>
                     <a:prstGeom prst="rect">
                       <a:avLst/>
@@ -1417,14 +1693,27 @@
       <w:r>
         <w:t xml:space="preserve">Figura </w:t>
       </w:r>
-      <w:fldSimple w:instr=" SEQ Figura \* ARABIC ">
-        <w:r>
-          <w:rPr>
-            <w:noProof/>
-          </w:rPr>
-          <w:t>1</w:t>
-        </w:r>
-      </w:fldSimple>
+      <w:r>
+        <w:fldChar w:fldCharType="begin"/>
+      </w:r>
+      <w:r>
+        <w:instrText xml:space="preserve"> SEQ Figura \* ARABIC </w:instrText>
+      </w:r>
+      <w:r>
+        <w:fldChar w:fldCharType="separate"/>
+      </w:r>
+      <w:r>
+        <w:rPr>
+          <w:noProof/>
+        </w:rPr>
+        <w:t>1</w:t>
+      </w:r>
+      <w:r>
+        <w:rPr>
+          <w:noProof/>
+        </w:rPr>
+        <w:fldChar w:fldCharType="end"/>
+      </w:r>
       <w:r>
         <w:t xml:space="preserve">: </w:t>
       </w:r>
@@ -1437,191 +1726,337 @@
     </w:p>
     <w:p>
       <w:pPr>
-        <w:pStyle w:val="NormalWeb"/>
+        <w:pStyle w:val="ListParagraph"/>
         <w:numPr>
           <w:ilvl w:val="0"/>
-          <w:numId w:val="5"/>
+          <w:numId w:val="7"/>
         </w:numPr>
-        <w:spacing w:before="0" w:beforeAutospacing="0" w:line="360" w:lineRule="auto"/>
-        <w:jc w:val="both"/>
-      </w:pPr>
-      <w:r>
-        <w:rPr>
-          <w:b/>
-          <w:bCs/>
-        </w:rPr>
+        <w:tabs>
+          <w:tab w:val="center" w:pos="4252"/>
+          <w:tab w:val="right" w:pos="8504"/>
+        </w:tabs>
+        <w:ind w:left="1068"/>
+        <w:rPr>
+          <w:rFonts w:ascii="Times New Roman" w:hAnsi="Times New Roman" w:cs="Times New Roman"/>
+          <w:sz w:val="24"/>
+          <w:szCs w:val="24"/>
+          <w:lang w:val="en-BR"/>
+        </w:rPr>
+      </w:pPr>
+      <w:r>
+        <w:rPr>
+          <w:rFonts w:ascii="Times New Roman" w:hAnsi="Times New Roman" w:cs="Times New Roman"/>
+          <w:sz w:val="24"/>
+          <w:szCs w:val="24"/>
+          <w:lang w:val="en-BR"/>
+        </w:rPr>
+        <w:lastRenderedPageBreak/>
         <w:t>Camada de Interação (</w:t>
       </w:r>
       <w:r>
         <w:rPr>
-          <w:b/>
-          <w:bCs/>
+          <w:rFonts w:ascii="Times New Roman" w:hAnsi="Times New Roman" w:cs="Times New Roman"/>
           <w:i/>
           <w:iCs/>
+          <w:sz w:val="24"/>
+          <w:szCs w:val="24"/>
+          <w:lang w:val="en-BR"/>
         </w:rPr>
         <w:t>Developer Portal</w:t>
       </w:r>
       <w:r>
         <w:rPr>
-          <w:b/>
-          <w:bCs/>
-        </w:rPr>
-        <w:t>):</w:t>
-      </w:r>
-      <w:r>
-        <w:t xml:space="preserve"> Uma interface unificada onde os desenvolvedores podem descobrir serviços, consultar documentações e solicitar o provisionamento de novos recursos por meio de </w:t>
-      </w:r>
-      <w:r>
-        <w:rPr>
+          <w:rFonts w:ascii="Times New Roman" w:hAnsi="Times New Roman" w:cs="Times New Roman"/>
+          <w:sz w:val="24"/>
+          <w:szCs w:val="24"/>
+          <w:lang w:val="en-BR"/>
+        </w:rPr>
+        <w:t xml:space="preserve">): Interface unificada onde os desenvolvedores solicitam o provisionamento de recursos por meio de </w:t>
+      </w:r>
+      <w:r>
+        <w:rPr>
+          <w:rFonts w:ascii="Times New Roman" w:hAnsi="Times New Roman" w:cs="Times New Roman"/>
           <w:i/>
           <w:iCs/>
+          <w:sz w:val="24"/>
+          <w:szCs w:val="24"/>
+          <w:lang w:val="en-BR"/>
         </w:rPr>
         <w:t>Golden Paths</w:t>
       </w:r>
       <w:r>
+        <w:rPr>
+          <w:rFonts w:ascii="Times New Roman" w:hAnsi="Times New Roman" w:cs="Times New Roman"/>
+          <w:sz w:val="24"/>
+          <w:szCs w:val="24"/>
+          <w:lang w:val="en-BR"/>
+        </w:rPr>
         <w:t>.</w:t>
       </w:r>
     </w:p>
     <w:p>
       <w:pPr>
-        <w:pStyle w:val="NormalWeb"/>
+        <w:pStyle w:val="ListParagraph"/>
         <w:numPr>
           <w:ilvl w:val="0"/>
-          <w:numId w:val="5"/>
+          <w:numId w:val="7"/>
         </w:numPr>
-        <w:spacing w:before="0" w:beforeAutospacing="0" w:after="0" w:afterAutospacing="0" w:line="360" w:lineRule="auto"/>
-        <w:jc w:val="both"/>
-      </w:pPr>
-      <w:r>
-        <w:rPr>
-          <w:b/>
-          <w:bCs/>
-        </w:rPr>
-        <w:lastRenderedPageBreak/>
-        <w:t>Camada de Automação e CI/CD:</w:t>
-      </w:r>
-      <w:r>
-        <w:t xml:space="preserve"> Responsável pela execução (pipelines no Azure Pipelines e sincronização via ArgoCD).</w:t>
-      </w:r>
-    </w:p>
-    <w:p>
-      <w:pPr>
-        <w:pStyle w:val="NormalWeb"/>
+        <w:tabs>
+          <w:tab w:val="center" w:pos="4252"/>
+          <w:tab w:val="right" w:pos="8504"/>
+        </w:tabs>
+        <w:ind w:left="1068"/>
+        <w:rPr>
+          <w:rFonts w:ascii="Times New Roman" w:hAnsi="Times New Roman" w:cs="Times New Roman"/>
+          <w:sz w:val="24"/>
+          <w:szCs w:val="24"/>
+          <w:lang w:val="en-BR"/>
+        </w:rPr>
+      </w:pPr>
+      <w:r>
+        <w:rPr>
+          <w:rFonts w:ascii="Times New Roman" w:hAnsi="Times New Roman" w:cs="Times New Roman"/>
+          <w:sz w:val="24"/>
+          <w:szCs w:val="24"/>
+          <w:lang w:val="en-BR"/>
+        </w:rPr>
+        <w:t>Camada de Automação e CI/CD: Responsável pela execução (pipelines no Azure Pipelines e sincronização via ArgoCD).</w:t>
+      </w:r>
+    </w:p>
+    <w:p>
+      <w:pPr>
+        <w:pStyle w:val="ListParagraph"/>
         <w:numPr>
           <w:ilvl w:val="0"/>
-          <w:numId w:val="5"/>
+          <w:numId w:val="7"/>
         </w:numPr>
-        <w:spacing w:before="0" w:beforeAutospacing="0" w:line="360" w:lineRule="auto"/>
-        <w:jc w:val="both"/>
-      </w:pPr>
-      <w:r>
-        <w:rPr>
-          <w:rStyle w:val="citation-225"/>
-          <w:b/>
-          <w:bCs/>
+        <w:tabs>
+          <w:tab w:val="center" w:pos="4252"/>
+          <w:tab w:val="right" w:pos="8504"/>
+        </w:tabs>
+        <w:ind w:left="1068"/>
+        <w:rPr>
+          <w:rFonts w:ascii="Times New Roman" w:hAnsi="Times New Roman" w:cs="Times New Roman"/>
+          <w:sz w:val="24"/>
+          <w:szCs w:val="24"/>
+          <w:lang w:val="en-BR"/>
+        </w:rPr>
+      </w:pPr>
+      <w:r>
+        <w:rPr>
+          <w:rFonts w:ascii="Times New Roman" w:hAnsi="Times New Roman" w:cs="Times New Roman"/>
+          <w:sz w:val="24"/>
+          <w:szCs w:val="24"/>
+          <w:lang w:val="en-BR"/>
         </w:rPr>
         <w:t>Camada de Orquestração (</w:t>
       </w:r>
       <w:r>
         <w:rPr>
-          <w:rStyle w:val="citation-225"/>
-          <w:b/>
-          <w:bCs/>
+          <w:rFonts w:ascii="Times New Roman" w:hAnsi="Times New Roman" w:cs="Times New Roman"/>
           <w:i/>
           <w:iCs/>
+          <w:sz w:val="24"/>
+          <w:szCs w:val="24"/>
+          <w:lang w:val="en-BR"/>
         </w:rPr>
         <w:t>Control Plane</w:t>
       </w:r>
       <w:r>
         <w:rPr>
-          <w:rStyle w:val="citation-225"/>
+          <w:rFonts w:ascii="Times New Roman" w:hAnsi="Times New Roman" w:cs="Times New Roman"/>
+          <w:sz w:val="24"/>
+          <w:szCs w:val="24"/>
+          <w:lang w:val="en-BR"/>
+        </w:rPr>
+        <w:t>): A decisão de hospedar o IDP de forma nativa no Kubernetes (AKS) garante escalabilidade ímpar, adicionando automaticamente novos pods e réplicas dos serviços nos horários de pico comercial (MICROSOFT, 2026a). Recebe as requisições via estrutura RESTful e traduz em comandos baseados em manifestos do Crossplane.</w:t>
+      </w:r>
+    </w:p>
+    <w:p>
+      <w:pPr>
+        <w:pStyle w:val="ListParagraph"/>
+        <w:numPr>
+          <w:ilvl w:val="0"/>
+          <w:numId w:val="7"/>
+        </w:numPr>
+        <w:tabs>
+          <w:tab w:val="center" w:pos="4252"/>
+          <w:tab w:val="right" w:pos="8504"/>
+        </w:tabs>
+        <w:ind w:left="1068"/>
+        <w:rPr>
+          <w:rFonts w:ascii="Times New Roman" w:hAnsi="Times New Roman" w:cs="Times New Roman"/>
+          <w:sz w:val="24"/>
+          <w:szCs w:val="24"/>
+          <w:lang w:val="en-BR"/>
+        </w:rPr>
+      </w:pPr>
+      <w:r>
+        <w:rPr>
+          <w:rFonts w:ascii="Times New Roman" w:hAnsi="Times New Roman" w:cs="Times New Roman"/>
+          <w:sz w:val="24"/>
+          <w:szCs w:val="24"/>
+          <w:lang w:val="en-BR"/>
+        </w:rPr>
+        <w:t>Camada de Infraestrutura e Nuvem (On Demand): Onde os recursos reais são provisionados dinamicamente via código.</w:t>
+      </w:r>
+    </w:p>
+    <w:p>
+      <w:pPr>
+        <w:tabs>
+          <w:tab w:val="center" w:pos="4252"/>
+          <w:tab w:val="right" w:pos="8504"/>
+        </w:tabs>
+        <w:contextualSpacing/>
+        <w:rPr>
+          <w:rFonts w:ascii="Times New Roman" w:hAnsi="Times New Roman" w:cs="Times New Roman"/>
           <w:b/>
           <w:bCs/>
-        </w:rPr>
-        <w:t>):</w:t>
-      </w:r>
-      <w:r>
-        <w:rPr>
-          <w:rStyle w:val="citation-225"/>
-        </w:rPr>
-        <w:t xml:space="preserve"> A decisão de hospedar </w:t>
-      </w:r>
-      <w:r>
-        <w:rPr>
-          <w:rStyle w:val="citation-225"/>
-        </w:rPr>
-        <w:t>o</w:t>
-      </w:r>
-      <w:r>
-        <w:rPr>
-          <w:rStyle w:val="citation-225"/>
-        </w:rPr>
-        <w:t xml:space="preserve"> própria IDP de forma nativa no Kubernetes (AKS) garante uma escalabilidade ímpar para a plataforma</w:t>
-      </w:r>
-      <w:r>
-        <w:t xml:space="preserve">. O Kubernetes permite que a arquitetura seja dimensionada horizontalmente, adicionando automaticamente novos </w:t>
-      </w:r>
-      <w:r>
-        <w:rPr>
+          <w:sz w:val="24"/>
+          <w:szCs w:val="24"/>
+        </w:rPr>
+      </w:pPr>
+    </w:p>
+    <w:p>
+      <w:pPr>
+        <w:ind w:firstLine="0"/>
+        <w:rPr>
+          <w:rFonts w:ascii="Times New Roman" w:hAnsi="Times New Roman" w:cs="Times New Roman"/>
+          <w:b/>
+          <w:bCs/>
+          <w:sz w:val="24"/>
+          <w:szCs w:val="24"/>
+        </w:rPr>
+      </w:pPr>
+      <w:r>
+        <w:rPr>
+          <w:rFonts w:ascii="Times New Roman" w:hAnsi="Times New Roman" w:cs="Times New Roman"/>
+          <w:b/>
+          <w:bCs/>
+          <w:sz w:val="24"/>
+          <w:szCs w:val="24"/>
+        </w:rPr>
+        <w:t>Análise e Mitigação de Riscos</w:t>
+      </w:r>
+    </w:p>
+    <w:p>
+      <w:pPr>
+        <w:tabs>
+          <w:tab w:val="center" w:pos="4252"/>
+          <w:tab w:val="right" w:pos="8504"/>
+        </w:tabs>
+        <w:contextualSpacing/>
+        <w:rPr>
+          <w:rFonts w:ascii="Times New Roman" w:eastAsia="Times New Roman" w:hAnsi="Times New Roman" w:cs="Times New Roman"/>
+          <w:color w:val="000000" w:themeColor="text1"/>
+          <w:sz w:val="24"/>
+          <w:szCs w:val="24"/>
+          <w:lang w:val="en-BR" w:eastAsia="pt-BR"/>
+        </w:rPr>
+      </w:pPr>
+      <w:r>
+        <w:rPr>
+          <w:rFonts w:ascii="Times New Roman" w:eastAsia="Times New Roman" w:hAnsi="Times New Roman" w:cs="Times New Roman"/>
+          <w:color w:val="000000" w:themeColor="text1"/>
+          <w:sz w:val="24"/>
+          <w:szCs w:val="24"/>
+          <w:lang w:val="en-BR" w:eastAsia="pt-BR"/>
+        </w:rPr>
+        <w:t xml:space="preserve">No que tange à análise e mitigação de riscos da plataforma, o primeiro desafio identificado é a possível rejeição por parte dos desenvolvedores. Como estratégia de mitigação, propõe-se tratar o IDP como um produto, envolvendo os usuários finais no desenho dos </w:t>
+      </w:r>
+      <w:r>
+        <w:rPr>
+          <w:rFonts w:ascii="Times New Roman" w:eastAsia="Times New Roman" w:hAnsi="Times New Roman" w:cs="Times New Roman"/>
           <w:i/>
           <w:iCs/>
-        </w:rPr>
-        <w:t>pods</w:t>
-      </w:r>
-      <w:r>
-        <w:t xml:space="preserve"> e réplicas dos serviços d</w:t>
-      </w:r>
-      <w:r>
-        <w:t>o</w:t>
-      </w:r>
-      <w:r>
-        <w:t xml:space="preserve"> IDP nos horários de pico. Recebe as requisições via uma estrutura RESTful e traduz em comandos de automação baseados em manifestos processados pelo Crossplane.</w:t>
-      </w:r>
-    </w:p>
-    <w:p>
-      <w:pPr>
-        <w:pStyle w:val="NormalWeb"/>
-        <w:numPr>
-          <w:ilvl w:val="0"/>
-          <w:numId w:val="5"/>
-        </w:numPr>
-        <w:spacing w:before="0" w:beforeAutospacing="0" w:after="0" w:afterAutospacing="0" w:line="360" w:lineRule="auto"/>
-        <w:jc w:val="both"/>
-      </w:pPr>
-      <w:r>
-        <w:rPr>
-          <w:rStyle w:val="citation-224"/>
-          <w:b/>
-          <w:bCs/>
-        </w:rPr>
-        <w:t>Camada de Infraestrutura e Nuvem (</w:t>
-      </w:r>
-      <w:r>
-        <w:rPr>
-          <w:rStyle w:val="citation-224"/>
-          <w:b/>
-          <w:bCs/>
+          <w:color w:val="000000" w:themeColor="text1"/>
+          <w:sz w:val="24"/>
+          <w:szCs w:val="24"/>
+          <w:lang w:val="en-BR" w:eastAsia="pt-BR"/>
+        </w:rPr>
+        <w:t>templates</w:t>
+      </w:r>
+      <w:r>
+        <w:rPr>
+          <w:rFonts w:ascii="Times New Roman" w:eastAsia="Times New Roman" w:hAnsi="Times New Roman" w:cs="Times New Roman"/>
+          <w:color w:val="000000" w:themeColor="text1"/>
+          <w:sz w:val="24"/>
+          <w:szCs w:val="24"/>
+          <w:lang w:val="en-BR" w:eastAsia="pt-BR"/>
+        </w:rPr>
+        <w:t>. Essa abordagem colaborativa é fundamental para garantir uma efetiva redução do tempo de setup local, diminuindo o atrito e incentivando a adoção orgânica da ferramenta pelas equipes de engenharia.</w:t>
+      </w:r>
+    </w:p>
+    <w:p>
+      <w:pPr>
+        <w:tabs>
+          <w:tab w:val="center" w:pos="4252"/>
+          <w:tab w:val="right" w:pos="8504"/>
+        </w:tabs>
+        <w:contextualSpacing/>
+        <w:rPr>
+          <w:rFonts w:ascii="Times New Roman" w:eastAsia="Times New Roman" w:hAnsi="Times New Roman" w:cs="Times New Roman"/>
+          <w:color w:val="000000" w:themeColor="text1"/>
+          <w:sz w:val="24"/>
+          <w:szCs w:val="24"/>
+          <w:lang w:val="en-BR" w:eastAsia="pt-BR"/>
+        </w:rPr>
+      </w:pPr>
+      <w:r>
+        <w:rPr>
+          <w:rFonts w:ascii="Times New Roman" w:eastAsia="Times New Roman" w:hAnsi="Times New Roman" w:cs="Times New Roman"/>
+          <w:color w:val="000000" w:themeColor="text1"/>
+          <w:sz w:val="24"/>
+          <w:szCs w:val="24"/>
+          <w:lang w:val="en-BR" w:eastAsia="pt-BR"/>
+        </w:rPr>
+        <w:t xml:space="preserve">Um segundo risco crítico refere-se à falha na padronização de imagens seguras. Para mitigar essa vulnerabilidade e assegurar a integridade do ecossistema, utiliza-se o Kyverno. A implementação dessa ferramenta atua na validação contínua do cluster, garantindo de forma automatizada que o princípio de </w:t>
+      </w:r>
+      <w:r>
+        <w:rPr>
+          <w:rFonts w:ascii="Times New Roman" w:eastAsia="Times New Roman" w:hAnsi="Times New Roman" w:cs="Times New Roman"/>
           <w:i/>
           <w:iCs/>
-        </w:rPr>
-        <w:t>On Demand</w:t>
-      </w:r>
-      <w:r>
-        <w:rPr>
-          <w:rStyle w:val="citation-224"/>
-          <w:b/>
-          <w:bCs/>
-        </w:rPr>
-        <w:t>):</w:t>
-      </w:r>
-      <w:r>
-        <w:rPr>
-          <w:rStyle w:val="citation-224"/>
-        </w:rPr>
-        <w:t xml:space="preserve"> Onde os recursos reais são provisionados dinamicamente via código, permitindo escalabilidade</w:t>
-      </w:r>
-      <w:r>
-        <w:t>.</w:t>
+          <w:color w:val="000000" w:themeColor="text1"/>
+          <w:sz w:val="24"/>
+          <w:szCs w:val="24"/>
+          <w:lang w:val="en-BR" w:eastAsia="pt-BR"/>
+        </w:rPr>
+        <w:t>Secur</w:t>
+      </w:r>
+      <w:r>
+        <w:rPr>
+          <w:rFonts w:ascii="Times New Roman" w:eastAsia="Times New Roman" w:hAnsi="Times New Roman" w:cs="Times New Roman"/>
+          <w:i/>
+          <w:iCs/>
+          <w:color w:val="000000" w:themeColor="text1"/>
+          <w:sz w:val="24"/>
+          <w:szCs w:val="24"/>
+          <w:lang w:val="en-BR" w:eastAsia="pt-BR"/>
+        </w:rPr>
+        <w:t>e</w:t>
+      </w:r>
+      <w:r>
+        <w:rPr>
+          <w:rFonts w:ascii="Times New Roman" w:eastAsia="Times New Roman" w:hAnsi="Times New Roman" w:cs="Times New Roman"/>
+          <w:i/>
+          <w:iCs/>
+          <w:color w:val="000000" w:themeColor="text1"/>
+          <w:sz w:val="24"/>
+          <w:szCs w:val="24"/>
+          <w:lang w:val="en-BR" w:eastAsia="pt-BR"/>
+        </w:rPr>
+        <w:t xml:space="preserve"> by Default</w:t>
+      </w:r>
+      <w:r>
+        <w:rPr>
+          <w:rFonts w:ascii="Times New Roman" w:eastAsia="Times New Roman" w:hAnsi="Times New Roman" w:cs="Times New Roman"/>
+          <w:color w:val="000000" w:themeColor="text1"/>
+          <w:sz w:val="24"/>
+          <w:szCs w:val="24"/>
+          <w:lang w:val="en-BR" w:eastAsia="pt-BR"/>
+        </w:rPr>
+        <w:t xml:space="preserve"> seja rigorosamente respeitado em todas as implantações (KYVERNO, 2026).</w:t>
       </w:r>
     </w:p>
     <w:p>
@@ -1630,163 +2065,7 @@
           <w:tab w:val="center" w:pos="4252"/>
           <w:tab w:val="right" w:pos="8504"/>
         </w:tabs>
-        <w:spacing w:after="0" w:line="360" w:lineRule="auto"/>
         <w:contextualSpacing/>
-        <w:jc w:val="both"/>
-        <w:rPr>
-          <w:rFonts w:ascii="Times New Roman" w:hAnsi="Times New Roman" w:cs="Times New Roman"/>
-          <w:b/>
-          <w:bCs/>
-          <w:sz w:val="24"/>
-          <w:szCs w:val="24"/>
-        </w:rPr>
-      </w:pPr>
-      <w:r>
-        <w:rPr>
-          <w:rFonts w:ascii="Times New Roman" w:hAnsi="Times New Roman" w:cs="Times New Roman"/>
-          <w:b/>
-          <w:bCs/>
-          <w:sz w:val="24"/>
-          <w:szCs w:val="24"/>
-        </w:rPr>
-        <w:t>Análise e Mitigação de Riscos</w:t>
-      </w:r>
-    </w:p>
-    <w:p>
-      <w:pPr>
-        <w:pStyle w:val="NormalWeb"/>
-        <w:numPr>
-          <w:ilvl w:val="0"/>
-          <w:numId w:val="3"/>
-        </w:numPr>
-        <w:spacing w:before="0" w:beforeAutospacing="0" w:after="0" w:afterAutospacing="0" w:line="360" w:lineRule="auto"/>
-        <w:ind w:left="714" w:hanging="357"/>
-        <w:jc w:val="both"/>
-      </w:pPr>
-      <w:r>
-        <w:rPr>
-          <w:b/>
-          <w:bCs/>
-        </w:rPr>
-        <w:t>Risco 1: O IDP se tornar um Ponto Único de Falha (SPOF).</w:t>
-      </w:r>
-      <w:r>
-        <w:t xml:space="preserve"> </w:t>
-      </w:r>
-      <w:r>
-        <w:rPr>
-          <w:i/>
-          <w:iCs/>
-        </w:rPr>
-        <w:t>Mitigação:</w:t>
-      </w:r>
-      <w:r>
-        <w:t xml:space="preserve"> Desenhar o </w:t>
-      </w:r>
-      <w:r>
-        <w:rPr>
-          <w:i/>
-          <w:iCs/>
-        </w:rPr>
-        <w:t>Control Plane</w:t>
-      </w:r>
-      <w:r>
-        <w:t xml:space="preserve"> em um ambiente de alta disponibilidade, utilizando múltiplos nós e zonas de disponibilidade na nuvem Azure.</w:t>
-      </w:r>
-    </w:p>
-    <w:p>
-      <w:pPr>
-        <w:pStyle w:val="NormalWeb"/>
-        <w:numPr>
-          <w:ilvl w:val="0"/>
-          <w:numId w:val="3"/>
-        </w:numPr>
-        <w:spacing w:line="360" w:lineRule="auto"/>
-        <w:ind w:left="714" w:hanging="357"/>
-        <w:jc w:val="both"/>
-      </w:pPr>
-      <w:r>
-        <w:rPr>
-          <w:b/>
-          <w:bCs/>
-        </w:rPr>
-        <w:t>Risco 2: Rejeição dos desenvolvedores (baixa adoção).</w:t>
-      </w:r>
-      <w:r>
-        <w:t xml:space="preserve"> </w:t>
-      </w:r>
-      <w:r>
-        <w:rPr>
-          <w:i/>
-          <w:iCs/>
-        </w:rPr>
-        <w:t>Mitigação:</w:t>
-      </w:r>
-      <w:r>
-        <w:t xml:space="preserve"> Tratar o IDP como um produto (</w:t>
-      </w:r>
-      <w:r>
-        <w:rPr>
-          <w:i/>
-          <w:iCs/>
-        </w:rPr>
-        <w:t>Platform as a Product</w:t>
-      </w:r>
-      <w:r>
-        <w:t xml:space="preserve">), envolvendo os usuários finais no desenho dos </w:t>
-      </w:r>
-      <w:r>
-        <w:rPr>
-          <w:i/>
-          <w:iCs/>
-        </w:rPr>
-        <w:t>templates</w:t>
-      </w:r>
-      <w:r>
-        <w:t xml:space="preserve"> e garantindo que a plataforma reduza o tempo de </w:t>
-      </w:r>
-      <w:r>
-        <w:rPr>
-          <w:i/>
-          <w:iCs/>
-        </w:rPr>
-        <w:t>setup</w:t>
-      </w:r>
-      <w:r>
-        <w:t xml:space="preserve"> local em vez de adicionar burocracia.</w:t>
-      </w:r>
-    </w:p>
-    <w:p>
-      <w:pPr>
-        <w:tabs>
-          <w:tab w:val="center" w:pos="4252"/>
-          <w:tab w:val="right" w:pos="8504"/>
-        </w:tabs>
-        <w:spacing w:after="0" w:line="360" w:lineRule="auto"/>
-        <w:contextualSpacing/>
-        <w:jc w:val="both"/>
-        <w:rPr>
-          <w:rFonts w:ascii="Times New Roman" w:eastAsia="Times New Roman" w:hAnsi="Times New Roman" w:cs="Times New Roman"/>
-          <w:b/>
-          <w:bCs/>
-          <w:i/>
-          <w:iCs/>
-          <w:color w:val="808080" w:themeColor="background1" w:themeShade="80"/>
-          <w:sz w:val="24"/>
-          <w:szCs w:val="24"/>
-          <w:lang w:val="en-BR" w:eastAsia="pt-BR"/>
-        </w:rPr>
-      </w:pPr>
-    </w:p>
-    <w:p>
-      <w:pPr>
-        <w:tabs>
-          <w:tab w:val="center" w:pos="4252"/>
-          <w:tab w:val="right" w:pos="8504"/>
-        </w:tabs>
-        <w:spacing w:after="0" w:line="360" w:lineRule="auto"/>
-        <w:contextualSpacing/>
-        <w:jc w:val="both"/>
         <w:rPr>
           <w:rFonts w:ascii="Times New Roman" w:eastAsia="Times New Roman" w:hAnsi="Times New Roman" w:cs="Times New Roman"/>
           <w:color w:val="808080" w:themeColor="background1" w:themeShade="80"/>
@@ -1825,9 +2104,8 @@
           <w:tab w:val="center" w:pos="4252"/>
           <w:tab w:val="right" w:pos="8504"/>
         </w:tabs>
-        <w:spacing w:after="0" w:line="360" w:lineRule="auto"/>
+        <w:ind w:firstLine="0"/>
         <w:contextualSpacing/>
-        <w:jc w:val="both"/>
         <w:rPr>
           <w:rFonts w:ascii="Times New Roman" w:eastAsia="Times New Roman" w:hAnsi="Times New Roman" w:cs="Times New Roman"/>
           <w:b/>
@@ -1852,178 +2130,343 @@
     </w:p>
     <w:p>
       <w:pPr>
-        <w:pStyle w:val="NormalWeb"/>
-        <w:spacing w:before="0" w:beforeAutospacing="0" w:after="0" w:afterAutospacing="0" w:line="360" w:lineRule="auto"/>
-        <w:jc w:val="both"/>
-      </w:pPr>
-      <w:r>
-        <w:rPr>
-          <w:rStyle w:val="citation-221"/>
-        </w:rPr>
-        <w:t xml:space="preserve">A implementação do Internal Developer Platform (IDP) deverá promover uma transformação na cultura de engenharia, na postura de segurança e na eficiência financeira da organização </w:t>
-      </w:r>
-      <w:r>
-        <w:t>. Espera-se alcançar os seguintes resultados:</w:t>
-      </w:r>
-    </w:p>
-    <w:p>
-      <w:pPr>
-        <w:pStyle w:val="NormalWeb"/>
+        <w:tabs>
+          <w:tab w:val="center" w:pos="4252"/>
+          <w:tab w:val="right" w:pos="8504"/>
+        </w:tabs>
+        <w:ind w:firstLine="0"/>
+        <w:contextualSpacing/>
+        <w:rPr>
+          <w:rFonts w:ascii="Times New Roman" w:eastAsia="Times New Roman" w:hAnsi="Times New Roman" w:cs="Times New Roman"/>
+          <w:b/>
+          <w:bCs/>
+          <w:sz w:val="24"/>
+          <w:szCs w:val="24"/>
+          <w:lang w:val="pt-PT" w:eastAsia="pt-BR"/>
+        </w:rPr>
+      </w:pPr>
+    </w:p>
+    <w:p>
+      <w:pPr>
+        <w:rPr>
+          <w:rFonts w:ascii="Times New Roman" w:eastAsia="Times New Roman" w:hAnsi="Times New Roman" w:cs="Times New Roman"/>
+          <w:sz w:val="24"/>
+          <w:szCs w:val="24"/>
+          <w:lang w:val="en-BR"/>
+        </w:rPr>
+      </w:pPr>
+      <w:r>
+        <w:rPr>
+          <w:rFonts w:ascii="Times New Roman" w:eastAsia="Times New Roman" w:hAnsi="Times New Roman" w:cs="Times New Roman"/>
+          <w:sz w:val="24"/>
+          <w:szCs w:val="24"/>
+          <w:lang w:val="en-BR"/>
+        </w:rPr>
+        <w:t>A implementação do IDP deverá promover uma transformação na cultura de engenharia, na postura de segurança e na eficiência financeira da organização. Espera-se alcançar os seguintes resultados:</w:t>
+      </w:r>
+    </w:p>
+    <w:p>
+      <w:pPr>
+        <w:pStyle w:val="ListParagraph"/>
         <w:numPr>
           <w:ilvl w:val="0"/>
-          <w:numId w:val="4"/>
+          <w:numId w:val="12"/>
         </w:numPr>
-        <w:spacing w:before="0" w:beforeAutospacing="0" w:after="0" w:afterAutospacing="0" w:line="360" w:lineRule="auto"/>
-        <w:jc w:val="both"/>
-      </w:pPr>
-      <w:r>
-        <w:rPr>
+        <w:rPr>
+          <w:rFonts w:ascii="Times New Roman" w:eastAsia="Times New Roman" w:hAnsi="Times New Roman" w:cs="Times New Roman"/>
+          <w:sz w:val="24"/>
+          <w:szCs w:val="24"/>
+          <w:lang w:val="en-BR"/>
+        </w:rPr>
+      </w:pPr>
+      <w:r>
+        <w:rPr>
+          <w:rFonts w:ascii="Times New Roman" w:eastAsia="Times New Roman" w:hAnsi="Times New Roman" w:cs="Times New Roman"/>
           <w:b/>
           <w:bCs/>
+          <w:sz w:val="24"/>
+          <w:szCs w:val="24"/>
+          <w:lang w:val="en-BR"/>
         </w:rPr>
         <w:t>Métricas de Aceleração de Entrega:</w:t>
       </w:r>
       <w:r>
-        <w:t xml:space="preserve"> Com o provisionamento automatizado de infraestrutura e a adoção dos </w:t>
-      </w:r>
-      <w:r>
-        <w:rPr>
+        <w:rPr>
+          <w:rFonts w:ascii="Times New Roman" w:eastAsia="Times New Roman" w:hAnsi="Times New Roman" w:cs="Times New Roman"/>
+          <w:sz w:val="24"/>
+          <w:szCs w:val="24"/>
+          <w:lang w:val="en-BR"/>
+        </w:rPr>
+        <w:t xml:space="preserve"> Com a adoção dos </w:t>
+      </w:r>
+      <w:r>
+        <w:rPr>
+          <w:rFonts w:ascii="Times New Roman" w:eastAsia="Times New Roman" w:hAnsi="Times New Roman" w:cs="Times New Roman"/>
           <w:i/>
           <w:iCs/>
+          <w:sz w:val="24"/>
+          <w:szCs w:val="24"/>
+          <w:lang w:val="en-BR"/>
         </w:rPr>
         <w:t>Golden Paths</w:t>
       </w:r>
       <w:r>
-        <w:t xml:space="preserve">, estima-se um ganho operacional sistêmico. Projeta-se que a implementação do IDP resulte em uma aceleração de até 30% no </w:t>
-      </w:r>
-      <w:r>
-        <w:rPr>
+        <w:rPr>
+          <w:rFonts w:ascii="Times New Roman" w:eastAsia="Times New Roman" w:hAnsi="Times New Roman" w:cs="Times New Roman"/>
+          <w:sz w:val="24"/>
+          <w:szCs w:val="24"/>
+          <w:lang w:val="en-BR"/>
+        </w:rPr>
+        <w:t xml:space="preserve">, estima-se um ganho operacional sistêmico. Projeta-se que a implementação resulte em uma aceleração de até 30% no </w:t>
+      </w:r>
+      <w:r>
+        <w:rPr>
+          <w:rFonts w:ascii="Times New Roman" w:eastAsia="Times New Roman" w:hAnsi="Times New Roman" w:cs="Times New Roman"/>
           <w:i/>
           <w:iCs/>
+          <w:sz w:val="24"/>
+          <w:szCs w:val="24"/>
+          <w:lang w:val="en-BR"/>
         </w:rPr>
         <w:t>lead time</w:t>
       </w:r>
       <w:r>
-        <w:t xml:space="preserve"> para a entrega de novos projetos e funcionalidades, eliminando as semanas de espera tradicionais associadas à abertura de chamados (tickets) para operações.</w:t>
-      </w:r>
-    </w:p>
-    <w:p>
-      <w:pPr>
-        <w:pStyle w:val="NormalWeb"/>
+        <w:rPr>
+          <w:rFonts w:ascii="Times New Roman" w:eastAsia="Times New Roman" w:hAnsi="Times New Roman" w:cs="Times New Roman"/>
+          <w:sz w:val="24"/>
+          <w:szCs w:val="24"/>
+          <w:lang w:val="en-BR"/>
+        </w:rPr>
+        <w:t xml:space="preserve"> para a entrega de novos projetos, eliminando as esperas tradicionais associadas à abertura de chamados para operações (BEYER </w:t>
+      </w:r>
+      <w:r>
+        <w:rPr>
+          <w:rFonts w:ascii="Times New Roman" w:eastAsia="Times New Roman" w:hAnsi="Times New Roman" w:cs="Times New Roman"/>
+          <w:i/>
+          <w:iCs/>
+          <w:sz w:val="24"/>
+          <w:szCs w:val="24"/>
+          <w:lang w:val="en-BR"/>
+        </w:rPr>
+        <w:t>et al.</w:t>
+      </w:r>
+      <w:r>
+        <w:rPr>
+          <w:rFonts w:ascii="Times New Roman" w:eastAsia="Times New Roman" w:hAnsi="Times New Roman" w:cs="Times New Roman"/>
+          <w:sz w:val="24"/>
+          <w:szCs w:val="24"/>
+          <w:lang w:val="en-BR"/>
+        </w:rPr>
+        <w:t>, 2016).</w:t>
+      </w:r>
+    </w:p>
+    <w:p>
+      <w:pPr>
+        <w:pStyle w:val="ListParagraph"/>
         <w:numPr>
           <w:ilvl w:val="0"/>
-          <w:numId w:val="4"/>
+          <w:numId w:val="12"/>
         </w:numPr>
-        <w:spacing w:line="360" w:lineRule="auto"/>
-        <w:jc w:val="both"/>
-      </w:pPr>
-      <w:r>
-        <w:rPr>
+        <w:rPr>
+          <w:rFonts w:ascii="Times New Roman" w:eastAsia="Times New Roman" w:hAnsi="Times New Roman" w:cs="Times New Roman"/>
+          <w:sz w:val="24"/>
+          <w:szCs w:val="24"/>
+          <w:lang w:val="en-BR"/>
+        </w:rPr>
+      </w:pPr>
+      <w:r>
+        <w:rPr>
+          <w:rFonts w:ascii="Times New Roman" w:eastAsia="Times New Roman" w:hAnsi="Times New Roman" w:cs="Times New Roman"/>
           <w:b/>
           <w:bCs/>
+          <w:sz w:val="24"/>
+          <w:szCs w:val="24"/>
+          <w:lang w:val="en-BR"/>
         </w:rPr>
         <w:t>Catálogo Unificado e Economia Financeira:</w:t>
       </w:r>
       <w:r>
-        <w:t xml:space="preserve"> O módulo de catálogo do Backstage fornecerá uma visibilidade arquitetural centralizada do que está sendo construído em toda a </w:t>
-      </w:r>
-      <w:r>
-        <w:rPr>
+        <w:rPr>
+          <w:rFonts w:ascii="Times New Roman" w:eastAsia="Times New Roman" w:hAnsi="Times New Roman" w:cs="Times New Roman"/>
+          <w:sz w:val="24"/>
+          <w:szCs w:val="24"/>
+          <w:lang w:val="en-BR"/>
+        </w:rPr>
+        <w:t xml:space="preserve"> O catálogo fornecerá uma visibilidade arquitetural centralizada, evitando que times desenvolvam o mesmo software e compitam internamente. A mitigação desse retrabalho traduz-se em economia expressiva de orçamento de TI.</w:t>
+      </w:r>
+    </w:p>
+    <w:p>
+      <w:pPr>
+        <w:pStyle w:val="ListParagraph"/>
+        <w:numPr>
+          <w:ilvl w:val="0"/>
+          <w:numId w:val="12"/>
+        </w:numPr>
+        <w:rPr>
+          <w:rFonts w:ascii="Times New Roman" w:eastAsia="Times New Roman" w:hAnsi="Times New Roman" w:cs="Times New Roman"/>
+          <w:sz w:val="24"/>
+          <w:szCs w:val="24"/>
+          <w:lang w:val="en-BR"/>
+        </w:rPr>
+      </w:pPr>
+      <w:r>
+        <w:rPr>
+          <w:rFonts w:ascii="Times New Roman" w:eastAsia="Times New Roman" w:hAnsi="Times New Roman" w:cs="Times New Roman"/>
+          <w:b/>
+          <w:bCs/>
+          <w:sz w:val="24"/>
+          <w:szCs w:val="24"/>
+          <w:lang w:val="en-BR"/>
+        </w:rPr>
+        <w:t>Governança Financeira (FinOps):</w:t>
+      </w:r>
+      <w:r>
+        <w:rPr>
+          <w:rFonts w:ascii="Times New Roman" w:eastAsia="Times New Roman" w:hAnsi="Times New Roman" w:cs="Times New Roman"/>
+          <w:sz w:val="24"/>
+          <w:szCs w:val="24"/>
+          <w:lang w:val="en-BR"/>
+        </w:rPr>
+        <w:t xml:space="preserve"> Através do tagueamento automatizado, a empresa terá uma noção exata de seus gastos (</w:t>
+      </w:r>
+      <w:r>
+        <w:rPr>
+          <w:rFonts w:ascii="Times New Roman" w:eastAsia="Times New Roman" w:hAnsi="Times New Roman" w:cs="Times New Roman"/>
           <w:i/>
           <w:iCs/>
-        </w:rPr>
-        <w:t>enterprise</w:t>
-      </w:r>
-      <w:r>
-        <w:t>. Isso extirpa a redundância de esforços, evitando que times distintos desenvolvam o mesmo software e compitam internamente. A mitigação desse retrabalho traduz-se diretamente em economia expressiva de orçamento de TI e maximização do valor da força de trabalho.</w:t>
-      </w:r>
-    </w:p>
-    <w:p>
-      <w:pPr>
-        <w:pStyle w:val="NormalWeb"/>
+          <w:sz w:val="24"/>
+          <w:szCs w:val="24"/>
+          <w:lang w:val="en-BR"/>
+        </w:rPr>
+        <w:t>cloud spend</w:t>
+      </w:r>
+      <w:r>
+        <w:rPr>
+          <w:rFonts w:ascii="Times New Roman" w:eastAsia="Times New Roman" w:hAnsi="Times New Roman" w:cs="Times New Roman"/>
+          <w:sz w:val="24"/>
+          <w:szCs w:val="24"/>
+          <w:lang w:val="en-BR"/>
+        </w:rPr>
+        <w:t xml:space="preserve"> e </w:t>
+      </w:r>
+      <w:r>
+        <w:rPr>
+          <w:rFonts w:ascii="Times New Roman" w:eastAsia="Times New Roman" w:hAnsi="Times New Roman" w:cs="Times New Roman"/>
+          <w:i/>
+          <w:iCs/>
+          <w:sz w:val="24"/>
+          <w:szCs w:val="24"/>
+          <w:lang w:val="en-BR"/>
+        </w:rPr>
+        <w:t>workforce</w:t>
+      </w:r>
+      <w:r>
+        <w:rPr>
+          <w:rFonts w:ascii="Times New Roman" w:eastAsia="Times New Roman" w:hAnsi="Times New Roman" w:cs="Times New Roman"/>
+          <w:sz w:val="24"/>
+          <w:szCs w:val="24"/>
+          <w:lang w:val="en-BR"/>
+        </w:rPr>
+        <w:t xml:space="preserve">), permitindo ajustes proativos (BEYER </w:t>
+      </w:r>
+      <w:r>
+        <w:rPr>
+          <w:rFonts w:ascii="Times New Roman" w:eastAsia="Times New Roman" w:hAnsi="Times New Roman" w:cs="Times New Roman"/>
+          <w:i/>
+          <w:iCs/>
+          <w:sz w:val="24"/>
+          <w:szCs w:val="24"/>
+          <w:lang w:val="en-BR"/>
+        </w:rPr>
+        <w:t>et al.</w:t>
+      </w:r>
+      <w:r>
+        <w:rPr>
+          <w:rFonts w:ascii="Times New Roman" w:eastAsia="Times New Roman" w:hAnsi="Times New Roman" w:cs="Times New Roman"/>
+          <w:sz w:val="24"/>
+          <w:szCs w:val="24"/>
+          <w:lang w:val="en-BR"/>
+        </w:rPr>
+        <w:t>, 2016).</w:t>
+      </w:r>
+    </w:p>
+    <w:p>
+      <w:pPr>
+        <w:pStyle w:val="ListParagraph"/>
         <w:numPr>
           <w:ilvl w:val="0"/>
-          <w:numId w:val="4"/>
+          <w:numId w:val="12"/>
         </w:numPr>
-        <w:spacing w:line="360" w:lineRule="auto"/>
-        <w:jc w:val="both"/>
-      </w:pPr>
-      <w:r>
-        <w:rPr>
+        <w:rPr>
+          <w:rFonts w:ascii="Times New Roman" w:eastAsia="Times New Roman" w:hAnsi="Times New Roman" w:cs="Times New Roman"/>
+          <w:sz w:val="24"/>
+          <w:szCs w:val="24"/>
+          <w:lang w:val="en-BR"/>
+        </w:rPr>
+      </w:pPr>
+      <w:r>
+        <w:rPr>
+          <w:rFonts w:ascii="Times New Roman" w:eastAsia="Times New Roman" w:hAnsi="Times New Roman" w:cs="Times New Roman"/>
           <w:b/>
           <w:bCs/>
-        </w:rPr>
-        <w:t>Governança Financeira (FinOps):</w:t>
-      </w:r>
-      <w:r>
-        <w:t xml:space="preserve"> Através do tagueamento automatizado da infraestrutura, a empresa terá uma noção exata de seus gastos (</w:t>
-      </w:r>
-      <w:r>
-        <w:rPr>
-          <w:i/>
-          <w:iCs/>
-        </w:rPr>
-        <w:t>cloud spend</w:t>
-      </w:r>
-      <w:r>
-        <w:t xml:space="preserve"> e </w:t>
-      </w:r>
-      <w:r>
-        <w:rPr>
-          <w:i/>
-          <w:iCs/>
-        </w:rPr>
-        <w:t>workforce</w:t>
-      </w:r>
-      <w:r>
-        <w:t>), permitindo ajustes proativos e a eliminação de recursos ociosos.</w:t>
-      </w:r>
-    </w:p>
-    <w:p>
-      <w:pPr>
-        <w:pStyle w:val="NormalWeb"/>
-        <w:numPr>
-          <w:ilvl w:val="0"/>
-          <w:numId w:val="4"/>
-        </w:numPr>
-        <w:spacing w:line="360" w:lineRule="auto"/>
-        <w:jc w:val="both"/>
-      </w:pPr>
-      <w:r>
-        <w:rPr>
-          <w:b/>
-          <w:bCs/>
+          <w:sz w:val="24"/>
+          <w:szCs w:val="24"/>
+          <w:lang w:val="en-BR"/>
         </w:rPr>
         <w:t xml:space="preserve">Maximização da Segurança com Imagens </w:t>
       </w:r>
       <w:r>
         <w:rPr>
+          <w:rFonts w:ascii="Times New Roman" w:eastAsia="Times New Roman" w:hAnsi="Times New Roman" w:cs="Times New Roman"/>
           <w:b/>
           <w:bCs/>
           <w:i/>
           <w:iCs/>
+          <w:sz w:val="24"/>
+          <w:szCs w:val="24"/>
+          <w:lang w:val="en-BR"/>
         </w:rPr>
         <w:t>Distroless</w:t>
       </w:r>
       <w:r>
         <w:rPr>
+          <w:rFonts w:ascii="Times New Roman" w:eastAsia="Times New Roman" w:hAnsi="Times New Roman" w:cs="Times New Roman"/>
           <w:b/>
           <w:bCs/>
+          <w:sz w:val="24"/>
+          <w:szCs w:val="24"/>
+          <w:lang w:val="en-BR"/>
         </w:rPr>
         <w:t>:</w:t>
       </w:r>
       <w:r>
+        <w:rPr>
+          <w:rFonts w:ascii="Times New Roman" w:eastAsia="Times New Roman" w:hAnsi="Times New Roman" w:cs="Times New Roman"/>
+          <w:sz w:val="24"/>
+          <w:szCs w:val="24"/>
+          <w:lang w:val="en-BR"/>
+        </w:rPr>
         <w:t xml:space="preserve"> A padronização das esteiras de CI/CD garantirá aplicações </w:t>
       </w:r>
       <w:r>
         <w:rPr>
+          <w:rFonts w:ascii="Times New Roman" w:eastAsia="Times New Roman" w:hAnsi="Times New Roman" w:cs="Times New Roman"/>
           <w:i/>
           <w:iCs/>
+          <w:sz w:val="24"/>
+          <w:szCs w:val="24"/>
+          <w:lang w:val="en-BR"/>
         </w:rPr>
         <w:t>secure by default</w:t>
       </w:r>
       <w:r>
-        <w:t>. Espera-se uma redução drástica na superfície de ataque e otimização do tráfego de rede para rápida escalabilidade.</w:t>
+        <w:rPr>
+          <w:rFonts w:ascii="Times New Roman" w:eastAsia="Times New Roman" w:hAnsi="Times New Roman" w:cs="Times New Roman"/>
+          <w:sz w:val="24"/>
+          <w:szCs w:val="24"/>
+          <w:lang w:val="en-BR"/>
+        </w:rPr>
+        <w:t xml:space="preserve"> (CHAINGUARD, 2026). Espera-se uma redução drástica na superfície de ataque e otimização do tráfego de rede.</w:t>
       </w:r>
     </w:p>
     <w:p>
@@ -2032,9 +2475,8 @@
           <w:tab w:val="center" w:pos="4252"/>
           <w:tab w:val="right" w:pos="8504"/>
         </w:tabs>
-        <w:spacing w:after="0" w:line="360" w:lineRule="auto"/>
+        <w:ind w:firstLine="0"/>
         <w:contextualSpacing/>
-        <w:jc w:val="both"/>
         <w:rPr>
           <w:rFonts w:ascii="Times New Roman" w:eastAsia="Times New Roman" w:hAnsi="Times New Roman" w:cs="Times New Roman"/>
           <w:color w:val="808080" w:themeColor="background1" w:themeShade="80"/>
@@ -2074,9 +2516,8 @@
           <w:tab w:val="center" w:pos="4252"/>
           <w:tab w:val="right" w:pos="8504"/>
         </w:tabs>
-        <w:spacing w:after="0" w:line="360" w:lineRule="auto"/>
+        <w:ind w:firstLine="0"/>
         <w:contextualSpacing/>
-        <w:jc w:val="both"/>
         <w:rPr>
           <w:rFonts w:ascii="Times New Roman" w:eastAsia="Times New Roman" w:hAnsi="Times New Roman" w:cs="Times New Roman"/>
           <w:b/>
@@ -2102,32 +2543,36 @@
     <w:p>
       <w:pPr>
         <w:pStyle w:val="NormalWeb"/>
-        <w:spacing w:before="0" w:beforeAutospacing="0" w:after="0" w:afterAutospacing="0"/>
-      </w:pPr>
-      <w:r>
-        <w:t xml:space="preserve">BEYER, B. et al. </w:t>
+        <w:spacing w:before="0" w:beforeAutospacing="0" w:after="0" w:afterAutospacing="0" w:line="360" w:lineRule="auto"/>
+      </w:pPr>
+      <w:r>
+        <w:t xml:space="preserve">BEYER, B. </w:t>
+      </w:r>
+      <w:r>
+        <w:rPr>
+          <w:i/>
+          <w:iCs/>
+        </w:rPr>
+        <w:t>et al</w:t>
+      </w:r>
+      <w:r>
+        <w:t xml:space="preserve">. </w:t>
       </w:r>
       <w:r>
         <w:rPr>
           <w:b/>
           <w:bCs/>
         </w:rPr>
-        <w:t>Site Reliability Engineering: How Google Runs Production Systems</w:t>
-      </w:r>
-      <w:r>
-        <w:t>. Sebastopol: O'Reilly Media, 2016.</w:t>
+        <w:t>Site Reliability Engineering</w:t>
+      </w:r>
+      <w:r>
+        <w:t>: How Google Runs Production Systems. Sebastopol: O'Reilly Media, 2016.</w:t>
       </w:r>
     </w:p>
     <w:p>
       <w:pPr>
         <w:pStyle w:val="NormalWeb"/>
-        <w:spacing w:before="0" w:beforeAutospacing="0" w:after="0" w:afterAutospacing="0"/>
-      </w:pPr>
-    </w:p>
-    <w:p>
-      <w:pPr>
-        <w:pStyle w:val="NormalWeb"/>
-        <w:spacing w:before="0" w:beforeAutospacing="0" w:after="0" w:afterAutospacing="0"/>
+        <w:spacing w:before="0" w:beforeAutospacing="0" w:after="0" w:afterAutospacing="0" w:line="360" w:lineRule="auto"/>
       </w:pPr>
       <w:r>
         <w:t xml:space="preserve">CHAINGUARD. </w:t>
@@ -2137,12 +2582,15 @@
           <w:b/>
           <w:bCs/>
         </w:rPr>
-        <w:t>Distroless Container Images: Securing the Software Supply Chain</w:t>
-      </w:r>
-      <w:r>
-        <w:t xml:space="preserve">. Disponível em: </w:t>
-      </w:r>
-      <w:hyperlink r:id="rId11" w:tgtFrame="_blank" w:history="1">
+        <w:t>What are Distroless Images?</w:t>
+      </w:r>
+      <w:r>
+        <w:t>: Securing the Software Supply Chain. [S. l.]: Chainguard, 2026. Disponível em:</w:t>
+      </w:r>
+      <w:r>
+        <w:t xml:space="preserve"> </w:t>
+      </w:r>
+      <w:hyperlink r:id="rId11" w:history="1">
         <w:r>
           <w:rPr>
             <w:rStyle w:val="Hyperlink"/>
@@ -2151,22 +2599,16 @@
         </w:r>
       </w:hyperlink>
       <w:r>
-        <w:t>. Acesso em: 9 mar. 2026.</w:t>
+        <w:t>. Acesso em: 14 mar. 2026.</w:t>
       </w:r>
     </w:p>
     <w:p>
       <w:pPr>
         <w:pStyle w:val="NormalWeb"/>
-        <w:spacing w:before="0" w:beforeAutospacing="0" w:after="0" w:afterAutospacing="0"/>
-      </w:pPr>
-    </w:p>
-    <w:p>
-      <w:pPr>
-        <w:pStyle w:val="NormalWeb"/>
-        <w:spacing w:before="0" w:beforeAutospacing="0" w:after="0" w:afterAutospacing="0"/>
-      </w:pPr>
-      <w:r>
-        <w:t xml:space="preserve">CNCF - Cloud Native Computing Foundation. </w:t>
+        <w:spacing w:before="0" w:beforeAutospacing="0" w:after="0" w:afterAutospacing="0" w:line="360" w:lineRule="auto"/>
+      </w:pPr>
+      <w:r>
+        <w:t xml:space="preserve">CNCF. </w:t>
       </w:r>
       <w:r>
         <w:rPr>
@@ -2176,7 +2618,7 @@
         <w:t>Cloud Native Landscape</w:t>
       </w:r>
       <w:r>
-        <w:t xml:space="preserve">. Disponível em: </w:t>
+        <w:t xml:space="preserve">. San Francisco: Cloud Native Computing Foundation, 2026. Disponível em: </w:t>
       </w:r>
       <w:hyperlink r:id="rId12" w:tgtFrame="_blank" w:history="1">
         <w:r>
@@ -2187,19 +2629,13 @@
         </w:r>
       </w:hyperlink>
       <w:r>
-        <w:t>. Acesso em: 9 mar. 2026.</w:t>
+        <w:t>. Acesso em: 14 mar. 2026.</w:t>
       </w:r>
     </w:p>
     <w:p>
       <w:pPr>
         <w:pStyle w:val="NormalWeb"/>
-        <w:spacing w:before="0" w:beforeAutospacing="0" w:after="0" w:afterAutospacing="0"/>
-      </w:pPr>
-    </w:p>
-    <w:p>
-      <w:pPr>
-        <w:pStyle w:val="NormalWeb"/>
-        <w:spacing w:before="0" w:beforeAutospacing="0" w:after="0" w:afterAutospacing="0"/>
+        <w:spacing w:before="0" w:beforeAutospacing="0" w:after="0" w:afterAutospacing="0" w:line="360" w:lineRule="auto"/>
       </w:pPr>
       <w:r>
         <w:t xml:space="preserve">CROSSPLANE. </w:t>
@@ -2212,7 +2648,7 @@
         <w:t>The Cloud Native Control Plane</w:t>
       </w:r>
       <w:r>
-        <w:t xml:space="preserve">. Documentação oficial. Disponível em: </w:t>
+        <w:t xml:space="preserve">. [S. l.]: Crossplane, 2026. Disponível em: </w:t>
       </w:r>
       <w:hyperlink r:id="rId13" w:tgtFrame="_blank" w:history="1">
         <w:r>
@@ -2223,19 +2659,13 @@
         </w:r>
       </w:hyperlink>
       <w:r>
-        <w:t>. Acesso em: 9 mar. 2026.</w:t>
+        <w:t>. Acesso em: 14 mar. 2026.</w:t>
       </w:r>
     </w:p>
     <w:p>
       <w:pPr>
         <w:pStyle w:val="NormalWeb"/>
-        <w:spacing w:before="0" w:beforeAutospacing="0" w:after="0" w:afterAutospacing="0"/>
-      </w:pPr>
-    </w:p>
-    <w:p>
-      <w:pPr>
-        <w:pStyle w:val="NormalWeb"/>
-        <w:spacing w:before="0" w:beforeAutospacing="0" w:after="0" w:afterAutospacing="0"/>
+        <w:spacing w:before="0" w:beforeAutospacing="0" w:after="0" w:afterAutospacing="0" w:line="360" w:lineRule="auto"/>
       </w:pPr>
       <w:r>
         <w:t xml:space="preserve">KYVERNO. </w:t>
@@ -2248,7 +2678,7 @@
         <w:t>Kubernetes Native Policy Management</w:t>
       </w:r>
       <w:r>
-        <w:t xml:space="preserve">. Documentação oficial. Disponível em: </w:t>
+        <w:t xml:space="preserve">. [S. l.]: Kyverno, 2026. Disponível em: </w:t>
       </w:r>
       <w:hyperlink r:id="rId14" w:tgtFrame="_blank" w:history="1">
         <w:r>
@@ -2259,19 +2689,13 @@
         </w:r>
       </w:hyperlink>
       <w:r>
-        <w:t>. Acesso em: 9 mar. 2026.</w:t>
+        <w:t>. Acesso em: 14 mar. 2026.</w:t>
       </w:r>
     </w:p>
     <w:p>
       <w:pPr>
         <w:pStyle w:val="NormalWeb"/>
-        <w:spacing w:before="0" w:beforeAutospacing="0" w:after="0" w:afterAutospacing="0"/>
-      </w:pPr>
-    </w:p>
-    <w:p>
-      <w:pPr>
-        <w:pStyle w:val="NormalWeb"/>
-        <w:spacing w:before="0" w:beforeAutospacing="0" w:after="0" w:afterAutospacing="0"/>
+        <w:spacing w:before="0" w:beforeAutospacing="0" w:after="0" w:afterAutospacing="0" w:line="360" w:lineRule="auto"/>
       </w:pPr>
       <w:r>
         <w:t xml:space="preserve">MICROSOFT. </w:t>
@@ -2284,7 +2708,7 @@
         <w:t>Arquitetura do Azure Kubernetes Service (AKS)</w:t>
       </w:r>
       <w:r>
-        <w:t xml:space="preserve">. Microsoft Learn. Disponível em: </w:t>
+        <w:t xml:space="preserve">. Redmond: Microsoft Learn, 2026a. Disponível em: </w:t>
       </w:r>
       <w:hyperlink r:id="rId15" w:tgtFrame="_blank" w:history="1">
         <w:r>
@@ -2295,19 +2719,13 @@
         </w:r>
       </w:hyperlink>
       <w:r>
-        <w:t>. Acesso em: 9 mar. 2026.</w:t>
+        <w:t>. Acesso em: 14 mar. 2026.</w:t>
       </w:r>
     </w:p>
     <w:p>
       <w:pPr>
         <w:pStyle w:val="NormalWeb"/>
-        <w:spacing w:before="0" w:beforeAutospacing="0" w:after="0" w:afterAutospacing="0"/>
-      </w:pPr>
-    </w:p>
-    <w:p>
-      <w:pPr>
-        <w:pStyle w:val="NormalWeb"/>
-        <w:spacing w:before="0" w:beforeAutospacing="0" w:after="0" w:afterAutospacing="0"/>
+        <w:spacing w:before="0" w:beforeAutospacing="0" w:after="0" w:afterAutospacing="0" w:line="360" w:lineRule="auto"/>
       </w:pPr>
       <w:r>
         <w:t xml:space="preserve">MICROSOFT. </w:t>
@@ -2320,7 +2738,7 @@
         <w:t>Integração do Azure Key Vault com o AKS via Secrets Store CSI Driver</w:t>
       </w:r>
       <w:r>
-        <w:t xml:space="preserve">. Microsoft Learn. Disponível em: </w:t>
+        <w:t xml:space="preserve">. Redmond: Microsoft Learn, 2026b. Disponível em: </w:t>
       </w:r>
       <w:hyperlink r:id="rId16" w:tgtFrame="_blank" w:history="1">
         <w:r>
@@ -2331,57 +2749,45 @@
         </w:r>
       </w:hyperlink>
       <w:r>
-        <w:t>. Acesso em: 9 mar. 2026.</w:t>
+        <w:t>. Acesso em: 14 mar. 2026.</w:t>
       </w:r>
     </w:p>
     <w:p>
       <w:pPr>
         <w:pStyle w:val="NormalWeb"/>
-        <w:spacing w:before="0" w:beforeAutospacing="0" w:after="0" w:afterAutospacing="0"/>
-      </w:pPr>
+        <w:spacing w:before="0" w:beforeAutospacing="0" w:after="0" w:afterAutospacing="0" w:line="360" w:lineRule="auto"/>
+      </w:pPr>
+      <w:r>
+        <w:t xml:space="preserve">SKELTON, M.; PAIS, M. </w:t>
+      </w:r>
+      <w:r>
+        <w:rPr>
+          <w:b/>
+          <w:bCs/>
+        </w:rPr>
+        <w:t>Team Topologies</w:t>
+      </w:r>
+      <w:r>
+        <w:t>: Organizing Business and Technology Teams for Fast Flow. Portland: IT Revolution Press, 2019.</w:t>
+      </w:r>
     </w:p>
     <w:p>
       <w:pPr>
         <w:pStyle w:val="NormalWeb"/>
-        <w:spacing w:before="0" w:beforeAutospacing="0" w:after="0" w:afterAutospacing="0"/>
-      </w:pPr>
-      <w:r>
-        <w:t xml:space="preserve">SKELTON, M.; PAIS, M. </w:t>
+        <w:spacing w:before="0" w:beforeAutospacing="0" w:after="0" w:afterAutospacing="0" w:line="360" w:lineRule="auto"/>
+      </w:pPr>
+      <w:r>
+        <w:t xml:space="preserve">SPOTIFY. </w:t>
       </w:r>
       <w:r>
         <w:rPr>
           <w:b/>
           <w:bCs/>
         </w:rPr>
-        <w:t>Team Topologies: Organizing Business and Technology Teams for Fast Flow</w:t>
-      </w:r>
-      <w:r>
-        <w:t>. Portland: IT Revolution Press, 2019.</w:t>
-      </w:r>
-    </w:p>
-    <w:p>
-      <w:pPr>
-        <w:pStyle w:val="NormalWeb"/>
-        <w:spacing w:before="0" w:beforeAutospacing="0" w:after="0" w:afterAutospacing="0"/>
-      </w:pPr>
-    </w:p>
-    <w:p>
-      <w:pPr>
-        <w:pStyle w:val="NormalWeb"/>
-        <w:spacing w:before="0" w:beforeAutospacing="0" w:after="0" w:afterAutospacing="0"/>
-      </w:pPr>
-      <w:r>
-        <w:t xml:space="preserve">SPOTIFY. </w:t>
-      </w:r>
-      <w:r>
-        <w:rPr>
-          <w:b/>
-          <w:bCs/>
-        </w:rPr>
-        <w:t>Backstage: An open platform for building developer portals</w:t>
-      </w:r>
-      <w:r>
-        <w:t xml:space="preserve">. Disponível em: </w:t>
+        <w:t>Backstage</w:t>
+      </w:r>
+      <w:r>
+        <w:t xml:space="preserve">: An open platform for building developer portals. Estocolmo: Spotify, 2026. Disponível em: </w:t>
       </w:r>
       <w:hyperlink r:id="rId17" w:tgtFrame="_blank" w:history="1">
         <w:r>
@@ -2392,8 +2798,15 @@
         </w:r>
       </w:hyperlink>
       <w:r>
-        <w:t>. Acesso em: 9 mar. 2026.</w:t>
-      </w:r>
+        <w:t>. Acesso em: 14 mar. 2026.</w:t>
+      </w:r>
+    </w:p>
+    <w:p>
+      <w:pPr>
+        <w:pStyle w:val="NormalWeb"/>
+        <w:spacing w:before="0" w:beforeAutospacing="0" w:after="0" w:afterAutospacing="0"/>
+        <w:ind w:firstLine="0"/>
+      </w:pPr>
     </w:p>
     <w:sectPr>
       <w:headerReference w:type="even" r:id="rId18"/>
@@ -2414,7 +2827,7 @@
   <w:endnote w:type="separator" w:id="-1">
     <w:p>
       <w:pPr>
-        <w:spacing w:after="0" w:line="240" w:lineRule="auto"/>
+        <w:spacing w:line="240" w:lineRule="auto"/>
       </w:pPr>
       <w:r>
         <w:separator/>
@@ -2424,7 +2837,7 @@
   <w:endnote w:type="continuationSeparator" w:id="0">
     <w:p>
       <w:pPr>
-        <w:spacing w:after="0" w:line="240" w:lineRule="auto"/>
+        <w:spacing w:line="240" w:lineRule="auto"/>
       </w:pPr>
       <w:r>
         <w:continuationSeparator/>
@@ -2434,7 +2847,7 @@
   <w:endnote w:type="continuationNotice" w:id="1">
     <w:p>
       <w:pPr>
-        <w:spacing w:after="0" w:line="240" w:lineRule="auto"/>
+        <w:spacing w:line="240" w:lineRule="auto"/>
       </w:pPr>
     </w:p>
   </w:endnote>
@@ -2491,7 +2904,7 @@
   <w:footnote w:type="separator" w:id="-1">
     <w:p>
       <w:pPr>
-        <w:spacing w:after="0" w:line="240" w:lineRule="auto"/>
+        <w:spacing w:line="240" w:lineRule="auto"/>
       </w:pPr>
       <w:r>
         <w:separator/>
@@ -2501,7 +2914,7 @@
   <w:footnote w:type="continuationSeparator" w:id="0">
     <w:p>
       <w:pPr>
-        <w:spacing w:after="0" w:line="240" w:lineRule="auto"/>
+        <w:spacing w:line="240" w:lineRule="auto"/>
       </w:pPr>
       <w:r>
         <w:continuationSeparator/>
@@ -2511,7 +2924,7 @@
   <w:footnote w:type="continuationNotice" w:id="1">
     <w:p>
       <w:pPr>
-        <w:spacing w:after="0" w:line="240" w:lineRule="auto"/>
+        <w:spacing w:line="240" w:lineRule="auto"/>
       </w:pPr>
     </w:p>
   </w:footnote>
@@ -2529,7 +2942,7 @@
         <w:noProof/>
         <w:lang w:eastAsia="pt-BR"/>
       </w:rPr>
-      <w:pict w14:anchorId="705603EF">
+      <w:pict w14:anchorId="74C2D03B">
         <v:shapetype id="_x0000_t75" coordsize="21600,21600" o:spt="75" o:preferrelative="t" path="m@4@5l@4@11@9@11@9@5xe" filled="f" stroked="f">
           <v:stroke joinstyle="miter"/>
           <v:formulas>
@@ -2549,7 +2962,7 @@
           <v:path o:extrusionok="f" gradientshapeok="t" o:connecttype="rect"/>
           <o:lock v:ext="edit" aspectratio="t"/>
         </v:shapetype>
-        <v:shape id="WordPictureWatermark96362422" o:spid="_x0000_s1026" type="#_x0000_t75" alt="" style="position:absolute;margin-left:0;margin-top:0;width:425.15pt;height:601.1pt;z-index:-251658239;mso-wrap-edited:f;mso-width-percent:0;mso-height-percent:0;mso-position-horizontal:center;mso-position-horizontal-relative:margin;mso-position-vertical:center;mso-position-vertical-relative:margin;mso-width-percent:0;mso-height-percent:0" o:allowincell="f">
+        <v:shape id="WordPictureWatermark96362422" o:spid="_x0000_s1026" type="#_x0000_t75" alt="" style="position:absolute;left:0;text-align:left;margin-left:0;margin-top:0;width:425.15pt;height:601.1pt;z-index:-251658239;mso-wrap-edited:f;mso-width-percent:0;mso-height-percent:0;mso-position-horizontal:center;mso-position-horizontal-relative:margin;mso-position-vertical:center;mso-position-vertical-relative:margin;mso-width-percent:0;mso-height-percent:0" o:allowincell="f">
           <v:imagedata r:id="rId1" o:title="TIMBRADO VERTICAL EDICAO DIGITAL"/>
           <w10:wrap anchorx="margin" anchory="margin"/>
         </v:shape>
@@ -2592,7 +3005,7 @@
         <w:noProof/>
         <w:lang w:eastAsia="pt-BR"/>
       </w:rPr>
-      <w:pict w14:anchorId="769BCDD2">
+      <w:pict w14:anchorId="7AD10A02">
         <v:shapetype id="_x0000_t75" coordsize="21600,21600" o:spt="75" o:preferrelative="t" path="m@4@5l@4@11@9@11@9@5xe" filled="f" stroked="f">
           <v:stroke joinstyle="miter"/>
           <v:formulas>
@@ -2612,7 +3025,7 @@
           <v:path o:extrusionok="f" gradientshapeok="t" o:connecttype="rect"/>
           <o:lock v:ext="edit" aspectratio="t"/>
         </v:shapetype>
-        <v:shape id="WordPictureWatermark96362421" o:spid="_x0000_s1025" type="#_x0000_t75" alt="" style="position:absolute;margin-left:0;margin-top:0;width:425.15pt;height:601.1pt;z-index:-251658240;mso-wrap-edited:f;mso-width-percent:0;mso-height-percent:0;mso-position-horizontal:center;mso-position-horizontal-relative:margin;mso-position-vertical:center;mso-position-vertical-relative:margin;mso-width-percent:0;mso-height-percent:0" o:allowincell="f">
+        <v:shape id="WordPictureWatermark96362421" o:spid="_x0000_s1025" type="#_x0000_t75" alt="" style="position:absolute;left:0;text-align:left;margin-left:0;margin-top:0;width:425.15pt;height:601.1pt;z-index:-251658240;mso-wrap-edited:f;mso-width-percent:0;mso-height-percent:0;mso-position-horizontal:center;mso-position-horizontal-relative:margin;mso-position-vertical:center;mso-position-vertical-relative:margin;mso-width-percent:0;mso-height-percent:0" o:allowincell="f">
           <v:imagedata r:id="rId1" o:title="TIMBRADO VERTICAL EDICAO DIGITAL"/>
           <w10:wrap anchorx="margin" anchory="margin"/>
         </v:shape>
@@ -2774,6 +3187,494 @@
     </w:lvl>
   </w:abstractNum>
   <w:abstractNum w:abstractNumId="1" w15:restartNumberingAfterBreak="0">
+    <w:nsid w:val="395C3858"/>
+    <w:multiLevelType w:val="hybridMultilevel"/>
+    <w:tmpl w:val="86C225D4"/>
+    <w:lvl w:ilvl="0" w:tplc="04090001">
+      <w:start w:val="1"/>
+      <w:numFmt w:val="bullet"/>
+      <w:lvlText w:val=""/>
+      <w:lvlJc w:val="left"/>
+      <w:pPr>
+        <w:ind w:left="360" w:hanging="360"/>
+      </w:pPr>
+      <w:rPr>
+        <w:rFonts w:ascii="Symbol" w:hAnsi="Symbol" w:hint="default"/>
+      </w:rPr>
+    </w:lvl>
+    <w:lvl w:ilvl="1" w:tplc="04090003" w:tentative="1">
+      <w:start w:val="1"/>
+      <w:numFmt w:val="bullet"/>
+      <w:lvlText w:val="o"/>
+      <w:lvlJc w:val="left"/>
+      <w:pPr>
+        <w:ind w:left="1080" w:hanging="360"/>
+      </w:pPr>
+      <w:rPr>
+        <w:rFonts w:ascii="Courier New" w:hAnsi="Courier New" w:cs="Courier New" w:hint="default"/>
+      </w:rPr>
+    </w:lvl>
+    <w:lvl w:ilvl="2" w:tplc="04090005" w:tentative="1">
+      <w:start w:val="1"/>
+      <w:numFmt w:val="bullet"/>
+      <w:lvlText w:val=""/>
+      <w:lvlJc w:val="left"/>
+      <w:pPr>
+        <w:ind w:left="1800" w:hanging="360"/>
+      </w:pPr>
+      <w:rPr>
+        <w:rFonts w:ascii="Wingdings" w:hAnsi="Wingdings" w:hint="default"/>
+      </w:rPr>
+    </w:lvl>
+    <w:lvl w:ilvl="3" w:tplc="04090001" w:tentative="1">
+      <w:start w:val="1"/>
+      <w:numFmt w:val="bullet"/>
+      <w:lvlText w:val=""/>
+      <w:lvlJc w:val="left"/>
+      <w:pPr>
+        <w:ind w:left="2520" w:hanging="360"/>
+      </w:pPr>
+      <w:rPr>
+        <w:rFonts w:ascii="Symbol" w:hAnsi="Symbol" w:hint="default"/>
+      </w:rPr>
+    </w:lvl>
+    <w:lvl w:ilvl="4" w:tplc="04090003" w:tentative="1">
+      <w:start w:val="1"/>
+      <w:numFmt w:val="bullet"/>
+      <w:lvlText w:val="o"/>
+      <w:lvlJc w:val="left"/>
+      <w:pPr>
+        <w:ind w:left="3240" w:hanging="360"/>
+      </w:pPr>
+      <w:rPr>
+        <w:rFonts w:ascii="Courier New" w:hAnsi="Courier New" w:cs="Courier New" w:hint="default"/>
+      </w:rPr>
+    </w:lvl>
+    <w:lvl w:ilvl="5" w:tplc="04090005" w:tentative="1">
+      <w:start w:val="1"/>
+      <w:numFmt w:val="bullet"/>
+      <w:lvlText w:val=""/>
+      <w:lvlJc w:val="left"/>
+      <w:pPr>
+        <w:ind w:left="3960" w:hanging="360"/>
+      </w:pPr>
+      <w:rPr>
+        <w:rFonts w:ascii="Wingdings" w:hAnsi="Wingdings" w:hint="default"/>
+      </w:rPr>
+    </w:lvl>
+    <w:lvl w:ilvl="6" w:tplc="04090001" w:tentative="1">
+      <w:start w:val="1"/>
+      <w:numFmt w:val="bullet"/>
+      <w:lvlText w:val=""/>
+      <w:lvlJc w:val="left"/>
+      <w:pPr>
+        <w:ind w:left="4680" w:hanging="360"/>
+      </w:pPr>
+      <w:rPr>
+        <w:rFonts w:ascii="Symbol" w:hAnsi="Symbol" w:hint="default"/>
+      </w:rPr>
+    </w:lvl>
+    <w:lvl w:ilvl="7" w:tplc="04090003" w:tentative="1">
+      <w:start w:val="1"/>
+      <w:numFmt w:val="bullet"/>
+      <w:lvlText w:val="o"/>
+      <w:lvlJc w:val="left"/>
+      <w:pPr>
+        <w:ind w:left="5400" w:hanging="360"/>
+      </w:pPr>
+      <w:rPr>
+        <w:rFonts w:ascii="Courier New" w:hAnsi="Courier New" w:cs="Courier New" w:hint="default"/>
+      </w:rPr>
+    </w:lvl>
+    <w:lvl w:ilvl="8" w:tplc="04090005" w:tentative="1">
+      <w:start w:val="1"/>
+      <w:numFmt w:val="bullet"/>
+      <w:lvlText w:val=""/>
+      <w:lvlJc w:val="left"/>
+      <w:pPr>
+        <w:ind w:left="6120" w:hanging="360"/>
+      </w:pPr>
+      <w:rPr>
+        <w:rFonts w:ascii="Wingdings" w:hAnsi="Wingdings" w:hint="default"/>
+      </w:rPr>
+    </w:lvl>
+  </w:abstractNum>
+  <w:abstractNum w:abstractNumId="2" w15:restartNumberingAfterBreak="0">
+    <w:nsid w:val="3E406253"/>
+    <w:multiLevelType w:val="multilevel"/>
+    <w:tmpl w:val="CA444D70"/>
+    <w:lvl w:ilvl="0">
+      <w:start w:val="1"/>
+      <w:numFmt w:val="bullet"/>
+      <w:lvlText w:val=""/>
+      <w:lvlJc w:val="left"/>
+      <w:pPr>
+        <w:tabs>
+          <w:tab w:val="num" w:pos="0"/>
+        </w:tabs>
+        <w:ind w:left="0" w:hanging="360"/>
+      </w:pPr>
+      <w:rPr>
+        <w:rFonts w:ascii="Symbol" w:hAnsi="Symbol" w:hint="default"/>
+        <w:sz w:val="20"/>
+      </w:rPr>
+    </w:lvl>
+    <w:lvl w:ilvl="1" w:tentative="1">
+      <w:start w:val="1"/>
+      <w:numFmt w:val="bullet"/>
+      <w:lvlText w:val="o"/>
+      <w:lvlJc w:val="left"/>
+      <w:pPr>
+        <w:tabs>
+          <w:tab w:val="num" w:pos="720"/>
+        </w:tabs>
+        <w:ind w:left="720" w:hanging="360"/>
+      </w:pPr>
+      <w:rPr>
+        <w:rFonts w:ascii="Courier New" w:hAnsi="Courier New" w:hint="default"/>
+        <w:sz w:val="20"/>
+      </w:rPr>
+    </w:lvl>
+    <w:lvl w:ilvl="2" w:tentative="1">
+      <w:start w:val="1"/>
+      <w:numFmt w:val="bullet"/>
+      <w:lvlText w:val=""/>
+      <w:lvlJc w:val="left"/>
+      <w:pPr>
+        <w:tabs>
+          <w:tab w:val="num" w:pos="1440"/>
+        </w:tabs>
+        <w:ind w:left="1440" w:hanging="360"/>
+      </w:pPr>
+      <w:rPr>
+        <w:rFonts w:ascii="Wingdings" w:hAnsi="Wingdings" w:hint="default"/>
+        <w:sz w:val="20"/>
+      </w:rPr>
+    </w:lvl>
+    <w:lvl w:ilvl="3" w:tentative="1">
+      <w:start w:val="1"/>
+      <w:numFmt w:val="bullet"/>
+      <w:lvlText w:val=""/>
+      <w:lvlJc w:val="left"/>
+      <w:pPr>
+        <w:tabs>
+          <w:tab w:val="num" w:pos="2160"/>
+        </w:tabs>
+        <w:ind w:left="2160" w:hanging="360"/>
+      </w:pPr>
+      <w:rPr>
+        <w:rFonts w:ascii="Wingdings" w:hAnsi="Wingdings" w:hint="default"/>
+        <w:sz w:val="20"/>
+      </w:rPr>
+    </w:lvl>
+    <w:lvl w:ilvl="4" w:tentative="1">
+      <w:start w:val="1"/>
+      <w:numFmt w:val="bullet"/>
+      <w:lvlText w:val=""/>
+      <w:lvlJc w:val="left"/>
+      <w:pPr>
+        <w:tabs>
+          <w:tab w:val="num" w:pos="2880"/>
+        </w:tabs>
+        <w:ind w:left="2880" w:hanging="360"/>
+      </w:pPr>
+      <w:rPr>
+        <w:rFonts w:ascii="Wingdings" w:hAnsi="Wingdings" w:hint="default"/>
+        <w:sz w:val="20"/>
+      </w:rPr>
+    </w:lvl>
+    <w:lvl w:ilvl="5" w:tentative="1">
+      <w:start w:val="1"/>
+      <w:numFmt w:val="bullet"/>
+      <w:lvlText w:val=""/>
+      <w:lvlJc w:val="left"/>
+      <w:pPr>
+        <w:tabs>
+          <w:tab w:val="num" w:pos="3600"/>
+        </w:tabs>
+        <w:ind w:left="3600" w:hanging="360"/>
+      </w:pPr>
+      <w:rPr>
+        <w:rFonts w:ascii="Wingdings" w:hAnsi="Wingdings" w:hint="default"/>
+        <w:sz w:val="20"/>
+      </w:rPr>
+    </w:lvl>
+    <w:lvl w:ilvl="6" w:tentative="1">
+      <w:start w:val="1"/>
+      <w:numFmt w:val="bullet"/>
+      <w:lvlText w:val=""/>
+      <w:lvlJc w:val="left"/>
+      <w:pPr>
+        <w:tabs>
+          <w:tab w:val="num" w:pos="4320"/>
+        </w:tabs>
+        <w:ind w:left="4320" w:hanging="360"/>
+      </w:pPr>
+      <w:rPr>
+        <w:rFonts w:ascii="Wingdings" w:hAnsi="Wingdings" w:hint="default"/>
+        <w:sz w:val="20"/>
+      </w:rPr>
+    </w:lvl>
+    <w:lvl w:ilvl="7" w:tentative="1">
+      <w:start w:val="1"/>
+      <w:numFmt w:val="bullet"/>
+      <w:lvlText w:val=""/>
+      <w:lvlJc w:val="left"/>
+      <w:pPr>
+        <w:tabs>
+          <w:tab w:val="num" w:pos="5040"/>
+        </w:tabs>
+        <w:ind w:left="5040" w:hanging="360"/>
+      </w:pPr>
+      <w:rPr>
+        <w:rFonts w:ascii="Wingdings" w:hAnsi="Wingdings" w:hint="default"/>
+        <w:sz w:val="20"/>
+      </w:rPr>
+    </w:lvl>
+    <w:lvl w:ilvl="8" w:tentative="1">
+      <w:start w:val="1"/>
+      <w:numFmt w:val="bullet"/>
+      <w:lvlText w:val=""/>
+      <w:lvlJc w:val="left"/>
+      <w:pPr>
+        <w:tabs>
+          <w:tab w:val="num" w:pos="5760"/>
+        </w:tabs>
+        <w:ind w:left="5760" w:hanging="360"/>
+      </w:pPr>
+      <w:rPr>
+        <w:rFonts w:ascii="Wingdings" w:hAnsi="Wingdings" w:hint="default"/>
+        <w:sz w:val="20"/>
+      </w:rPr>
+    </w:lvl>
+  </w:abstractNum>
+  <w:abstractNum w:abstractNumId="3" w15:restartNumberingAfterBreak="0">
+    <w:nsid w:val="40D56693"/>
+    <w:multiLevelType w:val="hybridMultilevel"/>
+    <w:tmpl w:val="D6040B36"/>
+    <w:lvl w:ilvl="0" w:tplc="04090001">
+      <w:start w:val="1"/>
+      <w:numFmt w:val="bullet"/>
+      <w:lvlText w:val=""/>
+      <w:lvlJc w:val="left"/>
+      <w:pPr>
+        <w:ind w:left="1211" w:hanging="360"/>
+      </w:pPr>
+      <w:rPr>
+        <w:rFonts w:ascii="Symbol" w:hAnsi="Symbol" w:hint="default"/>
+      </w:rPr>
+    </w:lvl>
+    <w:lvl w:ilvl="1" w:tplc="04090003" w:tentative="1">
+      <w:start w:val="1"/>
+      <w:numFmt w:val="bullet"/>
+      <w:lvlText w:val="o"/>
+      <w:lvlJc w:val="left"/>
+      <w:pPr>
+        <w:ind w:left="1931" w:hanging="360"/>
+      </w:pPr>
+      <w:rPr>
+        <w:rFonts w:ascii="Courier New" w:hAnsi="Courier New" w:cs="Courier New" w:hint="default"/>
+      </w:rPr>
+    </w:lvl>
+    <w:lvl w:ilvl="2" w:tplc="04090005" w:tentative="1">
+      <w:start w:val="1"/>
+      <w:numFmt w:val="bullet"/>
+      <w:lvlText w:val=""/>
+      <w:lvlJc w:val="left"/>
+      <w:pPr>
+        <w:ind w:left="2651" w:hanging="360"/>
+      </w:pPr>
+      <w:rPr>
+        <w:rFonts w:ascii="Wingdings" w:hAnsi="Wingdings" w:hint="default"/>
+      </w:rPr>
+    </w:lvl>
+    <w:lvl w:ilvl="3" w:tplc="04090001" w:tentative="1">
+      <w:start w:val="1"/>
+      <w:numFmt w:val="bullet"/>
+      <w:lvlText w:val=""/>
+      <w:lvlJc w:val="left"/>
+      <w:pPr>
+        <w:ind w:left="3371" w:hanging="360"/>
+      </w:pPr>
+      <w:rPr>
+        <w:rFonts w:ascii="Symbol" w:hAnsi="Symbol" w:hint="default"/>
+      </w:rPr>
+    </w:lvl>
+    <w:lvl w:ilvl="4" w:tplc="04090003" w:tentative="1">
+      <w:start w:val="1"/>
+      <w:numFmt w:val="bullet"/>
+      <w:lvlText w:val="o"/>
+      <w:lvlJc w:val="left"/>
+      <w:pPr>
+        <w:ind w:left="4091" w:hanging="360"/>
+      </w:pPr>
+      <w:rPr>
+        <w:rFonts w:ascii="Courier New" w:hAnsi="Courier New" w:cs="Courier New" w:hint="default"/>
+      </w:rPr>
+    </w:lvl>
+    <w:lvl w:ilvl="5" w:tplc="04090005" w:tentative="1">
+      <w:start w:val="1"/>
+      <w:numFmt w:val="bullet"/>
+      <w:lvlText w:val=""/>
+      <w:lvlJc w:val="left"/>
+      <w:pPr>
+        <w:ind w:left="4811" w:hanging="360"/>
+      </w:pPr>
+      <w:rPr>
+        <w:rFonts w:ascii="Wingdings" w:hAnsi="Wingdings" w:hint="default"/>
+      </w:rPr>
+    </w:lvl>
+    <w:lvl w:ilvl="6" w:tplc="04090001" w:tentative="1">
+      <w:start w:val="1"/>
+      <w:numFmt w:val="bullet"/>
+      <w:lvlText w:val=""/>
+      <w:lvlJc w:val="left"/>
+      <w:pPr>
+        <w:ind w:left="5531" w:hanging="360"/>
+      </w:pPr>
+      <w:rPr>
+        <w:rFonts w:ascii="Symbol" w:hAnsi="Symbol" w:hint="default"/>
+      </w:rPr>
+    </w:lvl>
+    <w:lvl w:ilvl="7" w:tplc="04090003" w:tentative="1">
+      <w:start w:val="1"/>
+      <w:numFmt w:val="bullet"/>
+      <w:lvlText w:val="o"/>
+      <w:lvlJc w:val="left"/>
+      <w:pPr>
+        <w:ind w:left="6251" w:hanging="360"/>
+      </w:pPr>
+      <w:rPr>
+        <w:rFonts w:ascii="Courier New" w:hAnsi="Courier New" w:cs="Courier New" w:hint="default"/>
+      </w:rPr>
+    </w:lvl>
+    <w:lvl w:ilvl="8" w:tplc="04090005" w:tentative="1">
+      <w:start w:val="1"/>
+      <w:numFmt w:val="bullet"/>
+      <w:lvlText w:val=""/>
+      <w:lvlJc w:val="left"/>
+      <w:pPr>
+        <w:ind w:left="6971" w:hanging="360"/>
+      </w:pPr>
+      <w:rPr>
+        <w:rFonts w:ascii="Wingdings" w:hAnsi="Wingdings" w:hint="default"/>
+      </w:rPr>
+    </w:lvl>
+  </w:abstractNum>
+  <w:abstractNum w:abstractNumId="4" w15:restartNumberingAfterBreak="0">
+    <w:nsid w:val="41ED50D1"/>
+    <w:multiLevelType w:val="hybridMultilevel"/>
+    <w:tmpl w:val="404AB65C"/>
+    <w:lvl w:ilvl="0" w:tplc="04090001">
+      <w:start w:val="1"/>
+      <w:numFmt w:val="bullet"/>
+      <w:lvlText w:val=""/>
+      <w:lvlJc w:val="left"/>
+      <w:pPr>
+        <w:ind w:left="720" w:hanging="360"/>
+      </w:pPr>
+      <w:rPr>
+        <w:rFonts w:ascii="Symbol" w:hAnsi="Symbol" w:hint="default"/>
+      </w:rPr>
+    </w:lvl>
+    <w:lvl w:ilvl="1" w:tplc="04090003" w:tentative="1">
+      <w:start w:val="1"/>
+      <w:numFmt w:val="bullet"/>
+      <w:lvlText w:val="o"/>
+      <w:lvlJc w:val="left"/>
+      <w:pPr>
+        <w:ind w:left="1440" w:hanging="360"/>
+      </w:pPr>
+      <w:rPr>
+        <w:rFonts w:ascii="Courier New" w:hAnsi="Courier New" w:cs="Courier New" w:hint="default"/>
+      </w:rPr>
+    </w:lvl>
+    <w:lvl w:ilvl="2" w:tplc="04090005" w:tentative="1">
+      <w:start w:val="1"/>
+      <w:numFmt w:val="bullet"/>
+      <w:lvlText w:val=""/>
+      <w:lvlJc w:val="left"/>
+      <w:pPr>
+        <w:ind w:left="2160" w:hanging="360"/>
+      </w:pPr>
+      <w:rPr>
+        <w:rFonts w:ascii="Wingdings" w:hAnsi="Wingdings" w:hint="default"/>
+      </w:rPr>
+    </w:lvl>
+    <w:lvl w:ilvl="3" w:tplc="04090001" w:tentative="1">
+      <w:start w:val="1"/>
+      <w:numFmt w:val="bullet"/>
+      <w:lvlText w:val=""/>
+      <w:lvlJc w:val="left"/>
+      <w:pPr>
+        <w:ind w:left="2880" w:hanging="360"/>
+      </w:pPr>
+      <w:rPr>
+        <w:rFonts w:ascii="Symbol" w:hAnsi="Symbol" w:hint="default"/>
+      </w:rPr>
+    </w:lvl>
+    <w:lvl w:ilvl="4" w:tplc="04090003" w:tentative="1">
+      <w:start w:val="1"/>
+      <w:numFmt w:val="bullet"/>
+      <w:lvlText w:val="o"/>
+      <w:lvlJc w:val="left"/>
+      <w:pPr>
+        <w:ind w:left="3600" w:hanging="360"/>
+      </w:pPr>
+      <w:rPr>
+        <w:rFonts w:ascii="Courier New" w:hAnsi="Courier New" w:cs="Courier New" w:hint="default"/>
+      </w:rPr>
+    </w:lvl>
+    <w:lvl w:ilvl="5" w:tplc="04090005" w:tentative="1">
+      <w:start w:val="1"/>
+      <w:numFmt w:val="bullet"/>
+      <w:lvlText w:val=""/>
+      <w:lvlJc w:val="left"/>
+      <w:pPr>
+        <w:ind w:left="4320" w:hanging="360"/>
+      </w:pPr>
+      <w:rPr>
+        <w:rFonts w:ascii="Wingdings" w:hAnsi="Wingdings" w:hint="default"/>
+      </w:rPr>
+    </w:lvl>
+    <w:lvl w:ilvl="6" w:tplc="04090001" w:tentative="1">
+      <w:start w:val="1"/>
+      <w:numFmt w:val="bullet"/>
+      <w:lvlText w:val=""/>
+      <w:lvlJc w:val="left"/>
+      <w:pPr>
+        <w:ind w:left="5040" w:hanging="360"/>
+      </w:pPr>
+      <w:rPr>
+        <w:rFonts w:ascii="Symbol" w:hAnsi="Symbol" w:hint="default"/>
+      </w:rPr>
+    </w:lvl>
+    <w:lvl w:ilvl="7" w:tplc="04090003" w:tentative="1">
+      <w:start w:val="1"/>
+      <w:numFmt w:val="bullet"/>
+      <w:lvlText w:val="o"/>
+      <w:lvlJc w:val="left"/>
+      <w:pPr>
+        <w:ind w:left="5760" w:hanging="360"/>
+      </w:pPr>
+      <w:rPr>
+        <w:rFonts w:ascii="Courier New" w:hAnsi="Courier New" w:cs="Courier New" w:hint="default"/>
+      </w:rPr>
+    </w:lvl>
+    <w:lvl w:ilvl="8" w:tplc="04090005" w:tentative="1">
+      <w:start w:val="1"/>
+      <w:numFmt w:val="bullet"/>
+      <w:lvlText w:val=""/>
+      <w:lvlJc w:val="left"/>
+      <w:pPr>
+        <w:ind w:left="6480" w:hanging="360"/>
+      </w:pPr>
+      <w:rPr>
+        <w:rFonts w:ascii="Wingdings" w:hAnsi="Wingdings" w:hint="default"/>
+      </w:rPr>
+    </w:lvl>
+  </w:abstractNum>
+  <w:abstractNum w:abstractNumId="5" w15:restartNumberingAfterBreak="0">
     <w:nsid w:val="4D2F3748"/>
     <w:multiLevelType w:val="multilevel"/>
     <w:tmpl w:val="F9A6F670"/>
@@ -2886,7 +3787,7 @@
       </w:pPr>
     </w:lvl>
   </w:abstractNum>
-  <w:abstractNum w:abstractNumId="2" w15:restartNumberingAfterBreak="0">
+  <w:abstractNum w:abstractNumId="6" w15:restartNumberingAfterBreak="0">
     <w:nsid w:val="592363EE"/>
     <w:multiLevelType w:val="hybridMultilevel"/>
     <w:tmpl w:val="4656CE62"/>
@@ -2999,7 +3900,355 @@
       </w:rPr>
     </w:lvl>
   </w:abstractNum>
-  <w:abstractNum w:abstractNumId="3" w15:restartNumberingAfterBreak="0">
+  <w:abstractNum w:abstractNumId="7" w15:restartNumberingAfterBreak="0">
+    <w:nsid w:val="59AB46B4"/>
+    <w:multiLevelType w:val="hybridMultilevel"/>
+    <w:tmpl w:val="3CB41EFA"/>
+    <w:lvl w:ilvl="0" w:tplc="04090001">
+      <w:start w:val="1"/>
+      <w:numFmt w:val="bullet"/>
+      <w:lvlText w:val=""/>
+      <w:lvlJc w:val="left"/>
+      <w:pPr>
+        <w:ind w:left="360" w:hanging="360"/>
+      </w:pPr>
+      <w:rPr>
+        <w:rFonts w:ascii="Symbol" w:hAnsi="Symbol" w:hint="default"/>
+      </w:rPr>
+    </w:lvl>
+    <w:lvl w:ilvl="1" w:tplc="04090003" w:tentative="1">
+      <w:start w:val="1"/>
+      <w:numFmt w:val="bullet"/>
+      <w:lvlText w:val="o"/>
+      <w:lvlJc w:val="left"/>
+      <w:pPr>
+        <w:ind w:left="1080" w:hanging="360"/>
+      </w:pPr>
+      <w:rPr>
+        <w:rFonts w:ascii="Courier New" w:hAnsi="Courier New" w:cs="Courier New" w:hint="default"/>
+      </w:rPr>
+    </w:lvl>
+    <w:lvl w:ilvl="2" w:tplc="04090005" w:tentative="1">
+      <w:start w:val="1"/>
+      <w:numFmt w:val="bullet"/>
+      <w:lvlText w:val=""/>
+      <w:lvlJc w:val="left"/>
+      <w:pPr>
+        <w:ind w:left="1800" w:hanging="360"/>
+      </w:pPr>
+      <w:rPr>
+        <w:rFonts w:ascii="Wingdings" w:hAnsi="Wingdings" w:hint="default"/>
+      </w:rPr>
+    </w:lvl>
+    <w:lvl w:ilvl="3" w:tplc="04090001" w:tentative="1">
+      <w:start w:val="1"/>
+      <w:numFmt w:val="bullet"/>
+      <w:lvlText w:val=""/>
+      <w:lvlJc w:val="left"/>
+      <w:pPr>
+        <w:ind w:left="2520" w:hanging="360"/>
+      </w:pPr>
+      <w:rPr>
+        <w:rFonts w:ascii="Symbol" w:hAnsi="Symbol" w:hint="default"/>
+      </w:rPr>
+    </w:lvl>
+    <w:lvl w:ilvl="4" w:tplc="04090003" w:tentative="1">
+      <w:start w:val="1"/>
+      <w:numFmt w:val="bullet"/>
+      <w:lvlText w:val="o"/>
+      <w:lvlJc w:val="left"/>
+      <w:pPr>
+        <w:ind w:left="3240" w:hanging="360"/>
+      </w:pPr>
+      <w:rPr>
+        <w:rFonts w:ascii="Courier New" w:hAnsi="Courier New" w:cs="Courier New" w:hint="default"/>
+      </w:rPr>
+    </w:lvl>
+    <w:lvl w:ilvl="5" w:tplc="04090005" w:tentative="1">
+      <w:start w:val="1"/>
+      <w:numFmt w:val="bullet"/>
+      <w:lvlText w:val=""/>
+      <w:lvlJc w:val="left"/>
+      <w:pPr>
+        <w:ind w:left="3960" w:hanging="360"/>
+      </w:pPr>
+      <w:rPr>
+        <w:rFonts w:ascii="Wingdings" w:hAnsi="Wingdings" w:hint="default"/>
+      </w:rPr>
+    </w:lvl>
+    <w:lvl w:ilvl="6" w:tplc="04090001" w:tentative="1">
+      <w:start w:val="1"/>
+      <w:numFmt w:val="bullet"/>
+      <w:lvlText w:val=""/>
+      <w:lvlJc w:val="left"/>
+      <w:pPr>
+        <w:ind w:left="4680" w:hanging="360"/>
+      </w:pPr>
+      <w:rPr>
+        <w:rFonts w:ascii="Symbol" w:hAnsi="Symbol" w:hint="default"/>
+      </w:rPr>
+    </w:lvl>
+    <w:lvl w:ilvl="7" w:tplc="04090003" w:tentative="1">
+      <w:start w:val="1"/>
+      <w:numFmt w:val="bullet"/>
+      <w:lvlText w:val="o"/>
+      <w:lvlJc w:val="left"/>
+      <w:pPr>
+        <w:ind w:left="5400" w:hanging="360"/>
+      </w:pPr>
+      <w:rPr>
+        <w:rFonts w:ascii="Courier New" w:hAnsi="Courier New" w:cs="Courier New" w:hint="default"/>
+      </w:rPr>
+    </w:lvl>
+    <w:lvl w:ilvl="8" w:tplc="04090005" w:tentative="1">
+      <w:start w:val="1"/>
+      <w:numFmt w:val="bullet"/>
+      <w:lvlText w:val=""/>
+      <w:lvlJc w:val="left"/>
+      <w:pPr>
+        <w:ind w:left="6120" w:hanging="360"/>
+      </w:pPr>
+      <w:rPr>
+        <w:rFonts w:ascii="Wingdings" w:hAnsi="Wingdings" w:hint="default"/>
+      </w:rPr>
+    </w:lvl>
+  </w:abstractNum>
+  <w:abstractNum w:abstractNumId="8" w15:restartNumberingAfterBreak="0">
+    <w:nsid w:val="5C3D5708"/>
+    <w:multiLevelType w:val="hybridMultilevel"/>
+    <w:tmpl w:val="091CCC64"/>
+    <w:lvl w:ilvl="0" w:tplc="0409000F">
+      <w:start w:val="1"/>
+      <w:numFmt w:val="decimal"/>
+      <w:lvlText w:val="%1."/>
+      <w:lvlJc w:val="left"/>
+      <w:pPr>
+        <w:ind w:left="1571" w:hanging="360"/>
+      </w:pPr>
+    </w:lvl>
+    <w:lvl w:ilvl="1" w:tplc="04090019" w:tentative="1">
+      <w:start w:val="1"/>
+      <w:numFmt w:val="lowerLetter"/>
+      <w:lvlText w:val="%2."/>
+      <w:lvlJc w:val="left"/>
+      <w:pPr>
+        <w:ind w:left="2291" w:hanging="360"/>
+      </w:pPr>
+    </w:lvl>
+    <w:lvl w:ilvl="2" w:tplc="0409001B" w:tentative="1">
+      <w:start w:val="1"/>
+      <w:numFmt w:val="lowerRoman"/>
+      <w:lvlText w:val="%3."/>
+      <w:lvlJc w:val="right"/>
+      <w:pPr>
+        <w:ind w:left="3011" w:hanging="180"/>
+      </w:pPr>
+    </w:lvl>
+    <w:lvl w:ilvl="3" w:tplc="0409000F" w:tentative="1">
+      <w:start w:val="1"/>
+      <w:numFmt w:val="decimal"/>
+      <w:lvlText w:val="%4."/>
+      <w:lvlJc w:val="left"/>
+      <w:pPr>
+        <w:ind w:left="3731" w:hanging="360"/>
+      </w:pPr>
+    </w:lvl>
+    <w:lvl w:ilvl="4" w:tplc="04090019" w:tentative="1">
+      <w:start w:val="1"/>
+      <w:numFmt w:val="lowerLetter"/>
+      <w:lvlText w:val="%5."/>
+      <w:lvlJc w:val="left"/>
+      <w:pPr>
+        <w:ind w:left="4451" w:hanging="360"/>
+      </w:pPr>
+    </w:lvl>
+    <w:lvl w:ilvl="5" w:tplc="0409001B" w:tentative="1">
+      <w:start w:val="1"/>
+      <w:numFmt w:val="lowerRoman"/>
+      <w:lvlText w:val="%6."/>
+      <w:lvlJc w:val="right"/>
+      <w:pPr>
+        <w:ind w:left="5171" w:hanging="180"/>
+      </w:pPr>
+    </w:lvl>
+    <w:lvl w:ilvl="6" w:tplc="0409000F" w:tentative="1">
+      <w:start w:val="1"/>
+      <w:numFmt w:val="decimal"/>
+      <w:lvlText w:val="%7."/>
+      <w:lvlJc w:val="left"/>
+      <w:pPr>
+        <w:ind w:left="5891" w:hanging="360"/>
+      </w:pPr>
+    </w:lvl>
+    <w:lvl w:ilvl="7" w:tplc="04090019" w:tentative="1">
+      <w:start w:val="1"/>
+      <w:numFmt w:val="lowerLetter"/>
+      <w:lvlText w:val="%8."/>
+      <w:lvlJc w:val="left"/>
+      <w:pPr>
+        <w:ind w:left="6611" w:hanging="360"/>
+      </w:pPr>
+    </w:lvl>
+    <w:lvl w:ilvl="8" w:tplc="0409001B" w:tentative="1">
+      <w:start w:val="1"/>
+      <w:numFmt w:val="lowerRoman"/>
+      <w:lvlText w:val="%9."/>
+      <w:lvlJc w:val="right"/>
+      <w:pPr>
+        <w:ind w:left="7331" w:hanging="180"/>
+      </w:pPr>
+    </w:lvl>
+  </w:abstractNum>
+  <w:abstractNum w:abstractNumId="9" w15:restartNumberingAfterBreak="0">
+    <w:nsid w:val="64707322"/>
+    <w:multiLevelType w:val="multilevel"/>
+    <w:tmpl w:val="55FADDF0"/>
+    <w:lvl w:ilvl="0">
+      <w:start w:val="1"/>
+      <w:numFmt w:val="bullet"/>
+      <w:lvlText w:val=""/>
+      <w:lvlJc w:val="left"/>
+      <w:pPr>
+        <w:tabs>
+          <w:tab w:val="num" w:pos="720"/>
+        </w:tabs>
+        <w:ind w:left="720" w:hanging="360"/>
+      </w:pPr>
+      <w:rPr>
+        <w:rFonts w:ascii="Symbol" w:hAnsi="Symbol" w:hint="default"/>
+        <w:sz w:val="20"/>
+      </w:rPr>
+    </w:lvl>
+    <w:lvl w:ilvl="1" w:tentative="1">
+      <w:start w:val="1"/>
+      <w:numFmt w:val="bullet"/>
+      <w:lvlText w:val="o"/>
+      <w:lvlJc w:val="left"/>
+      <w:pPr>
+        <w:tabs>
+          <w:tab w:val="num" w:pos="1440"/>
+        </w:tabs>
+        <w:ind w:left="1440" w:hanging="360"/>
+      </w:pPr>
+      <w:rPr>
+        <w:rFonts w:ascii="Courier New" w:hAnsi="Courier New" w:hint="default"/>
+        <w:sz w:val="20"/>
+      </w:rPr>
+    </w:lvl>
+    <w:lvl w:ilvl="2" w:tentative="1">
+      <w:start w:val="1"/>
+      <w:numFmt w:val="bullet"/>
+      <w:lvlText w:val=""/>
+      <w:lvlJc w:val="left"/>
+      <w:pPr>
+        <w:tabs>
+          <w:tab w:val="num" w:pos="2160"/>
+        </w:tabs>
+        <w:ind w:left="2160" w:hanging="360"/>
+      </w:pPr>
+      <w:rPr>
+        <w:rFonts w:ascii="Wingdings" w:hAnsi="Wingdings" w:hint="default"/>
+        <w:sz w:val="20"/>
+      </w:rPr>
+    </w:lvl>
+    <w:lvl w:ilvl="3" w:tentative="1">
+      <w:start w:val="1"/>
+      <w:numFmt w:val="bullet"/>
+      <w:lvlText w:val=""/>
+      <w:lvlJc w:val="left"/>
+      <w:pPr>
+        <w:tabs>
+          <w:tab w:val="num" w:pos="2880"/>
+        </w:tabs>
+        <w:ind w:left="2880" w:hanging="360"/>
+      </w:pPr>
+      <w:rPr>
+        <w:rFonts w:ascii="Wingdings" w:hAnsi="Wingdings" w:hint="default"/>
+        <w:sz w:val="20"/>
+      </w:rPr>
+    </w:lvl>
+    <w:lvl w:ilvl="4" w:tentative="1">
+      <w:start w:val="1"/>
+      <w:numFmt w:val="bullet"/>
+      <w:lvlText w:val=""/>
+      <w:lvlJc w:val="left"/>
+      <w:pPr>
+        <w:tabs>
+          <w:tab w:val="num" w:pos="3600"/>
+        </w:tabs>
+        <w:ind w:left="3600" w:hanging="360"/>
+      </w:pPr>
+      <w:rPr>
+        <w:rFonts w:ascii="Wingdings" w:hAnsi="Wingdings" w:hint="default"/>
+        <w:sz w:val="20"/>
+      </w:rPr>
+    </w:lvl>
+    <w:lvl w:ilvl="5" w:tentative="1">
+      <w:start w:val="1"/>
+      <w:numFmt w:val="bullet"/>
+      <w:lvlText w:val=""/>
+      <w:lvlJc w:val="left"/>
+      <w:pPr>
+        <w:tabs>
+          <w:tab w:val="num" w:pos="4320"/>
+        </w:tabs>
+        <w:ind w:left="4320" w:hanging="360"/>
+      </w:pPr>
+      <w:rPr>
+        <w:rFonts w:ascii="Wingdings" w:hAnsi="Wingdings" w:hint="default"/>
+        <w:sz w:val="20"/>
+      </w:rPr>
+    </w:lvl>
+    <w:lvl w:ilvl="6" w:tentative="1">
+      <w:start w:val="1"/>
+      <w:numFmt w:val="bullet"/>
+      <w:lvlText w:val=""/>
+      <w:lvlJc w:val="left"/>
+      <w:pPr>
+        <w:tabs>
+          <w:tab w:val="num" w:pos="5040"/>
+        </w:tabs>
+        <w:ind w:left="5040" w:hanging="360"/>
+      </w:pPr>
+      <w:rPr>
+        <w:rFonts w:ascii="Wingdings" w:hAnsi="Wingdings" w:hint="default"/>
+        <w:sz w:val="20"/>
+      </w:rPr>
+    </w:lvl>
+    <w:lvl w:ilvl="7" w:tentative="1">
+      <w:start w:val="1"/>
+      <w:numFmt w:val="bullet"/>
+      <w:lvlText w:val=""/>
+      <w:lvlJc w:val="left"/>
+      <w:pPr>
+        <w:tabs>
+          <w:tab w:val="num" w:pos="5760"/>
+        </w:tabs>
+        <w:ind w:left="5760" w:hanging="360"/>
+      </w:pPr>
+      <w:rPr>
+        <w:rFonts w:ascii="Wingdings" w:hAnsi="Wingdings" w:hint="default"/>
+        <w:sz w:val="20"/>
+      </w:rPr>
+    </w:lvl>
+    <w:lvl w:ilvl="8" w:tentative="1">
+      <w:start w:val="1"/>
+      <w:numFmt w:val="bullet"/>
+      <w:lvlText w:val=""/>
+      <w:lvlJc w:val="left"/>
+      <w:pPr>
+        <w:tabs>
+          <w:tab w:val="num" w:pos="6480"/>
+        </w:tabs>
+        <w:ind w:left="6480" w:hanging="360"/>
+      </w:pPr>
+      <w:rPr>
+        <w:rFonts w:ascii="Wingdings" w:hAnsi="Wingdings" w:hint="default"/>
+        <w:sz w:val="20"/>
+      </w:rPr>
+    </w:lvl>
+  </w:abstractNum>
+  <w:abstractNum w:abstractNumId="10" w15:restartNumberingAfterBreak="0">
     <w:nsid w:val="64D639B9"/>
     <w:multiLevelType w:val="multilevel"/>
     <w:tmpl w:val="520CF4F4"/>
@@ -3148,7 +4397,7 @@
       </w:rPr>
     </w:lvl>
   </w:abstractNum>
-  <w:abstractNum w:abstractNumId="4" w15:restartNumberingAfterBreak="0">
+  <w:abstractNum w:abstractNumId="11" w15:restartNumberingAfterBreak="0">
     <w:nsid w:val="69967C24"/>
     <w:multiLevelType w:val="hybridMultilevel"/>
     <w:tmpl w:val="8ABE3626"/>
@@ -3261,7 +4510,233 @@
       </w:rPr>
     </w:lvl>
   </w:abstractNum>
-  <w:abstractNum w:abstractNumId="5" w15:restartNumberingAfterBreak="0">
+  <w:abstractNum w:abstractNumId="12" w15:restartNumberingAfterBreak="0">
+    <w:nsid w:val="6DCE438B"/>
+    <w:multiLevelType w:val="hybridMultilevel"/>
+    <w:tmpl w:val="F01C1F80"/>
+    <w:lvl w:ilvl="0" w:tplc="04090001">
+      <w:start w:val="1"/>
+      <w:numFmt w:val="bullet"/>
+      <w:lvlText w:val=""/>
+      <w:lvlJc w:val="left"/>
+      <w:pPr>
+        <w:ind w:left="1077" w:hanging="360"/>
+      </w:pPr>
+      <w:rPr>
+        <w:rFonts w:ascii="Symbol" w:hAnsi="Symbol" w:hint="default"/>
+      </w:rPr>
+    </w:lvl>
+    <w:lvl w:ilvl="1" w:tplc="04090003" w:tentative="1">
+      <w:start w:val="1"/>
+      <w:numFmt w:val="bullet"/>
+      <w:lvlText w:val="o"/>
+      <w:lvlJc w:val="left"/>
+      <w:pPr>
+        <w:ind w:left="1797" w:hanging="360"/>
+      </w:pPr>
+      <w:rPr>
+        <w:rFonts w:ascii="Courier New" w:hAnsi="Courier New" w:cs="Courier New" w:hint="default"/>
+      </w:rPr>
+    </w:lvl>
+    <w:lvl w:ilvl="2" w:tplc="04090005" w:tentative="1">
+      <w:start w:val="1"/>
+      <w:numFmt w:val="bullet"/>
+      <w:lvlText w:val=""/>
+      <w:lvlJc w:val="left"/>
+      <w:pPr>
+        <w:ind w:left="2517" w:hanging="360"/>
+      </w:pPr>
+      <w:rPr>
+        <w:rFonts w:ascii="Wingdings" w:hAnsi="Wingdings" w:hint="default"/>
+      </w:rPr>
+    </w:lvl>
+    <w:lvl w:ilvl="3" w:tplc="04090001" w:tentative="1">
+      <w:start w:val="1"/>
+      <w:numFmt w:val="bullet"/>
+      <w:lvlText w:val=""/>
+      <w:lvlJc w:val="left"/>
+      <w:pPr>
+        <w:ind w:left="3237" w:hanging="360"/>
+      </w:pPr>
+      <w:rPr>
+        <w:rFonts w:ascii="Symbol" w:hAnsi="Symbol" w:hint="default"/>
+      </w:rPr>
+    </w:lvl>
+    <w:lvl w:ilvl="4" w:tplc="04090003" w:tentative="1">
+      <w:start w:val="1"/>
+      <w:numFmt w:val="bullet"/>
+      <w:lvlText w:val="o"/>
+      <w:lvlJc w:val="left"/>
+      <w:pPr>
+        <w:ind w:left="3957" w:hanging="360"/>
+      </w:pPr>
+      <w:rPr>
+        <w:rFonts w:ascii="Courier New" w:hAnsi="Courier New" w:cs="Courier New" w:hint="default"/>
+      </w:rPr>
+    </w:lvl>
+    <w:lvl w:ilvl="5" w:tplc="04090005" w:tentative="1">
+      <w:start w:val="1"/>
+      <w:numFmt w:val="bullet"/>
+      <w:lvlText w:val=""/>
+      <w:lvlJc w:val="left"/>
+      <w:pPr>
+        <w:ind w:left="4677" w:hanging="360"/>
+      </w:pPr>
+      <w:rPr>
+        <w:rFonts w:ascii="Wingdings" w:hAnsi="Wingdings" w:hint="default"/>
+      </w:rPr>
+    </w:lvl>
+    <w:lvl w:ilvl="6" w:tplc="04090001" w:tentative="1">
+      <w:start w:val="1"/>
+      <w:numFmt w:val="bullet"/>
+      <w:lvlText w:val=""/>
+      <w:lvlJc w:val="left"/>
+      <w:pPr>
+        <w:ind w:left="5397" w:hanging="360"/>
+      </w:pPr>
+      <w:rPr>
+        <w:rFonts w:ascii="Symbol" w:hAnsi="Symbol" w:hint="default"/>
+      </w:rPr>
+    </w:lvl>
+    <w:lvl w:ilvl="7" w:tplc="04090003" w:tentative="1">
+      <w:start w:val="1"/>
+      <w:numFmt w:val="bullet"/>
+      <w:lvlText w:val="o"/>
+      <w:lvlJc w:val="left"/>
+      <w:pPr>
+        <w:ind w:left="6117" w:hanging="360"/>
+      </w:pPr>
+      <w:rPr>
+        <w:rFonts w:ascii="Courier New" w:hAnsi="Courier New" w:cs="Courier New" w:hint="default"/>
+      </w:rPr>
+    </w:lvl>
+    <w:lvl w:ilvl="8" w:tplc="04090005" w:tentative="1">
+      <w:start w:val="1"/>
+      <w:numFmt w:val="bullet"/>
+      <w:lvlText w:val=""/>
+      <w:lvlJc w:val="left"/>
+      <w:pPr>
+        <w:ind w:left="6837" w:hanging="360"/>
+      </w:pPr>
+      <w:rPr>
+        <w:rFonts w:ascii="Wingdings" w:hAnsi="Wingdings" w:hint="default"/>
+      </w:rPr>
+    </w:lvl>
+  </w:abstractNum>
+  <w:abstractNum w:abstractNumId="13" w15:restartNumberingAfterBreak="0">
+    <w:nsid w:val="71411416"/>
+    <w:multiLevelType w:val="hybridMultilevel"/>
+    <w:tmpl w:val="9D96F526"/>
+    <w:lvl w:ilvl="0" w:tplc="04090001">
+      <w:start w:val="1"/>
+      <w:numFmt w:val="bullet"/>
+      <w:lvlText w:val=""/>
+      <w:lvlJc w:val="left"/>
+      <w:pPr>
+        <w:ind w:left="1211" w:hanging="360"/>
+      </w:pPr>
+      <w:rPr>
+        <w:rFonts w:ascii="Symbol" w:hAnsi="Symbol" w:hint="default"/>
+      </w:rPr>
+    </w:lvl>
+    <w:lvl w:ilvl="1" w:tplc="04090003" w:tentative="1">
+      <w:start w:val="1"/>
+      <w:numFmt w:val="bullet"/>
+      <w:lvlText w:val="o"/>
+      <w:lvlJc w:val="left"/>
+      <w:pPr>
+        <w:ind w:left="1931" w:hanging="360"/>
+      </w:pPr>
+      <w:rPr>
+        <w:rFonts w:ascii="Courier New" w:hAnsi="Courier New" w:cs="Courier New" w:hint="default"/>
+      </w:rPr>
+    </w:lvl>
+    <w:lvl w:ilvl="2" w:tplc="04090005" w:tentative="1">
+      <w:start w:val="1"/>
+      <w:numFmt w:val="bullet"/>
+      <w:lvlText w:val=""/>
+      <w:lvlJc w:val="left"/>
+      <w:pPr>
+        <w:ind w:left="2651" w:hanging="360"/>
+      </w:pPr>
+      <w:rPr>
+        <w:rFonts w:ascii="Wingdings" w:hAnsi="Wingdings" w:hint="default"/>
+      </w:rPr>
+    </w:lvl>
+    <w:lvl w:ilvl="3" w:tplc="04090001" w:tentative="1">
+      <w:start w:val="1"/>
+      <w:numFmt w:val="bullet"/>
+      <w:lvlText w:val=""/>
+      <w:lvlJc w:val="left"/>
+      <w:pPr>
+        <w:ind w:left="3371" w:hanging="360"/>
+      </w:pPr>
+      <w:rPr>
+        <w:rFonts w:ascii="Symbol" w:hAnsi="Symbol" w:hint="default"/>
+      </w:rPr>
+    </w:lvl>
+    <w:lvl w:ilvl="4" w:tplc="04090003" w:tentative="1">
+      <w:start w:val="1"/>
+      <w:numFmt w:val="bullet"/>
+      <w:lvlText w:val="o"/>
+      <w:lvlJc w:val="left"/>
+      <w:pPr>
+        <w:ind w:left="4091" w:hanging="360"/>
+      </w:pPr>
+      <w:rPr>
+        <w:rFonts w:ascii="Courier New" w:hAnsi="Courier New" w:cs="Courier New" w:hint="default"/>
+      </w:rPr>
+    </w:lvl>
+    <w:lvl w:ilvl="5" w:tplc="04090005" w:tentative="1">
+      <w:start w:val="1"/>
+      <w:numFmt w:val="bullet"/>
+      <w:lvlText w:val=""/>
+      <w:lvlJc w:val="left"/>
+      <w:pPr>
+        <w:ind w:left="4811" w:hanging="360"/>
+      </w:pPr>
+      <w:rPr>
+        <w:rFonts w:ascii="Wingdings" w:hAnsi="Wingdings" w:hint="default"/>
+      </w:rPr>
+    </w:lvl>
+    <w:lvl w:ilvl="6" w:tplc="04090001" w:tentative="1">
+      <w:start w:val="1"/>
+      <w:numFmt w:val="bullet"/>
+      <w:lvlText w:val=""/>
+      <w:lvlJc w:val="left"/>
+      <w:pPr>
+        <w:ind w:left="5531" w:hanging="360"/>
+      </w:pPr>
+      <w:rPr>
+        <w:rFonts w:ascii="Symbol" w:hAnsi="Symbol" w:hint="default"/>
+      </w:rPr>
+    </w:lvl>
+    <w:lvl w:ilvl="7" w:tplc="04090003" w:tentative="1">
+      <w:start w:val="1"/>
+      <w:numFmt w:val="bullet"/>
+      <w:lvlText w:val="o"/>
+      <w:lvlJc w:val="left"/>
+      <w:pPr>
+        <w:ind w:left="6251" w:hanging="360"/>
+      </w:pPr>
+      <w:rPr>
+        <w:rFonts w:ascii="Courier New" w:hAnsi="Courier New" w:cs="Courier New" w:hint="default"/>
+      </w:rPr>
+    </w:lvl>
+    <w:lvl w:ilvl="8" w:tplc="04090005" w:tentative="1">
+      <w:start w:val="1"/>
+      <w:numFmt w:val="bullet"/>
+      <w:lvlText w:val=""/>
+      <w:lvlJc w:val="left"/>
+      <w:pPr>
+        <w:ind w:left="6971" w:hanging="360"/>
+      </w:pPr>
+      <w:rPr>
+        <w:rFonts w:ascii="Wingdings" w:hAnsi="Wingdings" w:hint="default"/>
+      </w:rPr>
+    </w:lvl>
+  </w:abstractNum>
+  <w:abstractNum w:abstractNumId="14" w15:restartNumberingAfterBreak="0">
     <w:nsid w:val="7F55225D"/>
     <w:multiLevelType w:val="multilevel"/>
     <w:tmpl w:val="2734628A"/>
@@ -3375,22 +4850,49 @@
     </w:lvl>
   </w:abstractNum>
   <w:num w:numId="1" w16cid:durableId="379213197">
-    <w:abstractNumId w:val="2"/>
+    <w:abstractNumId w:val="6"/>
   </w:num>
   <w:num w:numId="2" w16cid:durableId="1715226273">
-    <w:abstractNumId w:val="5"/>
+    <w:abstractNumId w:val="14"/>
   </w:num>
   <w:num w:numId="3" w16cid:durableId="1421291498">
-    <w:abstractNumId w:val="4"/>
+    <w:abstractNumId w:val="11"/>
   </w:num>
   <w:num w:numId="4" w16cid:durableId="2063019439">
     <w:abstractNumId w:val="0"/>
   </w:num>
   <w:num w:numId="5" w16cid:durableId="1623539055">
+    <w:abstractNumId w:val="5"/>
+  </w:num>
+  <w:num w:numId="6" w16cid:durableId="1881933038">
+    <w:abstractNumId w:val="10"/>
+  </w:num>
+  <w:num w:numId="7" w16cid:durableId="286661505">
+    <w:abstractNumId w:val="8"/>
+  </w:num>
+  <w:num w:numId="8" w16cid:durableId="1882477211">
+    <w:abstractNumId w:val="9"/>
+  </w:num>
+  <w:num w:numId="9" w16cid:durableId="487674538">
+    <w:abstractNumId w:val="2"/>
+  </w:num>
+  <w:num w:numId="10" w16cid:durableId="1775057831">
     <w:abstractNumId w:val="1"/>
   </w:num>
-  <w:num w:numId="6" w16cid:durableId="1881933038">
+  <w:num w:numId="11" w16cid:durableId="1668554536">
+    <w:abstractNumId w:val="13"/>
+  </w:num>
+  <w:num w:numId="12" w16cid:durableId="1850021733">
     <w:abstractNumId w:val="3"/>
+  </w:num>
+  <w:num w:numId="13" w16cid:durableId="1607231537">
+    <w:abstractNumId w:val="12"/>
+  </w:num>
+  <w:num w:numId="14" w16cid:durableId="812596739">
+    <w:abstractNumId w:val="4"/>
+  </w:num>
+  <w:num w:numId="15" w16cid:durableId="447315745">
+    <w:abstractNumId w:val="7"/>
   </w:num>
 </w:numbering>
 </file>
@@ -3408,7 +4910,9 @@
     </w:rPrDefault>
     <w:pPrDefault>
       <w:pPr>
-        <w:spacing w:after="160" w:line="259" w:lineRule="auto"/>
+        <w:spacing w:line="360" w:lineRule="auto"/>
+        <w:ind w:firstLine="851"/>
+        <w:jc w:val="both"/>
       </w:pPr>
     </w:pPrDefault>
   </w:docDefaults>
@@ -3798,7 +5302,6 @@
   <w:style w:type="character" w:default="1" w:styleId="DefaultParagraphFont">
     <w:name w:val="Default Paragraph Font"/>
     <w:uiPriority w:val="1"/>
-    <w:semiHidden/>
     <w:unhideWhenUsed/>
   </w:style>
   <w:style w:type="table" w:default="1" w:styleId="TableNormal">
@@ -3834,7 +5337,7 @@
         <w:tab w:val="center" w:pos="4252"/>
         <w:tab w:val="right" w:pos="8504"/>
       </w:tabs>
-      <w:spacing w:after="0" w:line="240" w:lineRule="auto"/>
+      <w:spacing w:line="240" w:lineRule="auto"/>
     </w:pPr>
   </w:style>
   <w:style w:type="character" w:customStyle="1" w:styleId="HeaderChar">
@@ -3856,7 +5359,7 @@
         <w:tab w:val="center" w:pos="4252"/>
         <w:tab w:val="right" w:pos="8504"/>
       </w:tabs>
-      <w:spacing w:after="0" w:line="240" w:lineRule="auto"/>
+      <w:spacing w:line="240" w:lineRule="auto"/>
     </w:pPr>
   </w:style>
   <w:style w:type="character" w:customStyle="1" w:styleId="FooterChar">
@@ -3883,7 +5386,7 @@
     <w:link w:val="FootnoteTextChar"/>
     <w:rsid w:val="00F8695E"/>
     <w:pPr>
-      <w:spacing w:after="0" w:line="240" w:lineRule="auto"/>
+      <w:spacing w:line="240" w:lineRule="auto"/>
     </w:pPr>
     <w:rPr>
       <w:rFonts w:ascii="Times New Roman" w:eastAsia="Times New Roman" w:hAnsi="Times New Roman" w:cs="Times New Roman"/>
@@ -3918,7 +5421,7 @@
     <w:semiHidden/>
     <w:rsid w:val="00BB1A18"/>
     <w:pPr>
-      <w:spacing w:after="0" w:line="240" w:lineRule="auto"/>
+      <w:spacing w:line="240" w:lineRule="auto"/>
     </w:pPr>
   </w:style>
   <w:style w:type="character" w:styleId="CommentReference">
@@ -4122,7 +5625,7 @@
     <w:uiPriority w:val="39"/>
     <w:rsid w:val="00E911C6"/>
     <w:pPr>
-      <w:spacing w:after="0" w:line="240" w:lineRule="auto"/>
+      <w:spacing w:line="240" w:lineRule="auto"/>
     </w:pPr>
     <w:tblPr>
       <w:tblBorders>
@@ -4194,6 +5697,29 @@
     <w:name w:val="citation-221"/>
     <w:basedOn w:val="DefaultParagraphFont"/>
     <w:rsid w:val="00943A09"/>
+  </w:style>
+  <w:style w:type="paragraph" w:styleId="ListParagraph">
+    <w:name w:val="List Paragraph"/>
+    <w:basedOn w:val="Normal"/>
+    <w:uiPriority w:val="34"/>
+    <w:qFormat/>
+    <w:rsid w:val="00D53883"/>
+    <w:pPr>
+      <w:ind w:left="720"/>
+      <w:contextualSpacing/>
+    </w:pPr>
+  </w:style>
+  <w:style w:type="character" w:styleId="UnresolvedMention">
+    <w:name w:val="Unresolved Mention"/>
+    <w:basedOn w:val="DefaultParagraphFont"/>
+    <w:uiPriority w:val="99"/>
+    <w:semiHidden/>
+    <w:unhideWhenUsed/>
+    <w:rsid w:val="00C4503B"/>
+    <w:rPr>
+      <w:color w:val="605E5C"/>
+      <w:shd w:val="clear" w:color="auto" w:fill="E1DFDD"/>
+    </w:rPr>
   </w:style>
 </w:styles>
 </file>

--- a/tcc-zenardi.docx
+++ b/tcc-zenardi.docx
@@ -1246,8 +1246,6 @@
         <w:contextualSpacing/>
         <w:rPr>
           <w:rFonts w:ascii="Times New Roman" w:hAnsi="Times New Roman" w:cs="Times New Roman"/>
-          <w:b/>
-          <w:bCs/>
           <w:sz w:val="24"/>
           <w:szCs w:val="24"/>
           <w:lang w:val="en-BR"/>
@@ -1278,16 +1276,7 @@
           <w:szCs w:val="24"/>
           <w:lang w:val="en-BR"/>
         </w:rPr>
-        <w:t>Ciclo DevSecOps e Segurança (Cybersecurity)</w:t>
-      </w:r>
-      <w:r>
-        <w:rPr>
-          <w:rFonts w:ascii="Times New Roman" w:hAnsi="Times New Roman" w:cs="Times New Roman"/>
-          <w:sz w:val="24"/>
-          <w:szCs w:val="24"/>
-          <w:lang w:val="en-BR"/>
-        </w:rPr>
-        <w:t xml:space="preserve"> </w:t>
+        <w:t>Mecanismos de Controle e Governança de IA</w:t>
       </w:r>
     </w:p>
     <w:p>
@@ -1327,7 +1316,7 @@
           <w:szCs w:val="24"/>
           <w:lang w:val="en-BR"/>
         </w:rPr>
-        <w:t xml:space="preserve">A adoção do IDP e dos </w:t>
+        <w:t xml:space="preserve">Ao utilizar um </w:t>
       </w:r>
       <w:r>
         <w:rPr>
@@ -1338,16 +1327,16 @@
           <w:szCs w:val="24"/>
           <w:lang w:val="en-BR"/>
         </w:rPr>
-        <w:t>Golden Paths</w:t>
-      </w:r>
-      <w:r>
-        <w:rPr>
-          <w:rFonts w:ascii="Times New Roman" w:hAnsi="Times New Roman" w:cs="Times New Roman"/>
-          <w:sz w:val="24"/>
-          <w:szCs w:val="24"/>
-          <w:lang w:val="en-BR"/>
-        </w:rPr>
-        <w:t xml:space="preserve"> é o alicerce para materializar o ciclo DevSecOps. Ao invés de a segurança ser um gargalo no final do desenvolvimento, ela é injetada na origem (</w:t>
+        <w:t>Software Template</w:t>
+      </w:r>
+      <w:r>
+        <w:rPr>
+          <w:rFonts w:ascii="Times New Roman" w:hAnsi="Times New Roman" w:cs="Times New Roman"/>
+          <w:sz w:val="24"/>
+          <w:szCs w:val="24"/>
+          <w:lang w:val="en-BR"/>
+        </w:rPr>
+        <w:t xml:space="preserve"> para criar um novo projeto, o IDP injeta automaticamente na raiz do repositório arquivos de instruções específicas (como </w:t>
       </w:r>
       <w:r>
         <w:rPr>
@@ -1358,16 +1347,16 @@
           <w:szCs w:val="24"/>
           <w:lang w:val="en-BR"/>
         </w:rPr>
-        <w:t>Shift-Left</w:t>
-      </w:r>
-      <w:r>
-        <w:rPr>
-          <w:rFonts w:ascii="Times New Roman" w:hAnsi="Times New Roman" w:cs="Times New Roman"/>
-          <w:sz w:val="24"/>
-          <w:szCs w:val="24"/>
-          <w:lang w:val="en-BR"/>
-        </w:rPr>
-        <w:t xml:space="preserve">). O uso obrigatório de imagens de contêiner </w:t>
+        <w:t>AGENT.md</w:t>
+      </w:r>
+      <w:r>
+        <w:rPr>
+          <w:rFonts w:ascii="Times New Roman" w:hAnsi="Times New Roman" w:cs="Times New Roman"/>
+          <w:sz w:val="24"/>
+          <w:szCs w:val="24"/>
+          <w:lang w:val="en-BR"/>
+        </w:rPr>
+        <w:t xml:space="preserve"> ou </w:t>
       </w:r>
       <w:r>
         <w:rPr>
@@ -1378,16 +1367,49 @@
           <w:szCs w:val="24"/>
           <w:lang w:val="en-BR"/>
         </w:rPr>
-        <w:t>distroless</w:t>
-      </w:r>
-      <w:r>
-        <w:rPr>
-          <w:rFonts w:ascii="Times New Roman" w:hAnsi="Times New Roman" w:cs="Times New Roman"/>
-          <w:sz w:val="24"/>
-          <w:szCs w:val="24"/>
-          <w:lang w:val="en-BR"/>
-        </w:rPr>
-        <w:t xml:space="preserve"> da Chainguard é um exemplo prático dessa governança: os projetos já nascem livres de vulnerabilidades conhecidas e sem </w:t>
+        <w:t>.github/copilot-instructions.md</w:t>
+      </w:r>
+      <w:r>
+        <w:rPr>
+          <w:rFonts w:ascii="Times New Roman" w:hAnsi="Times New Roman" w:cs="Times New Roman"/>
+          <w:sz w:val="24"/>
+          <w:szCs w:val="24"/>
+          <w:lang w:val="en-BR"/>
+        </w:rPr>
+        <w:t>).</w:t>
+      </w:r>
+    </w:p>
+    <w:p>
+      <w:pPr>
+        <w:tabs>
+          <w:tab w:val="center" w:pos="4252"/>
+          <w:tab w:val="right" w:pos="8504"/>
+        </w:tabs>
+        <w:contextualSpacing/>
+        <w:rPr>
+          <w:rFonts w:ascii="Times New Roman" w:hAnsi="Times New Roman" w:cs="Times New Roman"/>
+          <w:sz w:val="24"/>
+          <w:szCs w:val="24"/>
+          <w:lang w:val="en-BR"/>
+        </w:rPr>
+      </w:pPr>
+      <w:r>
+        <w:rPr>
+          <w:rFonts w:ascii="Times New Roman" w:hAnsi="Times New Roman" w:cs="Times New Roman"/>
+          <w:sz w:val="24"/>
+          <w:szCs w:val="24"/>
+          <w:lang w:val="en-BR"/>
+        </w:rPr>
+        <w:t xml:space="preserve">Esses arquivos definem </w:t>
+      </w:r>
+      <w:r>
+        <w:rPr>
+          <w:rFonts w:ascii="Times New Roman" w:hAnsi="Times New Roman" w:cs="Times New Roman"/>
+          <w:sz w:val="24"/>
+          <w:szCs w:val="24"/>
+          <w:lang w:val="en-BR"/>
+        </w:rPr>
+        <w:t xml:space="preserve">um </w:t>
       </w:r>
       <w:r>
         <w:rPr>
@@ -1396,18 +1418,43 @@
           <w:iCs/>
           <w:sz w:val="24"/>
           <w:szCs w:val="24"/>
-          <w:lang w:val="en-BR"/>
-        </w:rPr>
-        <w:t>shells</w:t>
-      </w:r>
-      <w:r>
-        <w:rPr>
-          <w:rFonts w:ascii="Times New Roman" w:hAnsi="Times New Roman" w:cs="Times New Roman"/>
-          <w:sz w:val="24"/>
-          <w:szCs w:val="24"/>
-          <w:lang w:val="en-BR"/>
-        </w:rPr>
-        <w:t xml:space="preserve"> (CHAINGUARD, 2026). Complementarmente, o Kyverno atua como motor de </w:t>
+        </w:rPr>
+        <w:t>prompt</w:t>
+      </w:r>
+      <w:r>
+        <w:rPr>
+          <w:rFonts w:ascii="Times New Roman" w:hAnsi="Times New Roman" w:cs="Times New Roman"/>
+          <w:sz w:val="24"/>
+          <w:szCs w:val="24"/>
+        </w:rPr>
+        <w:t xml:space="preserve"> de sistema, fornecendo contexto adicional e regras de codificação </w:t>
+      </w:r>
+      <w:r>
+        <w:rPr>
+          <w:rFonts w:ascii="Times New Roman" w:hAnsi="Times New Roman" w:cs="Times New Roman"/>
+          <w:sz w:val="24"/>
+          <w:szCs w:val="24"/>
+          <w:lang w:val="en-BR"/>
+        </w:rPr>
+        <w:t>para</w:t>
+      </w:r>
+      <w:r>
+        <w:rPr>
+          <w:rFonts w:ascii="Times New Roman" w:hAnsi="Times New Roman" w:cs="Times New Roman"/>
+          <w:sz w:val="24"/>
+          <w:szCs w:val="24"/>
+          <w:lang w:val="en-BR"/>
+        </w:rPr>
+        <w:t xml:space="preserve"> que</w:t>
+      </w:r>
+      <w:r>
+        <w:rPr>
+          <w:rFonts w:ascii="Times New Roman" w:hAnsi="Times New Roman" w:cs="Times New Roman"/>
+          <w:sz w:val="24"/>
+          <w:szCs w:val="24"/>
+          <w:lang w:val="en-BR"/>
+        </w:rPr>
+        <w:t xml:space="preserve"> assistentes como </w:t>
       </w:r>
       <w:r>
         <w:rPr>
@@ -1418,16 +1465,16 @@
           <w:szCs w:val="24"/>
           <w:lang w:val="en-BR"/>
         </w:rPr>
-        <w:t>Policy as Code</w:t>
-      </w:r>
-      <w:r>
-        <w:rPr>
-          <w:rFonts w:ascii="Times New Roman" w:hAnsi="Times New Roman" w:cs="Times New Roman"/>
-          <w:sz w:val="24"/>
-          <w:szCs w:val="24"/>
-          <w:lang w:val="en-BR"/>
-        </w:rPr>
-        <w:t xml:space="preserve">, bloqueando implantações fora do padrão (KYVERNO, 2026), e o </w:t>
+        <w:t>GitHub Copilot</w:t>
+      </w:r>
+      <w:r>
+        <w:rPr>
+          <w:rFonts w:ascii="Times New Roman" w:hAnsi="Times New Roman" w:cs="Times New Roman"/>
+          <w:sz w:val="24"/>
+          <w:szCs w:val="24"/>
+          <w:lang w:val="en-BR"/>
+        </w:rPr>
+        <w:t xml:space="preserve"> ou </w:t>
       </w:r>
       <w:r>
         <w:rPr>
@@ -1438,16 +1485,137 @@
           <w:szCs w:val="24"/>
           <w:lang w:val="en-BR"/>
         </w:rPr>
-        <w:t>Azure Key Vault</w:t>
-      </w:r>
-      <w:r>
-        <w:rPr>
-          <w:rFonts w:ascii="Times New Roman" w:hAnsi="Times New Roman" w:cs="Times New Roman"/>
-          <w:sz w:val="24"/>
-          <w:szCs w:val="24"/>
-          <w:lang w:val="en-BR"/>
-        </w:rPr>
-        <w:t xml:space="preserve"> gerencia segredos de forma segura via </w:t>
+        <w:t>Azure OpenAI</w:t>
+      </w:r>
+      <w:r>
+        <w:rPr>
+          <w:rFonts w:ascii="Times New Roman" w:hAnsi="Times New Roman" w:cs="Times New Roman"/>
+          <w:sz w:val="24"/>
+          <w:szCs w:val="24"/>
+          <w:lang w:val="en-BR"/>
+        </w:rPr>
+        <w:t xml:space="preserve"> </w:t>
+      </w:r>
+      <w:r>
+        <w:rPr>
+          <w:rFonts w:ascii="Times New Roman" w:hAnsi="Times New Roman" w:cs="Times New Roman"/>
+          <w:sz w:val="24"/>
+          <w:szCs w:val="24"/>
+        </w:rPr>
+        <w:t>apli</w:t>
+      </w:r>
+      <w:r>
+        <w:rPr>
+          <w:rFonts w:ascii="Times New Roman" w:hAnsi="Times New Roman" w:cs="Times New Roman"/>
+          <w:sz w:val="24"/>
+          <w:szCs w:val="24"/>
+        </w:rPr>
+        <w:t>quem</w:t>
+      </w:r>
+      <w:r>
+        <w:rPr>
+          <w:rFonts w:ascii="Times New Roman" w:hAnsi="Times New Roman" w:cs="Times New Roman"/>
+          <w:sz w:val="24"/>
+          <w:szCs w:val="24"/>
+        </w:rPr>
+        <w:t xml:space="preserve"> automaticamente em todas as interações de chat e geração de código no repositório.</w:t>
+      </w:r>
+      <w:r>
+        <w:rPr>
+          <w:rFonts w:ascii="Times New Roman" w:hAnsi="Times New Roman" w:cs="Times New Roman"/>
+          <w:sz w:val="24"/>
+          <w:szCs w:val="24"/>
+          <w:lang w:val="en-BR"/>
+        </w:rPr>
+        <w:t xml:space="preserve"> Neste arquivo é </w:t>
+      </w:r>
+      <w:r>
+        <w:rPr>
+          <w:rFonts w:ascii="Times New Roman" w:hAnsi="Times New Roman" w:cs="Times New Roman"/>
+          <w:sz w:val="24"/>
+          <w:szCs w:val="24"/>
+          <w:lang w:val="en-BR"/>
+        </w:rPr>
+        <w:t>especificado:</w:t>
+      </w:r>
+    </w:p>
+    <w:p>
+      <w:pPr>
+        <w:tabs>
+          <w:tab w:val="center" w:pos="4252"/>
+          <w:tab w:val="right" w:pos="8504"/>
+        </w:tabs>
+        <w:contextualSpacing/>
+        <w:rPr>
+          <w:rFonts w:ascii="Times New Roman" w:hAnsi="Times New Roman" w:cs="Times New Roman"/>
+          <w:sz w:val="24"/>
+          <w:szCs w:val="24"/>
+          <w:lang w:val="en-BR"/>
+        </w:rPr>
+      </w:pPr>
+    </w:p>
+    <w:p>
+      <w:pPr>
+        <w:pStyle w:val="ListParagraph"/>
+        <w:numPr>
+          <w:ilvl w:val="0"/>
+          <w:numId w:val="18"/>
+        </w:numPr>
+        <w:tabs>
+          <w:tab w:val="center" w:pos="4252"/>
+          <w:tab w:val="right" w:pos="8504"/>
+        </w:tabs>
+        <w:rPr>
+          <w:rFonts w:ascii="Times New Roman" w:hAnsi="Times New Roman" w:cs="Times New Roman"/>
+          <w:sz w:val="24"/>
+          <w:szCs w:val="24"/>
+          <w:lang w:val="en-BR"/>
+        </w:rPr>
+      </w:pPr>
+      <w:r>
+        <w:rPr>
+          <w:rFonts w:ascii="Times New Roman" w:hAnsi="Times New Roman" w:cs="Times New Roman"/>
+          <w:sz w:val="24"/>
+          <w:szCs w:val="24"/>
+          <w:lang w:val="en-BR"/>
+        </w:rPr>
+        <w:t>As versões de bibliotecas aprovadas pela segurança;</w:t>
+      </w:r>
+    </w:p>
+    <w:p>
+      <w:pPr>
+        <w:pStyle w:val="ListParagraph"/>
+        <w:numPr>
+          <w:ilvl w:val="0"/>
+          <w:numId w:val="18"/>
+        </w:numPr>
+        <w:tabs>
+          <w:tab w:val="center" w:pos="4252"/>
+          <w:tab w:val="right" w:pos="8504"/>
+        </w:tabs>
+        <w:rPr>
+          <w:rFonts w:ascii="Times New Roman" w:hAnsi="Times New Roman" w:cs="Times New Roman"/>
+          <w:sz w:val="24"/>
+          <w:szCs w:val="24"/>
+          <w:lang w:val="en-BR"/>
+        </w:rPr>
+      </w:pPr>
+      <w:r>
+        <w:rPr>
+          <w:rFonts w:ascii="Times New Roman" w:hAnsi="Times New Roman" w:cs="Times New Roman"/>
+          <w:sz w:val="24"/>
+          <w:szCs w:val="24"/>
+          <w:lang w:val="en-BR"/>
+        </w:rPr>
+        <w:t>O processo de desenvolvimento que a IA deve adotar (e.g.</w:t>
+      </w:r>
+      <w:r>
+        <w:rPr>
+          <w:rFonts w:ascii="Times New Roman" w:hAnsi="Times New Roman" w:cs="Times New Roman"/>
+          <w:sz w:val="24"/>
+          <w:szCs w:val="24"/>
+        </w:rPr>
+        <w:t xml:space="preserve">: </w:t>
       </w:r>
       <w:r>
         <w:rPr>
@@ -1456,57 +1624,171 @@
           <w:iCs/>
           <w:sz w:val="24"/>
           <w:szCs w:val="24"/>
-          <w:lang w:val="en-BR"/>
-        </w:rPr>
-        <w:t>CSI Driver</w:t>
-      </w:r>
-      <w:r>
-        <w:rPr>
-          <w:rFonts w:ascii="Times New Roman" w:hAnsi="Times New Roman" w:cs="Times New Roman"/>
-          <w:sz w:val="24"/>
-          <w:szCs w:val="24"/>
-          <w:lang w:val="en-BR"/>
-        </w:rPr>
-        <w:t xml:space="preserve"> (MICROSOFT, 2026b).</w:t>
-      </w:r>
-    </w:p>
-    <w:p>
-      <w:pPr>
+        </w:rPr>
+        <w:t>Test Driven Development</w:t>
+      </w:r>
+      <w:r>
+        <w:rPr>
+          <w:rFonts w:ascii="Times New Roman" w:hAnsi="Times New Roman" w:cs="Times New Roman"/>
+          <w:sz w:val="24"/>
+          <w:szCs w:val="24"/>
+        </w:rPr>
+        <w:t xml:space="preserve"> – TDD);</w:t>
+      </w:r>
+    </w:p>
+    <w:p>
+      <w:pPr>
+        <w:pStyle w:val="ListParagraph"/>
+        <w:numPr>
+          <w:ilvl w:val="0"/>
+          <w:numId w:val="18"/>
+        </w:numPr>
         <w:tabs>
           <w:tab w:val="center" w:pos="4252"/>
           <w:tab w:val="right" w:pos="8504"/>
         </w:tabs>
+        <w:rPr>
+          <w:rFonts w:ascii="Times New Roman" w:hAnsi="Times New Roman" w:cs="Times New Roman"/>
+          <w:sz w:val="24"/>
+          <w:szCs w:val="24"/>
+          <w:lang w:val="en-BR"/>
+        </w:rPr>
+      </w:pPr>
+      <w:r>
+        <w:rPr>
+          <w:rFonts w:ascii="Times New Roman" w:hAnsi="Times New Roman" w:cs="Times New Roman"/>
+          <w:sz w:val="24"/>
+          <w:szCs w:val="24"/>
+          <w:lang w:val="en-BR"/>
+        </w:rPr>
+        <w:t xml:space="preserve">Os padrões de arquitetura </w:t>
+      </w:r>
+      <w:r>
+        <w:rPr>
+          <w:rFonts w:ascii="Times New Roman" w:hAnsi="Times New Roman" w:cs="Times New Roman"/>
+          <w:sz w:val="24"/>
+          <w:szCs w:val="24"/>
+          <w:lang w:val="en-BR"/>
+        </w:rPr>
+        <w:t>(e.g.</w:t>
+      </w:r>
+      <w:r>
+        <w:rPr>
+          <w:rFonts w:ascii="Times New Roman" w:hAnsi="Times New Roman" w:cs="Times New Roman"/>
+          <w:sz w:val="24"/>
+          <w:szCs w:val="24"/>
+          <w:lang w:val="en-BR"/>
+        </w:rPr>
+        <w:t xml:space="preserve">: </w:t>
+      </w:r>
+      <w:r>
+        <w:rPr>
+          <w:rFonts w:ascii="Times New Roman" w:hAnsi="Times New Roman" w:cs="Times New Roman"/>
+          <w:i/>
+          <w:iCs/>
+          <w:sz w:val="24"/>
+          <w:szCs w:val="24"/>
+          <w:lang w:val="en-BR"/>
+        </w:rPr>
+        <w:t>Clean Architecture</w:t>
+      </w:r>
+      <w:r>
+        <w:rPr>
+          <w:rFonts w:ascii="Times New Roman" w:hAnsi="Times New Roman" w:cs="Times New Roman"/>
+          <w:sz w:val="24"/>
+          <w:szCs w:val="24"/>
+          <w:lang w:val="en-BR"/>
+        </w:rPr>
+        <w:t>) que a IA deve seguir ao sugerir código; e</w:t>
+      </w:r>
+    </w:p>
+    <w:p>
+      <w:pPr>
+        <w:pStyle w:val="ListParagraph"/>
+        <w:numPr>
+          <w:ilvl w:val="0"/>
+          <w:numId w:val="18"/>
+        </w:numPr>
+        <w:tabs>
+          <w:tab w:val="center" w:pos="4252"/>
+          <w:tab w:val="right" w:pos="8504"/>
+        </w:tabs>
+        <w:rPr>
+          <w:rFonts w:ascii="Times New Roman" w:hAnsi="Times New Roman" w:cs="Times New Roman"/>
+          <w:sz w:val="24"/>
+          <w:szCs w:val="24"/>
+          <w:lang w:val="en-BR"/>
+        </w:rPr>
+      </w:pPr>
+      <w:r>
+        <w:rPr>
+          <w:rFonts w:ascii="Times New Roman" w:hAnsi="Times New Roman" w:cs="Times New Roman"/>
+          <w:sz w:val="24"/>
+          <w:szCs w:val="24"/>
+          <w:lang w:val="en-BR"/>
+        </w:rPr>
+        <w:t>Restrições de segurança que impedem a IA de sugerir práticas obsoletas.</w:t>
+      </w:r>
+    </w:p>
+    <w:p>
+      <w:pPr>
+        <w:pStyle w:val="ListParagraph"/>
+        <w:tabs>
+          <w:tab w:val="center" w:pos="4252"/>
+          <w:tab w:val="right" w:pos="8504"/>
+        </w:tabs>
+        <w:ind w:left="1210" w:firstLine="0"/>
+        <w:rPr>
+          <w:rFonts w:ascii="Times New Roman" w:hAnsi="Times New Roman" w:cs="Times New Roman"/>
+          <w:sz w:val="24"/>
+          <w:szCs w:val="24"/>
+          <w:lang w:val="en-BR"/>
+        </w:rPr>
+      </w:pPr>
+    </w:p>
+    <w:p>
+      <w:pPr>
+        <w:tabs>
+          <w:tab w:val="center" w:pos="4252"/>
+          <w:tab w:val="right" w:pos="8504"/>
+        </w:tabs>
         <w:ind w:firstLine="0"/>
         <w:contextualSpacing/>
         <w:rPr>
-          <w:rFonts w:ascii="Times New Roman" w:eastAsia="Times New Roman" w:hAnsi="Times New Roman" w:cs="Times New Roman"/>
-          <w:b/>
-          <w:sz w:val="24"/>
-          <w:szCs w:val="24"/>
-          <w:lang w:val="en-BR" w:eastAsia="pt-BR"/>
-        </w:rPr>
-      </w:pPr>
-    </w:p>
-    <w:p>
-      <w:pPr>
-        <w:ind w:firstLine="0"/>
-        <w:rPr>
-          <w:rFonts w:ascii="Times New Roman" w:eastAsia="Times New Roman" w:hAnsi="Times New Roman" w:cs="Times New Roman"/>
-          <w:b/>
-          <w:sz w:val="24"/>
-          <w:szCs w:val="24"/>
-          <w:lang w:val="pt-PT" w:eastAsia="pt-BR"/>
-        </w:rPr>
-      </w:pPr>
-      <w:r>
-        <w:rPr>
-          <w:rFonts w:ascii="Times New Roman" w:eastAsia="Times New Roman" w:hAnsi="Times New Roman" w:cs="Times New Roman"/>
-          <w:b/>
-          <w:sz w:val="24"/>
-          <w:szCs w:val="24"/>
-          <w:lang w:val="pt-PT" w:eastAsia="pt-BR"/>
-        </w:rPr>
-        <w:t>PERCURSO METODOLÓGICO DA INTERVENÇÃO</w:t>
+          <w:rFonts w:ascii="Times New Roman" w:hAnsi="Times New Roman" w:cs="Times New Roman"/>
+          <w:sz w:val="24"/>
+          <w:szCs w:val="24"/>
+          <w:lang w:val="en-BR"/>
+        </w:rPr>
+      </w:pPr>
+      <w:r>
+        <w:rPr>
+          <w:rFonts w:ascii="Times New Roman" w:hAnsi="Times New Roman" w:cs="Times New Roman"/>
+          <w:sz w:val="24"/>
+          <w:szCs w:val="24"/>
+          <w:lang w:val="en-BR"/>
+        </w:rPr>
+        <w:t xml:space="preserve">Dessa forma, o IDP não apenas facilita o uso da IA, mas atua como um filtro de governança, garantindo que o código gerado esteja em conformidade com as diretrizes corporativas antes mesmo do primeiro </w:t>
+      </w:r>
+      <w:r>
+        <w:rPr>
+          <w:rFonts w:ascii="Times New Roman" w:hAnsi="Times New Roman" w:cs="Times New Roman"/>
+          <w:i/>
+          <w:iCs/>
+          <w:sz w:val="24"/>
+          <w:szCs w:val="24"/>
+          <w:lang w:val="en-BR"/>
+        </w:rPr>
+        <w:t>build</w:t>
+      </w:r>
+      <w:r>
+        <w:rPr>
+          <w:rFonts w:ascii="Times New Roman" w:hAnsi="Times New Roman" w:cs="Times New Roman"/>
+          <w:sz w:val="24"/>
+          <w:szCs w:val="24"/>
+          <w:lang w:val="en-BR"/>
+        </w:rPr>
+        <w:t>.</w:t>
       </w:r>
     </w:p>
     <w:p>
@@ -1518,38 +1800,59 @@
         <w:ind w:firstLine="0"/>
         <w:contextualSpacing/>
         <w:rPr>
-          <w:rFonts w:ascii="Times New Roman" w:eastAsia="Times New Roman" w:hAnsi="Times New Roman" w:cs="Times New Roman"/>
-          <w:b/>
-          <w:sz w:val="24"/>
-          <w:szCs w:val="24"/>
-          <w:lang w:val="pt-PT" w:eastAsia="pt-BR"/>
-        </w:rPr>
-      </w:pPr>
-    </w:p>
-    <w:p>
-      <w:pPr>
+          <w:rFonts w:ascii="Times New Roman" w:hAnsi="Times New Roman" w:cs="Times New Roman"/>
+          <w:sz w:val="24"/>
+          <w:szCs w:val="24"/>
+          <w:lang w:val="en-BR"/>
+        </w:rPr>
+      </w:pPr>
+    </w:p>
+    <w:p>
+      <w:pPr>
+        <w:tabs>
+          <w:tab w:val="center" w:pos="4252"/>
+          <w:tab w:val="right" w:pos="8504"/>
+        </w:tabs>
+        <w:contextualSpacing/>
+        <w:rPr>
+          <w:rFonts w:ascii="Times New Roman" w:hAnsi="Times New Roman" w:cs="Times New Roman"/>
+          <w:b/>
+          <w:bCs/>
+          <w:sz w:val="24"/>
+          <w:szCs w:val="24"/>
+          <w:lang w:val="en-BR"/>
+        </w:rPr>
+      </w:pPr>
+    </w:p>
+    <w:p>
+      <w:pPr>
+        <w:tabs>
+          <w:tab w:val="center" w:pos="4252"/>
+          <w:tab w:val="right" w:pos="8504"/>
+        </w:tabs>
         <w:ind w:firstLine="0"/>
-        <w:rPr>
-          <w:rFonts w:ascii="Times New Roman" w:eastAsia="Times New Roman" w:hAnsi="Times New Roman" w:cs="Times New Roman"/>
-          <w:sz w:val="24"/>
-          <w:szCs w:val="24"/>
-          <w:lang w:val="en-BR"/>
-        </w:rPr>
-      </w:pPr>
-      <w:r>
-        <w:rPr>
-          <w:rFonts w:ascii="Times New Roman" w:eastAsia="Times New Roman" w:hAnsi="Times New Roman" w:cs="Times New Roman"/>
+        <w:contextualSpacing/>
+        <w:rPr>
+          <w:rFonts w:ascii="Times New Roman" w:hAnsi="Times New Roman" w:cs="Times New Roman"/>
+          <w:sz w:val="24"/>
+          <w:szCs w:val="24"/>
+          <w:lang w:val="en-BR"/>
+        </w:rPr>
+      </w:pPr>
+      <w:r>
+        <w:rPr>
+          <w:rFonts w:ascii="Times New Roman" w:hAnsi="Times New Roman" w:cs="Times New Roman"/>
           <w:b/>
           <w:bCs/>
           <w:sz w:val="24"/>
           <w:szCs w:val="24"/>
           <w:lang w:val="en-BR"/>
         </w:rPr>
-        <w:t>Nota Metodológica sobre o uso de Inteligência Artificial</w:t>
-      </w:r>
-      <w:r>
-        <w:rPr>
-          <w:rFonts w:ascii="Times New Roman" w:eastAsia="Times New Roman" w:hAnsi="Times New Roman" w:cs="Times New Roman"/>
+        <w:t>Ciclo DevSecOps e Segurança (Cybersecurity)</w:t>
+      </w:r>
+      <w:r>
+        <w:rPr>
+          <w:rFonts w:ascii="Times New Roman" w:hAnsi="Times New Roman" w:cs="Times New Roman"/>
           <w:sz w:val="24"/>
           <w:szCs w:val="24"/>
           <w:lang w:val="en-BR"/>
@@ -1559,62 +1862,329 @@
     </w:p>
     <w:p>
       <w:pPr>
+        <w:tabs>
+          <w:tab w:val="center" w:pos="4252"/>
+          <w:tab w:val="right" w:pos="8504"/>
+        </w:tabs>
         <w:ind w:firstLine="0"/>
-        <w:rPr>
-          <w:rFonts w:ascii="Times New Roman" w:eastAsia="Times New Roman" w:hAnsi="Times New Roman" w:cs="Times New Roman"/>
-          <w:sz w:val="24"/>
-          <w:szCs w:val="24"/>
-          <w:lang w:val="en-BR"/>
-        </w:rPr>
-      </w:pPr>
-    </w:p>
-    <w:p>
-      <w:pPr>
-        <w:rPr>
-          <w:rFonts w:ascii="Times New Roman" w:eastAsia="Times New Roman" w:hAnsi="Times New Roman" w:cs="Times New Roman"/>
-          <w:sz w:val="24"/>
-          <w:szCs w:val="24"/>
-          <w:lang w:val="en-BR"/>
-        </w:rPr>
-      </w:pPr>
-      <w:r>
-        <w:rPr>
-          <w:rFonts w:ascii="Times New Roman" w:eastAsia="Times New Roman" w:hAnsi="Times New Roman" w:cs="Times New Roman"/>
-          <w:sz w:val="24"/>
-          <w:szCs w:val="24"/>
-          <w:lang w:val="en-BR"/>
-        </w:rPr>
-        <w:t xml:space="preserve">Em conformidade com as diretrizes e boas práticas acadêmicas atuais, declara-se que a elaboração deste projeto contou com o apoio da ferramenta de inteligência artificial generativa Google Gemini. A IA foi utilizada exclusivamente como assistente para estruturação do escopo, </w:t>
-      </w:r>
-      <w:r>
-        <w:rPr>
-          <w:rFonts w:ascii="Times New Roman" w:eastAsia="Times New Roman" w:hAnsi="Times New Roman" w:cs="Times New Roman"/>
+        <w:contextualSpacing/>
+        <w:rPr>
+          <w:rFonts w:ascii="Times New Roman" w:hAnsi="Times New Roman" w:cs="Times New Roman"/>
+          <w:sz w:val="24"/>
+          <w:szCs w:val="24"/>
+          <w:lang w:val="en-BR"/>
+        </w:rPr>
+      </w:pPr>
+    </w:p>
+    <w:p>
+      <w:pPr>
+        <w:tabs>
+          <w:tab w:val="center" w:pos="4252"/>
+          <w:tab w:val="right" w:pos="8504"/>
+        </w:tabs>
+        <w:contextualSpacing/>
+        <w:rPr>
+          <w:rFonts w:ascii="Times New Roman" w:hAnsi="Times New Roman" w:cs="Times New Roman"/>
+          <w:sz w:val="24"/>
+          <w:szCs w:val="24"/>
+          <w:lang w:val="en-BR"/>
+        </w:rPr>
+      </w:pPr>
+      <w:r>
+        <w:rPr>
+          <w:rFonts w:ascii="Times New Roman" w:hAnsi="Times New Roman" w:cs="Times New Roman"/>
+          <w:sz w:val="24"/>
+          <w:szCs w:val="24"/>
+          <w:lang w:val="en-BR"/>
+        </w:rPr>
+        <w:t xml:space="preserve">A adoção do IDP e dos </w:t>
+      </w:r>
+      <w:r>
+        <w:rPr>
+          <w:rFonts w:ascii="Times New Roman" w:hAnsi="Times New Roman" w:cs="Times New Roman"/>
           <w:i/>
           <w:iCs/>
           <w:sz w:val="24"/>
           <w:szCs w:val="24"/>
           <w:lang w:val="en-BR"/>
         </w:rPr>
-        <w:t>brainstorming</w:t>
-      </w:r>
-      <w:r>
-        <w:rPr>
-          <w:rFonts w:ascii="Times New Roman" w:eastAsia="Times New Roman" w:hAnsi="Times New Roman" w:cs="Times New Roman"/>
-          <w:sz w:val="24"/>
-          <w:szCs w:val="24"/>
-          <w:lang w:val="en-BR"/>
-        </w:rPr>
-        <w:t xml:space="preserve"> de soluções arquiteturais e organização textual das ideias. A autoria, as decisões arquiteturais da </w:t>
-      </w:r>
-      <w:r>
-        <w:rPr>
-          <w:rFonts w:ascii="Times New Roman" w:eastAsia="Times New Roman" w:hAnsi="Times New Roman" w:cs="Times New Roman"/>
+        <w:t>Golden Paths</w:t>
+      </w:r>
+      <w:r>
+        <w:rPr>
+          <w:rFonts w:ascii="Times New Roman" w:hAnsi="Times New Roman" w:cs="Times New Roman"/>
+          <w:sz w:val="24"/>
+          <w:szCs w:val="24"/>
+          <w:lang w:val="en-BR"/>
+        </w:rPr>
+        <w:t xml:space="preserve"> é o alicerce para materializar o ciclo DevSecOps. Ao invés de a segurança ser um gargalo no final do desenvolvimento, ela é injetada na origem (</w:t>
+      </w:r>
+      <w:r>
+        <w:rPr>
+          <w:rFonts w:ascii="Times New Roman" w:hAnsi="Times New Roman" w:cs="Times New Roman"/>
           <w:i/>
           <w:iCs/>
           <w:sz w:val="24"/>
           <w:szCs w:val="24"/>
           <w:lang w:val="en-BR"/>
         </w:rPr>
+        <w:t>Shift-Left</w:t>
+      </w:r>
+      <w:r>
+        <w:rPr>
+          <w:rFonts w:ascii="Times New Roman" w:hAnsi="Times New Roman" w:cs="Times New Roman"/>
+          <w:sz w:val="24"/>
+          <w:szCs w:val="24"/>
+          <w:lang w:val="en-BR"/>
+        </w:rPr>
+        <w:t xml:space="preserve">). O uso obrigatório de imagens de contêiner </w:t>
+      </w:r>
+      <w:r>
+        <w:rPr>
+          <w:rFonts w:ascii="Times New Roman" w:hAnsi="Times New Roman" w:cs="Times New Roman"/>
+          <w:i/>
+          <w:iCs/>
+          <w:sz w:val="24"/>
+          <w:szCs w:val="24"/>
+          <w:lang w:val="en-BR"/>
+        </w:rPr>
+        <w:t>distroless</w:t>
+      </w:r>
+      <w:r>
+        <w:rPr>
+          <w:rFonts w:ascii="Times New Roman" w:hAnsi="Times New Roman" w:cs="Times New Roman"/>
+          <w:sz w:val="24"/>
+          <w:szCs w:val="24"/>
+          <w:lang w:val="en-BR"/>
+        </w:rPr>
+        <w:t xml:space="preserve"> da Chainguard é um exemplo prático dessa governança: os projetos já nascem livres de vulnerabilidades conhecidas e sem </w:t>
+      </w:r>
+      <w:r>
+        <w:rPr>
+          <w:rFonts w:ascii="Times New Roman" w:hAnsi="Times New Roman" w:cs="Times New Roman"/>
+          <w:i/>
+          <w:iCs/>
+          <w:sz w:val="24"/>
+          <w:szCs w:val="24"/>
+          <w:lang w:val="en-BR"/>
+        </w:rPr>
+        <w:t>shells</w:t>
+      </w:r>
+      <w:r>
+        <w:rPr>
+          <w:rFonts w:ascii="Times New Roman" w:hAnsi="Times New Roman" w:cs="Times New Roman"/>
+          <w:sz w:val="24"/>
+          <w:szCs w:val="24"/>
+          <w:lang w:val="en-BR"/>
+        </w:rPr>
+        <w:t xml:space="preserve"> (CHAINGUARD, 2026). Complementarmente, o Kyverno atua como motor de </w:t>
+      </w:r>
+      <w:r>
+        <w:rPr>
+          <w:rFonts w:ascii="Times New Roman" w:hAnsi="Times New Roman" w:cs="Times New Roman"/>
+          <w:i/>
+          <w:iCs/>
+          <w:sz w:val="24"/>
+          <w:szCs w:val="24"/>
+          <w:lang w:val="en-BR"/>
+        </w:rPr>
+        <w:t>Policy as Code</w:t>
+      </w:r>
+      <w:r>
+        <w:rPr>
+          <w:rFonts w:ascii="Times New Roman" w:hAnsi="Times New Roman" w:cs="Times New Roman"/>
+          <w:sz w:val="24"/>
+          <w:szCs w:val="24"/>
+          <w:lang w:val="en-BR"/>
+        </w:rPr>
+        <w:t xml:space="preserve">, bloqueando implantações fora do padrão (KYVERNO, 2026), e o </w:t>
+      </w:r>
+      <w:r>
+        <w:rPr>
+          <w:rFonts w:ascii="Times New Roman" w:hAnsi="Times New Roman" w:cs="Times New Roman"/>
+          <w:i/>
+          <w:iCs/>
+          <w:sz w:val="24"/>
+          <w:szCs w:val="24"/>
+          <w:lang w:val="en-BR"/>
+        </w:rPr>
+        <w:t>Azure Key Vault</w:t>
+      </w:r>
+      <w:r>
+        <w:rPr>
+          <w:rFonts w:ascii="Times New Roman" w:hAnsi="Times New Roman" w:cs="Times New Roman"/>
+          <w:sz w:val="24"/>
+          <w:szCs w:val="24"/>
+          <w:lang w:val="en-BR"/>
+        </w:rPr>
+        <w:t xml:space="preserve"> gerencia segredos de forma segura via </w:t>
+      </w:r>
+      <w:r>
+        <w:rPr>
+          <w:rFonts w:ascii="Times New Roman" w:hAnsi="Times New Roman" w:cs="Times New Roman"/>
+          <w:i/>
+          <w:iCs/>
+          <w:sz w:val="24"/>
+          <w:szCs w:val="24"/>
+          <w:lang w:val="en-BR"/>
+        </w:rPr>
+        <w:t>CSI Driver</w:t>
+      </w:r>
+      <w:r>
+        <w:rPr>
+          <w:rFonts w:ascii="Times New Roman" w:hAnsi="Times New Roman" w:cs="Times New Roman"/>
+          <w:sz w:val="24"/>
+          <w:szCs w:val="24"/>
+          <w:lang w:val="en-BR"/>
+        </w:rPr>
+        <w:t xml:space="preserve"> (MICROSOFT, 2026b).</w:t>
+      </w:r>
+    </w:p>
+    <w:p>
+      <w:pPr>
+        <w:tabs>
+          <w:tab w:val="center" w:pos="4252"/>
+          <w:tab w:val="right" w:pos="8504"/>
+        </w:tabs>
+        <w:ind w:firstLine="0"/>
+        <w:contextualSpacing/>
+        <w:rPr>
+          <w:rFonts w:ascii="Times New Roman" w:eastAsia="Times New Roman" w:hAnsi="Times New Roman" w:cs="Times New Roman"/>
+          <w:b/>
+          <w:sz w:val="24"/>
+          <w:szCs w:val="24"/>
+          <w:lang w:val="en-BR" w:eastAsia="pt-BR"/>
+        </w:rPr>
+      </w:pPr>
+    </w:p>
+    <w:p>
+      <w:pPr>
+        <w:ind w:firstLine="0"/>
+        <w:rPr>
+          <w:rFonts w:ascii="Times New Roman" w:eastAsia="Times New Roman" w:hAnsi="Times New Roman" w:cs="Times New Roman"/>
+          <w:b/>
+          <w:sz w:val="24"/>
+          <w:szCs w:val="24"/>
+          <w:lang w:val="pt-PT" w:eastAsia="pt-BR"/>
+        </w:rPr>
+      </w:pPr>
+      <w:r>
+        <w:rPr>
+          <w:rFonts w:ascii="Times New Roman" w:eastAsia="Times New Roman" w:hAnsi="Times New Roman" w:cs="Times New Roman"/>
+          <w:b/>
+          <w:sz w:val="24"/>
+          <w:szCs w:val="24"/>
+          <w:lang w:val="pt-PT" w:eastAsia="pt-BR"/>
+        </w:rPr>
+        <w:t>PERCURSO METODOLÓGICO DA INTERVENÇÃO</w:t>
+      </w:r>
+    </w:p>
+    <w:p>
+      <w:pPr>
+        <w:tabs>
+          <w:tab w:val="center" w:pos="4252"/>
+          <w:tab w:val="right" w:pos="8504"/>
+        </w:tabs>
+        <w:ind w:firstLine="0"/>
+        <w:contextualSpacing/>
+        <w:rPr>
+          <w:rFonts w:ascii="Times New Roman" w:eastAsia="Times New Roman" w:hAnsi="Times New Roman" w:cs="Times New Roman"/>
+          <w:b/>
+          <w:sz w:val="24"/>
+          <w:szCs w:val="24"/>
+          <w:lang w:val="pt-PT" w:eastAsia="pt-BR"/>
+        </w:rPr>
+      </w:pPr>
+    </w:p>
+    <w:p>
+      <w:pPr>
+        <w:ind w:firstLine="0"/>
+        <w:rPr>
+          <w:rFonts w:ascii="Times New Roman" w:eastAsia="Times New Roman" w:hAnsi="Times New Roman" w:cs="Times New Roman"/>
+          <w:sz w:val="24"/>
+          <w:szCs w:val="24"/>
+          <w:lang w:val="en-BR"/>
+        </w:rPr>
+      </w:pPr>
+      <w:r>
+        <w:rPr>
+          <w:rFonts w:ascii="Times New Roman" w:eastAsia="Times New Roman" w:hAnsi="Times New Roman" w:cs="Times New Roman"/>
+          <w:b/>
+          <w:bCs/>
+          <w:sz w:val="24"/>
+          <w:szCs w:val="24"/>
+          <w:lang w:val="en-BR"/>
+        </w:rPr>
+        <w:t>Nota Metodológica sobre o uso de Inteligência Artificial</w:t>
+      </w:r>
+      <w:r>
+        <w:rPr>
+          <w:rFonts w:ascii="Times New Roman" w:eastAsia="Times New Roman" w:hAnsi="Times New Roman" w:cs="Times New Roman"/>
+          <w:sz w:val="24"/>
+          <w:szCs w:val="24"/>
+          <w:lang w:val="en-BR"/>
+        </w:rPr>
+        <w:t xml:space="preserve"> </w:t>
+      </w:r>
+    </w:p>
+    <w:p>
+      <w:pPr>
+        <w:ind w:firstLine="0"/>
+        <w:rPr>
+          <w:rFonts w:ascii="Times New Roman" w:eastAsia="Times New Roman" w:hAnsi="Times New Roman" w:cs="Times New Roman"/>
+          <w:sz w:val="24"/>
+          <w:szCs w:val="24"/>
+          <w:lang w:val="en-BR"/>
+        </w:rPr>
+      </w:pPr>
+    </w:p>
+    <w:p>
+      <w:pPr>
+        <w:rPr>
+          <w:rFonts w:ascii="Times New Roman" w:eastAsia="Times New Roman" w:hAnsi="Times New Roman" w:cs="Times New Roman"/>
+          <w:sz w:val="24"/>
+          <w:szCs w:val="24"/>
+          <w:lang w:val="en-BR"/>
+        </w:rPr>
+      </w:pPr>
+      <w:r>
+        <w:rPr>
+          <w:rFonts w:ascii="Times New Roman" w:eastAsia="Times New Roman" w:hAnsi="Times New Roman" w:cs="Times New Roman"/>
+          <w:sz w:val="24"/>
+          <w:szCs w:val="24"/>
+          <w:lang w:val="en-BR"/>
+        </w:rPr>
+        <w:t xml:space="preserve">Em conformidade com as diretrizes e boas práticas acadêmicas atuais, declara-se que a elaboração deste projeto contou com o apoio da ferramenta de inteligência artificial generativa Google Gemini. A IA foi utilizada exclusivamente como assistente para estruturação do escopo, </w:t>
+      </w:r>
+      <w:r>
+        <w:rPr>
+          <w:rFonts w:ascii="Times New Roman" w:eastAsia="Times New Roman" w:hAnsi="Times New Roman" w:cs="Times New Roman"/>
+          <w:i/>
+          <w:iCs/>
+          <w:sz w:val="24"/>
+          <w:szCs w:val="24"/>
+          <w:lang w:val="en-BR"/>
+        </w:rPr>
+        <w:t>brainstorming</w:t>
+      </w:r>
+      <w:r>
+        <w:rPr>
+          <w:rFonts w:ascii="Times New Roman" w:eastAsia="Times New Roman" w:hAnsi="Times New Roman" w:cs="Times New Roman"/>
+          <w:sz w:val="24"/>
+          <w:szCs w:val="24"/>
+          <w:lang w:val="en-BR"/>
+        </w:rPr>
+        <w:t xml:space="preserve"> de soluções arquiteturais e organização textual das ideias. A autoria, as decisões arquiteturais da </w:t>
+      </w:r>
+      <w:r>
+        <w:rPr>
+          <w:rFonts w:ascii="Times New Roman" w:eastAsia="Times New Roman" w:hAnsi="Times New Roman" w:cs="Times New Roman"/>
+          <w:i/>
+          <w:iCs/>
+          <w:sz w:val="24"/>
+          <w:szCs w:val="24"/>
+          <w:lang w:val="en-BR"/>
+        </w:rPr>
         <w:t>stack</w:t>
       </w:r>
       <w:r>
@@ -1624,7 +2194,122 @@
           <w:szCs w:val="24"/>
           <w:lang w:val="en-BR"/>
         </w:rPr>
-        <w:t xml:space="preserve"> tecnológica (Azure, </w:t>
+        <w:t xml:space="preserve"> tecnológica (Azure, Crossplane, Kyverno), a curadoria do conteúdo e a validação teórica são de inteira responsabilidade do autor deste documento.</w:t>
+      </w:r>
+    </w:p>
+    <w:p>
+      <w:pPr>
+        <w:ind w:firstLine="0"/>
+        <w:rPr>
+          <w:rFonts w:ascii="Times New Roman" w:eastAsia="Times New Roman" w:hAnsi="Times New Roman" w:cs="Times New Roman"/>
+          <w:b/>
+          <w:bCs/>
+          <w:sz w:val="24"/>
+          <w:szCs w:val="24"/>
+          <w:lang w:val="en-BR"/>
+        </w:rPr>
+      </w:pPr>
+    </w:p>
+    <w:p>
+      <w:pPr>
+        <w:ind w:firstLine="0"/>
+        <w:rPr>
+          <w:rFonts w:ascii="Times New Roman" w:eastAsia="Times New Roman" w:hAnsi="Times New Roman" w:cs="Times New Roman"/>
+          <w:sz w:val="24"/>
+          <w:szCs w:val="24"/>
+          <w:lang w:val="en-BR"/>
+        </w:rPr>
+      </w:pPr>
+      <w:bookmarkStart w:id="0" w:name="_Hlk224757501"/>
+      <w:bookmarkStart w:id="1" w:name="_Hlk224757461"/>
+      <w:r>
+        <w:rPr>
+          <w:rFonts w:ascii="Times New Roman" w:eastAsia="Times New Roman" w:hAnsi="Times New Roman" w:cs="Times New Roman"/>
+          <w:b/>
+          <w:bCs/>
+          <w:sz w:val="24"/>
+          <w:szCs w:val="24"/>
+          <w:lang w:val="en-BR"/>
+        </w:rPr>
+        <w:t>Arquitetura Lógica da Solução</w:t>
+      </w:r>
+      <w:bookmarkEnd w:id="0"/>
+      <w:r>
+        <w:rPr>
+          <w:rFonts w:ascii="Times New Roman" w:eastAsia="Times New Roman" w:hAnsi="Times New Roman" w:cs="Times New Roman"/>
+          <w:sz w:val="24"/>
+          <w:szCs w:val="24"/>
+          <w:lang w:val="en-BR"/>
+        </w:rPr>
+        <w:t xml:space="preserve"> </w:t>
+      </w:r>
+    </w:p>
+    <w:p>
+      <w:pPr>
+        <w:ind w:firstLine="0"/>
+        <w:rPr>
+          <w:rFonts w:ascii="Times New Roman" w:eastAsia="Times New Roman" w:hAnsi="Times New Roman" w:cs="Times New Roman"/>
+          <w:sz w:val="24"/>
+          <w:szCs w:val="24"/>
+          <w:lang w:val="en-BR"/>
+        </w:rPr>
+      </w:pPr>
+    </w:p>
+    <w:bookmarkEnd w:id="1"/>
+    <w:p>
+      <w:pPr>
+        <w:rPr>
+          <w:rFonts w:ascii="Times New Roman" w:eastAsia="Times New Roman" w:hAnsi="Times New Roman" w:cs="Times New Roman"/>
+          <w:sz w:val="24"/>
+          <w:szCs w:val="24"/>
+          <w:lang w:val="en-BR"/>
+        </w:rPr>
+      </w:pPr>
+      <w:r>
+        <w:rPr>
+          <w:rFonts w:ascii="Times New Roman" w:eastAsia="Times New Roman" w:hAnsi="Times New Roman" w:cs="Times New Roman"/>
+          <w:sz w:val="24"/>
+          <w:szCs w:val="24"/>
+          <w:lang w:val="en-BR"/>
+        </w:rPr>
+        <w:t>Para garantir que o IDP seja flexível, confiável e resiliente a mudanças, a sua arquitetura lógica foi desenhada seguindo o princípio de forte separação de responsabilidades (SKELTON; PAIS, 2019). O sistema é modular o suficiente para que cada componente tenha um escopo único, garantindo alta coesão e baixo acoplamento.</w:t>
+      </w:r>
+    </w:p>
+    <w:p>
+      <w:pPr>
+        <w:rPr>
+          <w:rFonts w:ascii="Times New Roman" w:eastAsia="Times New Roman" w:hAnsi="Times New Roman" w:cs="Times New Roman"/>
+          <w:sz w:val="24"/>
+          <w:szCs w:val="24"/>
+          <w:lang w:val="en-BR"/>
+        </w:rPr>
+      </w:pPr>
+      <w:r>
+        <w:rPr>
+          <w:rFonts w:ascii="Times New Roman" w:eastAsia="Times New Roman" w:hAnsi="Times New Roman" w:cs="Times New Roman"/>
+          <w:sz w:val="24"/>
+          <w:szCs w:val="24"/>
+          <w:lang w:val="en-BR"/>
+        </w:rPr>
+        <w:t>Conforme ilustrado n</w:t>
+      </w:r>
+      <w:r>
+        <w:rPr>
+          <w:rFonts w:ascii="Times New Roman" w:eastAsia="Times New Roman" w:hAnsi="Times New Roman" w:cs="Times New Roman"/>
+          <w:sz w:val="24"/>
+          <w:szCs w:val="24"/>
+          <w:lang w:val="en-BR"/>
+        </w:rPr>
+        <w:t>a</w:t>
+      </w:r>
+      <w:r>
+        <w:rPr>
+          <w:rFonts w:ascii="Times New Roman" w:eastAsia="Times New Roman" w:hAnsi="Times New Roman" w:cs="Times New Roman"/>
+          <w:sz w:val="24"/>
+          <w:szCs w:val="24"/>
+          <w:lang w:val="en-BR"/>
+        </w:rPr>
+        <w:t xml:space="preserve"> Figura 1, o IDP opera através de um fluxo de automação que abstrai a complexidade operacional da infraestrutura de nuvem, centralizando o </w:t>
       </w:r>
       <w:r>
         <w:rPr>
@@ -1634,122 +2319,7 @@
           <w:lang w:val="en-BR"/>
         </w:rPr>
         <w:lastRenderedPageBreak/>
-        <w:t>Crossplane, Kyverno), a curadoria do conteúdo e a validação teórica são de inteira responsabilidade do autor deste documento.</w:t>
-      </w:r>
-    </w:p>
-    <w:p>
-      <w:pPr>
-        <w:ind w:firstLine="0"/>
-        <w:rPr>
-          <w:rFonts w:ascii="Times New Roman" w:eastAsia="Times New Roman" w:hAnsi="Times New Roman" w:cs="Times New Roman"/>
-          <w:b/>
-          <w:bCs/>
-          <w:sz w:val="24"/>
-          <w:szCs w:val="24"/>
-          <w:lang w:val="en-BR"/>
-        </w:rPr>
-      </w:pPr>
-    </w:p>
-    <w:p>
-      <w:pPr>
-        <w:ind w:firstLine="0"/>
-        <w:rPr>
-          <w:rFonts w:ascii="Times New Roman" w:eastAsia="Times New Roman" w:hAnsi="Times New Roman" w:cs="Times New Roman"/>
-          <w:sz w:val="24"/>
-          <w:szCs w:val="24"/>
-          <w:lang w:val="en-BR"/>
-        </w:rPr>
-      </w:pPr>
-      <w:bookmarkStart w:id="0" w:name="_Hlk224757461"/>
-      <w:bookmarkStart w:id="1" w:name="_Hlk224757501"/>
-      <w:r>
-        <w:rPr>
-          <w:rFonts w:ascii="Times New Roman" w:eastAsia="Times New Roman" w:hAnsi="Times New Roman" w:cs="Times New Roman"/>
-          <w:b/>
-          <w:bCs/>
-          <w:sz w:val="24"/>
-          <w:szCs w:val="24"/>
-          <w:lang w:val="en-BR"/>
-        </w:rPr>
-        <w:t>Arquitetura Lógica da Solução</w:t>
-      </w:r>
-      <w:bookmarkEnd w:id="1"/>
-      <w:r>
-        <w:rPr>
-          <w:rFonts w:ascii="Times New Roman" w:eastAsia="Times New Roman" w:hAnsi="Times New Roman" w:cs="Times New Roman"/>
-          <w:sz w:val="24"/>
-          <w:szCs w:val="24"/>
-          <w:lang w:val="en-BR"/>
-        </w:rPr>
-        <w:t xml:space="preserve"> </w:t>
-      </w:r>
-    </w:p>
-    <w:p>
-      <w:pPr>
-        <w:ind w:firstLine="0"/>
-        <w:rPr>
-          <w:rFonts w:ascii="Times New Roman" w:eastAsia="Times New Roman" w:hAnsi="Times New Roman" w:cs="Times New Roman"/>
-          <w:sz w:val="24"/>
-          <w:szCs w:val="24"/>
-          <w:lang w:val="en-BR"/>
-        </w:rPr>
-      </w:pPr>
-    </w:p>
-    <w:bookmarkEnd w:id="0"/>
-    <w:p>
-      <w:pPr>
-        <w:rPr>
-          <w:rFonts w:ascii="Times New Roman" w:eastAsia="Times New Roman" w:hAnsi="Times New Roman" w:cs="Times New Roman"/>
-          <w:sz w:val="24"/>
-          <w:szCs w:val="24"/>
-          <w:lang w:val="en-BR"/>
-        </w:rPr>
-      </w:pPr>
-      <w:r>
-        <w:rPr>
-          <w:rFonts w:ascii="Times New Roman" w:eastAsia="Times New Roman" w:hAnsi="Times New Roman" w:cs="Times New Roman"/>
-          <w:sz w:val="24"/>
-          <w:szCs w:val="24"/>
-          <w:lang w:val="en-BR"/>
-        </w:rPr>
-        <w:t>Para garantir que o IDP seja flexível, confiável e resiliente a mudanças, a sua arquitetura lógica foi desenhada seguindo o princípio de forte separação de responsabilidades (SKELTON; PAIS, 2019). O sistema é modular o suficiente para que cada componente tenha um escopo único, garantindo alta coesão e baixo acoplamento.</w:t>
-      </w:r>
-    </w:p>
-    <w:p>
-      <w:pPr>
-        <w:rPr>
-          <w:rFonts w:ascii="Times New Roman" w:eastAsia="Times New Roman" w:hAnsi="Times New Roman" w:cs="Times New Roman"/>
-          <w:sz w:val="24"/>
-          <w:szCs w:val="24"/>
-          <w:lang w:val="en-BR"/>
-        </w:rPr>
-      </w:pPr>
-      <w:r>
-        <w:rPr>
-          <w:rFonts w:ascii="Times New Roman" w:eastAsia="Times New Roman" w:hAnsi="Times New Roman" w:cs="Times New Roman"/>
-          <w:sz w:val="24"/>
-          <w:szCs w:val="24"/>
-          <w:lang w:val="en-BR"/>
-        </w:rPr>
-        <w:t>Conforme ilustrado n</w:t>
-      </w:r>
-      <w:r>
-        <w:rPr>
-          <w:rFonts w:ascii="Times New Roman" w:eastAsia="Times New Roman" w:hAnsi="Times New Roman" w:cs="Times New Roman"/>
-          <w:sz w:val="24"/>
-          <w:szCs w:val="24"/>
-          <w:lang w:val="en-BR"/>
-        </w:rPr>
-        <w:t>a</w:t>
-      </w:r>
-      <w:r>
-        <w:rPr>
-          <w:rFonts w:ascii="Times New Roman" w:eastAsia="Times New Roman" w:hAnsi="Times New Roman" w:cs="Times New Roman"/>
-          <w:sz w:val="24"/>
-          <w:szCs w:val="24"/>
-          <w:lang w:val="en-BR"/>
-        </w:rPr>
-        <w:t xml:space="preserve"> Figura 1, o IDP opera através de um fluxo de automação que abstrai a complexidade operacional da infraestrutura de nuvem, centralizando o desenvolvimento no padrão GitOps. O fluxo de criação de recursos é estruturado nas seguintes etapas:</w:t>
+        <w:t>desenvolvimento no padrão GitOps. O fluxo de criação de recursos é estruturado nas seguintes etapas:</w:t>
       </w:r>
     </w:p>
     <w:p>
@@ -2030,17 +2600,7 @@
           <w:szCs w:val="24"/>
           <w:lang w:val="en-BR"/>
         </w:rPr>
-        <w:t xml:space="preserve"> automático do código-fonte da aplicação </w:t>
-      </w:r>
-      <w:r>
-        <w:rPr>
-          <w:rFonts w:ascii="Times New Roman" w:eastAsia="Times New Roman" w:hAnsi="Times New Roman" w:cs="Times New Roman"/>
-          <w:sz w:val="24"/>
-          <w:szCs w:val="24"/>
-          <w:lang w:val="en-BR"/>
-        </w:rPr>
-        <w:lastRenderedPageBreak/>
-        <w:t xml:space="preserve">e dos manifestos de infraestrutura para o </w:t>
+        <w:t xml:space="preserve"> automático do código-fonte da aplicação e dos manifestos de infraestrutura para o </w:t>
       </w:r>
       <w:r>
         <w:rPr>
@@ -2229,6 +2789,7 @@
           <w:szCs w:val="24"/>
           <w:lang w:val="en-BR"/>
         </w:rPr>
+        <w:lastRenderedPageBreak/>
         <w:t xml:space="preserve">Implantação da </w:t>
       </w:r>
       <w:r>
@@ -2372,6 +2933,739 @@
     </w:p>
     <w:p>
       <w:pPr>
+        <w:ind w:firstLine="0"/>
+        <w:rPr>
+          <w:rFonts w:ascii="Times New Roman" w:eastAsia="Times New Roman" w:hAnsi="Times New Roman" w:cs="Times New Roman"/>
+          <w:sz w:val="24"/>
+          <w:szCs w:val="24"/>
+          <w:lang w:val="en-BR"/>
+        </w:rPr>
+      </w:pPr>
+    </w:p>
+    <w:p>
+      <w:pPr>
+        <w:tabs>
+          <w:tab w:val="center" w:pos="4252"/>
+          <w:tab w:val="right" w:pos="8504"/>
+        </w:tabs>
+        <w:ind w:firstLine="0"/>
+        <w:contextualSpacing/>
+        <w:rPr>
+          <w:rFonts w:ascii="Times New Roman" w:hAnsi="Times New Roman" w:cs="Times New Roman"/>
+          <w:b/>
+          <w:bCs/>
+          <w:sz w:val="24"/>
+          <w:szCs w:val="24"/>
+          <w:lang w:val="en-BR"/>
+        </w:rPr>
+      </w:pPr>
+      <w:r>
+        <w:rPr>
+          <w:rFonts w:ascii="Times New Roman" w:hAnsi="Times New Roman" w:cs="Times New Roman"/>
+          <w:b/>
+          <w:bCs/>
+          <w:sz w:val="24"/>
+          <w:szCs w:val="24"/>
+          <w:lang w:val="en-BR"/>
+        </w:rPr>
+        <w:t>Fases de Implementação e Estratégia de Implantação</w:t>
+      </w:r>
+    </w:p>
+    <w:p>
+      <w:pPr>
+        <w:tabs>
+          <w:tab w:val="center" w:pos="4252"/>
+          <w:tab w:val="right" w:pos="8504"/>
+        </w:tabs>
+        <w:ind w:firstLine="0"/>
+        <w:contextualSpacing/>
+        <w:rPr>
+          <w:rFonts w:ascii="Times New Roman" w:hAnsi="Times New Roman" w:cs="Times New Roman"/>
+          <w:b/>
+          <w:bCs/>
+          <w:sz w:val="24"/>
+          <w:szCs w:val="24"/>
+          <w:lang w:val="en-BR"/>
+        </w:rPr>
+      </w:pPr>
+    </w:p>
+    <w:p>
+      <w:pPr>
+        <w:tabs>
+          <w:tab w:val="center" w:pos="4252"/>
+          <w:tab w:val="right" w:pos="8504"/>
+        </w:tabs>
+        <w:ind w:firstLine="0"/>
+        <w:contextualSpacing/>
+        <w:rPr>
+          <w:rFonts w:ascii="Times New Roman" w:hAnsi="Times New Roman" w:cs="Times New Roman"/>
+          <w:sz w:val="24"/>
+          <w:szCs w:val="24"/>
+          <w:lang w:val="en-BR"/>
+        </w:rPr>
+      </w:pPr>
+      <w:r>
+        <w:rPr>
+          <w:rFonts w:ascii="Times New Roman" w:hAnsi="Times New Roman" w:cs="Times New Roman"/>
+          <w:sz w:val="24"/>
+          <w:szCs w:val="24"/>
+          <w:lang w:val="en-BR"/>
+        </w:rPr>
+        <w:t xml:space="preserve">Para garantir a viabilidade e a aceitação do IDP na organização, a estratégia de implantação seguirá um modelo incremental dividido em </w:t>
+      </w:r>
+      <w:r>
+        <w:rPr>
+          <w:rFonts w:ascii="Times New Roman" w:hAnsi="Times New Roman" w:cs="Times New Roman"/>
+          <w:sz w:val="24"/>
+          <w:szCs w:val="24"/>
+          <w:lang w:val="en-BR"/>
+        </w:rPr>
+        <w:t xml:space="preserve">grandes </w:t>
+      </w:r>
+      <w:r>
+        <w:rPr>
+          <w:rFonts w:ascii="Times New Roman" w:hAnsi="Times New Roman" w:cs="Times New Roman"/>
+          <w:sz w:val="24"/>
+          <w:szCs w:val="24"/>
+          <w:lang w:val="en-BR"/>
+        </w:rPr>
+        <w:t>fases</w:t>
+      </w:r>
+      <w:r>
+        <w:rPr>
+          <w:rFonts w:ascii="Times New Roman" w:hAnsi="Times New Roman" w:cs="Times New Roman"/>
+          <w:sz w:val="24"/>
+          <w:szCs w:val="24"/>
+          <w:lang w:val="en-BR"/>
+        </w:rPr>
+        <w:t xml:space="preserve"> (</w:t>
+      </w:r>
+      <w:r>
+        <w:rPr>
+          <w:rFonts w:ascii="Times New Roman" w:hAnsi="Times New Roman" w:cs="Times New Roman"/>
+          <w:i/>
+          <w:iCs/>
+          <w:sz w:val="24"/>
+          <w:szCs w:val="24"/>
+          <w:lang w:val="en-BR"/>
+        </w:rPr>
+        <w:t>Milestones</w:t>
+      </w:r>
+      <w:r>
+        <w:rPr>
+          <w:rFonts w:ascii="Times New Roman" w:hAnsi="Times New Roman" w:cs="Times New Roman"/>
+          <w:sz w:val="24"/>
+          <w:szCs w:val="24"/>
+          <w:lang w:val="en-BR"/>
+        </w:rPr>
+        <w:t>)</w:t>
+      </w:r>
+      <w:r>
+        <w:rPr>
+          <w:rFonts w:ascii="Times New Roman" w:hAnsi="Times New Roman" w:cs="Times New Roman"/>
+          <w:sz w:val="24"/>
+          <w:szCs w:val="24"/>
+          <w:lang w:val="en-BR"/>
+        </w:rPr>
+        <w:t>:</w:t>
+      </w:r>
+    </w:p>
+    <w:p>
+      <w:pPr>
+        <w:tabs>
+          <w:tab w:val="center" w:pos="4252"/>
+          <w:tab w:val="right" w:pos="8504"/>
+        </w:tabs>
+        <w:ind w:firstLine="0"/>
+        <w:contextualSpacing/>
+        <w:rPr>
+          <w:rFonts w:ascii="Times New Roman" w:hAnsi="Times New Roman" w:cs="Times New Roman"/>
+          <w:sz w:val="24"/>
+          <w:szCs w:val="24"/>
+          <w:lang w:val="en-BR"/>
+        </w:rPr>
+      </w:pPr>
+    </w:p>
+    <w:p>
+      <w:pPr>
+        <w:numPr>
+          <w:ilvl w:val="0"/>
+          <w:numId w:val="17"/>
+        </w:numPr>
+        <w:tabs>
+          <w:tab w:val="center" w:pos="4252"/>
+          <w:tab w:val="right" w:pos="8504"/>
+        </w:tabs>
+        <w:contextualSpacing/>
+        <w:rPr>
+          <w:rFonts w:ascii="Times New Roman" w:hAnsi="Times New Roman" w:cs="Times New Roman"/>
+          <w:sz w:val="24"/>
+          <w:szCs w:val="24"/>
+          <w:lang w:val="en-BR"/>
+        </w:rPr>
+      </w:pPr>
+      <w:r>
+        <w:rPr>
+          <w:rFonts w:ascii="Times New Roman" w:hAnsi="Times New Roman" w:cs="Times New Roman"/>
+          <w:b/>
+          <w:bCs/>
+          <w:sz w:val="24"/>
+          <w:szCs w:val="24"/>
+          <w:lang w:val="en-BR"/>
+        </w:rPr>
+        <w:t>Fase Piloto (</w:t>
+      </w:r>
+      <w:r>
+        <w:rPr>
+          <w:rFonts w:ascii="Times New Roman" w:hAnsi="Times New Roman" w:cs="Times New Roman"/>
+          <w:b/>
+          <w:bCs/>
+          <w:i/>
+          <w:iCs/>
+          <w:sz w:val="24"/>
+          <w:szCs w:val="24"/>
+          <w:lang w:val="en-BR"/>
+        </w:rPr>
+        <w:t>MVP</w:t>
+      </w:r>
+      <w:r>
+        <w:rPr>
+          <w:rFonts w:ascii="Times New Roman" w:hAnsi="Times New Roman" w:cs="Times New Roman"/>
+          <w:b/>
+          <w:bCs/>
+          <w:sz w:val="24"/>
+          <w:szCs w:val="24"/>
+          <w:lang w:val="en-BR"/>
+        </w:rPr>
+        <w:t>):</w:t>
+      </w:r>
+      <w:r>
+        <w:rPr>
+          <w:rFonts w:ascii="Times New Roman" w:hAnsi="Times New Roman" w:cs="Times New Roman"/>
+          <w:sz w:val="24"/>
+          <w:szCs w:val="24"/>
+          <w:lang w:val="en-BR"/>
+        </w:rPr>
+        <w:t xml:space="preserve"> O projeto iniciará com o desenvolvimento de um Produto Mínimo Viável (</w:t>
+      </w:r>
+      <w:r>
+        <w:rPr>
+          <w:rFonts w:ascii="Times New Roman" w:hAnsi="Times New Roman" w:cs="Times New Roman"/>
+          <w:i/>
+          <w:iCs/>
+          <w:sz w:val="24"/>
+          <w:szCs w:val="24"/>
+          <w:lang w:val="en-BR"/>
+        </w:rPr>
+        <w:t>MVP</w:t>
+      </w:r>
+      <w:r>
+        <w:rPr>
+          <w:rFonts w:ascii="Times New Roman" w:hAnsi="Times New Roman" w:cs="Times New Roman"/>
+          <w:sz w:val="24"/>
+          <w:szCs w:val="24"/>
+          <w:lang w:val="en-BR"/>
+        </w:rPr>
+        <w:t xml:space="preserve">) em um ciclo curto de dois meses. O foco será validar as funcionalidades essenciais de provisionamento e catálogo com um grupo reduzido de desenvolvedores. Este </w:t>
+      </w:r>
+      <w:r>
+        <w:rPr>
+          <w:rFonts w:ascii="Times New Roman" w:hAnsi="Times New Roman" w:cs="Times New Roman"/>
+          <w:i/>
+          <w:iCs/>
+          <w:sz w:val="24"/>
+          <w:szCs w:val="24"/>
+          <w:lang w:val="en-BR"/>
+        </w:rPr>
+        <w:t>MVP</w:t>
+      </w:r>
+      <w:r>
+        <w:rPr>
+          <w:rFonts w:ascii="Times New Roman" w:hAnsi="Times New Roman" w:cs="Times New Roman"/>
+          <w:sz w:val="24"/>
+          <w:szCs w:val="24"/>
+          <w:lang w:val="en-BR"/>
+        </w:rPr>
+        <w:t xml:space="preserve"> será apresentado para gerentes, times e lideranças técnicas (</w:t>
+      </w:r>
+      <w:r>
+        <w:rPr>
+          <w:rFonts w:ascii="Times New Roman" w:hAnsi="Times New Roman" w:cs="Times New Roman"/>
+          <w:i/>
+          <w:iCs/>
+          <w:sz w:val="24"/>
+          <w:szCs w:val="24"/>
+          <w:lang w:val="en-BR"/>
+        </w:rPr>
+        <w:t>Heads</w:t>
+      </w:r>
+      <w:r>
+        <w:rPr>
+          <w:rFonts w:ascii="Times New Roman" w:hAnsi="Times New Roman" w:cs="Times New Roman"/>
+          <w:sz w:val="24"/>
+          <w:szCs w:val="24"/>
+          <w:lang w:val="en-BR"/>
+        </w:rPr>
+        <w:t>) para demonstração de valor e obtenção de aprovação para escala.</w:t>
+      </w:r>
+    </w:p>
+    <w:p>
+      <w:pPr>
+        <w:numPr>
+          <w:ilvl w:val="0"/>
+          <w:numId w:val="17"/>
+        </w:numPr>
+        <w:tabs>
+          <w:tab w:val="center" w:pos="4252"/>
+          <w:tab w:val="right" w:pos="8504"/>
+        </w:tabs>
+        <w:contextualSpacing/>
+        <w:rPr>
+          <w:rFonts w:ascii="Times New Roman" w:hAnsi="Times New Roman" w:cs="Times New Roman"/>
+          <w:sz w:val="24"/>
+          <w:szCs w:val="24"/>
+          <w:lang w:val="en-BR"/>
+        </w:rPr>
+      </w:pPr>
+      <w:r>
+        <w:rPr>
+          <w:rFonts w:ascii="Times New Roman" w:hAnsi="Times New Roman" w:cs="Times New Roman"/>
+          <w:b/>
+          <w:bCs/>
+          <w:i/>
+          <w:iCs/>
+          <w:sz w:val="24"/>
+          <w:szCs w:val="24"/>
+          <w:lang w:val="en-BR"/>
+        </w:rPr>
+        <w:t>Milestone</w:t>
+      </w:r>
+      <w:r>
+        <w:rPr>
+          <w:rFonts w:ascii="Times New Roman" w:hAnsi="Times New Roman" w:cs="Times New Roman"/>
+          <w:b/>
+          <w:bCs/>
+          <w:sz w:val="24"/>
+          <w:szCs w:val="24"/>
+          <w:lang w:val="en-BR"/>
+        </w:rPr>
+        <w:t xml:space="preserve"> 1 - Consolidação do Catálogo (Onboarding):</w:t>
+      </w:r>
+      <w:r>
+        <w:rPr>
+          <w:rFonts w:ascii="Times New Roman" w:hAnsi="Times New Roman" w:cs="Times New Roman"/>
+          <w:sz w:val="24"/>
+          <w:szCs w:val="24"/>
+          <w:lang w:val="en-BR"/>
+        </w:rPr>
+        <w:t xml:space="preserve"> Com o projeto aprovado, o primeiro grande marco será o povoamento do </w:t>
+      </w:r>
+      <w:r>
+        <w:rPr>
+          <w:rFonts w:ascii="Times New Roman" w:hAnsi="Times New Roman" w:cs="Times New Roman"/>
+          <w:i/>
+          <w:iCs/>
+          <w:sz w:val="24"/>
+          <w:szCs w:val="24"/>
+          <w:lang w:val="en-BR"/>
+        </w:rPr>
+        <w:t>Software Catalog</w:t>
+      </w:r>
+      <w:r>
+        <w:rPr>
+          <w:rFonts w:ascii="Times New Roman" w:hAnsi="Times New Roman" w:cs="Times New Roman"/>
+          <w:sz w:val="24"/>
+          <w:szCs w:val="24"/>
+          <w:lang w:val="en-BR"/>
+        </w:rPr>
+        <w:t xml:space="preserve">. Nesta fase, será realizado o </w:t>
+      </w:r>
+      <w:r>
+        <w:rPr>
+          <w:rFonts w:ascii="Times New Roman" w:hAnsi="Times New Roman" w:cs="Times New Roman"/>
+          <w:i/>
+          <w:iCs/>
+          <w:sz w:val="24"/>
+          <w:szCs w:val="24"/>
+          <w:lang w:val="en-BR"/>
+        </w:rPr>
+        <w:t>onboarding</w:t>
+      </w:r>
+      <w:r>
+        <w:rPr>
+          <w:rFonts w:ascii="Times New Roman" w:hAnsi="Times New Roman" w:cs="Times New Roman"/>
+          <w:sz w:val="24"/>
+          <w:szCs w:val="24"/>
+          <w:lang w:val="en-BR"/>
+        </w:rPr>
+        <w:t xml:space="preserve"> de produtos, APIs e softwares legados e atuais. A plataforma disponibilizará interfaces via linha de comando (</w:t>
+      </w:r>
+      <w:r>
+        <w:rPr>
+          <w:rFonts w:ascii="Times New Roman" w:hAnsi="Times New Roman" w:cs="Times New Roman"/>
+          <w:i/>
+          <w:iCs/>
+          <w:sz w:val="24"/>
+          <w:szCs w:val="24"/>
+          <w:lang w:val="en-BR"/>
+        </w:rPr>
+        <w:t>CLI</w:t>
+      </w:r>
+      <w:r>
+        <w:rPr>
+          <w:rFonts w:ascii="Times New Roman" w:hAnsi="Times New Roman" w:cs="Times New Roman"/>
+          <w:sz w:val="24"/>
+          <w:szCs w:val="24"/>
+          <w:lang w:val="en-BR"/>
+        </w:rPr>
+        <w:t>) e interface gráfica (</w:t>
+      </w:r>
+      <w:r>
+        <w:rPr>
+          <w:rFonts w:ascii="Times New Roman" w:hAnsi="Times New Roman" w:cs="Times New Roman"/>
+          <w:i/>
+          <w:iCs/>
+          <w:sz w:val="24"/>
+          <w:szCs w:val="24"/>
+          <w:lang w:val="en-BR"/>
+        </w:rPr>
+        <w:t>UI</w:t>
+      </w:r>
+      <w:r>
+        <w:rPr>
+          <w:rFonts w:ascii="Times New Roman" w:hAnsi="Times New Roman" w:cs="Times New Roman"/>
+          <w:sz w:val="24"/>
+          <w:szCs w:val="24"/>
+          <w:lang w:val="en-BR"/>
+        </w:rPr>
+        <w:t>) para que os responsáveis registrem seus ativos, permitindo que a plataforma ajude na manutenção e operação centralizada no Backstage.</w:t>
+      </w:r>
+    </w:p>
+    <w:p>
+      <w:pPr>
+        <w:numPr>
+          <w:ilvl w:val="0"/>
+          <w:numId w:val="17"/>
+        </w:numPr>
+        <w:tabs>
+          <w:tab w:val="center" w:pos="4252"/>
+          <w:tab w:val="right" w:pos="8504"/>
+        </w:tabs>
+        <w:contextualSpacing/>
+        <w:rPr>
+          <w:rFonts w:ascii="Times New Roman" w:hAnsi="Times New Roman" w:cs="Times New Roman"/>
+          <w:sz w:val="24"/>
+          <w:szCs w:val="24"/>
+          <w:lang w:val="en-BR"/>
+        </w:rPr>
+      </w:pPr>
+      <w:r>
+        <w:rPr>
+          <w:rFonts w:ascii="Times New Roman" w:hAnsi="Times New Roman" w:cs="Times New Roman"/>
+          <w:b/>
+          <w:bCs/>
+          <w:i/>
+          <w:iCs/>
+          <w:sz w:val="24"/>
+          <w:szCs w:val="24"/>
+          <w:lang w:val="en-BR"/>
+        </w:rPr>
+        <w:t>Milestone</w:t>
+      </w:r>
+      <w:r>
+        <w:rPr>
+          <w:rFonts w:ascii="Times New Roman" w:hAnsi="Times New Roman" w:cs="Times New Roman"/>
+          <w:b/>
+          <w:bCs/>
+          <w:sz w:val="24"/>
+          <w:szCs w:val="24"/>
+          <w:lang w:val="en-BR"/>
+        </w:rPr>
+        <w:t xml:space="preserve"> 2 - Desenvolvimento de Templates Estratégicos:</w:t>
+      </w:r>
+      <w:r>
+        <w:rPr>
+          <w:rFonts w:ascii="Times New Roman" w:hAnsi="Times New Roman" w:cs="Times New Roman"/>
+          <w:sz w:val="24"/>
+          <w:szCs w:val="24"/>
+          <w:lang w:val="en-BR"/>
+        </w:rPr>
+        <w:t xml:space="preserve"> O segundo marco consistirá em rodadas de alinhamento com os </w:t>
+      </w:r>
+      <w:r>
+        <w:rPr>
+          <w:rFonts w:ascii="Times New Roman" w:hAnsi="Times New Roman" w:cs="Times New Roman"/>
+          <w:i/>
+          <w:iCs/>
+          <w:sz w:val="24"/>
+          <w:szCs w:val="24"/>
+          <w:lang w:val="en-BR"/>
+        </w:rPr>
+        <w:t>Product Owners</w:t>
+      </w:r>
+      <w:r>
+        <w:rPr>
+          <w:rFonts w:ascii="Times New Roman" w:hAnsi="Times New Roman" w:cs="Times New Roman"/>
+          <w:sz w:val="24"/>
+          <w:szCs w:val="24"/>
+          <w:lang w:val="en-BR"/>
+        </w:rPr>
+        <w:t xml:space="preserve"> (POs) para identificar as demandas reais dos times. O objetivo é desenvolver novos </w:t>
+      </w:r>
+      <w:r>
+        <w:rPr>
+          <w:rFonts w:ascii="Times New Roman" w:hAnsi="Times New Roman" w:cs="Times New Roman"/>
+          <w:i/>
+          <w:iCs/>
+          <w:sz w:val="24"/>
+          <w:szCs w:val="24"/>
+          <w:lang w:val="en-BR"/>
+        </w:rPr>
+        <w:t>templates</w:t>
+      </w:r>
+      <w:r>
+        <w:rPr>
+          <w:rFonts w:ascii="Times New Roman" w:hAnsi="Times New Roman" w:cs="Times New Roman"/>
+          <w:sz w:val="24"/>
+          <w:szCs w:val="24"/>
+          <w:lang w:val="en-BR"/>
+        </w:rPr>
+        <w:t xml:space="preserve"> de </w:t>
+      </w:r>
+      <w:r>
+        <w:rPr>
+          <w:rFonts w:ascii="Times New Roman" w:hAnsi="Times New Roman" w:cs="Times New Roman"/>
+          <w:i/>
+          <w:iCs/>
+          <w:sz w:val="24"/>
+          <w:szCs w:val="24"/>
+          <w:lang w:val="en-BR"/>
+        </w:rPr>
+        <w:t>Golden Paths</w:t>
+      </w:r>
+      <w:r>
+        <w:rPr>
+          <w:rFonts w:ascii="Times New Roman" w:hAnsi="Times New Roman" w:cs="Times New Roman"/>
+          <w:sz w:val="24"/>
+          <w:szCs w:val="24"/>
+          <w:lang w:val="en-BR"/>
+        </w:rPr>
+        <w:t xml:space="preserve"> que estejam alinhados com as necessidades de negócio e requisitos técnicos da organização.</w:t>
+      </w:r>
+    </w:p>
+    <w:p>
+      <w:pPr>
+        <w:numPr>
+          <w:ilvl w:val="0"/>
+          <w:numId w:val="17"/>
+        </w:numPr>
+        <w:tabs>
+          <w:tab w:val="center" w:pos="4252"/>
+          <w:tab w:val="right" w:pos="8504"/>
+        </w:tabs>
+        <w:contextualSpacing/>
+        <w:rPr>
+          <w:rFonts w:ascii="Times New Roman" w:hAnsi="Times New Roman" w:cs="Times New Roman"/>
+          <w:sz w:val="24"/>
+          <w:szCs w:val="24"/>
+          <w:lang w:val="en-BR"/>
+        </w:rPr>
+      </w:pPr>
+      <w:r>
+        <w:rPr>
+          <w:rFonts w:ascii="Times New Roman" w:hAnsi="Times New Roman" w:cs="Times New Roman"/>
+          <w:b/>
+          <w:bCs/>
+          <w:i/>
+          <w:iCs/>
+          <w:sz w:val="24"/>
+          <w:szCs w:val="24"/>
+          <w:lang w:val="en-BR"/>
+        </w:rPr>
+        <w:t>Milestone</w:t>
+      </w:r>
+      <w:r>
+        <w:rPr>
+          <w:rFonts w:ascii="Times New Roman" w:hAnsi="Times New Roman" w:cs="Times New Roman"/>
+          <w:b/>
+          <w:bCs/>
+          <w:sz w:val="24"/>
+          <w:szCs w:val="24"/>
+          <w:lang w:val="en-BR"/>
+        </w:rPr>
+        <w:t xml:space="preserve"> 3 - Padronização Global e Governança:</w:t>
+      </w:r>
+      <w:r>
+        <w:rPr>
+          <w:rFonts w:ascii="Times New Roman" w:hAnsi="Times New Roman" w:cs="Times New Roman"/>
+          <w:sz w:val="24"/>
+          <w:szCs w:val="24"/>
+          <w:lang w:val="en-BR"/>
+        </w:rPr>
+        <w:t xml:space="preserve"> O marco final focará na padronização rigorosa de todos os projetos sob a gestão do IDP. Isso inclui a obrigatoriedade de esteiras de CI/CD padronizadas, a aplicação de </w:t>
+      </w:r>
+      <w:r>
+        <w:rPr>
+          <w:rFonts w:ascii="Times New Roman" w:hAnsi="Times New Roman" w:cs="Times New Roman"/>
+          <w:i/>
+          <w:iCs/>
+          <w:sz w:val="24"/>
+          <w:szCs w:val="24"/>
+          <w:lang w:val="en-BR"/>
+        </w:rPr>
+        <w:t>guardrails</w:t>
+      </w:r>
+      <w:r>
+        <w:rPr>
+          <w:rFonts w:ascii="Times New Roman" w:hAnsi="Times New Roman" w:cs="Times New Roman"/>
+          <w:sz w:val="24"/>
+          <w:szCs w:val="24"/>
+          <w:lang w:val="en-BR"/>
+        </w:rPr>
+        <w:t xml:space="preserve"> de segurança automáticos</w:t>
+      </w:r>
+      <w:r>
+        <w:rPr>
+          <w:rFonts w:ascii="Times New Roman" w:hAnsi="Times New Roman" w:cs="Times New Roman"/>
+          <w:sz w:val="24"/>
+          <w:szCs w:val="24"/>
+          <w:lang w:val="en-BR"/>
+        </w:rPr>
+        <w:t xml:space="preserve"> </w:t>
+      </w:r>
+      <w:r>
+        <w:rPr>
+          <w:rFonts w:ascii="Times New Roman" w:hAnsi="Times New Roman" w:cs="Times New Roman"/>
+          <w:sz w:val="24"/>
+          <w:szCs w:val="24"/>
+          <w:lang w:val="en-BR"/>
+        </w:rPr>
+        <w:t xml:space="preserve">e a garantia de que as aplicações operem sem </w:t>
+      </w:r>
+      <w:r>
+        <w:rPr>
+          <w:rFonts w:ascii="Times New Roman" w:hAnsi="Times New Roman" w:cs="Times New Roman"/>
+          <w:sz w:val="24"/>
+          <w:szCs w:val="24"/>
+          <w:lang w:val="en-BR"/>
+        </w:rPr>
+        <w:lastRenderedPageBreak/>
+        <w:t>vulnerabilidades conhecidas (CVEs), consolidando a cultura DevSecOps na empresa.</w:t>
+      </w:r>
+      <w:r>
+        <w:rPr>
+          <w:rFonts w:ascii="Times New Roman" w:hAnsi="Times New Roman" w:cs="Times New Roman"/>
+          <w:sz w:val="24"/>
+          <w:szCs w:val="24"/>
+          <w:lang w:val="en-BR"/>
+        </w:rPr>
+        <w:t xml:space="preserve"> As ferramentas que irão garantir este</w:t>
+      </w:r>
+      <w:r>
+        <w:rPr>
+          <w:rFonts w:ascii="Times New Roman" w:hAnsi="Times New Roman" w:cs="Times New Roman"/>
+          <w:sz w:val="24"/>
+          <w:szCs w:val="24"/>
+          <w:lang w:val="en-BR"/>
+        </w:rPr>
+        <w:t>s</w:t>
+      </w:r>
+      <w:r>
+        <w:rPr>
+          <w:rFonts w:ascii="Times New Roman" w:hAnsi="Times New Roman" w:cs="Times New Roman"/>
+          <w:sz w:val="24"/>
+          <w:szCs w:val="24"/>
+          <w:lang w:val="en-BR"/>
+        </w:rPr>
+        <w:t xml:space="preserve"> </w:t>
+      </w:r>
+      <w:r>
+        <w:rPr>
+          <w:rFonts w:ascii="Times New Roman" w:hAnsi="Times New Roman" w:cs="Times New Roman"/>
+          <w:i/>
+          <w:iCs/>
+          <w:sz w:val="24"/>
+          <w:szCs w:val="24"/>
+          <w:lang w:val="en-BR"/>
+        </w:rPr>
+        <w:t>guardrail</w:t>
+      </w:r>
+      <w:r>
+        <w:rPr>
+          <w:rFonts w:ascii="Times New Roman" w:hAnsi="Times New Roman" w:cs="Times New Roman"/>
+          <w:i/>
+          <w:iCs/>
+          <w:sz w:val="24"/>
+          <w:szCs w:val="24"/>
+          <w:lang w:val="en-BR"/>
+        </w:rPr>
+        <w:t>s</w:t>
+      </w:r>
+      <w:r>
+        <w:rPr>
+          <w:rFonts w:ascii="Times New Roman" w:hAnsi="Times New Roman" w:cs="Times New Roman"/>
+          <w:sz w:val="24"/>
+          <w:szCs w:val="24"/>
+          <w:lang w:val="en-BR"/>
+        </w:rPr>
+        <w:t xml:space="preserve"> </w:t>
+      </w:r>
+      <w:r>
+        <w:rPr>
+          <w:rFonts w:ascii="Times New Roman" w:hAnsi="Times New Roman" w:cs="Times New Roman"/>
+          <w:sz w:val="24"/>
+          <w:szCs w:val="24"/>
+          <w:lang w:val="en-BR"/>
+        </w:rPr>
+        <w:t>são</w:t>
+      </w:r>
+      <w:r>
+        <w:rPr>
+          <w:rFonts w:ascii="Times New Roman" w:hAnsi="Times New Roman" w:cs="Times New Roman"/>
+          <w:sz w:val="24"/>
+          <w:szCs w:val="24"/>
+          <w:lang w:val="en-BR"/>
+        </w:rPr>
+        <w:t xml:space="preserve"> o SonarQube para garantir qualidade de c</w:t>
+      </w:r>
+      <w:r>
+        <w:rPr>
+          <w:rFonts w:ascii="Times New Roman" w:hAnsi="Times New Roman" w:cs="Times New Roman"/>
+          <w:sz w:val="24"/>
+          <w:szCs w:val="24"/>
+        </w:rPr>
+        <w:t>ódigo e segurança e Trivy</w:t>
+      </w:r>
+      <w:r>
+        <w:rPr>
+          <w:rFonts w:ascii="Times New Roman" w:hAnsi="Times New Roman" w:cs="Times New Roman"/>
+          <w:sz w:val="24"/>
+          <w:szCs w:val="24"/>
+          <w:lang w:val="en-BR"/>
+        </w:rPr>
+        <w:t xml:space="preserve"> para sondar vulnerabilidades e má-configurações.</w:t>
+      </w:r>
+    </w:p>
+    <w:p>
+      <w:pPr>
+        <w:tabs>
+          <w:tab w:val="center" w:pos="4252"/>
+          <w:tab w:val="right" w:pos="8504"/>
+        </w:tabs>
+        <w:ind w:firstLine="0"/>
+        <w:contextualSpacing/>
+        <w:rPr>
+          <w:rFonts w:ascii="Times New Roman" w:hAnsi="Times New Roman" w:cs="Times New Roman"/>
+          <w:b/>
+          <w:bCs/>
+          <w:sz w:val="24"/>
+          <w:szCs w:val="24"/>
+          <w:lang w:val="en-BR"/>
+        </w:rPr>
+      </w:pPr>
+    </w:p>
+    <w:p>
+      <w:pPr>
         <w:tabs>
           <w:tab w:val="center" w:pos="4252"/>
           <w:tab w:val="right" w:pos="8504"/>
@@ -2582,20 +3876,7 @@
           <w:szCs w:val="24"/>
           <w:lang w:val="en-BR" w:eastAsia="pt-BR"/>
         </w:rPr>
-        <w:t xml:space="preserve">Policy as </w:t>
-      </w:r>
-      <w:r>
-        <w:rPr>
-          <w:rFonts w:ascii="Times New Roman" w:eastAsia="Times New Roman" w:hAnsi="Times New Roman" w:cs="Times New Roman"/>
-          <w:i/>
-          <w:iCs/>
-          <w:color w:val="000000" w:themeColor="text1"/>
-          <w:sz w:val="24"/>
-          <w:szCs w:val="24"/>
-          <w:lang w:val="en-BR" w:eastAsia="pt-BR"/>
-        </w:rPr>
-        <w:lastRenderedPageBreak/>
-        <w:t>Code</w:t>
+        <w:t>Policy as Code</w:t>
       </w:r>
       <w:r>
         <w:rPr>
@@ -2815,7 +4096,17 @@
           <w:szCs w:val="24"/>
           <w:lang w:val="en-BR"/>
         </w:rPr>
-        <w:t xml:space="preserve"> para a entrega de novos projetos, eliminando as esperas tradicionais associadas à abertura de chamados para operações (BEYER </w:t>
+        <w:t xml:space="preserve"> para a entrega de novos </w:t>
+      </w:r>
+      <w:r>
+        <w:rPr>
+          <w:rFonts w:ascii="Times New Roman" w:eastAsia="Times New Roman" w:hAnsi="Times New Roman" w:cs="Times New Roman"/>
+          <w:sz w:val="24"/>
+          <w:szCs w:val="24"/>
+          <w:lang w:val="en-BR"/>
+        </w:rPr>
+        <w:lastRenderedPageBreak/>
+        <w:t xml:space="preserve">projetos, eliminando as esperas tradicionais associadas à abertura de chamados para operações (BEYER </w:t>
       </w:r>
       <w:r>
         <w:rPr>
@@ -3246,19 +4537,7 @@
           <w:rPr>
             <w:rStyle w:val="Hyperlink"/>
           </w:rPr>
-          <w:t>https://land</w:t>
-        </w:r>
-        <w:r>
-          <w:rPr>
-            <w:rStyle w:val="Hyperlink"/>
-          </w:rPr>
-          <w:t>s</w:t>
-        </w:r>
-        <w:r>
-          <w:rPr>
-            <w:rStyle w:val="Hyperlink"/>
-          </w:rPr>
-          <w:t>cape.cncf.io/</w:t>
+          <w:t>https://landscape.cncf.io/</w:t>
         </w:r>
       </w:hyperlink>
       <w:r>
@@ -3288,19 +4567,7 @@
           <w:rPr>
             <w:rStyle w:val="Hyperlink"/>
           </w:rPr>
-          <w:t>https://crossplane.io/d</w:t>
-        </w:r>
-        <w:r>
-          <w:rPr>
-            <w:rStyle w:val="Hyperlink"/>
-          </w:rPr>
-          <w:t>o</w:t>
-        </w:r>
-        <w:r>
-          <w:rPr>
-            <w:rStyle w:val="Hyperlink"/>
-          </w:rPr>
-          <w:t>cs/</w:t>
+          <w:t>https://crossplane.io/docs/</w:t>
         </w:r>
       </w:hyperlink>
       <w:r>
@@ -3330,19 +4597,7 @@
           <w:rPr>
             <w:rStyle w:val="Hyperlink"/>
           </w:rPr>
-          <w:t>https://kyverno.io/d</w:t>
-        </w:r>
-        <w:r>
-          <w:rPr>
-            <w:rStyle w:val="Hyperlink"/>
-          </w:rPr>
-          <w:t>o</w:t>
-        </w:r>
-        <w:r>
-          <w:rPr>
-            <w:rStyle w:val="Hyperlink"/>
-          </w:rPr>
-          <w:t>cs/</w:t>
+          <w:t>https://kyverno.io/docs/</w:t>
         </w:r>
       </w:hyperlink>
       <w:r>
@@ -3372,19 +4627,7 @@
           <w:rPr>
             <w:rStyle w:val="Hyperlink"/>
           </w:rPr>
-          <w:t>https://lea</w:t>
-        </w:r>
-        <w:r>
-          <w:rPr>
-            <w:rStyle w:val="Hyperlink"/>
-          </w:rPr>
-          <w:t>r</w:t>
-        </w:r>
-        <w:r>
-          <w:rPr>
-            <w:rStyle w:val="Hyperlink"/>
-          </w:rPr>
-          <w:t>n.microsoft.com/pt-br/azure/aks/concepts-clusters-workloads</w:t>
+          <w:t>https://learn.microsoft.com/pt-br/azure/aks/concepts-clusters-workloads</w:t>
         </w:r>
       </w:hyperlink>
       <w:r>
@@ -3414,19 +4657,7 @@
           <w:rPr>
             <w:rStyle w:val="Hyperlink"/>
           </w:rPr>
-          <w:t>https://learn.microsoft.com/pt-br/azure/aks/csi-</w:t>
-        </w:r>
-        <w:r>
-          <w:rPr>
-            <w:rStyle w:val="Hyperlink"/>
-          </w:rPr>
-          <w:t>s</w:t>
-        </w:r>
-        <w:r>
-          <w:rPr>
-            <w:rStyle w:val="Hyperlink"/>
-          </w:rPr>
-          <w:t>ecrets-store-driver</w:t>
+          <w:t>https://learn.microsoft.com/pt-br/azure/aks/csi-secrets-store-driver</w:t>
         </w:r>
       </w:hyperlink>
       <w:r>
@@ -3480,19 +4711,7 @@
           <w:rPr>
             <w:rStyle w:val="Hyperlink"/>
           </w:rPr>
-          <w:t>https:</w:t>
-        </w:r>
-        <w:r>
-          <w:rPr>
-            <w:rStyle w:val="Hyperlink"/>
-          </w:rPr>
-          <w:t>/</w:t>
-        </w:r>
-        <w:r>
-          <w:rPr>
-            <w:rStyle w:val="Hyperlink"/>
-          </w:rPr>
-          <w:t>/backstage.io/docs/overview/what-is-backstage</w:t>
+          <w:t>https://backstage.io/docs/overview/what-is-backstage</w:t>
         </w:r>
       </w:hyperlink>
       <w:r>
@@ -3562,6 +4781,7 @@
         <w:docPartUnique/>
       </w:docPartObj>
     </w:sdtPr>
+    <w:sdtEndPr/>
     <w:sdtContent>
       <w:p>
         <w:pPr>
@@ -3640,7 +4860,7 @@
         <w:noProof/>
         <w:lang w:eastAsia="pt-BR"/>
       </w:rPr>
-      <w:pict w14:anchorId="15EEB7B1">
+      <w:pict w14:anchorId="7907B79A">
         <v:shapetype id="_x0000_t75" coordsize="21600,21600" o:spt="75" o:preferrelative="t" path="m@4@5l@4@11@9@11@9@5xe" filled="f" stroked="f">
           <v:stroke joinstyle="miter"/>
           <v:formulas>
@@ -3703,7 +4923,7 @@
         <w:noProof/>
         <w:lang w:eastAsia="pt-BR"/>
       </w:rPr>
-      <w:pict w14:anchorId="5678A063">
+      <w:pict w14:anchorId="3D0B9143">
         <v:shapetype id="_x0000_t75" coordsize="21600,21600" o:spt="75" o:preferrelative="t" path="m@4@5l@4@11@9@11@9@5xe" filled="f" stroked="f">
           <v:stroke joinstyle="miter"/>
           <v:formulas>
@@ -3885,6 +5105,155 @@
     </w:lvl>
   </w:abstractNum>
   <w:abstractNum w:abstractNumId="1" w15:restartNumberingAfterBreak="0">
+    <w:nsid w:val="13F97703"/>
+    <w:multiLevelType w:val="multilevel"/>
+    <w:tmpl w:val="EF588CEC"/>
+    <w:lvl w:ilvl="0">
+      <w:start w:val="1"/>
+      <w:numFmt w:val="bullet"/>
+      <w:lvlText w:val=""/>
+      <w:lvlJc w:val="left"/>
+      <w:pPr>
+        <w:tabs>
+          <w:tab w:val="num" w:pos="720"/>
+        </w:tabs>
+        <w:ind w:left="720" w:hanging="360"/>
+      </w:pPr>
+      <w:rPr>
+        <w:rFonts w:ascii="Symbol" w:hAnsi="Symbol" w:hint="default"/>
+        <w:sz w:val="20"/>
+      </w:rPr>
+    </w:lvl>
+    <w:lvl w:ilvl="1" w:tentative="1">
+      <w:start w:val="1"/>
+      <w:numFmt w:val="bullet"/>
+      <w:lvlText w:val="o"/>
+      <w:lvlJc w:val="left"/>
+      <w:pPr>
+        <w:tabs>
+          <w:tab w:val="num" w:pos="1440"/>
+        </w:tabs>
+        <w:ind w:left="1440" w:hanging="360"/>
+      </w:pPr>
+      <w:rPr>
+        <w:rFonts w:ascii="Courier New" w:hAnsi="Courier New" w:hint="default"/>
+        <w:sz w:val="20"/>
+      </w:rPr>
+    </w:lvl>
+    <w:lvl w:ilvl="2" w:tentative="1">
+      <w:start w:val="1"/>
+      <w:numFmt w:val="bullet"/>
+      <w:lvlText w:val=""/>
+      <w:lvlJc w:val="left"/>
+      <w:pPr>
+        <w:tabs>
+          <w:tab w:val="num" w:pos="2160"/>
+        </w:tabs>
+        <w:ind w:left="2160" w:hanging="360"/>
+      </w:pPr>
+      <w:rPr>
+        <w:rFonts w:ascii="Wingdings" w:hAnsi="Wingdings" w:hint="default"/>
+        <w:sz w:val="20"/>
+      </w:rPr>
+    </w:lvl>
+    <w:lvl w:ilvl="3" w:tentative="1">
+      <w:start w:val="1"/>
+      <w:numFmt w:val="bullet"/>
+      <w:lvlText w:val=""/>
+      <w:lvlJc w:val="left"/>
+      <w:pPr>
+        <w:tabs>
+          <w:tab w:val="num" w:pos="2880"/>
+        </w:tabs>
+        <w:ind w:left="2880" w:hanging="360"/>
+      </w:pPr>
+      <w:rPr>
+        <w:rFonts w:ascii="Wingdings" w:hAnsi="Wingdings" w:hint="default"/>
+        <w:sz w:val="20"/>
+      </w:rPr>
+    </w:lvl>
+    <w:lvl w:ilvl="4" w:tentative="1">
+      <w:start w:val="1"/>
+      <w:numFmt w:val="bullet"/>
+      <w:lvlText w:val=""/>
+      <w:lvlJc w:val="left"/>
+      <w:pPr>
+        <w:tabs>
+          <w:tab w:val="num" w:pos="3600"/>
+        </w:tabs>
+        <w:ind w:left="3600" w:hanging="360"/>
+      </w:pPr>
+      <w:rPr>
+        <w:rFonts w:ascii="Wingdings" w:hAnsi="Wingdings" w:hint="default"/>
+        <w:sz w:val="20"/>
+      </w:rPr>
+    </w:lvl>
+    <w:lvl w:ilvl="5" w:tentative="1">
+      <w:start w:val="1"/>
+      <w:numFmt w:val="bullet"/>
+      <w:lvlText w:val=""/>
+      <w:lvlJc w:val="left"/>
+      <w:pPr>
+        <w:tabs>
+          <w:tab w:val="num" w:pos="4320"/>
+        </w:tabs>
+        <w:ind w:left="4320" w:hanging="360"/>
+      </w:pPr>
+      <w:rPr>
+        <w:rFonts w:ascii="Wingdings" w:hAnsi="Wingdings" w:hint="default"/>
+        <w:sz w:val="20"/>
+      </w:rPr>
+    </w:lvl>
+    <w:lvl w:ilvl="6" w:tentative="1">
+      <w:start w:val="1"/>
+      <w:numFmt w:val="bullet"/>
+      <w:lvlText w:val=""/>
+      <w:lvlJc w:val="left"/>
+      <w:pPr>
+        <w:tabs>
+          <w:tab w:val="num" w:pos="5040"/>
+        </w:tabs>
+        <w:ind w:left="5040" w:hanging="360"/>
+      </w:pPr>
+      <w:rPr>
+        <w:rFonts w:ascii="Wingdings" w:hAnsi="Wingdings" w:hint="default"/>
+        <w:sz w:val="20"/>
+      </w:rPr>
+    </w:lvl>
+    <w:lvl w:ilvl="7" w:tentative="1">
+      <w:start w:val="1"/>
+      <w:numFmt w:val="bullet"/>
+      <w:lvlText w:val=""/>
+      <w:lvlJc w:val="left"/>
+      <w:pPr>
+        <w:tabs>
+          <w:tab w:val="num" w:pos="5760"/>
+        </w:tabs>
+        <w:ind w:left="5760" w:hanging="360"/>
+      </w:pPr>
+      <w:rPr>
+        <w:rFonts w:ascii="Wingdings" w:hAnsi="Wingdings" w:hint="default"/>
+        <w:sz w:val="20"/>
+      </w:rPr>
+    </w:lvl>
+    <w:lvl w:ilvl="8" w:tentative="1">
+      <w:start w:val="1"/>
+      <w:numFmt w:val="bullet"/>
+      <w:lvlText w:val=""/>
+      <w:lvlJc w:val="left"/>
+      <w:pPr>
+        <w:tabs>
+          <w:tab w:val="num" w:pos="6480"/>
+        </w:tabs>
+        <w:ind w:left="6480" w:hanging="360"/>
+      </w:pPr>
+      <w:rPr>
+        <w:rFonts w:ascii="Wingdings" w:hAnsi="Wingdings" w:hint="default"/>
+        <w:sz w:val="20"/>
+      </w:rPr>
+    </w:lvl>
+  </w:abstractNum>
+  <w:abstractNum w:abstractNumId="2" w15:restartNumberingAfterBreak="0">
     <w:nsid w:val="197A1FCD"/>
     <w:multiLevelType w:val="multilevel"/>
     <w:tmpl w:val="4F6A234A"/>
@@ -4001,7 +5370,93 @@
       </w:pPr>
     </w:lvl>
   </w:abstractNum>
-  <w:abstractNum w:abstractNumId="2" w15:restartNumberingAfterBreak="0">
+  <w:abstractNum w:abstractNumId="3" w15:restartNumberingAfterBreak="0">
+    <w:nsid w:val="30155146"/>
+    <w:multiLevelType w:val="hybridMultilevel"/>
+    <w:tmpl w:val="80BAD976"/>
+    <w:lvl w:ilvl="0" w:tplc="0409000F">
+      <w:start w:val="1"/>
+      <w:numFmt w:val="decimal"/>
+      <w:lvlText w:val="%1."/>
+      <w:lvlJc w:val="left"/>
+      <w:pPr>
+        <w:ind w:left="1210" w:hanging="360"/>
+      </w:pPr>
+    </w:lvl>
+    <w:lvl w:ilvl="1" w:tplc="04090019" w:tentative="1">
+      <w:start w:val="1"/>
+      <w:numFmt w:val="lowerLetter"/>
+      <w:lvlText w:val="%2."/>
+      <w:lvlJc w:val="left"/>
+      <w:pPr>
+        <w:ind w:left="1930" w:hanging="360"/>
+      </w:pPr>
+    </w:lvl>
+    <w:lvl w:ilvl="2" w:tplc="0409001B" w:tentative="1">
+      <w:start w:val="1"/>
+      <w:numFmt w:val="lowerRoman"/>
+      <w:lvlText w:val="%3."/>
+      <w:lvlJc w:val="right"/>
+      <w:pPr>
+        <w:ind w:left="2650" w:hanging="180"/>
+      </w:pPr>
+    </w:lvl>
+    <w:lvl w:ilvl="3" w:tplc="0409000F" w:tentative="1">
+      <w:start w:val="1"/>
+      <w:numFmt w:val="decimal"/>
+      <w:lvlText w:val="%4."/>
+      <w:lvlJc w:val="left"/>
+      <w:pPr>
+        <w:ind w:left="3370" w:hanging="360"/>
+      </w:pPr>
+    </w:lvl>
+    <w:lvl w:ilvl="4" w:tplc="04090019" w:tentative="1">
+      <w:start w:val="1"/>
+      <w:numFmt w:val="lowerLetter"/>
+      <w:lvlText w:val="%5."/>
+      <w:lvlJc w:val="left"/>
+      <w:pPr>
+        <w:ind w:left="4090" w:hanging="360"/>
+      </w:pPr>
+    </w:lvl>
+    <w:lvl w:ilvl="5" w:tplc="0409001B" w:tentative="1">
+      <w:start w:val="1"/>
+      <w:numFmt w:val="lowerRoman"/>
+      <w:lvlText w:val="%6."/>
+      <w:lvlJc w:val="right"/>
+      <w:pPr>
+        <w:ind w:left="4810" w:hanging="180"/>
+      </w:pPr>
+    </w:lvl>
+    <w:lvl w:ilvl="6" w:tplc="0409000F" w:tentative="1">
+      <w:start w:val="1"/>
+      <w:numFmt w:val="decimal"/>
+      <w:lvlText w:val="%7."/>
+      <w:lvlJc w:val="left"/>
+      <w:pPr>
+        <w:ind w:left="5530" w:hanging="360"/>
+      </w:pPr>
+    </w:lvl>
+    <w:lvl w:ilvl="7" w:tplc="04090019" w:tentative="1">
+      <w:start w:val="1"/>
+      <w:numFmt w:val="lowerLetter"/>
+      <w:lvlText w:val="%8."/>
+      <w:lvlJc w:val="left"/>
+      <w:pPr>
+        <w:ind w:left="6250" w:hanging="360"/>
+      </w:pPr>
+    </w:lvl>
+    <w:lvl w:ilvl="8" w:tplc="0409001B" w:tentative="1">
+      <w:start w:val="1"/>
+      <w:numFmt w:val="lowerRoman"/>
+      <w:lvlText w:val="%9."/>
+      <w:lvlJc w:val="right"/>
+      <w:pPr>
+        <w:ind w:left="6970" w:hanging="180"/>
+      </w:pPr>
+    </w:lvl>
+  </w:abstractNum>
+  <w:abstractNum w:abstractNumId="4" w15:restartNumberingAfterBreak="0">
     <w:nsid w:val="395C3858"/>
     <w:multiLevelType w:val="hybridMultilevel"/>
     <w:tmpl w:val="86C225D4"/>
@@ -4114,7 +5569,7 @@
       </w:rPr>
     </w:lvl>
   </w:abstractNum>
-  <w:abstractNum w:abstractNumId="3" w15:restartNumberingAfterBreak="0">
+  <w:abstractNum w:abstractNumId="5" w15:restartNumberingAfterBreak="0">
     <w:nsid w:val="3E406253"/>
     <w:multiLevelType w:val="multilevel"/>
     <w:tmpl w:val="CA444D70"/>
@@ -4263,7 +5718,7 @@
       </w:rPr>
     </w:lvl>
   </w:abstractNum>
-  <w:abstractNum w:abstractNumId="4" w15:restartNumberingAfterBreak="0">
+  <w:abstractNum w:abstractNumId="6" w15:restartNumberingAfterBreak="0">
     <w:nsid w:val="40D56693"/>
     <w:multiLevelType w:val="hybridMultilevel"/>
     <w:tmpl w:val="D6040B36"/>
@@ -4376,7 +5831,7 @@
       </w:rPr>
     </w:lvl>
   </w:abstractNum>
-  <w:abstractNum w:abstractNumId="5" w15:restartNumberingAfterBreak="0">
+  <w:abstractNum w:abstractNumId="7" w15:restartNumberingAfterBreak="0">
     <w:nsid w:val="41ED50D1"/>
     <w:multiLevelType w:val="hybridMultilevel"/>
     <w:tmpl w:val="404AB65C"/>
@@ -4489,7 +5944,7 @@
       </w:rPr>
     </w:lvl>
   </w:abstractNum>
-  <w:abstractNum w:abstractNumId="6" w15:restartNumberingAfterBreak="0">
+  <w:abstractNum w:abstractNumId="8" w15:restartNumberingAfterBreak="0">
     <w:nsid w:val="4D2F3748"/>
     <w:multiLevelType w:val="multilevel"/>
     <w:tmpl w:val="F9A6F670"/>
@@ -4602,7 +6057,7 @@
       </w:pPr>
     </w:lvl>
   </w:abstractNum>
-  <w:abstractNum w:abstractNumId="7" w15:restartNumberingAfterBreak="0">
+  <w:abstractNum w:abstractNumId="9" w15:restartNumberingAfterBreak="0">
     <w:nsid w:val="592363EE"/>
     <w:multiLevelType w:val="hybridMultilevel"/>
     <w:tmpl w:val="4656CE62"/>
@@ -4715,7 +6170,7 @@
       </w:rPr>
     </w:lvl>
   </w:abstractNum>
-  <w:abstractNum w:abstractNumId="8" w15:restartNumberingAfterBreak="0">
+  <w:abstractNum w:abstractNumId="10" w15:restartNumberingAfterBreak="0">
     <w:nsid w:val="59AB46B4"/>
     <w:multiLevelType w:val="hybridMultilevel"/>
     <w:tmpl w:val="3CB41EFA"/>
@@ -4828,7 +6283,7 @@
       </w:rPr>
     </w:lvl>
   </w:abstractNum>
-  <w:abstractNum w:abstractNumId="9" w15:restartNumberingAfterBreak="0">
+  <w:abstractNum w:abstractNumId="11" w15:restartNumberingAfterBreak="0">
     <w:nsid w:val="5C3D5708"/>
     <w:multiLevelType w:val="hybridMultilevel"/>
     <w:tmpl w:val="091CCC64"/>
@@ -4914,7 +6369,7 @@
       </w:pPr>
     </w:lvl>
   </w:abstractNum>
-  <w:abstractNum w:abstractNumId="10" w15:restartNumberingAfterBreak="0">
+  <w:abstractNum w:abstractNumId="12" w15:restartNumberingAfterBreak="0">
     <w:nsid w:val="64707322"/>
     <w:multiLevelType w:val="multilevel"/>
     <w:tmpl w:val="55FADDF0"/>
@@ -5063,7 +6518,7 @@
       </w:rPr>
     </w:lvl>
   </w:abstractNum>
-  <w:abstractNum w:abstractNumId="11" w15:restartNumberingAfterBreak="0">
+  <w:abstractNum w:abstractNumId="13" w15:restartNumberingAfterBreak="0">
     <w:nsid w:val="64D639B9"/>
     <w:multiLevelType w:val="multilevel"/>
     <w:tmpl w:val="520CF4F4"/>
@@ -5212,7 +6667,7 @@
       </w:rPr>
     </w:lvl>
   </w:abstractNum>
-  <w:abstractNum w:abstractNumId="12" w15:restartNumberingAfterBreak="0">
+  <w:abstractNum w:abstractNumId="14" w15:restartNumberingAfterBreak="0">
     <w:nsid w:val="69967C24"/>
     <w:multiLevelType w:val="hybridMultilevel"/>
     <w:tmpl w:val="8ABE3626"/>
@@ -5325,7 +6780,7 @@
       </w:rPr>
     </w:lvl>
   </w:abstractNum>
-  <w:abstractNum w:abstractNumId="13" w15:restartNumberingAfterBreak="0">
+  <w:abstractNum w:abstractNumId="15" w15:restartNumberingAfterBreak="0">
     <w:nsid w:val="6DCE438B"/>
     <w:multiLevelType w:val="hybridMultilevel"/>
     <w:tmpl w:val="F01C1F80"/>
@@ -5438,7 +6893,7 @@
       </w:rPr>
     </w:lvl>
   </w:abstractNum>
-  <w:abstractNum w:abstractNumId="14" w15:restartNumberingAfterBreak="0">
+  <w:abstractNum w:abstractNumId="16" w15:restartNumberingAfterBreak="0">
     <w:nsid w:val="71411416"/>
     <w:multiLevelType w:val="hybridMultilevel"/>
     <w:tmpl w:val="9D96F526"/>
@@ -5551,7 +7006,96 @@
       </w:rPr>
     </w:lvl>
   </w:abstractNum>
-  <w:abstractNum w:abstractNumId="15" w15:restartNumberingAfterBreak="0">
+  <w:abstractNum w:abstractNumId="17" w15:restartNumberingAfterBreak="0">
+    <w:nsid w:val="7D0156A0"/>
+    <w:multiLevelType w:val="hybridMultilevel"/>
+    <w:tmpl w:val="3AF8BD56"/>
+    <w:lvl w:ilvl="0" w:tplc="04090017">
+      <w:start w:val="1"/>
+      <w:numFmt w:val="lowerLetter"/>
+      <w:lvlText w:val="%1)"/>
+      <w:lvlJc w:val="left"/>
+      <w:pPr>
+        <w:ind w:left="720" w:hanging="360"/>
+      </w:pPr>
+      <w:rPr>
+        <w:rFonts w:hint="default"/>
+      </w:rPr>
+    </w:lvl>
+    <w:lvl w:ilvl="1" w:tplc="04090019" w:tentative="1">
+      <w:start w:val="1"/>
+      <w:numFmt w:val="lowerLetter"/>
+      <w:lvlText w:val="%2."/>
+      <w:lvlJc w:val="left"/>
+      <w:pPr>
+        <w:ind w:left="1440" w:hanging="360"/>
+      </w:pPr>
+    </w:lvl>
+    <w:lvl w:ilvl="2" w:tplc="0409001B" w:tentative="1">
+      <w:start w:val="1"/>
+      <w:numFmt w:val="lowerRoman"/>
+      <w:lvlText w:val="%3."/>
+      <w:lvlJc w:val="right"/>
+      <w:pPr>
+        <w:ind w:left="2160" w:hanging="180"/>
+      </w:pPr>
+    </w:lvl>
+    <w:lvl w:ilvl="3" w:tplc="0409000F" w:tentative="1">
+      <w:start w:val="1"/>
+      <w:numFmt w:val="decimal"/>
+      <w:lvlText w:val="%4."/>
+      <w:lvlJc w:val="left"/>
+      <w:pPr>
+        <w:ind w:left="2880" w:hanging="360"/>
+      </w:pPr>
+    </w:lvl>
+    <w:lvl w:ilvl="4" w:tplc="04090019" w:tentative="1">
+      <w:start w:val="1"/>
+      <w:numFmt w:val="lowerLetter"/>
+      <w:lvlText w:val="%5."/>
+      <w:lvlJc w:val="left"/>
+      <w:pPr>
+        <w:ind w:left="3600" w:hanging="360"/>
+      </w:pPr>
+    </w:lvl>
+    <w:lvl w:ilvl="5" w:tplc="0409001B" w:tentative="1">
+      <w:start w:val="1"/>
+      <w:numFmt w:val="lowerRoman"/>
+      <w:lvlText w:val="%6."/>
+      <w:lvlJc w:val="right"/>
+      <w:pPr>
+        <w:ind w:left="4320" w:hanging="180"/>
+      </w:pPr>
+    </w:lvl>
+    <w:lvl w:ilvl="6" w:tplc="0409000F" w:tentative="1">
+      <w:start w:val="1"/>
+      <w:numFmt w:val="decimal"/>
+      <w:lvlText w:val="%7."/>
+      <w:lvlJc w:val="left"/>
+      <w:pPr>
+        <w:ind w:left="5040" w:hanging="360"/>
+      </w:pPr>
+    </w:lvl>
+    <w:lvl w:ilvl="7" w:tplc="04090019" w:tentative="1">
+      <w:start w:val="1"/>
+      <w:numFmt w:val="lowerLetter"/>
+      <w:lvlText w:val="%8."/>
+      <w:lvlJc w:val="left"/>
+      <w:pPr>
+        <w:ind w:left="5760" w:hanging="360"/>
+      </w:pPr>
+    </w:lvl>
+    <w:lvl w:ilvl="8" w:tplc="0409001B" w:tentative="1">
+      <w:start w:val="1"/>
+      <w:numFmt w:val="lowerRoman"/>
+      <w:lvlText w:val="%9."/>
+      <w:lvlJc w:val="right"/>
+      <w:pPr>
+        <w:ind w:left="6480" w:hanging="180"/>
+      </w:pPr>
+    </w:lvl>
+  </w:abstractNum>
+  <w:abstractNum w:abstractNumId="18" w15:restartNumberingAfterBreak="0">
     <w:nsid w:val="7F55225D"/>
     <w:multiLevelType w:val="multilevel"/>
     <w:tmpl w:val="2734628A"/>
@@ -5665,52 +7209,61 @@
     </w:lvl>
   </w:abstractNum>
   <w:num w:numId="1" w16cid:durableId="379213197">
-    <w:abstractNumId w:val="7"/>
+    <w:abstractNumId w:val="9"/>
   </w:num>
   <w:num w:numId="2" w16cid:durableId="1715226273">
-    <w:abstractNumId w:val="15"/>
+    <w:abstractNumId w:val="18"/>
   </w:num>
   <w:num w:numId="3" w16cid:durableId="1421291498">
-    <w:abstractNumId w:val="12"/>
+    <w:abstractNumId w:val="14"/>
   </w:num>
   <w:num w:numId="4" w16cid:durableId="2063019439">
     <w:abstractNumId w:val="0"/>
   </w:num>
   <w:num w:numId="5" w16cid:durableId="1623539055">
+    <w:abstractNumId w:val="8"/>
+  </w:num>
+  <w:num w:numId="6" w16cid:durableId="1881933038">
+    <w:abstractNumId w:val="13"/>
+  </w:num>
+  <w:num w:numId="7" w16cid:durableId="286661505">
+    <w:abstractNumId w:val="11"/>
+  </w:num>
+  <w:num w:numId="8" w16cid:durableId="1882477211">
+    <w:abstractNumId w:val="12"/>
+  </w:num>
+  <w:num w:numId="9" w16cid:durableId="487674538">
+    <w:abstractNumId w:val="5"/>
+  </w:num>
+  <w:num w:numId="10" w16cid:durableId="1775057831">
+    <w:abstractNumId w:val="4"/>
+  </w:num>
+  <w:num w:numId="11" w16cid:durableId="1668554536">
+    <w:abstractNumId w:val="16"/>
+  </w:num>
+  <w:num w:numId="12" w16cid:durableId="1850021733">
     <w:abstractNumId w:val="6"/>
   </w:num>
-  <w:num w:numId="6" w16cid:durableId="1881933038">
-    <w:abstractNumId w:val="11"/>
+  <w:num w:numId="13" w16cid:durableId="1607231537">
+    <w:abstractNumId w:val="15"/>
   </w:num>
-  <w:num w:numId="7" w16cid:durableId="286661505">
-    <w:abstractNumId w:val="9"/>
+  <w:num w:numId="14" w16cid:durableId="812596739">
+    <w:abstractNumId w:val="7"/>
   </w:num>
-  <w:num w:numId="8" w16cid:durableId="1882477211">
+  <w:num w:numId="15" w16cid:durableId="447315745">
     <w:abstractNumId w:val="10"/>
   </w:num>
-  <w:num w:numId="9" w16cid:durableId="487674538">
+  <w:num w:numId="16" w16cid:durableId="749042463">
+    <w:abstractNumId w:val="2"/>
+  </w:num>
+  <w:num w:numId="17" w16cid:durableId="1771731743">
+    <w:abstractNumId w:val="1"/>
+  </w:num>
+  <w:num w:numId="18" w16cid:durableId="2069448115">
     <w:abstractNumId w:val="3"/>
   </w:num>
-  <w:num w:numId="10" w16cid:durableId="1775057831">
-    <w:abstractNumId w:val="2"/>
-  </w:num>
-  <w:num w:numId="11" w16cid:durableId="1668554536">
-    <w:abstractNumId w:val="14"/>
-  </w:num>
-  <w:num w:numId="12" w16cid:durableId="1850021733">
-    <w:abstractNumId w:val="4"/>
-  </w:num>
-  <w:num w:numId="13" w16cid:durableId="1607231537">
-    <w:abstractNumId w:val="13"/>
-  </w:num>
-  <w:num w:numId="14" w16cid:durableId="812596739">
-    <w:abstractNumId w:val="5"/>
-  </w:num>
-  <w:num w:numId="15" w16cid:durableId="447315745">
-    <w:abstractNumId w:val="8"/>
-  </w:num>
-  <w:num w:numId="16" w16cid:durableId="749042463">
-    <w:abstractNumId w:val="1"/>
+  <w:num w:numId="19" w16cid:durableId="659502747">
+    <w:abstractNumId w:val="17"/>
   </w:num>
 </w:numbering>
 </file>
@@ -6817,21 +8370,6 @@
 </file>
 
 <file path=customXml/item1.xml><?xml version="1.0" encoding="utf-8"?>
-<p:properties xmlns:p="http://schemas.microsoft.com/office/2006/metadata/properties" xmlns:xsi="http://www.w3.org/2001/XMLSchema-instance" xmlns:pc="http://schemas.microsoft.com/office/infopath/2007/PartnerControls">
-  <documentManagement/>
-</p:properties>
-</file>
-
-<file path=customXml/item2.xml><?xml version="1.0" encoding="utf-8"?>
-<?mso-contentType ?>
-<FormTemplates xmlns="http://schemas.microsoft.com/sharepoint/v3/contenttype/forms">
-  <Display>DocumentLibraryForm</Display>
-  <Edit>DocumentLibraryForm</Edit>
-  <New>DocumentLibraryForm</New>
-</FormTemplates>
-</file>
-
-<file path=customXml/item3.xml><?xml version="1.0" encoding="utf-8"?>
 <ct:contentTypeSchema xmlns:ct="http://schemas.microsoft.com/office/2006/metadata/contentType" xmlns:ma="http://schemas.microsoft.com/office/2006/metadata/properties/metaAttributes" ct:_="" ma:_="" ma:contentTypeName="Document" ma:contentTypeID="0x010100E1E2AEE6422D1B4480E7B3B63DBF7893" ma:contentTypeVersion="12" ma:contentTypeDescription="Create a new document." ma:contentTypeScope="" ma:versionID="7771be0b5356c4890d219dfb62d01cb9">
   <xsd:schema xmlns:xsd="http://www.w3.org/2001/XMLSchema" xmlns:xs="http://www.w3.org/2001/XMLSchema" xmlns:p="http://schemas.microsoft.com/office/2006/metadata/properties" xmlns:ns2="ad840e82-c1e2-4f62-98ea-f170fed6d9f0" xmlns:ns3="e9332686-6632-45c5-8292-529675b83208" targetNamespace="http://schemas.microsoft.com/office/2006/metadata/properties" ma:root="true" ma:fieldsID="d377feeb807a9dda45b9f6230ec2d604" ns2:_="" ns3:_="">
     <xsd:import namespace="ad840e82-c1e2-4f62-98ea-f170fed6d9f0"/>
@@ -7048,24 +8586,22 @@
 </ct:contentTypeSchema>
 </file>
 
-<file path=customXml/itemProps1.xml><?xml version="1.0" encoding="utf-8"?>
-<ds:datastoreItem xmlns:ds="http://schemas.openxmlformats.org/officeDocument/2006/customXml" ds:itemID="{6F6DFC47-F813-4586-A92E-F921BCC2C8CD}">
-  <ds:schemaRefs>
-    <ds:schemaRef ds:uri="http://schemas.microsoft.com/office/2006/metadata/properties"/>
-    <ds:schemaRef ds:uri="http://schemas.microsoft.com/office/infopath/2007/PartnerControls"/>
-  </ds:schemaRefs>
-</ds:datastoreItem>
+<file path=customXml/item2.xml><?xml version="1.0" encoding="utf-8"?>
+<p:properties xmlns:p="http://schemas.microsoft.com/office/2006/metadata/properties" xmlns:xsi="http://www.w3.org/2001/XMLSchema-instance" xmlns:pc="http://schemas.microsoft.com/office/infopath/2007/PartnerControls">
+  <documentManagement/>
+</p:properties>
 </file>
 
-<file path=customXml/itemProps2.xml><?xml version="1.0" encoding="utf-8"?>
-<ds:datastoreItem xmlns:ds="http://schemas.openxmlformats.org/officeDocument/2006/customXml" ds:itemID="{A080799D-B01C-4216-9B7C-7DA6FA8AF4E8}">
-  <ds:schemaRefs>
-    <ds:schemaRef ds:uri="http://schemas.microsoft.com/sharepoint/v3/contenttype/forms"/>
-  </ds:schemaRefs>
-</ds:datastoreItem>
+<file path=customXml/item3.xml><?xml version="1.0" encoding="utf-8"?>
+<?mso-contentType ?>
+<FormTemplates xmlns="http://schemas.microsoft.com/sharepoint/v3/contenttype/forms">
+  <Display>DocumentLibraryForm</Display>
+  <Edit>DocumentLibraryForm</Edit>
+  <New>DocumentLibraryForm</New>
+</FormTemplates>
 </file>
 
-<file path=customXml/itemProps3.xml><?xml version="1.0" encoding="utf-8"?>
+<file path=customXml/itemProps1.xml><?xml version="1.0" encoding="utf-8"?>
 <ds:datastoreItem xmlns:ds="http://schemas.openxmlformats.org/officeDocument/2006/customXml" ds:itemID="{26AC7263-3C58-4E36-A68C-46AB5D7DEE47}">
   <ds:schemaRefs>
     <ds:schemaRef ds:uri="http://schemas.microsoft.com/office/2006/metadata/contentType"/>
@@ -7082,4 +8618,21 @@
     <ds:schemaRef ds:uri="http://schemas.microsoft.com/internal/obd"/>
   </ds:schemaRefs>
 </ds:datastoreItem>
+</file>
+
+<file path=customXml/itemProps2.xml><?xml version="1.0" encoding="utf-8"?>
+<ds:datastoreItem xmlns:ds="http://schemas.openxmlformats.org/officeDocument/2006/customXml" ds:itemID="{6F6DFC47-F813-4586-A92E-F921BCC2C8CD}">
+  <ds:schemaRefs>
+    <ds:schemaRef ds:uri="http://schemas.microsoft.com/office/2006/metadata/properties"/>
+    <ds:schemaRef ds:uri="http://schemas.microsoft.com/office/infopath/2007/PartnerControls"/>
+  </ds:schemaRefs>
+</ds:datastoreItem>
+</file>
+
+<file path=customXml/itemProps3.xml><?xml version="1.0" encoding="utf-8"?>
+<ds:datastoreItem xmlns:ds="http://schemas.openxmlformats.org/officeDocument/2006/customXml" ds:itemID="{A080799D-B01C-4216-9B7C-7DA6FA8AF4E8}">
+  <ds:schemaRefs>
+    <ds:schemaRef ds:uri="http://schemas.microsoft.com/sharepoint/v3/contenttype/forms"/>
+  </ds:schemaRefs>
+</ds:datastoreItem>
 </file>